--- a/vizsgaremek_dokumentacio_makettoldal.docx
+++ b/vizsgaremek_dokumentacio_makettoldal.docx
@@ -1943,15 +1943,7 @@
         <w:pStyle w:val="NormlWeb"/>
       </w:pPr>
       <w:r>
-        <w:t xml:space="preserve">A rendszer célja a közösségépítés, a tapasztalatok megosztása és a kezdő, illetve haladó </w:t>
-      </w:r>
-      <w:proofErr w:type="spellStart"/>
-      <w:r>
-        <w:t>makettezők</w:t>
-      </w:r>
-      <w:proofErr w:type="spellEnd"/>
-      <w:r>
-        <w:t xml:space="preserve"> segítése a vásárlási és építési döntések meghozatalában. A fejlesztés során kiemelt szempont volt a reszponzív felület, a gyors keresési és szűrési lehetőségek, valamint a biztonságos adatkezelés.</w:t>
+        <w:t>A rendszer célja a közösségépítés, a tapasztalatok megosztása és a kezdő, illetve haladó makettezők segítése a vásárlási és építési döntések meghozatalában. A fejlesztés során kiemelt szempont volt a reszponzív felület, a gyors keresési és szűrési lehetőségek, valamint a biztonságos adatkezelés.</w:t>
       </w:r>
     </w:p>
     <w:p>
@@ -1996,15 +1988,7 @@
         <w:pStyle w:val="NormlWeb"/>
       </w:pPr>
       <w:r>
-        <w:t>Emellett fontos szerepet kapott a hibakeresés, a tesztelési módszerek alkalmazása, a verziókezelés (</w:t>
-      </w:r>
-      <w:proofErr w:type="spellStart"/>
-      <w:r>
-        <w:t>Git</w:t>
-      </w:r>
-      <w:proofErr w:type="spellEnd"/>
-      <w:r>
-        <w:t>), valamint a csapatmunka és a projektmenedzsment alapjai.</w:t>
+        <w:t>Emellett fontos szerepet kapott a hibakeresés, a tesztelési módszerek alkalmazása, a verziókezelés (Git), valamint a csapatmunka és a projektmenedzsment alapjai.</w:t>
       </w:r>
     </w:p>
     <w:p>
@@ -2058,87 +2042,31 @@
       <w:bookmarkStart w:id="7" w:name="_Toc473730746"/>
       <w:bookmarkStart w:id="8" w:name="_Toc85723177"/>
       <w:r>
-        <w:t xml:space="preserve">A projekt fejlesztése során több különböző szoftvert és eszközt használtunk. A programkód elkészítéséhez a Visual </w:t>
-      </w:r>
-      <w:proofErr w:type="spellStart"/>
-      <w:r>
-        <w:t>Studio</w:t>
-      </w:r>
-      <w:proofErr w:type="spellEnd"/>
-      <w:r>
-        <w:t xml:space="preserve"> </w:t>
-      </w:r>
-      <w:proofErr w:type="spellStart"/>
-      <w:r>
-        <w:t>Code</w:t>
-      </w:r>
-      <w:proofErr w:type="spellEnd"/>
-      <w:r>
-        <w:t xml:space="preserve"> fejlesztőkörnyezetet alkalmaztuk, amely lehetővé tette a frontend és backend részek hatékony szerkesztését és futtatását.</w:t>
-      </w:r>
-    </w:p>
-    <w:p>
-      <w:pPr>
-        <w:pStyle w:val="NormlWeb"/>
-      </w:pPr>
-      <w:r>
-        <w:t xml:space="preserve">A verziókezeléshez a </w:t>
-      </w:r>
-      <w:proofErr w:type="spellStart"/>
-      <w:r>
-        <w:t>Git</w:t>
-      </w:r>
-      <w:proofErr w:type="spellEnd"/>
-      <w:r>
-        <w:t xml:space="preserve"> rendszert használtuk, amely segített a közös munkában és a változtatások nyomon követésében. A feladatok szervezésére és a projekt előrehaladásának követésére </w:t>
-      </w:r>
-      <w:proofErr w:type="spellStart"/>
-      <w:r>
-        <w:t>Trello</w:t>
-      </w:r>
-      <w:proofErr w:type="spellEnd"/>
-      <w:r>
-        <w:t xml:space="preserve"> alkalmazást vettünk igénybe.</w:t>
-      </w:r>
-    </w:p>
-    <w:p>
-      <w:pPr>
-        <w:pStyle w:val="NormlWeb"/>
-      </w:pPr>
-      <w:r>
-        <w:t xml:space="preserve">Az adatbázis kezeléséhez MySQL vagy </w:t>
-      </w:r>
-      <w:proofErr w:type="spellStart"/>
-      <w:r>
-        <w:t>MariaDB</w:t>
-      </w:r>
-      <w:proofErr w:type="spellEnd"/>
-      <w:r>
-        <w:t xml:space="preserve"> rendszert, valamint </w:t>
-      </w:r>
-      <w:proofErr w:type="spellStart"/>
-      <w:r>
-        <w:t>phpMyAdmin</w:t>
-      </w:r>
-      <w:proofErr w:type="spellEnd"/>
-      <w:r>
-        <w:t xml:space="preserve"> felületet használtunk. A helyi fejlesztéshez XAMPP környezetet alkalmaztunk.</w:t>
-      </w:r>
-    </w:p>
-    <w:p>
-      <w:pPr>
-        <w:pStyle w:val="NormlWeb"/>
-      </w:pPr>
-      <w:r>
-        <w:t xml:space="preserve">A frontend és backend futtatásához Node.js és </w:t>
-      </w:r>
-      <w:proofErr w:type="spellStart"/>
-      <w:r>
-        <w:t>npm</w:t>
-      </w:r>
-      <w:proofErr w:type="spellEnd"/>
-      <w:r>
-        <w:t xml:space="preserve"> csomagkezelő került használatra, a felület teszteléséhez pedig különböző webböngészőket, például Google Chrome és Microsoft Edge programokat használtunk. A dokumentáció elkészítéséhez Microsoft Word és PowerPoint szoftvereket alkalmaztunk.</w:t>
+        <w:t>A projekt fejlesztése során több különböző szoftvert és eszközt használtunk. A programkód elkészítéséhez a Visual Studio Code fejlesztőkörnyezetet alkalmaztuk, amely lehetővé tette a frontend és backend részek hatékony szerkesztését és futtatását.</w:t>
+      </w:r>
+    </w:p>
+    <w:p>
+      <w:pPr>
+        <w:pStyle w:val="NormlWeb"/>
+      </w:pPr>
+      <w:r>
+        <w:t>A verziókezeléshez a Git rendszert használtuk, amely segített a közös munkában és a változtatások nyomon követésében. A feladatok szervezésére és a projekt előrehaladásának követésére Trello alkalmazást vettünk igénybe.</w:t>
+      </w:r>
+    </w:p>
+    <w:p>
+      <w:pPr>
+        <w:pStyle w:val="NormlWeb"/>
+      </w:pPr>
+      <w:r>
+        <w:t>Az adatbázis kezeléséhez MySQL vagy MariaDB rendszert, valamint phpMyAdmin felületet használtunk. A helyi fejlesztéshez XAMPP környezetet alkalmaztunk.</w:t>
+      </w:r>
+    </w:p>
+    <w:p>
+      <w:pPr>
+        <w:pStyle w:val="NormlWeb"/>
+      </w:pPr>
+      <w:r>
+        <w:t>A frontend és backend futtatásához Node.js és npm csomagkezelő került használatra, a felület teszteléséhez pedig különböző webböngészőket, például Google Chrome és Microsoft Edge programokat használtunk. A dokumentáció elkészítéséhez Microsoft Word és PowerPoint szoftvereket alkalmaztunk.</w:t>
       </w:r>
     </w:p>
     <w:p>
@@ -2254,15 +2182,7 @@
         <w:pStyle w:val="NormlWeb"/>
       </w:pPr>
       <w:r>
-        <w:t xml:space="preserve">A felület reszponzív kialakítású, tehát mobilon és számítógépen egyaránt kényelmesen használható. A fejlesztés során a fő szempont az egyszerű kezelhetőség, az információk gyors elérése és a közösségi élmény biztosítása volt. A program így ideális mind kezdő, mind tapasztalt </w:t>
-      </w:r>
-      <w:proofErr w:type="spellStart"/>
-      <w:r>
-        <w:t>makettezők</w:t>
-      </w:r>
-      <w:proofErr w:type="spellEnd"/>
-      <w:r>
-        <w:t xml:space="preserve"> számára, akik szeretnének tájékozódni, megosztani tapasztalataikat, és inspirációt gyűjteni új projektekhez.</w:t>
+        <w:t>A felület reszponzív kialakítású, tehát mobilon és számítógépen egyaránt kényelmesen használható. A fejlesztés során a fő szempont az egyszerű kezelhetőség, az információk gyors elérése és a közösségi élmény biztosítása volt. A program így ideális mind kezdő, mind tapasztalt makettezők számára, akik szeretnének tájékozódni, megosztani tapasztalataikat, és inspirációt gyűjteni új projektekhez.</w:t>
       </w:r>
     </w:p>
     <w:p>
@@ -2322,15 +2242,7 @@
         <w:pStyle w:val="NormlWeb"/>
       </w:pPr>
       <w:r>
-        <w:t xml:space="preserve">A MakettMester webalkalmazás tervezése során fontos szempont volt, hogy a rendszer a legtöbb átlagos számítógépen és mobil eszközön stabilan és gyorsan </w:t>
-      </w:r>
-      <w:proofErr w:type="spellStart"/>
-      <w:r>
-        <w:t>működjön</w:t>
-      </w:r>
-      <w:proofErr w:type="spellEnd"/>
-      <w:r>
-        <w:t>. A program nem igényel nagy számítási teljesítményt, mivel böngészőben fut, és a szerveroldali feldolgozást a backend végzi.</w:t>
+        <w:t>A MakettMester webalkalmazás tervezése során fontos szempont volt, hogy a rendszer a legtöbb átlagos számítógépen és mobil eszközön stabilan és gyorsan működjön. A program nem igényel nagy számítási teljesítményt, mivel böngészőben fut, és a szerveroldali feldolgozást a backend végzi.</w:t>
       </w:r>
     </w:p>
     <w:p>
@@ -2342,15 +2254,7 @@
       </w:r>
       <w:r>
         <w:br/>
-        <w:t xml:space="preserve">Processzor: legalább kétmagos, 1.8 </w:t>
-      </w:r>
-      <w:proofErr w:type="spellStart"/>
-      <w:r>
-        <w:t>GHz</w:t>
-      </w:r>
-      <w:proofErr w:type="spellEnd"/>
-      <w:r>
-        <w:t xml:space="preserve"> vagy ennél gyorsabb</w:t>
+        <w:t>Processzor: legalább kétmagos, 1.8 GHz vagy ennél gyorsabb</w:t>
       </w:r>
       <w:r>
         <w:br/>
@@ -2366,13 +2270,8 @@
       </w:r>
       <w:r>
         <w:br/>
-        <w:t xml:space="preserve">Internetkapcsolat: stabil, legalább 10 </w:t>
-      </w:r>
-      <w:proofErr w:type="spellStart"/>
-      <w:r>
-        <w:t>Mbps</w:t>
-      </w:r>
-      <w:proofErr w:type="spellEnd"/>
+        <w:t>Internetkapcsolat: stabil, legalább 10 Mbps</w:t>
+      </w:r>
     </w:p>
     <w:p>
       <w:pPr>
@@ -2383,13 +2282,8 @@
       </w:r>
       <w:r>
         <w:br/>
-        <w:t xml:space="preserve">Processzor: négy- vagy többmagos, legalább 2.5 </w:t>
-      </w:r>
-      <w:proofErr w:type="spellStart"/>
-      <w:r>
-        <w:t>GHz</w:t>
-      </w:r>
-      <w:proofErr w:type="spellEnd"/>
+        <w:t>Processzor: négy- vagy többmagos, legalább 2.5 GHz</w:t>
+      </w:r>
       <w:r>
         <w:br/>
         <w:t>Memória (RAM): 8 GB vagy több</w:t>
@@ -2400,15 +2294,7 @@
       </w:r>
       <w:r>
         <w:br/>
-        <w:t>Képernyőfelbontás: 1920×1080 (</w:t>
-      </w:r>
-      <w:proofErr w:type="spellStart"/>
-      <w:r>
-        <w:t>Full</w:t>
-      </w:r>
-      <w:proofErr w:type="spellEnd"/>
-      <w:r>
-        <w:t xml:space="preserve"> HD)</w:t>
+        <w:t>Képernyőfelbontás: 1920×1080 (Full HD)</w:t>
       </w:r>
       <w:r>
         <w:br/>
@@ -2521,21 +2407,8 @@
           <w:numId w:val="17"/>
         </w:numPr>
       </w:pPr>
-      <w:proofErr w:type="spellStart"/>
-      <w:r>
-        <w:t>macOS</w:t>
-      </w:r>
-      <w:proofErr w:type="spellEnd"/>
-      <w:r>
-        <w:t xml:space="preserve"> 10.13 (</w:t>
-      </w:r>
-      <w:proofErr w:type="spellStart"/>
-      <w:r>
-        <w:t>High</w:t>
-      </w:r>
-      <w:proofErr w:type="spellEnd"/>
-      <w:r>
-        <w:t xml:space="preserve"> Sierra) vagy újabb</w:t>
+      <w:r>
+        <w:t>macOS 10.13 (High Sierra) vagy újabb</w:t>
       </w:r>
     </w:p>
     <w:p>
@@ -2584,13 +2457,8 @@
           <w:bCs/>
         </w:rPr>
       </w:pPr>
-      <w:proofErr w:type="spellStart"/>
-      <w:r>
-        <w:t>npm</w:t>
-      </w:r>
-      <w:proofErr w:type="spellEnd"/>
-      <w:r>
-        <w:t xml:space="preserve"> csomagkezelő a projekt függőségeinek telepítéséhez és kezeléséhez.</w:t>
+      <w:r>
+        <w:t>npm csomagkezelő a projekt függőségeinek telepítéséhez és kezeléséhez.</w:t>
       </w:r>
     </w:p>
     <w:p>
@@ -2626,13 +2494,8 @@
           <w:bCs/>
         </w:rPr>
       </w:pPr>
-      <w:proofErr w:type="spellStart"/>
-      <w:r>
-        <w:t>PhpMyAdmin</w:t>
-      </w:r>
-      <w:proofErr w:type="spellEnd"/>
-      <w:r>
-        <w:t xml:space="preserve"> vagy más adatbáziskezelő felület az adatbázis létrehozásához és kezeléséhez.</w:t>
+      <w:r>
+        <w:t>PhpMyAdmin vagy más adatbáziskezelő felület az adatbázis létrehozásához és kezeléséhez.</w:t>
       </w:r>
     </w:p>
     <w:p>
@@ -2831,51 +2694,18 @@
         <w:t xml:space="preserve">Nyissa meg a </w:t>
       </w:r>
       <w:r>
-        <w:t>Makettoldal-main\Makettoldal\</w:t>
-      </w:r>
-      <w:proofErr w:type="spellStart"/>
-      <w:r>
-        <w:t>client</w:t>
-      </w:r>
-      <w:proofErr w:type="spellEnd"/>
+        <w:t>Makettoldal-main\Makettoldal\client</w:t>
+      </w:r>
       <w:r>
         <w:t xml:space="preserve"> </w:t>
       </w:r>
       <w:r>
-        <w:t xml:space="preserve">mappát egy terminálban vagy Visual </w:t>
-      </w:r>
-      <w:proofErr w:type="spellStart"/>
-      <w:r>
-        <w:t>Studio</w:t>
-      </w:r>
-      <w:proofErr w:type="spellEnd"/>
-      <w:r>
-        <w:t xml:space="preserve"> </w:t>
-      </w:r>
-      <w:proofErr w:type="spellStart"/>
-      <w:r>
-        <w:t>Code</w:t>
-      </w:r>
-      <w:proofErr w:type="spellEnd"/>
-      <w:r>
-        <w:t>-ban, majd futtassa a következő parancsot:</w:t>
+        <w:t>mappát egy terminálban vagy Visual Studio Code-ban, majd futtassa a következő parancsot:</w:t>
       </w:r>
       <w:r>
         <w:br/>
-      </w:r>
-      <w:proofErr w:type="spellStart"/>
-      <w:r>
-        <w:t>npm</w:t>
-      </w:r>
-      <w:proofErr w:type="spellEnd"/>
-      <w:r>
-        <w:t xml:space="preserve"> </w:t>
-      </w:r>
-      <w:proofErr w:type="spellStart"/>
-      <w:r>
-        <w:t>install</w:t>
-      </w:r>
-      <w:proofErr w:type="spellEnd"/>
+        <w:t>npm install</w:t>
+      </w:r>
       <w:r>
         <w:br/>
         <w:t>Ez telepíti a szükséges csomagokat.</w:t>
@@ -2894,20 +2724,7 @@
       </w:r>
       <w:r>
         <w:br/>
-        <w:t xml:space="preserve">A server mappában </w:t>
-      </w:r>
-      <w:proofErr w:type="gramStart"/>
-      <w:r>
-        <w:t>található .</w:t>
-      </w:r>
-      <w:proofErr w:type="spellStart"/>
-      <w:r>
-        <w:t>env</w:t>
-      </w:r>
-      <w:proofErr w:type="spellEnd"/>
-      <w:proofErr w:type="gramEnd"/>
-      <w:r>
-        <w:t xml:space="preserve"> fájlban adja meg az adatbázis eléréséhez szükséges adatokat (szerver, felhasználónév, jelszó, adatbázis neve, port).</w:t>
+        <w:t>A server mappában található .env fájlban adja meg az adatbázis eléréséhez szükséges adatokat (szerver, felhasználónév, jelszó, adatbázis neve, port).</w:t>
       </w:r>
     </w:p>
     <w:p>
@@ -2926,35 +2743,110 @@
         <w:t>A backend indításához futtassa:</w:t>
       </w:r>
       <w:r>
+        <w:t xml:space="preserve"> npm start</w:t>
+      </w:r>
+    </w:p>
+    <w:p>
+      <w:pPr>
+        <w:pStyle w:val="NormlWeb"/>
+        <w:ind w:left="720"/>
+      </w:pPr>
+      <w:r>
+        <w:drawing>
+          <wp:inline distT="0" distB="0" distL="0" distR="0" wp14:anchorId="705FCE5B" wp14:editId="6A0B263B">
+            <wp:extent cx="5543550" cy="445135"/>
+            <wp:effectExtent l="0" t="0" r="0" b="0"/>
+            <wp:docPr id="2" name="Kép 2"/>
+            <wp:cNvGraphicFramePr>
+              <a:graphicFrameLocks xmlns:a="http://schemas.openxmlformats.org/drawingml/2006/main" noChangeAspect="1"/>
+            </wp:cNvGraphicFramePr>
+            <a:graphic xmlns:a="http://schemas.openxmlformats.org/drawingml/2006/main">
+              <a:graphicData uri="http://schemas.openxmlformats.org/drawingml/2006/picture">
+                <pic:pic xmlns:pic="http://schemas.openxmlformats.org/drawingml/2006/picture">
+                  <pic:nvPicPr>
+                    <pic:cNvPr id="1" name=""/>
+                    <pic:cNvPicPr/>
+                  </pic:nvPicPr>
+                  <pic:blipFill>
+                    <a:blip r:embed="rId12"/>
+                    <a:stretch>
+                      <a:fillRect/>
+                    </a:stretch>
+                  </pic:blipFill>
+                  <pic:spPr>
+                    <a:xfrm>
+                      <a:off x="0" y="0"/>
+                      <a:ext cx="5543550" cy="445135"/>
+                    </a:xfrm>
+                    <a:prstGeom prst="rect">
+                      <a:avLst/>
+                    </a:prstGeom>
+                  </pic:spPr>
+                </pic:pic>
+              </a:graphicData>
+            </a:graphic>
+          </wp:inline>
+        </w:drawing>
+      </w:r>
+    </w:p>
+    <w:p>
+      <w:pPr>
+        <w:pStyle w:val="NormlWeb"/>
+        <w:ind w:left="720"/>
+      </w:pPr>
+    </w:p>
+    <w:p>
+      <w:pPr>
+        <w:pStyle w:val="NormlWeb"/>
+        <w:ind w:left="720"/>
+      </w:pPr>
+      <w:r>
+        <w:lastRenderedPageBreak/>
         <w:br/>
-      </w:r>
-      <w:proofErr w:type="spellStart"/>
-      <w:r>
-        <w:t>node</w:t>
-      </w:r>
-      <w:proofErr w:type="spellEnd"/>
-      <w:r>
-        <w:t xml:space="preserve"> </w:t>
-      </w:r>
-      <w:proofErr w:type="spellStart"/>
-      <w:r>
-        <w:t>src</w:t>
-      </w:r>
-      <w:proofErr w:type="spellEnd"/>
-      <w:r>
-        <w:t>/server.js</w:t>
-      </w:r>
-      <w:r>
-        <w:br/>
-        <w:t xml:space="preserve">Sikeres indítás esetén a szerver elérhető lesz a megadott </w:t>
-      </w:r>
-      <w:proofErr w:type="spellStart"/>
-      <w:r>
-        <w:t>porton</w:t>
-      </w:r>
-      <w:proofErr w:type="spellEnd"/>
-      <w:r>
-        <w:t>.</w:t>
+        <w:t>Sikeres indítás esetén a szerver elérhető lesz a megadott porton.</w:t>
+      </w:r>
+    </w:p>
+    <w:p>
+      <w:pPr>
+        <w:pStyle w:val="NormlWeb"/>
+        <w:ind w:left="720"/>
+      </w:pPr>
+      <w:r>
+        <w:drawing>
+          <wp:inline distT="0" distB="0" distL="0" distR="0" wp14:anchorId="3FBD15C0" wp14:editId="53F84CA7">
+            <wp:extent cx="3400900" cy="1428949"/>
+            <wp:effectExtent l="0" t="0" r="9525" b="0"/>
+            <wp:docPr id="3" name="Kép 3"/>
+            <wp:cNvGraphicFramePr>
+              <a:graphicFrameLocks xmlns:a="http://schemas.openxmlformats.org/drawingml/2006/main" noChangeAspect="1"/>
+            </wp:cNvGraphicFramePr>
+            <a:graphic xmlns:a="http://schemas.openxmlformats.org/drawingml/2006/main">
+              <a:graphicData uri="http://schemas.openxmlformats.org/drawingml/2006/picture">
+                <pic:pic xmlns:pic="http://schemas.openxmlformats.org/drawingml/2006/picture">
+                  <pic:nvPicPr>
+                    <pic:cNvPr id="1" name=""/>
+                    <pic:cNvPicPr/>
+                  </pic:nvPicPr>
+                  <pic:blipFill>
+                    <a:blip r:embed="rId13"/>
+                    <a:stretch>
+                      <a:fillRect/>
+                    </a:stretch>
+                  </pic:blipFill>
+                  <pic:spPr>
+                    <a:xfrm>
+                      <a:off x="0" y="0"/>
+                      <a:ext cx="3400900" cy="1428949"/>
+                    </a:xfrm>
+                    <a:prstGeom prst="rect">
+                      <a:avLst/>
+                    </a:prstGeom>
+                  </pic:spPr>
+                </pic:pic>
+              </a:graphicData>
+            </a:graphic>
+          </wp:inline>
+        </w:drawing>
       </w:r>
     </w:p>
     <w:p>
@@ -2970,32 +2862,12 @@
       </w:r>
       <w:r>
         <w:br/>
-        <w:t>Nyissa meg a Makettoldal/</w:t>
-      </w:r>
-      <w:proofErr w:type="spellStart"/>
-      <w:r>
-        <w:t>client</w:t>
-      </w:r>
-      <w:proofErr w:type="spellEnd"/>
-      <w:r>
-        <w:t xml:space="preserve"> mappát, majd futtassa:</w:t>
+        <w:t>Nyissa meg a Makettoldal/client mappát, majd futtassa:</w:t>
       </w:r>
       <w:r>
         <w:br/>
-      </w:r>
-      <w:proofErr w:type="spellStart"/>
-      <w:r>
-        <w:t>npm</w:t>
-      </w:r>
-      <w:proofErr w:type="spellEnd"/>
-      <w:r>
-        <w:t xml:space="preserve"> </w:t>
-      </w:r>
-      <w:proofErr w:type="spellStart"/>
-      <w:r>
-        <w:t>install</w:t>
-      </w:r>
-      <w:proofErr w:type="spellEnd"/>
+        <w:t>npm install</w:t>
+      </w:r>
     </w:p>
     <w:p>
       <w:pPr>
@@ -3013,64 +2885,126 @@
         <w:t>A frontend indításához futtassa:</w:t>
       </w:r>
       <w:r>
+        <w:t xml:space="preserve"> </w:t>
+      </w:r>
+      <w:r>
+        <w:t>npm run dev</w:t>
+      </w:r>
+    </w:p>
+    <w:p>
+      <w:pPr>
+        <w:pStyle w:val="NormlWeb"/>
+        <w:ind w:left="720"/>
+      </w:pPr>
+      <w:r>
+        <w:drawing>
+          <wp:inline distT="0" distB="0" distL="0" distR="0" wp14:anchorId="31871967" wp14:editId="59A16BCF">
+            <wp:extent cx="5543550" cy="337820"/>
+            <wp:effectExtent l="0" t="0" r="0" b="5080"/>
+            <wp:docPr id="4" name="Kép 4"/>
+            <wp:cNvGraphicFramePr>
+              <a:graphicFrameLocks xmlns:a="http://schemas.openxmlformats.org/drawingml/2006/main" noChangeAspect="1"/>
+            </wp:cNvGraphicFramePr>
+            <a:graphic xmlns:a="http://schemas.openxmlformats.org/drawingml/2006/main">
+              <a:graphicData uri="http://schemas.openxmlformats.org/drawingml/2006/picture">
+                <pic:pic xmlns:pic="http://schemas.openxmlformats.org/drawingml/2006/picture">
+                  <pic:nvPicPr>
+                    <pic:cNvPr id="1" name=""/>
+                    <pic:cNvPicPr/>
+                  </pic:nvPicPr>
+                  <pic:blipFill>
+                    <a:blip r:embed="rId14"/>
+                    <a:stretch>
+                      <a:fillRect/>
+                    </a:stretch>
+                  </pic:blipFill>
+                  <pic:spPr>
+                    <a:xfrm>
+                      <a:off x="0" y="0"/>
+                      <a:ext cx="5543550" cy="337820"/>
+                    </a:xfrm>
+                    <a:prstGeom prst="rect">
+                      <a:avLst/>
+                    </a:prstGeom>
+                  </pic:spPr>
+                </pic:pic>
+              </a:graphicData>
+            </a:graphic>
+          </wp:inline>
+        </w:drawing>
+      </w:r>
+      <w:r>
         <w:br/>
       </w:r>
-      <w:proofErr w:type="spellStart"/>
-      <w:r>
-        <w:t>npm</w:t>
-      </w:r>
-      <w:proofErr w:type="spellEnd"/>
-      <w:r>
-        <w:t xml:space="preserve"> </w:t>
-      </w:r>
-      <w:proofErr w:type="spellStart"/>
-      <w:r>
-        <w:t>run</w:t>
-      </w:r>
-      <w:proofErr w:type="spellEnd"/>
-      <w:r>
-        <w:t xml:space="preserve"> </w:t>
-      </w:r>
-      <w:proofErr w:type="spellStart"/>
-      <w:r>
-        <w:t>dev</w:t>
-      </w:r>
-      <w:proofErr w:type="spellEnd"/>
-      <w:r>
-        <w:br/>
-      </w:r>
-      <w:r>
-        <w:lastRenderedPageBreak/>
-        <w:t>A rendszer ezután automatikusan megnyílik a böngészőben (például http://localhost:5173 címen).</w:t>
-      </w:r>
-    </w:p>
-    <w:p>
-      <w:pPr>
-        <w:pStyle w:val="NormlWeb"/>
-      </w:pPr>
-      <w:r>
-        <w:t xml:space="preserve">Hiba esetén ellenőrizze, hogy az adatbázis fut-e, </w:t>
-      </w:r>
-      <w:proofErr w:type="gramStart"/>
-      <w:r>
-        <w:t>a .</w:t>
-      </w:r>
-      <w:proofErr w:type="spellStart"/>
-      <w:r>
-        <w:t>env</w:t>
-      </w:r>
-      <w:proofErr w:type="spellEnd"/>
-      <w:proofErr w:type="gramEnd"/>
-      <w:r>
-        <w:t xml:space="preserve"> fájl helyes-e, valamint a Node.js és </w:t>
-      </w:r>
-      <w:proofErr w:type="spellStart"/>
-      <w:r>
-        <w:t>npm</w:t>
-      </w:r>
-      <w:proofErr w:type="spellEnd"/>
-      <w:r>
-        <w:t xml:space="preserve"> megfelelően telepítve van-e.</w:t>
+      <w:r>
+        <w:t xml:space="preserve">Ezután a böngészőbe a </w:t>
+      </w:r>
+      <w:hyperlink r:id="rId15" w:history="1">
+        <w:r>
+          <w:rPr>
+            <w:rStyle w:val="Hiperhivatkozs"/>
+          </w:rPr>
+          <w:t>http://localhost:5173/</w:t>
+        </w:r>
+      </w:hyperlink>
+      <w:r>
+        <w:t xml:space="preserve"> címen lehet megtalálni az oldalt.</w:t>
+      </w:r>
+    </w:p>
+    <w:p>
+      <w:pPr>
+        <w:pStyle w:val="NormlWeb"/>
+        <w:ind w:left="720"/>
+      </w:pPr>
+      <w:r>
+        <w:drawing>
+          <wp:inline distT="0" distB="0" distL="0" distR="0" wp14:anchorId="2F79B5F2" wp14:editId="750A92DC">
+            <wp:extent cx="5543550" cy="1935480"/>
+            <wp:effectExtent l="0" t="0" r="0" b="7620"/>
+            <wp:docPr id="5" name="Kép 5"/>
+            <wp:cNvGraphicFramePr>
+              <a:graphicFrameLocks xmlns:a="http://schemas.openxmlformats.org/drawingml/2006/main" noChangeAspect="1"/>
+            </wp:cNvGraphicFramePr>
+            <a:graphic xmlns:a="http://schemas.openxmlformats.org/drawingml/2006/main">
+              <a:graphicData uri="http://schemas.openxmlformats.org/drawingml/2006/picture">
+                <pic:pic xmlns:pic="http://schemas.openxmlformats.org/drawingml/2006/picture">
+                  <pic:nvPicPr>
+                    <pic:cNvPr id="1" name=""/>
+                    <pic:cNvPicPr/>
+                  </pic:nvPicPr>
+                  <pic:blipFill>
+                    <a:blip r:embed="rId16"/>
+                    <a:stretch>
+                      <a:fillRect/>
+                    </a:stretch>
+                  </pic:blipFill>
+                  <pic:spPr>
+                    <a:xfrm>
+                      <a:off x="0" y="0"/>
+                      <a:ext cx="5543550" cy="1935480"/>
+                    </a:xfrm>
+                    <a:prstGeom prst="rect">
+                      <a:avLst/>
+                    </a:prstGeom>
+                  </pic:spPr>
+                </pic:pic>
+              </a:graphicData>
+            </a:graphic>
+          </wp:inline>
+        </w:drawing>
+      </w:r>
+    </w:p>
+    <w:p>
+      <w:pPr>
+        <w:pStyle w:val="NormlWeb"/>
+      </w:pPr>
+    </w:p>
+    <w:p>
+      <w:pPr>
+        <w:pStyle w:val="NormlWeb"/>
+      </w:pPr>
+      <w:r>
+        <w:t>Hiba esetén ellenőrizze, hogy az adatbázis fut-e, a .env fájl helyes-e, valamint a Node.js és npm megfelelően telepítve van-e.</w:t>
       </w:r>
     </w:p>
     <w:p>
@@ -3095,6 +3029,7 @@
       </w:pPr>
       <w:bookmarkStart w:id="15" w:name="_Toc85723183"/>
       <w:r>
+        <w:lastRenderedPageBreak/>
         <w:t>A program használatának a részletes leírása</w:t>
       </w:r>
       <w:bookmarkEnd w:id="15"/>
@@ -3113,32 +3048,15 @@
         <w:pStyle w:val="NormlWeb"/>
       </w:pPr>
       <w:r>
-        <w:t xml:space="preserve">A </w:t>
-      </w:r>
-      <w:proofErr w:type="spellStart"/>
-      <w:r>
-        <w:t>MakettMester</w:t>
-      </w:r>
-      <w:proofErr w:type="spellEnd"/>
-      <w:r>
-        <w:t xml:space="preserve"> weboldal használatához a felhasználónak egy internetkapcsolattal rendelkező számítógépre vagy mobil eszközre, valamint egy modern webböngészőre van szüksége. A rendszer reszponzív kialakítású, így különböző képernyőméreteken is megfelelően működik.</w:t>
-      </w:r>
-    </w:p>
-    <w:p>
-      <w:pPr>
-        <w:pStyle w:val="NormlWeb"/>
-      </w:pPr>
-      <w:r>
-        <w:t>Az oldal megnyitásához a felhasználó indítsa el a kívánt webböngészőt (például Google Chrome, Microsoft Edge vagy Firefox), majd a címsorba írja be a weboldal elérési címét</w:t>
-      </w:r>
-      <w:r>
-        <w:t xml:space="preserve"> </w:t>
-      </w:r>
-      <w:r>
-        <w:t>http://localhost:5173. Az Enter billentyű megnyomása után a főoldal betöltődik</w:t>
-      </w:r>
-      <w:r>
-        <w:t>.</w:t>
+        <w:t>A MakettMester weboldal használatához a felhasználónak egy internetkapcsolattal rendelkező számítógépre vagy mobil eszközre, valamint egy modern webböngészőre van szüksége. A rendszer reszponzív kialakítású, így különböző képernyőméreteken is megfelelően működik.</w:t>
+      </w:r>
+    </w:p>
+    <w:p>
+      <w:pPr>
+        <w:pStyle w:val="NormlWeb"/>
+      </w:pPr>
+      <w:r>
+        <w:t>Az oldal megnyitásához a felhasználó indítsa el a kívánt webböngészőt (például Google Chrome, Microsoft Edge vagy Firefox), majd a címsorba írja be a weboldal elérési címét http://localhost:5173. Az Enter billentyű megnyomása után a főoldal betöltődik.</w:t>
       </w:r>
     </w:p>
     <w:p>
@@ -3243,7 +3161,6 @@
           <w:rStyle w:val="Kiemels2"/>
           <w:rFonts w:eastAsiaTheme="majorEastAsia"/>
         </w:rPr>
-        <w:lastRenderedPageBreak/>
         <w:t>[Ide kerül egy képernyőkép a főoldalról]</w:t>
       </w:r>
     </w:p>
@@ -3281,6 +3198,7 @@
         </w:numPr>
       </w:pPr>
       <w:r>
+        <w:lastRenderedPageBreak/>
         <w:t>Kattintson a „Regisztráció” gombra.</w:t>
       </w:r>
     </w:p>
@@ -3403,7 +3321,6 @@
         <w:pStyle w:val="Cmsor2"/>
       </w:pPr>
       <w:r>
-        <w:lastRenderedPageBreak/>
         <w:t>Makettek böngészése</w:t>
       </w:r>
     </w:p>
@@ -3481,6 +3398,7 @@
         <w:pStyle w:val="Cmsor2"/>
       </w:pPr>
       <w:r>
+        <w:lastRenderedPageBreak/>
         <w:t>Keresés makettek között</w:t>
       </w:r>
     </w:p>
@@ -3592,7 +3510,6 @@
         <w:pStyle w:val="Cmsor2"/>
       </w:pPr>
       <w:r>
-        <w:lastRenderedPageBreak/>
         <w:t>Vélemény írása és értékelés</w:t>
       </w:r>
     </w:p>
@@ -3678,6 +3595,7 @@
         <w:pStyle w:val="Cmsor2"/>
       </w:pPr>
       <w:r>
+        <w:lastRenderedPageBreak/>
         <w:t>Vélemény módosítása</w:t>
       </w:r>
     </w:p>
@@ -3761,7 +3679,6 @@
         <w:pStyle w:val="NormlWeb"/>
       </w:pPr>
       <w:r>
-        <w:lastRenderedPageBreak/>
         <w:t>A profilkép módosításához kattintson a „Profilkép módosítása” gombra, majd válasszon ki egy képet a számítógépéről.</w:t>
       </w:r>
     </w:p>
@@ -3787,15 +3704,7 @@
         <w:pStyle w:val="NormlWeb"/>
       </w:pPr>
       <w:r>
-        <w:t xml:space="preserve">Az </w:t>
-      </w:r>
-      <w:proofErr w:type="spellStart"/>
-      <w:r>
-        <w:t>admin</w:t>
-      </w:r>
-      <w:proofErr w:type="spellEnd"/>
-      <w:r>
-        <w:t xml:space="preserve"> felületen lehetőség van:</w:t>
+        <w:t>Az admin felületen lehetőség van:</w:t>
       </w:r>
     </w:p>
     <w:p>
@@ -3819,6 +3728,7 @@
         </w:numPr>
       </w:pPr>
       <w:r>
+        <w:lastRenderedPageBreak/>
         <w:t>Makett adatainak módosítására</w:t>
       </w:r>
     </w:p>
@@ -4064,23 +3974,7 @@
         </w:numPr>
       </w:pPr>
       <w:r>
-        <w:t xml:space="preserve">Visual </w:t>
-      </w:r>
-      <w:proofErr w:type="spellStart"/>
-      <w:r>
-        <w:t>Studio</w:t>
-      </w:r>
-      <w:proofErr w:type="spellEnd"/>
-      <w:r>
-        <w:t xml:space="preserve"> </w:t>
-      </w:r>
-      <w:proofErr w:type="spellStart"/>
-      <w:r>
-        <w:t>Code</w:t>
-      </w:r>
-      <w:proofErr w:type="spellEnd"/>
-      <w:r>
-        <w:t xml:space="preserve"> fejlesztőkörnyezet</w:t>
+        <w:t>Visual Studio Code fejlesztőkörnyezet</w:t>
       </w:r>
     </w:p>
     <w:p>
@@ -4092,15 +3986,7 @@
         </w:numPr>
       </w:pPr>
       <w:r>
-        <w:t>Node.js csomagkezelő (</w:t>
-      </w:r>
-      <w:proofErr w:type="spellStart"/>
-      <w:r>
-        <w:t>npm</w:t>
-      </w:r>
-      <w:proofErr w:type="spellEnd"/>
-      <w:r>
-        <w:t>)</w:t>
+        <w:t>Node.js csomagkezelő (npm)</w:t>
       </w:r>
     </w:p>
     <w:p>
@@ -4111,13 +3997,8 @@
           <w:numId w:val="29"/>
         </w:numPr>
       </w:pPr>
-      <w:proofErr w:type="spellStart"/>
-      <w:r>
-        <w:t>phpMyAdmin</w:t>
-      </w:r>
-      <w:proofErr w:type="spellEnd"/>
-      <w:r>
-        <w:t xml:space="preserve"> adatbáziskezelő felület</w:t>
+      <w:r>
+        <w:t>phpMyAdmin adatbáziskezelő felület</w:t>
       </w:r>
     </w:p>
     <w:p>
@@ -4128,13 +4009,8 @@
           <w:numId w:val="29"/>
         </w:numPr>
       </w:pPr>
-      <w:proofErr w:type="spellStart"/>
-      <w:r>
-        <w:t>Git</w:t>
-      </w:r>
-      <w:proofErr w:type="spellEnd"/>
-      <w:r>
-        <w:t xml:space="preserve"> verziókezelő rendszer</w:t>
+      <w:r>
+        <w:t>Git verziókezelő rendszer</w:t>
       </w:r>
     </w:p>
     <w:p>
@@ -4204,155 +4080,27 @@
         <w:pStyle w:val="NormlWeb"/>
       </w:pPr>
       <w:r>
-        <w:t>- Felhasználó (</w:t>
-      </w:r>
-      <w:proofErr w:type="spellStart"/>
-      <w:r>
-        <w:t>felhasználó_id</w:t>
-      </w:r>
-      <w:proofErr w:type="spellEnd"/>
-      <w:r>
-        <w:t xml:space="preserve">, név, email, jelszó, </w:t>
-      </w:r>
-      <w:proofErr w:type="spellStart"/>
-      <w:r>
-        <w:t>regisztráció_dátuma</w:t>
-      </w:r>
-      <w:proofErr w:type="spellEnd"/>
-      <w:r>
-        <w:t>)</w:t>
+        <w:t>- Felhasználó (felhasználó_id, név, email, jelszó, regisztráció_dátuma)</w:t>
       </w:r>
       <w:r>
         <w:br/>
-        <w:t>- Makett (</w:t>
-      </w:r>
-      <w:proofErr w:type="spellStart"/>
-      <w:r>
-        <w:t>makett_id</w:t>
-      </w:r>
-      <w:proofErr w:type="spellEnd"/>
-      <w:r>
-        <w:t xml:space="preserve">, név, gyártó, kategória, leírás, </w:t>
-      </w:r>
-      <w:proofErr w:type="spellStart"/>
-      <w:r>
-        <w:t>kép_url</w:t>
-      </w:r>
-      <w:proofErr w:type="spellEnd"/>
-      <w:r>
-        <w:t>)</w:t>
+        <w:t>- Makett (makett_id, név, gyártó, kategória, leírás, kép_url)</w:t>
       </w:r>
       <w:r>
         <w:br/>
-        <w:t>- Vélemény (</w:t>
-      </w:r>
-      <w:proofErr w:type="spellStart"/>
-      <w:r>
-        <w:t>vélemény_id</w:t>
-      </w:r>
-      <w:proofErr w:type="spellEnd"/>
-      <w:r>
-        <w:t xml:space="preserve">, </w:t>
-      </w:r>
-      <w:proofErr w:type="spellStart"/>
-      <w:r>
-        <w:t>felhasználó_id</w:t>
-      </w:r>
-      <w:proofErr w:type="spellEnd"/>
-      <w:r>
-        <w:t xml:space="preserve">, </w:t>
-      </w:r>
-      <w:proofErr w:type="spellStart"/>
-      <w:r>
-        <w:t>makett_id</w:t>
-      </w:r>
-      <w:proofErr w:type="spellEnd"/>
-      <w:r>
-        <w:t>, szöveg, értékelés, dátum)</w:t>
+        <w:t>- Vélemény (vélemény_id, felhasználó_id, makett_id, szöveg, értékelés, dátum)</w:t>
       </w:r>
       <w:r>
         <w:br/>
-        <w:t>- Kedvencek (</w:t>
-      </w:r>
-      <w:proofErr w:type="spellStart"/>
-      <w:r>
-        <w:t>felhasználó_id</w:t>
-      </w:r>
-      <w:proofErr w:type="spellEnd"/>
-      <w:r>
-        <w:t xml:space="preserve">, </w:t>
-      </w:r>
-      <w:proofErr w:type="spellStart"/>
-      <w:r>
-        <w:t>makett_id</w:t>
-      </w:r>
-      <w:proofErr w:type="spellEnd"/>
-      <w:r>
-        <w:t>)</w:t>
+        <w:t>- Kedvencek (felhasználó_id, makett_id)</w:t>
       </w:r>
       <w:r>
         <w:br/>
-        <w:t>- Fórum (</w:t>
-      </w:r>
-      <w:proofErr w:type="spellStart"/>
-      <w:r>
-        <w:t>fórum_id</w:t>
-      </w:r>
-      <w:proofErr w:type="spellEnd"/>
-      <w:r>
-        <w:t xml:space="preserve">, cím, leírás, </w:t>
-      </w:r>
-      <w:proofErr w:type="spellStart"/>
-      <w:r>
-        <w:t>létrehozás_dátuma</w:t>
-      </w:r>
-      <w:proofErr w:type="spellEnd"/>
-      <w:r>
-        <w:t xml:space="preserve">, </w:t>
-      </w:r>
-      <w:proofErr w:type="spellStart"/>
-      <w:r>
-        <w:t>felhasználó_id</w:t>
-      </w:r>
-      <w:proofErr w:type="spellEnd"/>
-      <w:r>
-        <w:t>)</w:t>
+        <w:t>- Fórum (fórum_id, cím, leírás, létrehozás_dátuma, felhasználó_id)</w:t>
       </w:r>
       <w:r>
         <w:br/>
-        <w:t xml:space="preserve">- </w:t>
-      </w:r>
-      <w:proofErr w:type="spellStart"/>
-      <w:r>
-        <w:t>FórumHozzászólás</w:t>
-      </w:r>
-      <w:proofErr w:type="spellEnd"/>
-      <w:r>
-        <w:t xml:space="preserve"> (</w:t>
-      </w:r>
-      <w:proofErr w:type="spellStart"/>
-      <w:r>
-        <w:t>hozzászólás_id</w:t>
-      </w:r>
-      <w:proofErr w:type="spellEnd"/>
-      <w:r>
-        <w:t xml:space="preserve">, </w:t>
-      </w:r>
-      <w:proofErr w:type="spellStart"/>
-      <w:r>
-        <w:t>fórum_id</w:t>
-      </w:r>
-      <w:proofErr w:type="spellEnd"/>
-      <w:r>
-        <w:t xml:space="preserve">, </w:t>
-      </w:r>
-      <w:proofErr w:type="spellStart"/>
-      <w:r>
-        <w:t>felhasználó_id</w:t>
-      </w:r>
-      <w:proofErr w:type="spellEnd"/>
-      <w:r>
-        <w:t>, szöveg, dátum)</w:t>
+        <w:t>- FórumHozzászólás (hozzászólás_id, fórum_id, felhasználó_id, szöveg, dátum)</w:t>
       </w:r>
     </w:p>
     <w:p>
@@ -4395,25 +4143,7 @@
         <w:t xml:space="preserve">A program lényeges függvényeinek, az osztályok metódusainak a specifikációja (mit valósít meg az adott függvény, illetve metódus, milyen paraméterei vannak, mi a visszatérési érték) </w:t>
       </w:r>
       <w:r>
-        <w:t> Az algoritmizálható részek leírása valamilyen algoritmus-leíró eszközzel (</w:t>
-      </w:r>
-      <w:proofErr w:type="spellStart"/>
-      <w:proofErr w:type="gramStart"/>
-      <w:r>
-        <w:t>struktogram</w:t>
-      </w:r>
-      <w:proofErr w:type="spellEnd"/>
-      <w:r>
-        <w:t xml:space="preserve">,  </w:t>
-      </w:r>
-      <w:proofErr w:type="spellStart"/>
-      <w:r>
-        <w:t>pszeudo</w:t>
-      </w:r>
-      <w:proofErr w:type="spellEnd"/>
-      <w:proofErr w:type="gramEnd"/>
-      <w:r>
-        <w:t xml:space="preserve">-kód, esetleg UML aktivitás-diagram) Ajánlott terjedelem: a feladat jellegétől függően 2-5 oldal. 5. Forráskód </w:t>
+        <w:t xml:space="preserve"> Az algoritmizálható részek leírása valamilyen algoritmus-leíró eszközzel (struktogram,  pszeudo-kód, esetleg UML aktivitás-diagram) Ajánlott terjedelem: a feladat jellegétől függően 2-5 oldal. 5. Forráskód </w:t>
       </w:r>
       <w:r>
         <w:t xml:space="preserve"> A teljes forráskódot a nyomtatott dokumentációba nem kell beletenni! </w:t>
@@ -4630,7 +4360,7 @@
       <w:bookmarkEnd w:id="26"/>
     </w:p>
     <w:p>
-      <w:hyperlink r:id="rId12" w:history="1">
+      <w:hyperlink r:id="rId17" w:history="1">
         <w:r>
           <w:rPr>
             <w:rStyle w:val="Hiperhivatkozs"/>
@@ -4640,7 +4370,7 @@
       </w:hyperlink>
     </w:p>
     <w:p>
-      <w:hyperlink r:id="rId13" w:history="1">
+      <w:hyperlink r:id="rId18" w:history="1">
         <w:r>
           <w:rPr>
             <w:rStyle w:val="Hiperhivatkozs"/>
@@ -4650,7 +4380,7 @@
       </w:hyperlink>
     </w:p>
     <w:p>
-      <w:hyperlink r:id="rId14" w:history="1">
+      <w:hyperlink r:id="rId19" w:history="1">
         <w:r>
           <w:rPr>
             <w:rStyle w:val="Hiperhivatkozs"/>
@@ -4660,7 +4390,7 @@
       </w:hyperlink>
     </w:p>
     <w:p>
-      <w:hyperlink r:id="rId15" w:history="1">
+      <w:hyperlink r:id="rId20" w:history="1">
         <w:r>
           <w:rPr>
             <w:rStyle w:val="Hiperhivatkozs"/>
@@ -4670,7 +4400,7 @@
       </w:hyperlink>
     </w:p>
     <w:p>
-      <w:hyperlink r:id="rId16" w:history="1">
+      <w:hyperlink r:id="rId21" w:history="1">
         <w:r>
           <w:rPr>
             <w:rStyle w:val="Hiperhivatkozs"/>
@@ -4680,7 +4410,7 @@
       </w:hyperlink>
     </w:p>
     <w:p>
-      <w:hyperlink r:id="rId17" w:history="1">
+      <w:hyperlink r:id="rId22" w:history="1">
         <w:r>
           <w:rPr>
             <w:rStyle w:val="Hiperhivatkozs"/>
@@ -4690,7 +4420,7 @@
       </w:hyperlink>
     </w:p>
     <w:p>
-      <w:hyperlink r:id="rId18" w:history="1">
+      <w:hyperlink r:id="rId23" w:history="1">
         <w:r>
           <w:rPr>
             <w:rStyle w:val="Hiperhivatkozs"/>
@@ -4700,7 +4430,7 @@
       </w:hyperlink>
     </w:p>
     <w:p>
-      <w:hyperlink r:id="rId19" w:history="1">
+      <w:hyperlink r:id="rId24" w:history="1">
         <w:r>
           <w:rPr>
             <w:rStyle w:val="Hiperhivatkozs"/>
@@ -4710,7 +4440,7 @@
       </w:hyperlink>
     </w:p>
     <w:p>
-      <w:hyperlink r:id="rId20" w:history="1">
+      <w:hyperlink r:id="rId25" w:history="1">
         <w:r>
           <w:rPr>
             <w:rStyle w:val="Hiperhivatkozs"/>
@@ -4817,10 +4547,10 @@
       </w:r>
     </w:p>
     <w:sectPr>
-      <w:headerReference w:type="default" r:id="rId21"/>
-      <w:footerReference w:type="default" r:id="rId22"/>
-      <w:headerReference w:type="first" r:id="rId23"/>
-      <w:footerReference w:type="first" r:id="rId24"/>
+      <w:headerReference w:type="default" r:id="rId26"/>
+      <w:footerReference w:type="default" r:id="rId27"/>
+      <w:headerReference w:type="first" r:id="rId28"/>
+      <w:footerReference w:type="first" r:id="rId29"/>
       <w:pgSz w:w="11906" w:h="16838"/>
       <w:pgMar w:top="1418" w:right="1418" w:bottom="1418" w:left="1418" w:header="709" w:footer="709" w:gutter="340"/>
       <w:cols w:space="708"/>
@@ -4862,14 +4592,27 @@
     <w:pPr>
       <w:pStyle w:val="llb"/>
     </w:pPr>
-    <w:fldSimple w:instr=" DATE   \* MERGEFORMAT ">
-      <w:r>
-        <w:rPr>
-          <w:noProof/>
-        </w:rPr>
-        <w:t>2026. 02. 19.</w:t>
-      </w:r>
-    </w:fldSimple>
+    <w:r>
+      <w:fldChar w:fldCharType="begin"/>
+    </w:r>
+    <w:r>
+      <w:instrText xml:space="preserve"> DATE   \* MERGEFORMAT </w:instrText>
+    </w:r>
+    <w:r>
+      <w:fldChar w:fldCharType="separate"/>
+    </w:r>
+    <w:r>
+      <w:rPr>
+        <w:noProof/>
+      </w:rPr>
+      <w:t>2026. 02. 25.</w:t>
+    </w:r>
+    <w:r>
+      <w:rPr>
+        <w:noProof/>
+      </w:rPr>
+      <w:fldChar w:fldCharType="end"/>
+    </w:r>
     <w:r>
       <w:tab/>
     </w:r>
@@ -9211,7 +8954,7 @@
         <w:ind w:left="720" w:hanging="360"/>
       </w:pPr>
     </w:lvl>
-    <w:lvl w:ilvl="1" w:tentative="1">
+    <w:lvl w:ilvl="1">
       <w:start w:val="1"/>
       <w:numFmt w:val="decimal"/>
       <w:lvlText w:val="%2."/>
@@ -11022,25 +10765,16 @@
 </file>
 
 <file path=customXml/item1.xml><?xml version="1.0" encoding="utf-8"?>
-<b:Sources xmlns:b="http://schemas.openxmlformats.org/officeDocument/2006/bibliography" xmlns="http://schemas.openxmlformats.org/officeDocument/2006/bibliography" SelectedStyle="\APA.XSL" StyleName="APA"/>
-</file>
-
-<file path=customXml/item2.xml><?xml version="1.0" encoding="utf-8"?>
 <p:properties xmlns:p="http://schemas.microsoft.com/office/2006/metadata/properties" xmlns:xsi="http://www.w3.org/2001/XMLSchema-instance" xmlns:pc="http://schemas.microsoft.com/office/infopath/2007/PartnerControls">
   <documentManagement/>
 </p:properties>
 </file>
 
-<file path=customXml/item3.xml><?xml version="1.0" encoding="utf-8"?>
-<?mso-contentType ?>
-<FormTemplates xmlns="http://schemas.microsoft.com/sharepoint/v3/contenttype/forms">
-  <Display>DocumentLibraryForm</Display>
-  <Edit>DocumentLibraryForm</Edit>
-  <New>DocumentLibraryForm</New>
-</FormTemplates>
+<file path=customXml/item2.xml><?xml version="1.0" encoding="utf-8"?>
+<b:Sources xmlns:b="http://schemas.openxmlformats.org/officeDocument/2006/bibliography" xmlns="http://schemas.openxmlformats.org/officeDocument/2006/bibliography" SelectedStyle="\APA.XSL" StyleName="APA"/>
 </file>
 
-<file path=customXml/item4.xml><?xml version="1.0" encoding="utf-8"?>
+<file path=customXml/item3.xml><?xml version="1.0" encoding="utf-8"?>
 <ct:contentTypeSchema xmlns:ct="http://schemas.microsoft.com/office/2006/metadata/contentType" xmlns:ma="http://schemas.microsoft.com/office/2006/metadata/properties/metaAttributes" ct:_="" ma:_="" ma:contentTypeName="Dokumentum" ma:contentTypeID="0x0101004AD40832F052A44985CF0BB7E4CC5CE6" ma:contentTypeVersion="3" ma:contentTypeDescription="Új dokumentum létrehozása." ma:contentTypeScope="" ma:versionID="4f645cc22e4e8a025bd08f7a284c6328">
   <xsd:schema xmlns:xsd="http://www.w3.org/2001/XMLSchema" xmlns:xs="http://www.w3.org/2001/XMLSchema" xmlns:p="http://schemas.microsoft.com/office/2006/metadata/properties" xmlns:ns2="61fcff8d-3f70-4849-8ae2-5fe1b28dc513" targetNamespace="http://schemas.microsoft.com/office/2006/metadata/properties" ma:root="true" ma:fieldsID="ce15b709a1860217d3b77958b410e9d8" ns2:_="">
     <xsd:import namespace="61fcff8d-3f70-4849-8ae2-5fe1b28dc513"/>
@@ -11178,15 +10912,16 @@
 </ct:contentTypeSchema>
 </file>
 
-<file path=customXml/itemProps1.xml><?xml version="1.0" encoding="utf-8"?>
-<ds:datastoreItem xmlns:ds="http://schemas.openxmlformats.org/officeDocument/2006/customXml" ds:itemID="{31D8A198-B5FD-41D1-8F98-20D226CAF475}">
-  <ds:schemaRefs>
-    <ds:schemaRef ds:uri="http://schemas.openxmlformats.org/officeDocument/2006/bibliography"/>
-  </ds:schemaRefs>
-</ds:datastoreItem>
+<file path=customXml/item4.xml><?xml version="1.0" encoding="utf-8"?>
+<?mso-contentType ?>
+<FormTemplates xmlns="http://schemas.microsoft.com/sharepoint/v3/contenttype/forms">
+  <Display>DocumentLibraryForm</Display>
+  <Edit>DocumentLibraryForm</Edit>
+  <New>DocumentLibraryForm</New>
+</FormTemplates>
 </file>
 
-<file path=customXml/itemProps2.xml><?xml version="1.0" encoding="utf-8"?>
+<file path=customXml/itemProps1.xml><?xml version="1.0" encoding="utf-8"?>
 <ds:datastoreItem xmlns:ds="http://schemas.openxmlformats.org/officeDocument/2006/customXml" ds:itemID="{4683CF39-CBC1-469A-88EA-F31417A0D119}">
   <ds:schemaRefs>
     <ds:schemaRef ds:uri="http://schemas.microsoft.com/office/2006/metadata/properties"/>
@@ -11195,15 +10930,15 @@
 </ds:datastoreItem>
 </file>
 
-<file path=customXml/itemProps3.xml><?xml version="1.0" encoding="utf-8"?>
-<ds:datastoreItem xmlns:ds="http://schemas.openxmlformats.org/officeDocument/2006/customXml" ds:itemID="{49E9CE2F-4863-430F-A73B-CD3063AB172E}">
+<file path=customXml/itemProps2.xml><?xml version="1.0" encoding="utf-8"?>
+<ds:datastoreItem xmlns:ds="http://schemas.openxmlformats.org/officeDocument/2006/customXml" ds:itemID="{31D8A198-B5FD-41D1-8F98-20D226CAF475}">
   <ds:schemaRefs>
-    <ds:schemaRef ds:uri="http://schemas.microsoft.com/sharepoint/v3/contenttype/forms"/>
+    <ds:schemaRef ds:uri="http://schemas.openxmlformats.org/officeDocument/2006/bibliography"/>
   </ds:schemaRefs>
 </ds:datastoreItem>
 </file>
 
-<file path=customXml/itemProps4.xml><?xml version="1.0" encoding="utf-8"?>
+<file path=customXml/itemProps3.xml><?xml version="1.0" encoding="utf-8"?>
 <ds:datastoreItem xmlns:ds="http://schemas.openxmlformats.org/officeDocument/2006/customXml" ds:itemID="{14969299-495B-4585-A759-CF6FCF6243D8}">
   <ds:schemaRefs>
     <ds:schemaRef ds:uri="http://schemas.microsoft.com/office/2006/metadata/contentType"/>
@@ -11219,4 +10954,12 @@
     <ds:schemaRef ds:uri="http://schemas.microsoft.com/internal/obd"/>
   </ds:schemaRefs>
 </ds:datastoreItem>
+</file>
+
+<file path=customXml/itemProps4.xml><?xml version="1.0" encoding="utf-8"?>
+<ds:datastoreItem xmlns:ds="http://schemas.openxmlformats.org/officeDocument/2006/customXml" ds:itemID="{49E9CE2F-4863-430F-A73B-CD3063AB172E}">
+  <ds:schemaRefs>
+    <ds:schemaRef ds:uri="http://schemas.microsoft.com/sharepoint/v3/contenttype/forms"/>
+  </ds:schemaRefs>
+</ds:datastoreItem>
 </file>
--- a/vizsgaremek_dokumentacio_makettoldal.docx
+++ b/vizsgaremek_dokumentacio_makettoldal.docx
@@ -114,7 +114,15 @@
       </w:pPr>
       <w:r>
         <w:tab/>
-        <w:t xml:space="preserve">                                                                Hohn Márton</w:t>
+        <w:t xml:space="preserve">                                                                </w:t>
+      </w:r>
+      <w:proofErr w:type="spellStart"/>
+      <w:r>
+        <w:t>Hohn</w:t>
+      </w:r>
+      <w:proofErr w:type="spellEnd"/>
+      <w:r>
+        <w:t xml:space="preserve"> Márton</w:t>
       </w:r>
     </w:p>
     <w:p>
@@ -1943,7 +1951,15 @@
         <w:pStyle w:val="NormlWeb"/>
       </w:pPr>
       <w:r>
-        <w:t>A rendszer célja a közösségépítés, a tapasztalatok megosztása és a kezdő, illetve haladó makettezők segítése a vásárlási és építési döntések meghozatalában. A fejlesztés során kiemelt szempont volt a reszponzív felület, a gyors keresési és szűrési lehetőségek, valamint a biztonságos adatkezelés.</w:t>
+        <w:t xml:space="preserve">A rendszer célja a közösségépítés, a tapasztalatok megosztása és a kezdő, illetve haladó </w:t>
+      </w:r>
+      <w:proofErr w:type="spellStart"/>
+      <w:r>
+        <w:t>makettezők</w:t>
+      </w:r>
+      <w:proofErr w:type="spellEnd"/>
+      <w:r>
+        <w:t xml:space="preserve"> segítése a vásárlási és építési döntések meghozatalában. A fejlesztés során kiemelt szempont volt a reszponzív felület, a gyors keresési és szűrési lehetőségek, valamint a biztonságos adatkezelés.</w:t>
       </w:r>
     </w:p>
     <w:p>
@@ -1980,15 +1996,31 @@
         <w:pStyle w:val="NormlWeb"/>
       </w:pPr>
       <w:r>
-        <w:t>Alkalmaztuk a webfejlesztési technológiákat, mint a HTML, CSS és JavaScript, valamint a React keretrendszert a modern, dinamikus felhasználói felület létrehozásához. A backend oldalon Node.js és Express segítségével valósítottuk meg az üzleti logikát és az adatbázis-kezelést.</w:t>
-      </w:r>
-    </w:p>
-    <w:p>
-      <w:pPr>
-        <w:pStyle w:val="NormlWeb"/>
-      </w:pPr>
-      <w:r>
-        <w:t>Emellett fontos szerepet kapott a hibakeresés, a tesztelési módszerek alkalmazása, a verziókezelés (Git), valamint a csapatmunka és a projektmenedzsment alapjai.</w:t>
+        <w:t xml:space="preserve">Alkalmaztuk a webfejlesztési technológiákat, mint a HTML, CSS és JavaScript, valamint a </w:t>
+      </w:r>
+      <w:proofErr w:type="spellStart"/>
+      <w:r>
+        <w:t>React</w:t>
+      </w:r>
+      <w:proofErr w:type="spellEnd"/>
+      <w:r>
+        <w:t xml:space="preserve"> keretrendszert a modern, dinamikus felhasználói felület létrehozásához. A backend oldalon Node.js és Express segítségével valósítottuk meg az üzleti logikát és az adatbázis-kezelést.</w:t>
+      </w:r>
+    </w:p>
+    <w:p>
+      <w:pPr>
+        <w:pStyle w:val="NormlWeb"/>
+      </w:pPr>
+      <w:r>
+        <w:t>Emellett fontos szerepet kapott a hibakeresés, a tesztelési módszerek alkalmazása, a verziókezelés (</w:t>
+      </w:r>
+      <w:proofErr w:type="spellStart"/>
+      <w:r>
+        <w:t>Git</w:t>
+      </w:r>
+      <w:proofErr w:type="spellEnd"/>
+      <w:r>
+        <w:t>), valamint a csapatmunka és a projektmenedzsment alapjai.</w:t>
       </w:r>
     </w:p>
     <w:p>
@@ -2042,31 +2074,95 @@
       <w:bookmarkStart w:id="7" w:name="_Toc473730746"/>
       <w:bookmarkStart w:id="8" w:name="_Toc85723177"/>
       <w:r>
-        <w:t>A projekt fejlesztése során több különböző szoftvert és eszközt használtunk. A programkód elkészítéséhez a Visual Studio Code fejlesztőkörnyezetet alkalmaztuk, amely lehetővé tette a frontend és backend részek hatékony szerkesztését és futtatását.</w:t>
-      </w:r>
-    </w:p>
-    <w:p>
-      <w:pPr>
-        <w:pStyle w:val="NormlWeb"/>
-      </w:pPr>
-      <w:r>
-        <w:t>A verziókezeléshez a Git rendszert használtuk, amely segített a közös munkában és a változtatások nyomon követésében. A feladatok szervezésére és a projekt előrehaladásának követésére Trello alkalmazást vettünk igénybe.</w:t>
-      </w:r>
-    </w:p>
-    <w:p>
-      <w:pPr>
-        <w:pStyle w:val="NormlWeb"/>
-      </w:pPr>
-      <w:r>
-        <w:t>Az adatbázis kezeléséhez MySQL vagy MariaDB rendszert, valamint phpMyAdmin felületet használtunk. A helyi fejlesztéshez XAMPP környezetet alkalmaztunk.</w:t>
-      </w:r>
-    </w:p>
-    <w:p>
-      <w:pPr>
-        <w:pStyle w:val="NormlWeb"/>
-      </w:pPr>
-      <w:r>
-        <w:t>A frontend és backend futtatásához Node.js és npm csomagkezelő került használatra, a felület teszteléséhez pedig különböző webböngészőket, például Google Chrome és Microsoft Edge programokat használtunk. A dokumentáció elkészítéséhez Microsoft Word és PowerPoint szoftvereket alkalmaztunk.</w:t>
+        <w:t xml:space="preserve">A projekt fejlesztése során több különböző szoftvert és eszközt használtunk. A programkód elkészítéséhez a Visual </w:t>
+      </w:r>
+      <w:proofErr w:type="spellStart"/>
+      <w:r>
+        <w:t>Studio</w:t>
+      </w:r>
+      <w:proofErr w:type="spellEnd"/>
+      <w:r>
+        <w:t xml:space="preserve"> </w:t>
+      </w:r>
+      <w:proofErr w:type="spellStart"/>
+      <w:r>
+        <w:t>Code</w:t>
+      </w:r>
+      <w:proofErr w:type="spellEnd"/>
+      <w:r>
+        <w:t xml:space="preserve"> fejlesztőkörnyezetet alkalmaztuk, amely lehetővé tette a frontend és backend részek hatékony szerkesztését és futtatását.</w:t>
+      </w:r>
+    </w:p>
+    <w:p>
+      <w:pPr>
+        <w:pStyle w:val="NormlWeb"/>
+      </w:pPr>
+      <w:r>
+        <w:t xml:space="preserve">A verziókezeléshez a </w:t>
+      </w:r>
+      <w:proofErr w:type="spellStart"/>
+      <w:r>
+        <w:t>Git</w:t>
+      </w:r>
+      <w:proofErr w:type="spellEnd"/>
+      <w:r>
+        <w:t xml:space="preserve"> rendszert használtuk, amely segített a közös munkában és a változtatások nyomon követésében. A feladatok szervezésére és a projekt előrehaladásának követésére </w:t>
+      </w:r>
+      <w:proofErr w:type="spellStart"/>
+      <w:r>
+        <w:t>Trello</w:t>
+      </w:r>
+      <w:proofErr w:type="spellEnd"/>
+      <w:r>
+        <w:t xml:space="preserve"> alkalmazást vettünk igénybe.</w:t>
+      </w:r>
+    </w:p>
+    <w:p>
+      <w:pPr>
+        <w:pStyle w:val="NormlWeb"/>
+      </w:pPr>
+      <w:r>
+        <w:t xml:space="preserve">Az adatbázis kezeléséhez </w:t>
+      </w:r>
+      <w:proofErr w:type="spellStart"/>
+      <w:r>
+        <w:t>MySQL</w:t>
+      </w:r>
+      <w:proofErr w:type="spellEnd"/>
+      <w:r>
+        <w:t xml:space="preserve"> vagy </w:t>
+      </w:r>
+      <w:proofErr w:type="spellStart"/>
+      <w:r>
+        <w:t>MariaDB</w:t>
+      </w:r>
+      <w:proofErr w:type="spellEnd"/>
+      <w:r>
+        <w:t xml:space="preserve"> rendszert, valamint </w:t>
+      </w:r>
+      <w:proofErr w:type="spellStart"/>
+      <w:r>
+        <w:t>phpMyAdmin</w:t>
+      </w:r>
+      <w:proofErr w:type="spellEnd"/>
+      <w:r>
+        <w:t xml:space="preserve"> felületet használtunk. A helyi fejlesztéshez XAMPP környezetet alkalmaztunk.</w:t>
+      </w:r>
+    </w:p>
+    <w:p>
+      <w:pPr>
+        <w:pStyle w:val="NormlWeb"/>
+      </w:pPr>
+      <w:r>
+        <w:t xml:space="preserve">A frontend és backend futtatásához Node.js és </w:t>
+      </w:r>
+      <w:proofErr w:type="spellStart"/>
+      <w:r>
+        <w:t>npm</w:t>
+      </w:r>
+      <w:proofErr w:type="spellEnd"/>
+      <w:r>
+        <w:t xml:space="preserve"> csomagkezelő került használatra, a felület teszteléséhez pedig különböző webböngészőket, például Google Chrome és Microsoft Edge programokat használtunk. A dokumentáció elkészítéséhez Microsoft Word és PowerPoint szoftvereket alkalmaztunk.</w:t>
       </w:r>
     </w:p>
     <w:p>
@@ -2182,7 +2278,15 @@
         <w:pStyle w:val="NormlWeb"/>
       </w:pPr>
       <w:r>
-        <w:t>A felület reszponzív kialakítású, tehát mobilon és számítógépen egyaránt kényelmesen használható. A fejlesztés során a fő szempont az egyszerű kezelhetőség, az információk gyors elérése és a közösségi élmény biztosítása volt. A program így ideális mind kezdő, mind tapasztalt makettezők számára, akik szeretnének tájékozódni, megosztani tapasztalataikat, és inspirációt gyűjteni új projektekhez.</w:t>
+        <w:t xml:space="preserve">A felület reszponzív kialakítású, tehát mobilon és számítógépen egyaránt kényelmesen használható. A fejlesztés során a fő szempont az egyszerű kezelhetőség, az információk gyors elérése és a közösségi élmény biztosítása volt. A program így ideális mind kezdő, mind tapasztalt </w:t>
+      </w:r>
+      <w:proofErr w:type="spellStart"/>
+      <w:r>
+        <w:t>makettezők</w:t>
+      </w:r>
+      <w:proofErr w:type="spellEnd"/>
+      <w:r>
+        <w:t xml:space="preserve"> számára, akik szeretnének tájékozódni, megosztani tapasztalataikat, és inspirációt gyűjteni új projektekhez.</w:t>
       </w:r>
     </w:p>
     <w:p>
@@ -2242,7 +2346,15 @@
         <w:pStyle w:val="NormlWeb"/>
       </w:pPr>
       <w:r>
-        <w:t>A MakettMester webalkalmazás tervezése során fontos szempont volt, hogy a rendszer a legtöbb átlagos számítógépen és mobil eszközön stabilan és gyorsan működjön. A program nem igényel nagy számítási teljesítményt, mivel böngészőben fut, és a szerveroldali feldolgozást a backend végzi.</w:t>
+        <w:t xml:space="preserve">A MakettMester webalkalmazás tervezése során fontos szempont volt, hogy a rendszer a legtöbb átlagos számítógépen és mobil eszközön stabilan és gyorsan </w:t>
+      </w:r>
+      <w:proofErr w:type="spellStart"/>
+      <w:r>
+        <w:t>működjön</w:t>
+      </w:r>
+      <w:proofErr w:type="spellEnd"/>
+      <w:r>
+        <w:t>. A program nem igényel nagy számítási teljesítményt, mivel böngészőben fut, és a szerveroldali feldolgozást a backend végzi.</w:t>
       </w:r>
     </w:p>
     <w:p>
@@ -2254,7 +2366,15 @@
       </w:r>
       <w:r>
         <w:br/>
-        <w:t>Processzor: legalább kétmagos, 1.8 GHz vagy ennél gyorsabb</w:t>
+        <w:t xml:space="preserve">Processzor: legalább kétmagos, 1.8 </w:t>
+      </w:r>
+      <w:proofErr w:type="spellStart"/>
+      <w:r>
+        <w:t>GHz</w:t>
+      </w:r>
+      <w:proofErr w:type="spellEnd"/>
+      <w:r>
+        <w:t xml:space="preserve"> vagy ennél gyorsabb</w:t>
       </w:r>
       <w:r>
         <w:br/>
@@ -2270,8 +2390,13 @@
       </w:r>
       <w:r>
         <w:br/>
-        <w:t>Internetkapcsolat: stabil, legalább 10 Mbps</w:t>
-      </w:r>
+        <w:t xml:space="preserve">Internetkapcsolat: stabil, legalább 10 </w:t>
+      </w:r>
+      <w:proofErr w:type="spellStart"/>
+      <w:r>
+        <w:t>Mbps</w:t>
+      </w:r>
+      <w:proofErr w:type="spellEnd"/>
     </w:p>
     <w:p>
       <w:pPr>
@@ -2282,8 +2407,13 @@
       </w:r>
       <w:r>
         <w:br/>
-        <w:t>Processzor: négy- vagy többmagos, legalább 2.5 GHz</w:t>
-      </w:r>
+        <w:t xml:space="preserve">Processzor: négy- vagy többmagos, legalább 2.5 </w:t>
+      </w:r>
+      <w:proofErr w:type="spellStart"/>
+      <w:r>
+        <w:t>GHz</w:t>
+      </w:r>
+      <w:proofErr w:type="spellEnd"/>
       <w:r>
         <w:br/>
         <w:t>Memória (RAM): 8 GB vagy több</w:t>
@@ -2294,7 +2424,15 @@
       </w:r>
       <w:r>
         <w:br/>
-        <w:t>Képernyőfelbontás: 1920×1080 (Full HD)</w:t>
+        <w:t>Képernyőfelbontás: 1920×1080 (</w:t>
+      </w:r>
+      <w:proofErr w:type="spellStart"/>
+      <w:r>
+        <w:t>Full</w:t>
+      </w:r>
+      <w:proofErr w:type="spellEnd"/>
+      <w:r>
+        <w:t xml:space="preserve"> HD)</w:t>
       </w:r>
       <w:r>
         <w:br/>
@@ -2407,8 +2545,21 @@
           <w:numId w:val="17"/>
         </w:numPr>
       </w:pPr>
-      <w:r>
-        <w:t>macOS 10.13 (High Sierra) vagy újabb</w:t>
+      <w:proofErr w:type="spellStart"/>
+      <w:r>
+        <w:t>macOS</w:t>
+      </w:r>
+      <w:proofErr w:type="spellEnd"/>
+      <w:r>
+        <w:t xml:space="preserve"> 10.13 (</w:t>
+      </w:r>
+      <w:proofErr w:type="spellStart"/>
+      <w:r>
+        <w:t>High</w:t>
+      </w:r>
+      <w:proofErr w:type="spellEnd"/>
+      <w:r>
+        <w:t xml:space="preserve"> Sierra) vagy újabb</w:t>
       </w:r>
     </w:p>
     <w:p>
@@ -2457,8 +2608,13 @@
           <w:bCs/>
         </w:rPr>
       </w:pPr>
-      <w:r>
-        <w:t>npm csomagkezelő a projekt függőségeinek telepítéséhez és kezeléséhez.</w:t>
+      <w:proofErr w:type="spellStart"/>
+      <w:r>
+        <w:t>npm</w:t>
+      </w:r>
+      <w:proofErr w:type="spellEnd"/>
+      <w:r>
+        <w:t xml:space="preserve"> csomagkezelő a projekt függőségeinek telepítéséhez és kezeléséhez.</w:t>
       </w:r>
     </w:p>
     <w:p>
@@ -2474,8 +2630,21 @@
           <w:bCs/>
         </w:rPr>
       </w:pPr>
-      <w:r>
-        <w:t>MySQL vagy MariaDB adatbázis-kezelő rendszer az adatok tárolásához.</w:t>
+      <w:proofErr w:type="spellStart"/>
+      <w:r>
+        <w:t>MySQL</w:t>
+      </w:r>
+      <w:proofErr w:type="spellEnd"/>
+      <w:r>
+        <w:t xml:space="preserve"> vagy </w:t>
+      </w:r>
+      <w:proofErr w:type="spellStart"/>
+      <w:r>
+        <w:t>MariaDB</w:t>
+      </w:r>
+      <w:proofErr w:type="spellEnd"/>
+      <w:r>
+        <w:t xml:space="preserve"> adatbázis-kezelő rendszer az adatok tárolásához.</w:t>
       </w:r>
       <w:r>
         <w:br/>
@@ -2494,8 +2663,13 @@
           <w:bCs/>
         </w:rPr>
       </w:pPr>
-      <w:r>
-        <w:t>PhpMyAdmin vagy más adatbáziskezelő felület az adatbázis létrehozásához és kezeléséhez.</w:t>
+      <w:proofErr w:type="spellStart"/>
+      <w:r>
+        <w:t>PhpMyAdmin</w:t>
+      </w:r>
+      <w:proofErr w:type="spellEnd"/>
+      <w:r>
+        <w:t xml:space="preserve"> vagy más adatbáziskezelő felület az adatbázis létrehozásához és kezeléséhez.</w:t>
       </w:r>
     </w:p>
     <w:p>
@@ -2576,7 +2750,47 @@
         <w:pStyle w:val="NormlWeb"/>
       </w:pPr>
       <w:r>
-        <w:t>A MakettMester webalkalmazás két fő részből áll: frontend (React + Vite) és backend (Node.js + Express), valamint MySQL vagy MariaDB adatbázist használ. A rendszer fejlesztői környezetben, localhoston futtatható.</w:t>
+        <w:t>A MakettMester webalkalmazás két fő részből áll: frontend (</w:t>
+      </w:r>
+      <w:proofErr w:type="spellStart"/>
+      <w:r>
+        <w:t>React</w:t>
+      </w:r>
+      <w:proofErr w:type="spellEnd"/>
+      <w:r>
+        <w:t xml:space="preserve"> + </w:t>
+      </w:r>
+      <w:proofErr w:type="spellStart"/>
+      <w:r>
+        <w:t>Vite</w:t>
+      </w:r>
+      <w:proofErr w:type="spellEnd"/>
+      <w:r>
+        <w:t xml:space="preserve">) és backend (Node.js + Express), valamint </w:t>
+      </w:r>
+      <w:proofErr w:type="spellStart"/>
+      <w:r>
+        <w:t>MySQL</w:t>
+      </w:r>
+      <w:proofErr w:type="spellEnd"/>
+      <w:r>
+        <w:t xml:space="preserve"> vagy </w:t>
+      </w:r>
+      <w:proofErr w:type="spellStart"/>
+      <w:r>
+        <w:t>MariaDB</w:t>
+      </w:r>
+      <w:proofErr w:type="spellEnd"/>
+      <w:r>
+        <w:t xml:space="preserve"> adatbázist használ. A rendszer fejlesztői környezetben, </w:t>
+      </w:r>
+      <w:proofErr w:type="spellStart"/>
+      <w:r>
+        <w:t>localhoston</w:t>
+      </w:r>
+      <w:proofErr w:type="spellEnd"/>
+      <w:r>
+        <w:t xml:space="preserve"> futtatható.</w:t>
       </w:r>
     </w:p>
     <w:p>
@@ -2616,7 +2830,23 @@
       </w:r>
       <w:r>
         <w:br/>
-        <w:t xml:space="preserve">Indítsa el a MySQL vagy MariaDB szervert (például XAMPP segítségével). Hozzon létre egy új </w:t>
+        <w:t xml:space="preserve">Indítsa el a </w:t>
+      </w:r>
+      <w:proofErr w:type="spellStart"/>
+      <w:r>
+        <w:t>MySQL</w:t>
+      </w:r>
+      <w:proofErr w:type="spellEnd"/>
+      <w:r>
+        <w:t xml:space="preserve"> vagy </w:t>
+      </w:r>
+      <w:proofErr w:type="spellStart"/>
+      <w:r>
+        <w:t>MariaDB</w:t>
+      </w:r>
+      <w:proofErr w:type="spellEnd"/>
+      <w:r>
+        <w:t xml:space="preserve"> szervert (például XAMPP segítségével). Hozzon létre egy új </w:t>
       </w:r>
       <w:r>
         <w:t xml:space="preserve">adatbázist, aminek a neve </w:t>
@@ -2694,18 +2924,51 @@
         <w:t xml:space="preserve">Nyissa meg a </w:t>
       </w:r>
       <w:r>
-        <w:t>Makettoldal-main\Makettoldal\client</w:t>
-      </w:r>
+        <w:t>Makettoldal-main\Makettoldal\</w:t>
+      </w:r>
+      <w:proofErr w:type="spellStart"/>
+      <w:r>
+        <w:t>client</w:t>
+      </w:r>
+      <w:proofErr w:type="spellEnd"/>
       <w:r>
         <w:t xml:space="preserve"> </w:t>
       </w:r>
       <w:r>
-        <w:t>mappát egy terminálban vagy Visual Studio Code-ban, majd futtassa a következő parancsot:</w:t>
+        <w:t xml:space="preserve">mappát egy terminálban vagy Visual </w:t>
+      </w:r>
+      <w:proofErr w:type="spellStart"/>
+      <w:r>
+        <w:t>Studio</w:t>
+      </w:r>
+      <w:proofErr w:type="spellEnd"/>
+      <w:r>
+        <w:t xml:space="preserve"> </w:t>
+      </w:r>
+      <w:proofErr w:type="spellStart"/>
+      <w:r>
+        <w:t>Code</w:t>
+      </w:r>
+      <w:proofErr w:type="spellEnd"/>
+      <w:r>
+        <w:t>-ban, majd futtassa a következő parancsot:</w:t>
       </w:r>
       <w:r>
         <w:br/>
-        <w:t>npm install</w:t>
-      </w:r>
+      </w:r>
+      <w:proofErr w:type="spellStart"/>
+      <w:r>
+        <w:t>npm</w:t>
+      </w:r>
+      <w:proofErr w:type="spellEnd"/>
+      <w:r>
+        <w:t xml:space="preserve"> </w:t>
+      </w:r>
+      <w:proofErr w:type="spellStart"/>
+      <w:r>
+        <w:t>install</w:t>
+      </w:r>
+      <w:proofErr w:type="spellEnd"/>
       <w:r>
         <w:br/>
         <w:t>Ez telepíti a szükséges csomagokat.</w:t>
@@ -2724,7 +2987,20 @@
       </w:r>
       <w:r>
         <w:br/>
-        <w:t>A server mappában található .env fájlban adja meg az adatbázis eléréséhez szükséges adatokat (szerver, felhasználónév, jelszó, adatbázis neve, port).</w:t>
+        <w:t xml:space="preserve">A server mappában </w:t>
+      </w:r>
+      <w:proofErr w:type="gramStart"/>
+      <w:r>
+        <w:t>található .</w:t>
+      </w:r>
+      <w:proofErr w:type="spellStart"/>
+      <w:r>
+        <w:t>env</w:t>
+      </w:r>
+      <w:proofErr w:type="spellEnd"/>
+      <w:proofErr w:type="gramEnd"/>
+      <w:r>
+        <w:t xml:space="preserve"> fájlban adja meg az adatbázis eléréséhez szükséges adatokat (szerver, felhasználónév, jelszó, adatbázis neve, port).</w:t>
       </w:r>
     </w:p>
     <w:p>
@@ -2743,7 +3019,15 @@
         <w:t>A backend indításához futtassa:</w:t>
       </w:r>
       <w:r>
-        <w:t xml:space="preserve"> npm start</w:t>
+        <w:t xml:space="preserve"> </w:t>
+      </w:r>
+      <w:proofErr w:type="spellStart"/>
+      <w:r>
+        <w:t>npm</w:t>
+      </w:r>
+      <w:proofErr w:type="spellEnd"/>
+      <w:r>
+        <w:t xml:space="preserve"> start</w:t>
       </w:r>
     </w:p>
     <w:p>
@@ -2752,6 +3036,9 @@
         <w:ind w:left="720"/>
       </w:pPr>
       <w:r>
+        <w:rPr>
+          <w:noProof/>
+        </w:rPr>
         <w:drawing>
           <wp:inline distT="0" distB="0" distL="0" distR="0" wp14:anchorId="705FCE5B" wp14:editId="6A0B263B">
             <wp:extent cx="5543550" cy="445135"/>
@@ -2803,7 +3090,15 @@
       <w:r>
         <w:lastRenderedPageBreak/>
         <w:br/>
-        <w:t>Sikeres indítás esetén a szerver elérhető lesz a megadott porton.</w:t>
+        <w:t xml:space="preserve">Sikeres indítás esetén a szerver elérhető lesz a megadott </w:t>
+      </w:r>
+      <w:proofErr w:type="spellStart"/>
+      <w:r>
+        <w:t>porton</w:t>
+      </w:r>
+      <w:proofErr w:type="spellEnd"/>
+      <w:r>
+        <w:t>.</w:t>
       </w:r>
     </w:p>
     <w:p>
@@ -2812,6 +3107,9 @@
         <w:ind w:left="720"/>
       </w:pPr>
       <w:r>
+        <w:rPr>
+          <w:noProof/>
+        </w:rPr>
         <w:drawing>
           <wp:inline distT="0" distB="0" distL="0" distR="0" wp14:anchorId="3FBD15C0" wp14:editId="53F84CA7">
             <wp:extent cx="3400900" cy="1428949"/>
@@ -2862,12 +3160,32 @@
       </w:r>
       <w:r>
         <w:br/>
-        <w:t>Nyissa meg a Makettoldal/client mappát, majd futtassa:</w:t>
+        <w:t>Nyissa meg a Makettoldal/</w:t>
+      </w:r>
+      <w:proofErr w:type="spellStart"/>
+      <w:r>
+        <w:t>client</w:t>
+      </w:r>
+      <w:proofErr w:type="spellEnd"/>
+      <w:r>
+        <w:t xml:space="preserve"> mappát, majd futtassa:</w:t>
       </w:r>
       <w:r>
         <w:br/>
-        <w:t>npm install</w:t>
-      </w:r>
+      </w:r>
+      <w:proofErr w:type="spellStart"/>
+      <w:r>
+        <w:t>npm</w:t>
+      </w:r>
+      <w:proofErr w:type="spellEnd"/>
+      <w:r>
+        <w:t xml:space="preserve"> </w:t>
+      </w:r>
+      <w:proofErr w:type="spellStart"/>
+      <w:r>
+        <w:t>install</w:t>
+      </w:r>
+      <w:proofErr w:type="spellEnd"/>
     </w:p>
     <w:p>
       <w:pPr>
@@ -2887,9 +3205,27 @@
       <w:r>
         <w:t xml:space="preserve"> </w:t>
       </w:r>
-      <w:r>
-        <w:t>npm run dev</w:t>
-      </w:r>
+      <w:proofErr w:type="spellStart"/>
+      <w:r>
+        <w:t>npm</w:t>
+      </w:r>
+      <w:proofErr w:type="spellEnd"/>
+      <w:r>
+        <w:t xml:space="preserve"> </w:t>
+      </w:r>
+      <w:proofErr w:type="spellStart"/>
+      <w:r>
+        <w:t>run</w:t>
+      </w:r>
+      <w:proofErr w:type="spellEnd"/>
+      <w:r>
+        <w:t xml:space="preserve"> </w:t>
+      </w:r>
+      <w:proofErr w:type="spellStart"/>
+      <w:r>
+        <w:t>dev</w:t>
+      </w:r>
+      <w:proofErr w:type="spellEnd"/>
     </w:p>
     <w:p>
       <w:pPr>
@@ -2897,6 +3233,9 @@
         <w:ind w:left="720"/>
       </w:pPr>
       <w:r>
+        <w:rPr>
+          <w:noProof/>
+        </w:rPr>
         <w:drawing>
           <wp:inline distT="0" distB="0" distL="0" distR="0" wp14:anchorId="31871967" wp14:editId="59A16BCF">
             <wp:extent cx="5543550" cy="337820"/>
@@ -2957,6 +3296,9 @@
         <w:ind w:left="720"/>
       </w:pPr>
       <w:r>
+        <w:rPr>
+          <w:noProof/>
+        </w:rPr>
         <w:drawing>
           <wp:inline distT="0" distB="0" distL="0" distR="0" wp14:anchorId="2F79B5F2" wp14:editId="750A92DC">
             <wp:extent cx="5543550" cy="1935480"/>
@@ -3004,7 +3346,28 @@
         <w:pStyle w:val="NormlWeb"/>
       </w:pPr>
       <w:r>
-        <w:t>Hiba esetén ellenőrizze, hogy az adatbázis fut-e, a .env fájl helyes-e, valamint a Node.js és npm megfelelően telepítve van-e.</w:t>
+        <w:t xml:space="preserve">Hiba esetén ellenőrizze, hogy az adatbázis fut-e, </w:t>
+      </w:r>
+      <w:proofErr w:type="gramStart"/>
+      <w:r>
+        <w:t>a .</w:t>
+      </w:r>
+      <w:proofErr w:type="spellStart"/>
+      <w:r>
+        <w:t>env</w:t>
+      </w:r>
+      <w:proofErr w:type="spellEnd"/>
+      <w:proofErr w:type="gramEnd"/>
+      <w:r>
+        <w:t xml:space="preserve"> fájl helyes-e, valamint a Node.js és </w:t>
+      </w:r>
+      <w:proofErr w:type="spellStart"/>
+      <w:r>
+        <w:t>npm</w:t>
+      </w:r>
+      <w:proofErr w:type="spellEnd"/>
+      <w:r>
+        <w:t xml:space="preserve"> megfelelően telepítve van-e.</w:t>
       </w:r>
     </w:p>
     <w:p>
@@ -3016,12 +3379,28 @@
       </w:pPr>
     </w:p>
     <w:p>
-      <w:r>
+      <w:pPr>
+        <w:ind w:left="700" w:firstLine="0"/>
         <w:rPr>
           <w:color w:val="FF0000"/>
         </w:rPr>
-        <w:t>Ajánlott terjedelem: 2 -4 oldal, ábrákkal együtt</w:t>
-      </w:r>
+      </w:pPr>
+    </w:p>
+    <w:p>
+      <w:pPr>
+        <w:ind w:left="700" w:firstLine="0"/>
+        <w:rPr>
+          <w:color w:val="FF0000"/>
+        </w:rPr>
+      </w:pPr>
+    </w:p>
+    <w:p>
+      <w:pPr>
+        <w:ind w:left="700" w:firstLine="0"/>
+        <w:rPr>
+          <w:color w:val="FF0000"/>
+        </w:rPr>
+      </w:pPr>
     </w:p>
     <w:p>
       <w:pPr>
@@ -3029,7 +3408,6 @@
       </w:pPr>
       <w:bookmarkStart w:id="15" w:name="_Toc85723183"/>
       <w:r>
-        <w:lastRenderedPageBreak/>
         <w:t>A program használatának a részletes leírása</w:t>
       </w:r>
       <w:bookmarkEnd w:id="15"/>
@@ -3067,6 +3445,39 @@
         <w:t>Amennyiben a backend szerver nem fut, vagy az adatbázis nem érhető el, az oldal nem fog megfelelően működni. Ilyen esetben ellenőrizni kell, hogy a szerver elindult-e, valamint a szükséges szolgáltatások aktívak-e.</w:t>
       </w:r>
     </w:p>
+    <w:p>
+      <w:pPr>
+        <w:pStyle w:val="NormlWeb"/>
+      </w:pPr>
+      <w:r>
+        <w:t>A</w:t>
+      </w:r>
+      <w:r>
+        <w:t>z</w:t>
+      </w:r>
+      <w:r>
+        <w:t xml:space="preserve"> </w:t>
+      </w:r>
+      <w:r>
+        <w:t>összes oldal</w:t>
+      </w:r>
+      <w:r>
+        <w:t xml:space="preserve"> reszponzív kialakítású, így különböző képernyőméreteken (asztali számítógép, tablet, mobiltelefon) is megfelelően jelenik meg. A dizájn a katonai zöld színvilágot követi, amely illeszkedik az oldal </w:t>
+      </w:r>
+      <w:proofErr w:type="spellStart"/>
+      <w:r>
+        <w:t>makettezéssel</w:t>
+      </w:r>
+      <w:proofErr w:type="spellEnd"/>
+      <w:r>
+        <w:t xml:space="preserve"> és haditechnikával kapcsolatos témájához.</w:t>
+      </w:r>
+    </w:p>
+    <w:p>
+      <w:pPr>
+        <w:pStyle w:val="NormlWeb"/>
+      </w:pPr>
+    </w:p>
     <w:p/>
     <w:p>
       <w:pPr>
@@ -3081,7 +3492,23 @@
         <w:pStyle w:val="NormlWeb"/>
       </w:pPr>
       <w:r>
-        <w:t>A főoldalon az alábbi elemek találhatók:</w:t>
+        <w:t>A MakettMester webalkalmazás főoldala (Kezdőlap) a rendszer központi információs felülete, amely áttekintést nyújt a felhasználónak az oldal működéséről, a makettekről és a közösségi értékelésekről. A főoldal célja, hogy gyorsan és érthetően bemutassa a legfontosabb adatokat, valamint segítse a felhasználók navigációját.</w:t>
+      </w:r>
+    </w:p>
+    <w:p>
+      <w:pPr>
+        <w:pStyle w:val="NormlWeb"/>
+      </w:pPr>
+      <w:r>
+        <w:t>A főoldal felső részén található a navigációs sáv, amely minden oldalról elérhető. Ez tartalmazza a legfontosabb menüpontokat, például a makettek listáját, a fórumot, az építési naplót, a profilt és a bejelentkezést vagy regisztrációt. A navigáció reszponzív módon működik, így mobil eszközökön is megfelelően jelenik meg.</w:t>
+      </w:r>
+    </w:p>
+    <w:p>
+      <w:pPr>
+        <w:pStyle w:val="NormlWeb"/>
+      </w:pPr>
+      <w:r>
+        <w:t>A főoldal központi részében statisztikai információk jelennek meg. Itt a felhasználó láthatja:</w:t>
       </w:r>
     </w:p>
     <w:p>
@@ -3089,11 +3516,12 @@
         <w:pStyle w:val="NormlWeb"/>
         <w:numPr>
           <w:ilvl w:val="0"/>
-          <w:numId w:val="19"/>
+          <w:numId w:val="36"/>
         </w:numPr>
       </w:pPr>
       <w:r>
-        <w:t>Felső menüsor</w:t>
+        <w:lastRenderedPageBreak/>
+        <w:t>az összes feltöltött makett számát,</w:t>
       </w:r>
     </w:p>
     <w:p>
@@ -3101,11 +3529,11 @@
         <w:pStyle w:val="NormlWeb"/>
         <w:numPr>
           <w:ilvl w:val="0"/>
-          <w:numId w:val="19"/>
+          <w:numId w:val="36"/>
         </w:numPr>
       </w:pPr>
       <w:r>
-        <w:t>Makettek listája</w:t>
+        <w:t>az összes vélemény és értékelés számát,</w:t>
       </w:r>
     </w:p>
     <w:p>
@@ -3113,11 +3541,40 @@
         <w:pStyle w:val="NormlWeb"/>
         <w:numPr>
           <w:ilvl w:val="0"/>
-          <w:numId w:val="19"/>
+          <w:numId w:val="36"/>
         </w:numPr>
       </w:pPr>
       <w:r>
-        <w:t>Keresőmező</w:t>
+        <w:t>a globális átlagos értékelést az oldalon.</w:t>
+      </w:r>
+    </w:p>
+    <w:p>
+      <w:pPr>
+        <w:pStyle w:val="NormlWeb"/>
+      </w:pPr>
+      <w:r>
+        <w:t>Ez a rész segít a felhasználónak gyors képet kapni az oldal aktivitásáról és a közösség működéséről.</w:t>
+      </w:r>
+    </w:p>
+    <w:p>
+      <w:pPr>
+        <w:pStyle w:val="NormlWeb"/>
+      </w:pPr>
+    </w:p>
+    <w:p>
+      <w:pPr>
+        <w:pStyle w:val="NormlWeb"/>
+      </w:pPr>
+      <w:r>
+        <w:t>A statisztikai blokk alatt a rendszer kiemelt maketteket jelenít meg. Ezek a legmagasabb átlagos értékeléssel rendelkező modellek, amelyeket a felhasználói vélemények alapján számol ki a rendszer. A kiemelt makettek listája dinamikusan frissül az adatbázis alapján, így mindig a legjobbnak tartott alkotások jelennek meg.</w:t>
+      </w:r>
+    </w:p>
+    <w:p>
+      <w:pPr>
+        <w:pStyle w:val="NormlWeb"/>
+      </w:pPr>
+      <w:r>
+        <w:t>Minden makettnél megjelenik:</w:t>
       </w:r>
     </w:p>
     <w:p>
@@ -3125,11 +3582,11 @@
         <w:pStyle w:val="NormlWeb"/>
         <w:numPr>
           <w:ilvl w:val="0"/>
-          <w:numId w:val="19"/>
+          <w:numId w:val="37"/>
         </w:numPr>
       </w:pPr>
       <w:r>
-        <w:t>Szűrési lehetőségek</w:t>
+        <w:t>a makett neve,</w:t>
       </w:r>
     </w:p>
     <w:p>
@@ -3137,56 +3594,11 @@
         <w:pStyle w:val="NormlWeb"/>
         <w:numPr>
           <w:ilvl w:val="0"/>
-          <w:numId w:val="19"/>
+          <w:numId w:val="37"/>
         </w:numPr>
       </w:pPr>
       <w:r>
-        <w:t>Bejelentkezés és regisztráció gomb</w:t>
-      </w:r>
-    </w:p>
-    <w:p>
-      <w:pPr>
-        <w:pStyle w:val="NormlWeb"/>
-      </w:pPr>
-      <w:r>
-        <w:t>A makettlista tartalmazza a rendszerben szereplő összes makettet, rövid leírással és képpel együtt.</w:t>
-      </w:r>
-    </w:p>
-    <w:p>
-      <w:pPr>
-        <w:pStyle w:val="NormlWeb"/>
-      </w:pPr>
-      <w:r>
-        <w:rPr>
-          <w:rStyle w:val="Kiemels2"/>
-          <w:rFonts w:eastAsiaTheme="majorEastAsia"/>
-        </w:rPr>
-        <w:t>[Ide kerül egy képernyőkép a főoldalról]</w:t>
-      </w:r>
-    </w:p>
-    <w:p/>
-    <w:p>
-      <w:pPr>
-        <w:pStyle w:val="Cmsor2"/>
-      </w:pPr>
-      <w:r>
-        <w:t>Regisztráció</w:t>
-      </w:r>
-    </w:p>
-    <w:p>
-      <w:pPr>
-        <w:pStyle w:val="NormlWeb"/>
-      </w:pPr>
-      <w:r>
-        <w:t>A regisztráció lehetővé teszi, hogy a felhasználó saját fiókot hozzon létre.</w:t>
-      </w:r>
-    </w:p>
-    <w:p>
-      <w:pPr>
-        <w:pStyle w:val="NormlWeb"/>
-      </w:pPr>
-      <w:r>
-        <w:t>A regisztráció menete:</w:t>
+        <w:t>rövid leírása,</w:t>
       </w:r>
     </w:p>
     <w:p>
@@ -3194,12 +3606,11 @@
         <w:pStyle w:val="NormlWeb"/>
         <w:numPr>
           <w:ilvl w:val="0"/>
-          <w:numId w:val="20"/>
+          <w:numId w:val="37"/>
         </w:numPr>
       </w:pPr>
       <w:r>
-        <w:lastRenderedPageBreak/>
-        <w:t>Kattintson a „Regisztráció” gombra.</w:t>
+        <w:t>képe,</w:t>
       </w:r>
     </w:p>
     <w:p>
@@ -3207,11 +3618,131 @@
         <w:pStyle w:val="NormlWeb"/>
         <w:numPr>
           <w:ilvl w:val="0"/>
-          <w:numId w:val="20"/>
+          <w:numId w:val="37"/>
         </w:numPr>
       </w:pPr>
       <w:r>
-        <w:t>Adja meg a felhasználónevét.</w:t>
+        <w:t>az átlagos értékelés csillagos formában.</w:t>
+      </w:r>
+    </w:p>
+    <w:p>
+      <w:pPr>
+        <w:pStyle w:val="NormlWeb"/>
+      </w:pPr>
+      <w:r>
+        <w:t>Ez segíti a felhasználókat a gyors böngészésben és inspirációt ad az új projektekhez.</w:t>
+      </w:r>
+    </w:p>
+    <w:p>
+      <w:pPr>
+        <w:pStyle w:val="NormlWeb"/>
+      </w:pPr>
+      <w:r>
+        <w:t xml:space="preserve">A főoldal tartalmaz egy AI chat funkciót is, amely lehetővé teszi, hogy a felhasználók kérdéseket tegyenek fel a </w:t>
+      </w:r>
+      <w:proofErr w:type="spellStart"/>
+      <w:r>
+        <w:t>makettezéssel</w:t>
+      </w:r>
+      <w:proofErr w:type="spellEnd"/>
+      <w:r>
+        <w:t xml:space="preserve"> kapcsolatban. Az AI válaszokat generál, segítve a kezdő és haladó makettezőket. A rendszer jelzi a betöltési állapotot és a hibákat is, így a felhasználó visszajelzést kap a működésről.</w:t>
+      </w:r>
+    </w:p>
+    <w:p>
+      <w:pPr>
+        <w:pStyle w:val="NormlWeb"/>
+      </w:pPr>
+      <w:r>
+        <w:t>Az oldal alsó részén található a lábléc (</w:t>
+      </w:r>
+      <w:proofErr w:type="spellStart"/>
+      <w:r>
+        <w:t>footer</w:t>
+      </w:r>
+      <w:proofErr w:type="spellEnd"/>
+      <w:r>
+        <w:t>), amely tartalmazza az alapvető információkat az oldalról, például a kapcsolatot, a szerzői jogi adatokat és egyéb fontos linkeket.</w:t>
+      </w:r>
+    </w:p>
+    <w:p>
+      <w:r>
+        <w:rPr>
+          <w:noProof/>
+        </w:rPr>
+        <w:lastRenderedPageBreak/>
+        <w:drawing>
+          <wp:inline distT="0" distB="0" distL="0" distR="0" wp14:anchorId="3834CD3F" wp14:editId="291DCD26">
+            <wp:extent cx="5543550" cy="2787650"/>
+            <wp:effectExtent l="0" t="0" r="0" b="0"/>
+            <wp:docPr id="6" name="Kép 6"/>
+            <wp:cNvGraphicFramePr>
+              <a:graphicFrameLocks xmlns:a="http://schemas.openxmlformats.org/drawingml/2006/main" noChangeAspect="1"/>
+            </wp:cNvGraphicFramePr>
+            <a:graphic xmlns:a="http://schemas.openxmlformats.org/drawingml/2006/main">
+              <a:graphicData uri="http://schemas.openxmlformats.org/drawingml/2006/picture">
+                <pic:pic xmlns:pic="http://schemas.openxmlformats.org/drawingml/2006/picture">
+                  <pic:nvPicPr>
+                    <pic:cNvPr id="0" name="Picture 1"/>
+                    <pic:cNvPicPr>
+                      <a:picLocks noChangeAspect="1" noChangeArrowheads="1"/>
+                    </pic:cNvPicPr>
+                  </pic:nvPicPr>
+                  <pic:blipFill>
+                    <a:blip r:embed="rId17" cstate="print">
+                      <a:extLst>
+                        <a:ext uri="{28A0092B-C50C-407E-A947-70E740481C1C}">
+                          <a14:useLocalDpi xmlns:a14="http://schemas.microsoft.com/office/drawing/2010/main" val="0"/>
+                        </a:ext>
+                      </a:extLst>
+                    </a:blip>
+                    <a:srcRect/>
+                    <a:stretch>
+                      <a:fillRect/>
+                    </a:stretch>
+                  </pic:blipFill>
+                  <pic:spPr bwMode="auto">
+                    <a:xfrm>
+                      <a:off x="0" y="0"/>
+                      <a:ext cx="5543550" cy="2787650"/>
+                    </a:xfrm>
+                    <a:prstGeom prst="rect">
+                      <a:avLst/>
+                    </a:prstGeom>
+                    <a:noFill/>
+                    <a:ln>
+                      <a:noFill/>
+                    </a:ln>
+                  </pic:spPr>
+                </pic:pic>
+              </a:graphicData>
+            </a:graphic>
+          </wp:inline>
+        </w:drawing>
+      </w:r>
+    </w:p>
+    <w:p>
+      <w:pPr>
+        <w:pStyle w:val="Cmsor2"/>
+      </w:pPr>
+      <w:r>
+        <w:t>Regisztráció</w:t>
+      </w:r>
+    </w:p>
+    <w:p>
+      <w:pPr>
+        <w:pStyle w:val="NormlWeb"/>
+      </w:pPr>
+      <w:r>
+        <w:t>A MakettMester webalkalmazás használatához a felhasználóknak lehetőségük van regisztrációra, amely biztosítja a személyes profil létrehozását és a közösségi funkciók elérését. A regisztráció célja, hogy a felhasználók saját fiókkal rendelkezzenek, így értékeléseket adhassanak, véleményeket írhassanak, építési naplót vezethessenek, valamint részt vehessenek a fórumon.</w:t>
+      </w:r>
+    </w:p>
+    <w:p>
+      <w:pPr>
+        <w:pStyle w:val="NormlWeb"/>
+      </w:pPr>
+      <w:r>
+        <w:t>A regisztrációs felület egyszerű és felhasználóbarát kialakítású. A felhasználónak az alábbi adatokat kell megadnia:</w:t>
       </w:r>
     </w:p>
     <w:p>
@@ -3219,11 +3750,11 @@
         <w:pStyle w:val="NormlWeb"/>
         <w:numPr>
           <w:ilvl w:val="0"/>
-          <w:numId w:val="20"/>
+          <w:numId w:val="38"/>
         </w:numPr>
       </w:pPr>
       <w:r>
-        <w:t>Adja meg az e-mail címét.</w:t>
+        <w:t>felhasználónév,</w:t>
       </w:r>
     </w:p>
     <w:p>
@@ -3231,11 +3762,11 @@
         <w:pStyle w:val="NormlWeb"/>
         <w:numPr>
           <w:ilvl w:val="0"/>
-          <w:numId w:val="20"/>
+          <w:numId w:val="38"/>
         </w:numPr>
       </w:pPr>
       <w:r>
-        <w:t>Adja meg a jelszavát.</w:t>
+        <w:t>e-mail cím,</w:t>
       </w:r>
     </w:p>
     <w:p>
@@ -3243,93 +3774,11 @@
         <w:pStyle w:val="NormlWeb"/>
         <w:numPr>
           <w:ilvl w:val="0"/>
-          <w:numId w:val="20"/>
+          <w:numId w:val="38"/>
         </w:numPr>
       </w:pPr>
       <w:r>
-        <w:t>Kattintson a „Regisztráció” gombra.</w:t>
-      </w:r>
-    </w:p>
-    <w:p>
-      <w:pPr>
-        <w:pStyle w:val="NormlWeb"/>
-      </w:pPr>
-      <w:r>
-        <w:t>Sikeres regisztráció esetén a rendszer visszajelzést jelenít meg.</w:t>
-      </w:r>
-    </w:p>
-    <w:p>
-      <w:pPr>
-        <w:pStyle w:val="NormlWeb"/>
-      </w:pPr>
-      <w:r>
-        <w:rPr>
-          <w:rStyle w:val="Kiemels2"/>
-          <w:rFonts w:eastAsiaTheme="majorEastAsia"/>
-        </w:rPr>
-        <w:t>[Ide kerül egy képernyőkép a regisztrációs felületről]</w:t>
-      </w:r>
-    </w:p>
-    <w:p/>
-    <w:p>
-      <w:pPr>
-        <w:pStyle w:val="Cmsor2"/>
-      </w:pPr>
-      <w:r>
-        <w:t>Bejelentkezés</w:t>
-      </w:r>
-    </w:p>
-    <w:p>
-      <w:pPr>
-        <w:pStyle w:val="NormlWeb"/>
-      </w:pPr>
-      <w:r>
-        <w:t>A bejelentkezéshez kattintson a „Bejelentkezés” gombra, majd adja meg a felhasználónevét és jelszavát. A „Belépés” gomb megnyomása után a rendszer belépteti a felhasználót.</w:t>
-      </w:r>
-    </w:p>
-    <w:p>
-      <w:pPr>
-        <w:pStyle w:val="NormlWeb"/>
-      </w:pPr>
-      <w:r>
-        <w:t>Sikeres bejelentkezés után a felhasználó hozzáfér a véleményezési és kedvenc funkciókhoz</w:t>
-      </w:r>
-      <w:r>
-        <w:t>, valamint a makett küldés oldalhoz.</w:t>
-      </w:r>
-    </w:p>
-    <w:p/>
-    <w:p>
-      <w:pPr>
-        <w:pStyle w:val="Cmsor2"/>
-      </w:pPr>
-      <w:r>
-        <w:t>Kijelentkezés</w:t>
-      </w:r>
-    </w:p>
-    <w:p>
-      <w:pPr>
-        <w:pStyle w:val="NormlWeb"/>
-      </w:pPr>
-      <w:r>
-        <w:t>A kijelentkezéshez kattintson a menüsorban található „Kijelentkezés” gombra.</w:t>
-      </w:r>
-    </w:p>
-    <w:p/>
-    <w:p>
-      <w:pPr>
-        <w:pStyle w:val="Cmsor2"/>
-      </w:pPr>
-      <w:r>
-        <w:t>Makettek böngészése</w:t>
-      </w:r>
-    </w:p>
-    <w:p>
-      <w:pPr>
-        <w:pStyle w:val="NormlWeb"/>
-      </w:pPr>
-      <w:r>
-        <w:t>A főoldalon megjelenik az adatbázisban szereplő makettek listája. Minden makett mellett látható:</w:t>
+        <w:t>jelszó,</w:t>
       </w:r>
     </w:p>
     <w:p>
@@ -3337,11 +3786,51 @@
         <w:pStyle w:val="NormlWeb"/>
         <w:numPr>
           <w:ilvl w:val="0"/>
-          <w:numId w:val="21"/>
+          <w:numId w:val="38"/>
         </w:numPr>
       </w:pPr>
       <w:r>
-        <w:t>A makett neve</w:t>
+        <w:t>jelszó megerősítése.</w:t>
+      </w:r>
+    </w:p>
+    <w:p>
+      <w:pPr>
+        <w:pStyle w:val="NormlWeb"/>
+      </w:pPr>
+      <w:r>
+        <w:t>A rendszer ellenőrzi az adatok helyességét. A felhasználónévnek egyedinek kell lennie, ezért a backend adatbázisban ellenőrzés történik, hogy az adott név már szerepel-e. Az e-mail cím formátumát a frontend validáció vizsgálja, így csak megfelelő e-mail cím adható meg.</w:t>
+      </w:r>
+    </w:p>
+    <w:p>
+      <w:pPr>
+        <w:pStyle w:val="NormlWeb"/>
+      </w:pPr>
+      <w:r>
+        <w:t xml:space="preserve">A jelszót a rendszer biztonsági okokból nem tárolja egyszerű szövegként. A backend a jelszót </w:t>
+      </w:r>
+      <w:proofErr w:type="spellStart"/>
+      <w:r>
+        <w:t>hash-eli</w:t>
+      </w:r>
+      <w:proofErr w:type="spellEnd"/>
+      <w:r>
+        <w:t xml:space="preserve">, majd csak a </w:t>
+      </w:r>
+      <w:proofErr w:type="spellStart"/>
+      <w:r>
+        <w:t>hash</w:t>
+      </w:r>
+      <w:proofErr w:type="spellEnd"/>
+      <w:r>
+        <w:t xml:space="preserve"> értéket menti el az adatbázisban. Ez növeli az adatbiztonságot, mivel egy esetleges adatbázis-szivárgás esetén sem lesznek olvashatóak a jelszavak.</w:t>
+      </w:r>
+    </w:p>
+    <w:p>
+      <w:pPr>
+        <w:pStyle w:val="NormlWeb"/>
+      </w:pPr>
+      <w:r>
+        <w:t>Sikeres regisztráció után a felhasználó visszajelzést kap, és lehetősége van bejelentkezni. Hiba esetén a rendszer egyértelmű üzenetet jelenít meg, például:</w:t>
       </w:r>
     </w:p>
     <w:p>
@@ -3349,11 +3838,12 @@
         <w:pStyle w:val="NormlWeb"/>
         <w:numPr>
           <w:ilvl w:val="0"/>
-          <w:numId w:val="21"/>
+          <w:numId w:val="39"/>
         </w:numPr>
       </w:pPr>
       <w:r>
-        <w:t>A gyártó neve</w:t>
+        <w:lastRenderedPageBreak/>
+        <w:t>ha a felhasználónév már foglalt,</w:t>
       </w:r>
     </w:p>
     <w:p>
@@ -3361,11 +3851,11 @@
         <w:pStyle w:val="NormlWeb"/>
         <w:numPr>
           <w:ilvl w:val="0"/>
-          <w:numId w:val="21"/>
+          <w:numId w:val="39"/>
         </w:numPr>
       </w:pPr>
       <w:r>
-        <w:t>A méretarány</w:t>
+        <w:t>ha a jelszavak nem egyeznek,</w:t>
       </w:r>
     </w:p>
     <w:p>
@@ -3373,11 +3863,134 @@
         <w:pStyle w:val="NormlWeb"/>
         <w:numPr>
           <w:ilvl w:val="0"/>
-          <w:numId w:val="21"/>
+          <w:numId w:val="39"/>
         </w:numPr>
       </w:pPr>
       <w:r>
-        <w:t>Egy rövid leírás</w:t>
+        <w:t>ha valamelyik mező üres.</w:t>
+      </w:r>
+    </w:p>
+    <w:p>
+      <w:pPr>
+        <w:pStyle w:val="NormlWeb"/>
+      </w:pPr>
+      <w:r>
+        <w:t xml:space="preserve">A regisztráció során a backend API </w:t>
+      </w:r>
+      <w:proofErr w:type="spellStart"/>
+      <w:r>
+        <w:t>endpoint</w:t>
+      </w:r>
+      <w:proofErr w:type="spellEnd"/>
+      <w:r>
+        <w:t xml:space="preserve"> segítségével történik az adatok feldolgozása és mentése a </w:t>
+      </w:r>
+      <w:proofErr w:type="spellStart"/>
+      <w:r>
+        <w:t>MySQL</w:t>
+      </w:r>
+      <w:proofErr w:type="spellEnd"/>
+      <w:r>
+        <w:t xml:space="preserve"> vagy </w:t>
+      </w:r>
+      <w:proofErr w:type="spellStart"/>
+      <w:r>
+        <w:t>MariaDB</w:t>
+      </w:r>
+      <w:proofErr w:type="spellEnd"/>
+      <w:r>
+        <w:t xml:space="preserve"> adatbázisba. A frontend és backend közötti kommunikáció HTTP kéréseken keresztül történik.</w:t>
+      </w:r>
+    </w:p>
+    <w:p>
+      <w:pPr>
+        <w:pStyle w:val="NormlWeb"/>
+      </w:pPr>
+    </w:p>
+    <w:p>
+      <w:pPr>
+        <w:pStyle w:val="NormlWeb"/>
+      </w:pPr>
+    </w:p>
+    <w:p/>
+    <w:p>
+      <w:r>
+        <w:rPr>
+          <w:noProof/>
+        </w:rPr>
+        <w:drawing>
+          <wp:inline distT="0" distB="0" distL="0" distR="0" wp14:anchorId="667443F3" wp14:editId="63694471">
+            <wp:extent cx="5543550" cy="2780030"/>
+            <wp:effectExtent l="0" t="0" r="0" b="1270"/>
+            <wp:docPr id="7" name="Kép 7"/>
+            <wp:cNvGraphicFramePr>
+              <a:graphicFrameLocks xmlns:a="http://schemas.openxmlformats.org/drawingml/2006/main" noChangeAspect="1"/>
+            </wp:cNvGraphicFramePr>
+            <a:graphic xmlns:a="http://schemas.openxmlformats.org/drawingml/2006/main">
+              <a:graphicData uri="http://schemas.openxmlformats.org/drawingml/2006/picture">
+                <pic:pic xmlns:pic="http://schemas.openxmlformats.org/drawingml/2006/picture">
+                  <pic:nvPicPr>
+                    <pic:cNvPr id="0" name="Picture 3"/>
+                    <pic:cNvPicPr>
+                      <a:picLocks noChangeAspect="1" noChangeArrowheads="1"/>
+                    </pic:cNvPicPr>
+                  </pic:nvPicPr>
+                  <pic:blipFill>
+                    <a:blip r:embed="rId18" cstate="print">
+                      <a:extLst>
+                        <a:ext uri="{28A0092B-C50C-407E-A947-70E740481C1C}">
+                          <a14:useLocalDpi xmlns:a14="http://schemas.microsoft.com/office/drawing/2010/main" val="0"/>
+                        </a:ext>
+                      </a:extLst>
+                    </a:blip>
+                    <a:srcRect/>
+                    <a:stretch>
+                      <a:fillRect/>
+                    </a:stretch>
+                  </pic:blipFill>
+                  <pic:spPr bwMode="auto">
+                    <a:xfrm>
+                      <a:off x="0" y="0"/>
+                      <a:ext cx="5543550" cy="2780030"/>
+                    </a:xfrm>
+                    <a:prstGeom prst="rect">
+                      <a:avLst/>
+                    </a:prstGeom>
+                    <a:noFill/>
+                    <a:ln>
+                      <a:noFill/>
+                    </a:ln>
+                  </pic:spPr>
+                </pic:pic>
+              </a:graphicData>
+            </a:graphic>
+          </wp:inline>
+        </w:drawing>
+      </w:r>
+    </w:p>
+    <w:p/>
+    <w:p>
+      <w:pPr>
+        <w:pStyle w:val="Cmsor2"/>
+      </w:pPr>
+      <w:r>
+        <w:t>Bejelentkezés</w:t>
+      </w:r>
+    </w:p>
+    <w:p>
+      <w:pPr>
+        <w:pStyle w:val="NormlWeb"/>
+      </w:pPr>
+      <w:r>
+        <w:t>A MakettMester webalkalmazásban a bejelentkezés lehetővé teszi, hogy a felhasználók hozzáférjenek személyes fiókjukhoz és a rendszer közösségi funkcióihoz. Bejelentkezés után a felhasználók véleményeket írhatnak, maketteket értékelhetnek, építési naplót vezethetnek, valamint használhatják a fórumot és egyéb személyre szabott szolgáltatásokat.</w:t>
+      </w:r>
+    </w:p>
+    <w:p>
+      <w:pPr>
+        <w:pStyle w:val="NormlWeb"/>
+      </w:pPr>
+      <w:r>
+        <w:t>A bejelentkezési felület egyszerű és gyors használatot biztosít. A felhasználónak az alábbi adatokat kell megadnia:</w:t>
       </w:r>
     </w:p>
     <w:p>
@@ -3385,11 +3998,191 @@
         <w:pStyle w:val="NormlWeb"/>
         <w:numPr>
           <w:ilvl w:val="0"/>
-          <w:numId w:val="21"/>
+          <w:numId w:val="40"/>
         </w:numPr>
       </w:pPr>
       <w:r>
-        <w:t>Egy kép</w:t>
+        <w:t>felhasználónév vagy e-mail cím,</w:t>
+      </w:r>
+    </w:p>
+    <w:p>
+      <w:pPr>
+        <w:pStyle w:val="NormlWeb"/>
+        <w:numPr>
+          <w:ilvl w:val="0"/>
+          <w:numId w:val="40"/>
+        </w:numPr>
+      </w:pPr>
+      <w:r>
+        <w:lastRenderedPageBreak/>
+        <w:t>jelszó.</w:t>
+      </w:r>
+    </w:p>
+    <w:p>
+      <w:pPr>
+        <w:pStyle w:val="NormlWeb"/>
+      </w:pPr>
+      <w:r>
+        <w:t>A frontend ellenőrzi, hogy a szükséges mezők ki vannak-e töltve, és hiba esetén figyelmezteti a felhasználót. Az adatok elküldése után a rendszer HTTP kérésen keresztül továbbítja azokat a backend szervernek.</w:t>
+      </w:r>
+    </w:p>
+    <w:p>
+      <w:pPr>
+        <w:pStyle w:val="NormlWeb"/>
+      </w:pPr>
+      <w:r>
+        <w:t xml:space="preserve">A backend ellenőrzi, hogy a megadott felhasználó létezik-e az adatbázisban. Amennyiben igen, a rendszer összehasonlítja a megadott jelszó </w:t>
+      </w:r>
+      <w:proofErr w:type="spellStart"/>
+      <w:r>
+        <w:t>hash</w:t>
+      </w:r>
+      <w:proofErr w:type="spellEnd"/>
+      <w:r>
+        <w:t xml:space="preserve"> értékét az adatbázisban tárolt </w:t>
+      </w:r>
+      <w:proofErr w:type="spellStart"/>
+      <w:r>
+        <w:t>hash-sel</w:t>
+      </w:r>
+      <w:proofErr w:type="spellEnd"/>
+      <w:r>
+        <w:t>. Ha az adatok egyeznek, a felhasználó sikeresen bejelentkezik.</w:t>
+      </w:r>
+    </w:p>
+    <w:p>
+      <w:pPr>
+        <w:pStyle w:val="NormlWeb"/>
+      </w:pPr>
+      <w:r>
+        <w:t xml:space="preserve">Sikeres bejelentkezés után a rendszer létrehoz egy hitelesítési folyamatot, amely </w:t>
+      </w:r>
+      <w:proofErr w:type="spellStart"/>
+      <w:r>
+        <w:t>token</w:t>
+      </w:r>
+      <w:proofErr w:type="spellEnd"/>
+      <w:r>
+        <w:t xml:space="preserve"> alapú (JWT). Ez biztosítja, hogy a felhasználó a későbbi kéréseknél </w:t>
+      </w:r>
+    </w:p>
+    <w:p>
+      <w:pPr>
+        <w:pStyle w:val="NormlWeb"/>
+      </w:pPr>
+    </w:p>
+    <w:p>
+      <w:pPr>
+        <w:pStyle w:val="NormlWeb"/>
+      </w:pPr>
+      <w:r>
+        <w:t xml:space="preserve">azonosítható legyen. A </w:t>
+      </w:r>
+      <w:proofErr w:type="spellStart"/>
+      <w:r>
+        <w:t>token</w:t>
+      </w:r>
+      <w:proofErr w:type="spellEnd"/>
+      <w:r>
+        <w:t xml:space="preserve"> a kliens oldalon kerül tárolásra, és minden további kérésnél elküldésre kerül a backend felé.</w:t>
+      </w:r>
+    </w:p>
+    <w:p>
+      <w:pPr>
+        <w:pStyle w:val="NormlWeb"/>
+      </w:pPr>
+      <w:r>
+        <w:t>Hibás adatok esetén a rendszer egyértelmű visszajelzést ad, például:</w:t>
+      </w:r>
+    </w:p>
+    <w:p>
+      <w:pPr>
+        <w:pStyle w:val="NormlWeb"/>
+        <w:numPr>
+          <w:ilvl w:val="0"/>
+          <w:numId w:val="41"/>
+        </w:numPr>
+      </w:pPr>
+      <w:r>
+        <w:t>hibás felhasználónév vagy jelszó,</w:t>
+      </w:r>
+    </w:p>
+    <w:p>
+      <w:pPr>
+        <w:pStyle w:val="NormlWeb"/>
+        <w:numPr>
+          <w:ilvl w:val="0"/>
+          <w:numId w:val="41"/>
+        </w:numPr>
+      </w:pPr>
+      <w:r>
+        <w:t>nem létező felhasználó.</w:t>
+      </w:r>
+    </w:p>
+    <w:p>
+      <w:pPr>
+        <w:pStyle w:val="NormlWeb"/>
+      </w:pPr>
+      <w:r>
+        <w:t>Bejelentkezés után a felhasználó átirányításra kerül a főoldalra, ahol már elérhetővé válnak a jogosultsághoz kötött funkciók. A navigációs sáv is módosul, például megjelenik a profil menüpont és a kijelentkezési lehetőség.</w:t>
+      </w:r>
+    </w:p>
+    <w:p>
+      <w:pPr>
+        <w:pStyle w:val="NormlWeb"/>
+      </w:pPr>
+      <w:r>
+        <w:rPr>
+          <w:noProof/>
+        </w:rPr>
+        <w:drawing>
+          <wp:inline distT="0" distB="0" distL="0" distR="0" wp14:anchorId="07FEFE2E" wp14:editId="181905B4">
+            <wp:extent cx="5543550" cy="2770505"/>
+            <wp:effectExtent l="0" t="0" r="0" b="0"/>
+            <wp:docPr id="8" name="Kép 8"/>
+            <wp:cNvGraphicFramePr>
+              <a:graphicFrameLocks xmlns:a="http://schemas.openxmlformats.org/drawingml/2006/main" noChangeAspect="1"/>
+            </wp:cNvGraphicFramePr>
+            <a:graphic xmlns:a="http://schemas.openxmlformats.org/drawingml/2006/main">
+              <a:graphicData uri="http://schemas.openxmlformats.org/drawingml/2006/picture">
+                <pic:pic xmlns:pic="http://schemas.openxmlformats.org/drawingml/2006/picture">
+                  <pic:nvPicPr>
+                    <pic:cNvPr id="0" name="Picture 5"/>
+                    <pic:cNvPicPr>
+                      <a:picLocks noChangeAspect="1" noChangeArrowheads="1"/>
+                    </pic:cNvPicPr>
+                  </pic:nvPicPr>
+                  <pic:blipFill>
+                    <a:blip r:embed="rId19" cstate="print">
+                      <a:extLst>
+                        <a:ext uri="{28A0092B-C50C-407E-A947-70E740481C1C}">
+                          <a14:useLocalDpi xmlns:a14="http://schemas.microsoft.com/office/drawing/2010/main" val="0"/>
+                        </a:ext>
+                      </a:extLst>
+                    </a:blip>
+                    <a:srcRect/>
+                    <a:stretch>
+                      <a:fillRect/>
+                    </a:stretch>
+                  </pic:blipFill>
+                  <pic:spPr bwMode="auto">
+                    <a:xfrm>
+                      <a:off x="0" y="0"/>
+                      <a:ext cx="5543550" cy="2770505"/>
+                    </a:xfrm>
+                    <a:prstGeom prst="rect">
+                      <a:avLst/>
+                    </a:prstGeom>
+                    <a:noFill/>
+                    <a:ln>
+                      <a:noFill/>
+                    </a:ln>
+                  </pic:spPr>
+                </pic:pic>
+              </a:graphicData>
+            </a:graphic>
+          </wp:inline>
+        </w:drawing>
       </w:r>
     </w:p>
     <w:p/>
@@ -3399,16 +4192,26 @@
       </w:pPr>
       <w:r>
         <w:lastRenderedPageBreak/>
-        <w:t>Keresés makettek között</w:t>
-      </w:r>
-    </w:p>
-    <w:p>
-      <w:pPr>
-        <w:pStyle w:val="NormlWeb"/>
-      </w:pPr>
-      <w:r>
-        <w:t>A keresőmező segítségével név alapján lehet maketteket keresni. A keresőmezőbe beírt szöveg alapján a lista automatikusan szűkül.</w:t>
-      </w:r>
+        <w:t>Kijelentkezés</w:t>
+      </w:r>
+    </w:p>
+    <w:p>
+      <w:pPr>
+        <w:pStyle w:val="NormlWeb"/>
+      </w:pPr>
+      <w:r>
+        <w:t>A kijelentkezéshez kattintson a menüsorban található „Kijelentkezés” gombra.</w:t>
+      </w:r>
+    </w:p>
+    <w:p>
+      <w:pPr>
+        <w:pStyle w:val="NormlWeb"/>
+      </w:pPr>
+    </w:p>
+    <w:p>
+      <w:pPr>
+        <w:pStyle w:val="NormlWeb"/>
+      </w:pPr>
     </w:p>
     <w:p/>
     <w:p>
@@ -3416,15 +4219,390 @@
         <w:pStyle w:val="Cmsor2"/>
       </w:pPr>
       <w:r>
-        <w:t>Szűrés</w:t>
-      </w:r>
-    </w:p>
-    <w:p>
-      <w:pPr>
-        <w:pStyle w:val="NormlWeb"/>
-      </w:pPr>
-      <w:r>
-        <w:t>A szűrők segítségével a makettek több szempont szerint rendezhetők, például gyártó, típus vagy méretarány alapján.</w:t>
+        <w:t xml:space="preserve">Makettek </w:t>
+      </w:r>
+    </w:p>
+    <w:p>
+      <w:pPr>
+        <w:pStyle w:val="NormlWeb"/>
+      </w:pPr>
+      <w:r>
+        <w:t>A MakettMester webalkalmazás egyik legfontosabb része a makettek megjelenítésére és kezelésére szolgáló felület. Ez az oldal biztosítja, hogy a felhasználók böngészhessék az adatbázisban tárolt modelleket, megtekintsék azok adatait, valamint értékelhessék és véleményezhessék azokat.</w:t>
+      </w:r>
+    </w:p>
+    <w:p>
+      <w:pPr>
+        <w:pStyle w:val="NormlWeb"/>
+      </w:pPr>
+      <w:r>
+        <w:t xml:space="preserve">A makettek oldal dinamikusan tölti be az adatokat a backend szerverről. A frontend HTTP kéréseken keresztül lekéri az adatbázisban található maketteket, majd táblázatos vagy kártya nézetben jeleníti meg őket. Az adatok </w:t>
+      </w:r>
+      <w:proofErr w:type="spellStart"/>
+      <w:r>
+        <w:t>MySQL</w:t>
+      </w:r>
+      <w:proofErr w:type="spellEnd"/>
+      <w:r>
+        <w:t xml:space="preserve"> vagy </w:t>
+      </w:r>
+      <w:proofErr w:type="spellStart"/>
+      <w:r>
+        <w:t>MariaDB</w:t>
+      </w:r>
+      <w:proofErr w:type="spellEnd"/>
+      <w:r>
+        <w:t xml:space="preserve"> adatbázisban vannak tárolva, és a rendszer REST API segítségével kommunikál a backenddel.</w:t>
+      </w:r>
+    </w:p>
+    <w:p>
+      <w:pPr>
+        <w:pStyle w:val="NormlWeb"/>
+      </w:pPr>
+      <w:r>
+        <w:t>Minden makett esetében a következő információk jelennek meg:</w:t>
+      </w:r>
+    </w:p>
+    <w:p>
+      <w:pPr>
+        <w:pStyle w:val="NormlWeb"/>
+        <w:numPr>
+          <w:ilvl w:val="0"/>
+          <w:numId w:val="42"/>
+        </w:numPr>
+      </w:pPr>
+      <w:r>
+        <w:t>a makett neve,</w:t>
+      </w:r>
+    </w:p>
+    <w:p>
+      <w:pPr>
+        <w:pStyle w:val="NormlWeb"/>
+        <w:numPr>
+          <w:ilvl w:val="0"/>
+          <w:numId w:val="42"/>
+        </w:numPr>
+      </w:pPr>
+      <w:r>
+        <w:t>gyártója,</w:t>
+      </w:r>
+    </w:p>
+    <w:p>
+      <w:pPr>
+        <w:pStyle w:val="NormlWeb"/>
+        <w:numPr>
+          <w:ilvl w:val="0"/>
+          <w:numId w:val="42"/>
+        </w:numPr>
+      </w:pPr>
+      <w:r>
+        <w:t>kategóriája,</w:t>
+      </w:r>
+    </w:p>
+    <w:p>
+      <w:pPr>
+        <w:pStyle w:val="NormlWeb"/>
+        <w:numPr>
+          <w:ilvl w:val="0"/>
+          <w:numId w:val="42"/>
+        </w:numPr>
+      </w:pPr>
+      <w:r>
+        <w:t>méretaránya,</w:t>
+      </w:r>
+    </w:p>
+    <w:p>
+      <w:pPr>
+        <w:pStyle w:val="NormlWeb"/>
+        <w:numPr>
+          <w:ilvl w:val="0"/>
+          <w:numId w:val="42"/>
+        </w:numPr>
+      </w:pPr>
+      <w:r>
+        <w:t>rövid leírás,</w:t>
+      </w:r>
+    </w:p>
+    <w:p>
+      <w:pPr>
+        <w:pStyle w:val="NormlWeb"/>
+        <w:numPr>
+          <w:ilvl w:val="0"/>
+          <w:numId w:val="42"/>
+        </w:numPr>
+      </w:pPr>
+      <w:r>
+        <w:t>kép,</w:t>
+      </w:r>
+    </w:p>
+    <w:p>
+      <w:pPr>
+        <w:pStyle w:val="NormlWeb"/>
+        <w:numPr>
+          <w:ilvl w:val="0"/>
+          <w:numId w:val="42"/>
+        </w:numPr>
+      </w:pPr>
+      <w:r>
+        <w:t>átlagos értékelés.</w:t>
+      </w:r>
+    </w:p>
+    <w:p>
+      <w:pPr>
+        <w:pStyle w:val="NormlWeb"/>
+      </w:pPr>
+      <w:r>
+        <w:t>A felhasználók különböző szűrési és keresési lehetőségeket használhatnak. Kereshetnek például:</w:t>
+      </w:r>
+    </w:p>
+    <w:p>
+      <w:pPr>
+        <w:pStyle w:val="NormlWeb"/>
+        <w:numPr>
+          <w:ilvl w:val="0"/>
+          <w:numId w:val="43"/>
+        </w:numPr>
+      </w:pPr>
+      <w:r>
+        <w:t>név alapján,</w:t>
+      </w:r>
+    </w:p>
+    <w:p>
+      <w:pPr>
+        <w:pStyle w:val="NormlWeb"/>
+        <w:numPr>
+          <w:ilvl w:val="0"/>
+          <w:numId w:val="43"/>
+        </w:numPr>
+      </w:pPr>
+      <w:r>
+        <w:t>gyártó szerint,</w:t>
+      </w:r>
+    </w:p>
+    <w:p>
+      <w:pPr>
+        <w:pStyle w:val="NormlWeb"/>
+        <w:numPr>
+          <w:ilvl w:val="0"/>
+          <w:numId w:val="43"/>
+        </w:numPr>
+      </w:pPr>
+      <w:r>
+        <w:t>kategória szerint,</w:t>
+      </w:r>
+    </w:p>
+    <w:p>
+      <w:pPr>
+        <w:pStyle w:val="NormlWeb"/>
+        <w:numPr>
+          <w:ilvl w:val="0"/>
+          <w:numId w:val="43"/>
+        </w:numPr>
+      </w:pPr>
+      <w:r>
+        <w:t>vagy kulcsszavak alapján.</w:t>
+      </w:r>
+    </w:p>
+    <w:p>
+      <w:pPr>
+        <w:pStyle w:val="NormlWeb"/>
+      </w:pPr>
+      <w:r>
+        <w:t>Ez segíti a gyors és hatékony böngészést, különösen nagy mennyiségű adat esetén.</w:t>
+      </w:r>
+    </w:p>
+    <w:p>
+      <w:pPr>
+        <w:pStyle w:val="NormlWeb"/>
+      </w:pPr>
+      <w:r>
+        <w:t>A makettek oldal támogatja a részletes nézetet is. Egy adott makett</w:t>
+      </w:r>
+      <w:r>
+        <w:t xml:space="preserve"> képére vagy megtekintés gombjára</w:t>
+      </w:r>
+      <w:r>
+        <w:t xml:space="preserve"> kattintva a felhasználó megtekintheti a teljes adatlapot, amely </w:t>
+      </w:r>
+      <w:r>
+        <w:lastRenderedPageBreak/>
+        <w:t>tartalmazza a részletes leírást, a felhasználói véleményeket, az értékeléseket, valamint az átlagpontszámot.</w:t>
+      </w:r>
+    </w:p>
+    <w:p>
+      <w:pPr>
+        <w:pStyle w:val="NormlWeb"/>
+      </w:pPr>
+      <w:r>
+        <w:t>Bejelentkezett felhasználók számára lehetőség van:</w:t>
+      </w:r>
+    </w:p>
+    <w:p>
+      <w:pPr>
+        <w:pStyle w:val="NormlWeb"/>
+        <w:numPr>
+          <w:ilvl w:val="0"/>
+          <w:numId w:val="44"/>
+        </w:numPr>
+      </w:pPr>
+      <w:r>
+        <w:t xml:space="preserve">értékelést adni </w:t>
+      </w:r>
+    </w:p>
+    <w:p>
+      <w:pPr>
+        <w:pStyle w:val="NormlWeb"/>
+        <w:numPr>
+          <w:ilvl w:val="0"/>
+          <w:numId w:val="44"/>
+        </w:numPr>
+      </w:pPr>
+      <w:r>
+        <w:t>szöveges véleményt írni</w:t>
+      </w:r>
+    </w:p>
+    <w:p>
+      <w:pPr>
+        <w:pStyle w:val="NormlWeb"/>
+        <w:numPr>
+          <w:ilvl w:val="0"/>
+          <w:numId w:val="44"/>
+        </w:numPr>
+      </w:pPr>
+      <w:r>
+        <w:t>saját makettet feltölteni</w:t>
+      </w:r>
+    </w:p>
+    <w:p>
+      <w:pPr>
+        <w:pStyle w:val="NormlWeb"/>
+      </w:pPr>
+    </w:p>
+    <w:p>
+      <w:pPr>
+        <w:pStyle w:val="NormlWeb"/>
+      </w:pPr>
+    </w:p>
+    <w:p>
+      <w:pPr>
+        <w:pStyle w:val="NormlWeb"/>
+      </w:pPr>
+      <w:r>
+        <w:t>A rendszer biztosítja, hogy egy felhasználó egy adott makettet csak egyszer értékelhessen. Ez backend ellenőrzéssel történik.</w:t>
+      </w:r>
+    </w:p>
+    <w:p>
+      <w:pPr>
+        <w:pStyle w:val="NormlWeb"/>
+      </w:pPr>
+      <w:proofErr w:type="spellStart"/>
+      <w:r>
+        <w:t>Admin</w:t>
+      </w:r>
+      <w:proofErr w:type="spellEnd"/>
+      <w:r>
+        <w:t xml:space="preserve"> jogosultság esetén a makettek kezelése is elérhető, például:</w:t>
+      </w:r>
+    </w:p>
+    <w:p>
+      <w:pPr>
+        <w:pStyle w:val="NormlWeb"/>
+        <w:numPr>
+          <w:ilvl w:val="0"/>
+          <w:numId w:val="45"/>
+        </w:numPr>
+      </w:pPr>
+      <w:r>
+        <w:t>makett módosítása,</w:t>
+      </w:r>
+    </w:p>
+    <w:p>
+      <w:pPr>
+        <w:pStyle w:val="NormlWeb"/>
+        <w:numPr>
+          <w:ilvl w:val="0"/>
+          <w:numId w:val="45"/>
+        </w:numPr>
+      </w:pPr>
+      <w:r>
+        <w:t>törlése,</w:t>
+      </w:r>
+    </w:p>
+    <w:p>
+      <w:pPr>
+        <w:pStyle w:val="NormlWeb"/>
+        <w:numPr>
+          <w:ilvl w:val="0"/>
+          <w:numId w:val="45"/>
+        </w:numPr>
+      </w:pPr>
+      <w:r>
+        <w:t>új makett felvitele.</w:t>
+      </w:r>
+    </w:p>
+    <w:p>
+      <w:pPr>
+        <w:pStyle w:val="NormlWeb"/>
+      </w:pPr>
+      <w:r>
+        <w:t>Ez a modul kulcsfontosságú, mivel ez tartalmazza a webalkalmazás fő tartalmát, és itt történik a közösségi interakciók jelentős része.</w:t>
+      </w:r>
+    </w:p>
+    <w:p>
+      <w:pPr>
+        <w:pStyle w:val="NormlWeb"/>
+      </w:pPr>
+      <w:r>
+        <w:rPr>
+          <w:noProof/>
+        </w:rPr>
+        <w:drawing>
+          <wp:inline distT="0" distB="0" distL="0" distR="0" wp14:anchorId="6BE7593F" wp14:editId="14792608">
+            <wp:extent cx="5543550" cy="2769235"/>
+            <wp:effectExtent l="0" t="0" r="0" b="0"/>
+            <wp:docPr id="9" name="Kép 9"/>
+            <wp:cNvGraphicFramePr>
+              <a:graphicFrameLocks xmlns:a="http://schemas.openxmlformats.org/drawingml/2006/main" noChangeAspect="1"/>
+            </wp:cNvGraphicFramePr>
+            <a:graphic xmlns:a="http://schemas.openxmlformats.org/drawingml/2006/main">
+              <a:graphicData uri="http://schemas.openxmlformats.org/drawingml/2006/picture">
+                <pic:pic xmlns:pic="http://schemas.openxmlformats.org/drawingml/2006/picture">
+                  <pic:nvPicPr>
+                    <pic:cNvPr id="0" name="Picture 7"/>
+                    <pic:cNvPicPr>
+                      <a:picLocks noChangeAspect="1" noChangeArrowheads="1"/>
+                    </pic:cNvPicPr>
+                  </pic:nvPicPr>
+                  <pic:blipFill>
+                    <a:blip r:embed="rId20" cstate="print">
+                      <a:extLst>
+                        <a:ext uri="{28A0092B-C50C-407E-A947-70E740481C1C}">
+                          <a14:useLocalDpi xmlns:a14="http://schemas.microsoft.com/office/drawing/2010/main" val="0"/>
+                        </a:ext>
+                      </a:extLst>
+                    </a:blip>
+                    <a:srcRect/>
+                    <a:stretch>
+                      <a:fillRect/>
+                    </a:stretch>
+                  </pic:blipFill>
+                  <pic:spPr bwMode="auto">
+                    <a:xfrm>
+                      <a:off x="0" y="0"/>
+                      <a:ext cx="5543550" cy="2769235"/>
+                    </a:xfrm>
+                    <a:prstGeom prst="rect">
+                      <a:avLst/>
+                    </a:prstGeom>
+                    <a:noFill/>
+                    <a:ln>
+                      <a:noFill/>
+                    </a:ln>
+                  </pic:spPr>
+                </pic:pic>
+              </a:graphicData>
+            </a:graphic>
+          </wp:inline>
+        </w:drawing>
       </w:r>
     </w:p>
     <w:p/>
@@ -3433,6 +4611,7 @@
         <w:pStyle w:val="Cmsor2"/>
       </w:pPr>
       <w:r>
+        <w:lastRenderedPageBreak/>
         <w:t>Makett adatlap megtekintése</w:t>
       </w:r>
     </w:p>
@@ -3595,16 +4774,66 @@
         <w:pStyle w:val="Cmsor2"/>
       </w:pPr>
       <w:r>
+        <w:t>Vélemény módosítása</w:t>
+      </w:r>
+    </w:p>
+    <w:p>
+      <w:pPr>
+        <w:pStyle w:val="NormlWeb"/>
+      </w:pPr>
+      <w:r>
+        <w:t>A felhasználó a saját véleményét bármikor módosíthatja a „Szerkesztés” gombra kattintva.</w:t>
+      </w:r>
+    </w:p>
+    <w:p/>
+    <w:p>
+      <w:pPr>
+        <w:pStyle w:val="Cmsor2"/>
+      </w:pPr>
+      <w:r>
+        <w:t>Vélemény törlése</w:t>
+      </w:r>
+    </w:p>
+    <w:p>
+      <w:pPr>
+        <w:pStyle w:val="NormlWeb"/>
+      </w:pPr>
+      <w:r>
+        <w:t>A felhasználó a saját véleményét törölheti a „Törlés” gomb megnyomásával.</w:t>
+      </w:r>
+    </w:p>
+    <w:p/>
+    <w:p>
+      <w:pPr>
+        <w:pStyle w:val="Cmsor2"/>
+      </w:pPr>
+      <w:r>
         <w:lastRenderedPageBreak/>
-        <w:t>Vélemény módosítása</w:t>
-      </w:r>
-    </w:p>
-    <w:p>
-      <w:pPr>
-        <w:pStyle w:val="NormlWeb"/>
-      </w:pPr>
-      <w:r>
-        <w:t>A felhasználó a saját véleményét bármikor módosíthatja a „Szerkesztés” gombra kattintva.</w:t>
+        <w:t>Kedvencek kezelése</w:t>
+      </w:r>
+    </w:p>
+    <w:p>
+      <w:pPr>
+        <w:pStyle w:val="NormlWeb"/>
+      </w:pPr>
+      <w:r>
+        <w:t>Makett hozzáadásához a kedvencekhez kattintson a „Kedvencekhez adás” gombra a makett adatlapján.</w:t>
+      </w:r>
+    </w:p>
+    <w:p>
+      <w:pPr>
+        <w:pStyle w:val="NormlWeb"/>
+      </w:pPr>
+      <w:r>
+        <w:t>A kedvenclista megtekintéséhez válassza a „Kedvencek” menüpontot.</w:t>
+      </w:r>
+    </w:p>
+    <w:p>
+      <w:pPr>
+        <w:pStyle w:val="NormlWeb"/>
+      </w:pPr>
+      <w:r>
+        <w:t>Makett eltávolításához a kedvenclistából kattintson a „Törlés” gombra.</w:t>
       </w:r>
     </w:p>
     <w:p/>
@@ -3613,15 +4842,23 @@
         <w:pStyle w:val="Cmsor2"/>
       </w:pPr>
       <w:r>
-        <w:t>Vélemény törlése</w:t>
-      </w:r>
-    </w:p>
-    <w:p>
-      <w:pPr>
-        <w:pStyle w:val="NormlWeb"/>
-      </w:pPr>
-      <w:r>
-        <w:t>A felhasználó a saját véleményét törölheti a „Törlés” gomb megnyomásával.</w:t>
+        <w:t>Profil kezelés</w:t>
+      </w:r>
+    </w:p>
+    <w:p>
+      <w:pPr>
+        <w:pStyle w:val="NormlWeb"/>
+      </w:pPr>
+      <w:r>
+        <w:t>A „Profil” menüpontban a felhasználó megtekintheti a saját adatait, valamint lehetősége van profilképet feltölteni.</w:t>
+      </w:r>
+    </w:p>
+    <w:p>
+      <w:pPr>
+        <w:pStyle w:val="NormlWeb"/>
+      </w:pPr>
+      <w:r>
+        <w:t>A profilkép módosításához kattintson a „Profilkép módosítása” gombra, majd válasszon ki egy képet a számítógépéről.</w:t>
       </w:r>
     </w:p>
     <w:p/>
@@ -3630,64 +4867,6 @@
         <w:pStyle w:val="Cmsor2"/>
       </w:pPr>
       <w:r>
-        <w:t>Kedvencek kezelése</w:t>
-      </w:r>
-    </w:p>
-    <w:p>
-      <w:pPr>
-        <w:pStyle w:val="NormlWeb"/>
-      </w:pPr>
-      <w:r>
-        <w:t>Makett hozzáadásához a kedvencekhez kattintson a „Kedvencekhez adás” gombra a makett adatlapján.</w:t>
-      </w:r>
-    </w:p>
-    <w:p>
-      <w:pPr>
-        <w:pStyle w:val="NormlWeb"/>
-      </w:pPr>
-      <w:r>
-        <w:t>A kedvenclista megtekintéséhez válassza a „Kedvencek” menüpontot.</w:t>
-      </w:r>
-    </w:p>
-    <w:p>
-      <w:pPr>
-        <w:pStyle w:val="NormlWeb"/>
-      </w:pPr>
-      <w:r>
-        <w:t>Makett eltávolításához a kedvenclistából kattintson a „Törlés” gombra.</w:t>
-      </w:r>
-    </w:p>
-    <w:p/>
-    <w:p>
-      <w:pPr>
-        <w:pStyle w:val="Cmsor2"/>
-      </w:pPr>
-      <w:r>
-        <w:t>Profil kezelés</w:t>
-      </w:r>
-    </w:p>
-    <w:p>
-      <w:pPr>
-        <w:pStyle w:val="NormlWeb"/>
-      </w:pPr>
-      <w:r>
-        <w:t>A „Profil” menüpontban a felhasználó megtekintheti a saját adatait, valamint lehetősége van profilképet feltölteni.</w:t>
-      </w:r>
-    </w:p>
-    <w:p>
-      <w:pPr>
-        <w:pStyle w:val="NormlWeb"/>
-      </w:pPr>
-      <w:r>
-        <w:t>A profilkép módosításához kattintson a „Profilkép módosítása” gombra, majd válasszon ki egy képet a számítógépéről.</w:t>
-      </w:r>
-    </w:p>
-    <w:p/>
-    <w:p>
-      <w:pPr>
-        <w:pStyle w:val="Cmsor2"/>
-      </w:pPr>
-      <w:r>
         <w:t>Adminisztrátori funkciók</w:t>
       </w:r>
     </w:p>
@@ -3704,7 +4883,15 @@
         <w:pStyle w:val="NormlWeb"/>
       </w:pPr>
       <w:r>
-        <w:t>Az admin felületen lehetőség van:</w:t>
+        <w:t xml:space="preserve">Az </w:t>
+      </w:r>
+      <w:proofErr w:type="spellStart"/>
+      <w:r>
+        <w:t>admin</w:t>
+      </w:r>
+      <w:proofErr w:type="spellEnd"/>
+      <w:r>
+        <w:t xml:space="preserve"> felületen lehetőség van:</w:t>
       </w:r>
     </w:p>
     <w:p>
@@ -3728,7 +4915,6 @@
         </w:numPr>
       </w:pPr>
       <w:r>
-        <w:lastRenderedPageBreak/>
         <w:t>Makett adatainak módosítására</w:t>
       </w:r>
     </w:p>
@@ -3775,6 +4961,7 @@
         <w:pStyle w:val="Cmsor2"/>
       </w:pPr>
       <w:r>
+        <w:lastRenderedPageBreak/>
         <w:t>Összegzés</w:t>
       </w:r>
     </w:p>
@@ -3901,8 +5088,13 @@
           <w:numId w:val="26"/>
         </w:numPr>
       </w:pPr>
-      <w:r>
-        <w:t>React keretrendszer</w:t>
+      <w:proofErr w:type="spellStart"/>
+      <w:r>
+        <w:t>React</w:t>
+      </w:r>
+      <w:proofErr w:type="spellEnd"/>
+      <w:r>
+        <w:t xml:space="preserve"> keretrendszer</w:t>
       </w:r>
     </w:p>
     <w:p>
@@ -3953,9 +5145,19 @@
           <w:numId w:val="28"/>
         </w:numPr>
       </w:pPr>
-      <w:r>
-        <w:t>MySQL / MariaDB</w:t>
-      </w:r>
+      <w:proofErr w:type="spellStart"/>
+      <w:r>
+        <w:t>MySQL</w:t>
+      </w:r>
+      <w:proofErr w:type="spellEnd"/>
+      <w:r>
+        <w:t xml:space="preserve"> / </w:t>
+      </w:r>
+      <w:proofErr w:type="spellStart"/>
+      <w:r>
+        <w:t>MariaDB</w:t>
+      </w:r>
+      <w:proofErr w:type="spellEnd"/>
     </w:p>
     <w:p>
       <w:pPr>
@@ -3974,7 +5176,23 @@
         </w:numPr>
       </w:pPr>
       <w:r>
-        <w:t>Visual Studio Code fejlesztőkörnyezet</w:t>
+        <w:t xml:space="preserve">Visual </w:t>
+      </w:r>
+      <w:proofErr w:type="spellStart"/>
+      <w:r>
+        <w:t>Studio</w:t>
+      </w:r>
+      <w:proofErr w:type="spellEnd"/>
+      <w:r>
+        <w:t xml:space="preserve"> </w:t>
+      </w:r>
+      <w:proofErr w:type="spellStart"/>
+      <w:r>
+        <w:t>Code</w:t>
+      </w:r>
+      <w:proofErr w:type="spellEnd"/>
+      <w:r>
+        <w:t xml:space="preserve"> fejlesztőkörnyezet</w:t>
       </w:r>
     </w:p>
     <w:p>
@@ -3986,7 +5204,15 @@
         </w:numPr>
       </w:pPr>
       <w:r>
-        <w:t>Node.js csomagkezelő (npm)</w:t>
+        <w:t>Node.js csomagkezelő (</w:t>
+      </w:r>
+      <w:proofErr w:type="spellStart"/>
+      <w:r>
+        <w:t>npm</w:t>
+      </w:r>
+      <w:proofErr w:type="spellEnd"/>
+      <w:r>
+        <w:t>)</w:t>
       </w:r>
     </w:p>
     <w:p>
@@ -3997,8 +5223,13 @@
           <w:numId w:val="29"/>
         </w:numPr>
       </w:pPr>
-      <w:r>
-        <w:t>phpMyAdmin adatbáziskezelő felület</w:t>
+      <w:proofErr w:type="spellStart"/>
+      <w:r>
+        <w:t>phpMyAdmin</w:t>
+      </w:r>
+      <w:proofErr w:type="spellEnd"/>
+      <w:r>
+        <w:t xml:space="preserve"> adatbáziskezelő felület</w:t>
       </w:r>
     </w:p>
     <w:p>
@@ -4009,8 +5240,13 @@
           <w:numId w:val="29"/>
         </w:numPr>
       </w:pPr>
-      <w:r>
-        <w:t>Git verziókezelő rendszer</w:t>
+      <w:proofErr w:type="spellStart"/>
+      <w:r>
+        <w:t>Git</w:t>
+      </w:r>
+      <w:proofErr w:type="spellEnd"/>
+      <w:r>
+        <w:t xml:space="preserve"> verziókezelő rendszer</w:t>
       </w:r>
     </w:p>
     <w:p>
@@ -4080,27 +5316,155 @@
         <w:pStyle w:val="NormlWeb"/>
       </w:pPr>
       <w:r>
-        <w:t>- Felhasználó (felhasználó_id, név, email, jelszó, regisztráció_dátuma)</w:t>
+        <w:t>- Felhasználó (</w:t>
+      </w:r>
+      <w:proofErr w:type="spellStart"/>
+      <w:r>
+        <w:t>felhasználó_id</w:t>
+      </w:r>
+      <w:proofErr w:type="spellEnd"/>
+      <w:r>
+        <w:t xml:space="preserve">, név, email, jelszó, </w:t>
+      </w:r>
+      <w:proofErr w:type="spellStart"/>
+      <w:r>
+        <w:t>regisztráció_dátuma</w:t>
+      </w:r>
+      <w:proofErr w:type="spellEnd"/>
+      <w:r>
+        <w:t>)</w:t>
       </w:r>
       <w:r>
         <w:br/>
-        <w:t>- Makett (makett_id, név, gyártó, kategória, leírás, kép_url)</w:t>
+        <w:t>- Makett (</w:t>
+      </w:r>
+      <w:proofErr w:type="spellStart"/>
+      <w:r>
+        <w:t>makett_id</w:t>
+      </w:r>
+      <w:proofErr w:type="spellEnd"/>
+      <w:r>
+        <w:t xml:space="preserve">, név, gyártó, kategória, leírás, </w:t>
+      </w:r>
+      <w:proofErr w:type="spellStart"/>
+      <w:r>
+        <w:t>kép_url</w:t>
+      </w:r>
+      <w:proofErr w:type="spellEnd"/>
+      <w:r>
+        <w:t>)</w:t>
       </w:r>
       <w:r>
         <w:br/>
-        <w:t>- Vélemény (vélemény_id, felhasználó_id, makett_id, szöveg, értékelés, dátum)</w:t>
+        <w:t>- Vélemény (</w:t>
+      </w:r>
+      <w:proofErr w:type="spellStart"/>
+      <w:r>
+        <w:t>vélemény_id</w:t>
+      </w:r>
+      <w:proofErr w:type="spellEnd"/>
+      <w:r>
+        <w:t xml:space="preserve">, </w:t>
+      </w:r>
+      <w:proofErr w:type="spellStart"/>
+      <w:r>
+        <w:t>felhasználó_id</w:t>
+      </w:r>
+      <w:proofErr w:type="spellEnd"/>
+      <w:r>
+        <w:t xml:space="preserve">, </w:t>
+      </w:r>
+      <w:proofErr w:type="spellStart"/>
+      <w:r>
+        <w:t>makett_id</w:t>
+      </w:r>
+      <w:proofErr w:type="spellEnd"/>
+      <w:r>
+        <w:t>, szöveg, értékelés, dátum)</w:t>
       </w:r>
       <w:r>
         <w:br/>
-        <w:t>- Kedvencek (felhasználó_id, makett_id)</w:t>
+        <w:t>- Kedvencek (</w:t>
+      </w:r>
+      <w:proofErr w:type="spellStart"/>
+      <w:r>
+        <w:t>felhasználó_id</w:t>
+      </w:r>
+      <w:proofErr w:type="spellEnd"/>
+      <w:r>
+        <w:t xml:space="preserve">, </w:t>
+      </w:r>
+      <w:proofErr w:type="spellStart"/>
+      <w:r>
+        <w:t>makett_id</w:t>
+      </w:r>
+      <w:proofErr w:type="spellEnd"/>
+      <w:r>
+        <w:t>)</w:t>
       </w:r>
       <w:r>
         <w:br/>
-        <w:t>- Fórum (fórum_id, cím, leírás, létrehozás_dátuma, felhasználó_id)</w:t>
+        <w:t>- Fórum (</w:t>
+      </w:r>
+      <w:proofErr w:type="spellStart"/>
+      <w:r>
+        <w:t>fórum_id</w:t>
+      </w:r>
+      <w:proofErr w:type="spellEnd"/>
+      <w:r>
+        <w:t xml:space="preserve">, cím, leírás, </w:t>
+      </w:r>
+      <w:proofErr w:type="spellStart"/>
+      <w:r>
+        <w:t>létrehozás_dátuma</w:t>
+      </w:r>
+      <w:proofErr w:type="spellEnd"/>
+      <w:r>
+        <w:t xml:space="preserve">, </w:t>
+      </w:r>
+      <w:proofErr w:type="spellStart"/>
+      <w:r>
+        <w:t>felhasználó_id</w:t>
+      </w:r>
+      <w:proofErr w:type="spellEnd"/>
+      <w:r>
+        <w:t>)</w:t>
       </w:r>
       <w:r>
         <w:br/>
-        <w:t>- FórumHozzászólás (hozzászólás_id, fórum_id, felhasználó_id, szöveg, dátum)</w:t>
+        <w:t xml:space="preserve">- </w:t>
+      </w:r>
+      <w:proofErr w:type="spellStart"/>
+      <w:r>
+        <w:t>FórumHozzászólás</w:t>
+      </w:r>
+      <w:proofErr w:type="spellEnd"/>
+      <w:r>
+        <w:t xml:space="preserve"> (</w:t>
+      </w:r>
+      <w:proofErr w:type="spellStart"/>
+      <w:r>
+        <w:t>hozzászólás_id</w:t>
+      </w:r>
+      <w:proofErr w:type="spellEnd"/>
+      <w:r>
+        <w:t xml:space="preserve">, </w:t>
+      </w:r>
+      <w:proofErr w:type="spellStart"/>
+      <w:r>
+        <w:t>fórum_id</w:t>
+      </w:r>
+      <w:proofErr w:type="spellEnd"/>
+      <w:r>
+        <w:t xml:space="preserve">, </w:t>
+      </w:r>
+      <w:proofErr w:type="spellStart"/>
+      <w:r>
+        <w:t>felhasználó_id</w:t>
+      </w:r>
+      <w:proofErr w:type="spellEnd"/>
+      <w:r>
+        <w:t>, szöveg, dátum)</w:t>
       </w:r>
     </w:p>
     <w:p>
@@ -4143,7 +5507,25 @@
         <w:t xml:space="preserve">A program lényeges függvényeinek, az osztályok metódusainak a specifikációja (mit valósít meg az adott függvény, illetve metódus, milyen paraméterei vannak, mi a visszatérési érték) </w:t>
       </w:r>
       <w:r>
-        <w:t xml:space="preserve"> Az algoritmizálható részek leírása valamilyen algoritmus-leíró eszközzel (struktogram,  pszeudo-kód, esetleg UML aktivitás-diagram) Ajánlott terjedelem: a feladat jellegétől függően 2-5 oldal. 5. Forráskód </w:t>
+        <w:t> Az algoritmizálható részek leírása valamilyen algoritmus-leíró eszközzel (</w:t>
+      </w:r>
+      <w:proofErr w:type="spellStart"/>
+      <w:proofErr w:type="gramStart"/>
+      <w:r>
+        <w:t>struktogram</w:t>
+      </w:r>
+      <w:proofErr w:type="spellEnd"/>
+      <w:r>
+        <w:t xml:space="preserve">,  </w:t>
+      </w:r>
+      <w:proofErr w:type="spellStart"/>
+      <w:r>
+        <w:t>pszeudo</w:t>
+      </w:r>
+      <w:proofErr w:type="spellEnd"/>
+      <w:proofErr w:type="gramEnd"/>
+      <w:r>
+        <w:t xml:space="preserve">-kód, esetleg UML aktivitás-diagram) Ajánlott terjedelem: a feladat jellegétől függően 2-5 oldal. 5. Forráskód </w:t>
       </w:r>
       <w:r>
         <w:t xml:space="preserve"> A teljes forráskódot a nyomtatott dokumentációba nem kell beletenni! </w:t>
@@ -4360,7 +5742,7 @@
       <w:bookmarkEnd w:id="26"/>
     </w:p>
     <w:p>
-      <w:hyperlink r:id="rId17" w:history="1">
+      <w:hyperlink r:id="rId21" w:history="1">
         <w:r>
           <w:rPr>
             <w:rStyle w:val="Hiperhivatkozs"/>
@@ -4370,7 +5752,7 @@
       </w:hyperlink>
     </w:p>
     <w:p>
-      <w:hyperlink r:id="rId18" w:history="1">
+      <w:hyperlink r:id="rId22" w:history="1">
         <w:r>
           <w:rPr>
             <w:rStyle w:val="Hiperhivatkozs"/>
@@ -4380,7 +5762,7 @@
       </w:hyperlink>
     </w:p>
     <w:p>
-      <w:hyperlink r:id="rId19" w:history="1">
+      <w:hyperlink r:id="rId23" w:history="1">
         <w:r>
           <w:rPr>
             <w:rStyle w:val="Hiperhivatkozs"/>
@@ -4390,7 +5772,7 @@
       </w:hyperlink>
     </w:p>
     <w:p>
-      <w:hyperlink r:id="rId20" w:history="1">
+      <w:hyperlink r:id="rId24" w:history="1">
         <w:r>
           <w:rPr>
             <w:rStyle w:val="Hiperhivatkozs"/>
@@ -4400,7 +5782,7 @@
       </w:hyperlink>
     </w:p>
     <w:p>
-      <w:hyperlink r:id="rId21" w:history="1">
+      <w:hyperlink r:id="rId25" w:history="1">
         <w:r>
           <w:rPr>
             <w:rStyle w:val="Hiperhivatkozs"/>
@@ -4410,7 +5792,7 @@
       </w:hyperlink>
     </w:p>
     <w:p>
-      <w:hyperlink r:id="rId22" w:history="1">
+      <w:hyperlink r:id="rId26" w:history="1">
         <w:r>
           <w:rPr>
             <w:rStyle w:val="Hiperhivatkozs"/>
@@ -4420,7 +5802,7 @@
       </w:hyperlink>
     </w:p>
     <w:p>
-      <w:hyperlink r:id="rId23" w:history="1">
+      <w:hyperlink r:id="rId27" w:history="1">
         <w:r>
           <w:rPr>
             <w:rStyle w:val="Hiperhivatkozs"/>
@@ -4430,7 +5812,7 @@
       </w:hyperlink>
     </w:p>
     <w:p>
-      <w:hyperlink r:id="rId24" w:history="1">
+      <w:hyperlink r:id="rId28" w:history="1">
         <w:r>
           <w:rPr>
             <w:rStyle w:val="Hiperhivatkozs"/>
@@ -4440,7 +5822,7 @@
       </w:hyperlink>
     </w:p>
     <w:p>
-      <w:hyperlink r:id="rId25" w:history="1">
+      <w:hyperlink r:id="rId29" w:history="1">
         <w:r>
           <w:rPr>
             <w:rStyle w:val="Hiperhivatkozs"/>
@@ -4547,10 +5929,10 @@
       </w:r>
     </w:p>
     <w:sectPr>
-      <w:headerReference w:type="default" r:id="rId26"/>
-      <w:footerReference w:type="default" r:id="rId27"/>
-      <w:headerReference w:type="first" r:id="rId28"/>
-      <w:footerReference w:type="first" r:id="rId29"/>
+      <w:headerReference w:type="default" r:id="rId30"/>
+      <w:footerReference w:type="default" r:id="rId31"/>
+      <w:headerReference w:type="first" r:id="rId32"/>
+      <w:footerReference w:type="first" r:id="rId33"/>
       <w:pgSz w:w="11906" w:h="16838"/>
       <w:pgMar w:top="1418" w:right="1418" w:bottom="1418" w:left="1418" w:header="709" w:footer="709" w:gutter="340"/>
       <w:cols w:space="708"/>
@@ -4592,27 +5974,14 @@
     <w:pPr>
       <w:pStyle w:val="llb"/>
     </w:pPr>
-    <w:r>
-      <w:fldChar w:fldCharType="begin"/>
-    </w:r>
-    <w:r>
-      <w:instrText xml:space="preserve"> DATE   \* MERGEFORMAT </w:instrText>
-    </w:r>
-    <w:r>
-      <w:fldChar w:fldCharType="separate"/>
-    </w:r>
-    <w:r>
-      <w:rPr>
-        <w:noProof/>
-      </w:rPr>
-      <w:t>2026. 02. 25.</w:t>
-    </w:r>
-    <w:r>
-      <w:rPr>
-        <w:noProof/>
-      </w:rPr>
-      <w:fldChar w:fldCharType="end"/>
-    </w:r>
+    <w:fldSimple w:instr=" DATE   \* MERGEFORMAT ">
+      <w:r>
+        <w:rPr>
+          <w:noProof/>
+        </w:rPr>
+        <w:t>2026. 03. 02.</w:t>
+      </w:r>
+    </w:fldSimple>
     <w:r>
       <w:tab/>
     </w:r>
@@ -4763,7 +6132,15 @@
       <w:tab/>
     </w:r>
     <w:r>
-      <w:t>Claus Patrik, Hohn Márton, Szabados Bendegúz Henrik</w:t>
+      <w:t xml:space="preserve">Claus Patrik, </w:t>
+    </w:r>
+    <w:proofErr w:type="spellStart"/>
+    <w:r>
+      <w:t>Hohn</w:t>
+    </w:r>
+    <w:proofErr w:type="spellEnd"/>
+    <w:r>
+      <w:t xml:space="preserve"> Márton, Szabados Bendegúz Henrik</w:t>
     </w:r>
   </w:p>
 </w:hdr>
@@ -4833,6 +6210,155 @@
 <file path=word/numbering.xml><?xml version="1.0" encoding="utf-8"?>
 <w:numbering xmlns:wpc="http://schemas.microsoft.com/office/word/2010/wordprocessingCanvas" xmlns:cx="http://schemas.microsoft.com/office/drawing/2014/chartex" xmlns:cx1="http://schemas.microsoft.com/office/drawing/2015/9/8/chartex" xmlns:cx2="http://schemas.microsoft.com/office/drawing/2015/10/21/chartex" xmlns:cx3="http://schemas.microsoft.com/office/drawing/2016/5/9/chartex" xmlns:cx4="http://schemas.microsoft.com/office/drawing/2016/5/10/chartex" xmlns:cx5="http://schemas.microsoft.com/office/drawing/2016/5/11/chartex" xmlns:cx6="http://schemas.microsoft.com/office/drawing/2016/5/12/chartex" xmlns:cx7="http://schemas.microsoft.com/office/drawing/2016/5/13/chartex" xmlns:cx8="http://schemas.microsoft.com/office/drawing/2016/5/14/chartex" xmlns:mc="http://schemas.openxmlformats.org/markup-compatibility/2006" xmlns:aink="http://schemas.microsoft.com/office/drawing/2016/ink" xmlns:am3d="http://schemas.microsoft.com/office/drawing/2017/model3d" xmlns:o="urn:schemas-microsoft-com:office:office" xmlns:r="http://schemas.openxmlformats.org/officeDocument/2006/relationships" xmlns:m="http://schemas.openxmlformats.org/officeDocument/2006/math" xmlns:v="urn:schemas-microsoft-com:vml" xmlns:wp14="http://schemas.microsoft.com/office/word/2010/wordprocessingDrawing" xmlns:wp="http://schemas.openxmlformats.org/drawingml/2006/wordprocessingDrawing" xmlns:w10="urn:schemas-microsoft-com:office:word" xmlns:w="http://schemas.openxmlformats.org/wordprocessingml/2006/main" xmlns:w14="http://schemas.microsoft.com/office/word/2010/wordml" xmlns:w15="http://schemas.microsoft.com/office/word/2012/wordml" xmlns:w16cex="http://schemas.microsoft.com/office/word/2018/wordml/cex" xmlns:w16cid="http://schemas.microsoft.com/office/word/2016/wordml/cid" xmlns:w16="http://schemas.microsoft.com/office/word/2018/wordml" xmlns:w16sdtdh="http://schemas.microsoft.com/office/word/2020/wordml/sdtdatahash" xmlns:w16se="http://schemas.microsoft.com/office/word/2015/wordml/symex" xmlns:wpg="http://schemas.microsoft.com/office/word/2010/wordprocessingGroup" xmlns:wpi="http://schemas.microsoft.com/office/word/2010/wordprocessingInk" xmlns:wne="http://schemas.microsoft.com/office/word/2006/wordml" xmlns:wps="http://schemas.microsoft.com/office/word/2010/wordprocessingShape" mc:Ignorable="w14 w15 w16se w16cid w16 w16cex w16sdtdh wp14">
   <w:abstractNum w:abstractNumId="0" w15:restartNumberingAfterBreak="0">
+    <w:nsid w:val="04531F6E"/>
+    <w:multiLevelType w:val="multilevel"/>
+    <w:tmpl w:val="D3785110"/>
+    <w:lvl w:ilvl="0">
+      <w:start w:val="1"/>
+      <w:numFmt w:val="bullet"/>
+      <w:lvlText w:val=""/>
+      <w:lvlJc w:val="left"/>
+      <w:pPr>
+        <w:tabs>
+          <w:tab w:val="num" w:pos="720"/>
+        </w:tabs>
+        <w:ind w:left="720" w:hanging="360"/>
+      </w:pPr>
+      <w:rPr>
+        <w:rFonts w:ascii="Symbol" w:hAnsi="Symbol" w:hint="default"/>
+        <w:sz w:val="20"/>
+      </w:rPr>
+    </w:lvl>
+    <w:lvl w:ilvl="1" w:tentative="1">
+      <w:start w:val="1"/>
+      <w:numFmt w:val="bullet"/>
+      <w:lvlText w:val="o"/>
+      <w:lvlJc w:val="left"/>
+      <w:pPr>
+        <w:tabs>
+          <w:tab w:val="num" w:pos="1440"/>
+        </w:tabs>
+        <w:ind w:left="1440" w:hanging="360"/>
+      </w:pPr>
+      <w:rPr>
+        <w:rFonts w:ascii="Courier New" w:hAnsi="Courier New" w:hint="default"/>
+        <w:sz w:val="20"/>
+      </w:rPr>
+    </w:lvl>
+    <w:lvl w:ilvl="2" w:tentative="1">
+      <w:start w:val="1"/>
+      <w:numFmt w:val="bullet"/>
+      <w:lvlText w:val=""/>
+      <w:lvlJc w:val="left"/>
+      <w:pPr>
+        <w:tabs>
+          <w:tab w:val="num" w:pos="2160"/>
+        </w:tabs>
+        <w:ind w:left="2160" w:hanging="360"/>
+      </w:pPr>
+      <w:rPr>
+        <w:rFonts w:ascii="Wingdings" w:hAnsi="Wingdings" w:hint="default"/>
+        <w:sz w:val="20"/>
+      </w:rPr>
+    </w:lvl>
+    <w:lvl w:ilvl="3" w:tentative="1">
+      <w:start w:val="1"/>
+      <w:numFmt w:val="bullet"/>
+      <w:lvlText w:val=""/>
+      <w:lvlJc w:val="left"/>
+      <w:pPr>
+        <w:tabs>
+          <w:tab w:val="num" w:pos="2880"/>
+        </w:tabs>
+        <w:ind w:left="2880" w:hanging="360"/>
+      </w:pPr>
+      <w:rPr>
+        <w:rFonts w:ascii="Wingdings" w:hAnsi="Wingdings" w:hint="default"/>
+        <w:sz w:val="20"/>
+      </w:rPr>
+    </w:lvl>
+    <w:lvl w:ilvl="4" w:tentative="1">
+      <w:start w:val="1"/>
+      <w:numFmt w:val="bullet"/>
+      <w:lvlText w:val=""/>
+      <w:lvlJc w:val="left"/>
+      <w:pPr>
+        <w:tabs>
+          <w:tab w:val="num" w:pos="3600"/>
+        </w:tabs>
+        <w:ind w:left="3600" w:hanging="360"/>
+      </w:pPr>
+      <w:rPr>
+        <w:rFonts w:ascii="Wingdings" w:hAnsi="Wingdings" w:hint="default"/>
+        <w:sz w:val="20"/>
+      </w:rPr>
+    </w:lvl>
+    <w:lvl w:ilvl="5" w:tentative="1">
+      <w:start w:val="1"/>
+      <w:numFmt w:val="bullet"/>
+      <w:lvlText w:val=""/>
+      <w:lvlJc w:val="left"/>
+      <w:pPr>
+        <w:tabs>
+          <w:tab w:val="num" w:pos="4320"/>
+        </w:tabs>
+        <w:ind w:left="4320" w:hanging="360"/>
+      </w:pPr>
+      <w:rPr>
+        <w:rFonts w:ascii="Wingdings" w:hAnsi="Wingdings" w:hint="default"/>
+        <w:sz w:val="20"/>
+      </w:rPr>
+    </w:lvl>
+    <w:lvl w:ilvl="6" w:tentative="1">
+      <w:start w:val="1"/>
+      <w:numFmt w:val="bullet"/>
+      <w:lvlText w:val=""/>
+      <w:lvlJc w:val="left"/>
+      <w:pPr>
+        <w:tabs>
+          <w:tab w:val="num" w:pos="5040"/>
+        </w:tabs>
+        <w:ind w:left="5040" w:hanging="360"/>
+      </w:pPr>
+      <w:rPr>
+        <w:rFonts w:ascii="Wingdings" w:hAnsi="Wingdings" w:hint="default"/>
+        <w:sz w:val="20"/>
+      </w:rPr>
+    </w:lvl>
+    <w:lvl w:ilvl="7" w:tentative="1">
+      <w:start w:val="1"/>
+      <w:numFmt w:val="bullet"/>
+      <w:lvlText w:val=""/>
+      <w:lvlJc w:val="left"/>
+      <w:pPr>
+        <w:tabs>
+          <w:tab w:val="num" w:pos="5760"/>
+        </w:tabs>
+        <w:ind w:left="5760" w:hanging="360"/>
+      </w:pPr>
+      <w:rPr>
+        <w:rFonts w:ascii="Wingdings" w:hAnsi="Wingdings" w:hint="default"/>
+        <w:sz w:val="20"/>
+      </w:rPr>
+    </w:lvl>
+    <w:lvl w:ilvl="8" w:tentative="1">
+      <w:start w:val="1"/>
+      <w:numFmt w:val="bullet"/>
+      <w:lvlText w:val=""/>
+      <w:lvlJc w:val="left"/>
+      <w:pPr>
+        <w:tabs>
+          <w:tab w:val="num" w:pos="6480"/>
+        </w:tabs>
+        <w:ind w:left="6480" w:hanging="360"/>
+      </w:pPr>
+      <w:rPr>
+        <w:rFonts w:ascii="Wingdings" w:hAnsi="Wingdings" w:hint="default"/>
+        <w:sz w:val="20"/>
+      </w:rPr>
+    </w:lvl>
+  </w:abstractNum>
+  <w:abstractNum w:abstractNumId="1" w15:restartNumberingAfterBreak="0">
     <w:nsid w:val="05140A7B"/>
     <w:multiLevelType w:val="hybridMultilevel"/>
     <w:tmpl w:val="7F485AFE"/>
@@ -4945,7 +6471,7 @@
       </w:rPr>
     </w:lvl>
   </w:abstractNum>
-  <w:abstractNum w:abstractNumId="1" w15:restartNumberingAfterBreak="0">
+  <w:abstractNum w:abstractNumId="2" w15:restartNumberingAfterBreak="0">
     <w:nsid w:val="0689735A"/>
     <w:multiLevelType w:val="multilevel"/>
     <w:tmpl w:val="18D03732"/>
@@ -5094,7 +6620,156 @@
       </w:rPr>
     </w:lvl>
   </w:abstractNum>
-  <w:abstractNum w:abstractNumId="2" w15:restartNumberingAfterBreak="0">
+  <w:abstractNum w:abstractNumId="3" w15:restartNumberingAfterBreak="0">
+    <w:nsid w:val="077F44DC"/>
+    <w:multiLevelType w:val="multilevel"/>
+    <w:tmpl w:val="DD92DE50"/>
+    <w:lvl w:ilvl="0">
+      <w:start w:val="1"/>
+      <w:numFmt w:val="bullet"/>
+      <w:lvlText w:val=""/>
+      <w:lvlJc w:val="left"/>
+      <w:pPr>
+        <w:tabs>
+          <w:tab w:val="num" w:pos="720"/>
+        </w:tabs>
+        <w:ind w:left="720" w:hanging="360"/>
+      </w:pPr>
+      <w:rPr>
+        <w:rFonts w:ascii="Symbol" w:hAnsi="Symbol" w:hint="default"/>
+        <w:sz w:val="20"/>
+      </w:rPr>
+    </w:lvl>
+    <w:lvl w:ilvl="1" w:tentative="1">
+      <w:start w:val="1"/>
+      <w:numFmt w:val="bullet"/>
+      <w:lvlText w:val="o"/>
+      <w:lvlJc w:val="left"/>
+      <w:pPr>
+        <w:tabs>
+          <w:tab w:val="num" w:pos="1440"/>
+        </w:tabs>
+        <w:ind w:left="1440" w:hanging="360"/>
+      </w:pPr>
+      <w:rPr>
+        <w:rFonts w:ascii="Courier New" w:hAnsi="Courier New" w:hint="default"/>
+        <w:sz w:val="20"/>
+      </w:rPr>
+    </w:lvl>
+    <w:lvl w:ilvl="2" w:tentative="1">
+      <w:start w:val="1"/>
+      <w:numFmt w:val="bullet"/>
+      <w:lvlText w:val=""/>
+      <w:lvlJc w:val="left"/>
+      <w:pPr>
+        <w:tabs>
+          <w:tab w:val="num" w:pos="2160"/>
+        </w:tabs>
+        <w:ind w:left="2160" w:hanging="360"/>
+      </w:pPr>
+      <w:rPr>
+        <w:rFonts w:ascii="Wingdings" w:hAnsi="Wingdings" w:hint="default"/>
+        <w:sz w:val="20"/>
+      </w:rPr>
+    </w:lvl>
+    <w:lvl w:ilvl="3" w:tentative="1">
+      <w:start w:val="1"/>
+      <w:numFmt w:val="bullet"/>
+      <w:lvlText w:val=""/>
+      <w:lvlJc w:val="left"/>
+      <w:pPr>
+        <w:tabs>
+          <w:tab w:val="num" w:pos="2880"/>
+        </w:tabs>
+        <w:ind w:left="2880" w:hanging="360"/>
+      </w:pPr>
+      <w:rPr>
+        <w:rFonts w:ascii="Wingdings" w:hAnsi="Wingdings" w:hint="default"/>
+        <w:sz w:val="20"/>
+      </w:rPr>
+    </w:lvl>
+    <w:lvl w:ilvl="4" w:tentative="1">
+      <w:start w:val="1"/>
+      <w:numFmt w:val="bullet"/>
+      <w:lvlText w:val=""/>
+      <w:lvlJc w:val="left"/>
+      <w:pPr>
+        <w:tabs>
+          <w:tab w:val="num" w:pos="3600"/>
+        </w:tabs>
+        <w:ind w:left="3600" w:hanging="360"/>
+      </w:pPr>
+      <w:rPr>
+        <w:rFonts w:ascii="Wingdings" w:hAnsi="Wingdings" w:hint="default"/>
+        <w:sz w:val="20"/>
+      </w:rPr>
+    </w:lvl>
+    <w:lvl w:ilvl="5" w:tentative="1">
+      <w:start w:val="1"/>
+      <w:numFmt w:val="bullet"/>
+      <w:lvlText w:val=""/>
+      <w:lvlJc w:val="left"/>
+      <w:pPr>
+        <w:tabs>
+          <w:tab w:val="num" w:pos="4320"/>
+        </w:tabs>
+        <w:ind w:left="4320" w:hanging="360"/>
+      </w:pPr>
+      <w:rPr>
+        <w:rFonts w:ascii="Wingdings" w:hAnsi="Wingdings" w:hint="default"/>
+        <w:sz w:val="20"/>
+      </w:rPr>
+    </w:lvl>
+    <w:lvl w:ilvl="6" w:tentative="1">
+      <w:start w:val="1"/>
+      <w:numFmt w:val="bullet"/>
+      <w:lvlText w:val=""/>
+      <w:lvlJc w:val="left"/>
+      <w:pPr>
+        <w:tabs>
+          <w:tab w:val="num" w:pos="5040"/>
+        </w:tabs>
+        <w:ind w:left="5040" w:hanging="360"/>
+      </w:pPr>
+      <w:rPr>
+        <w:rFonts w:ascii="Wingdings" w:hAnsi="Wingdings" w:hint="default"/>
+        <w:sz w:val="20"/>
+      </w:rPr>
+    </w:lvl>
+    <w:lvl w:ilvl="7" w:tentative="1">
+      <w:start w:val="1"/>
+      <w:numFmt w:val="bullet"/>
+      <w:lvlText w:val=""/>
+      <w:lvlJc w:val="left"/>
+      <w:pPr>
+        <w:tabs>
+          <w:tab w:val="num" w:pos="5760"/>
+        </w:tabs>
+        <w:ind w:left="5760" w:hanging="360"/>
+      </w:pPr>
+      <w:rPr>
+        <w:rFonts w:ascii="Wingdings" w:hAnsi="Wingdings" w:hint="default"/>
+        <w:sz w:val="20"/>
+      </w:rPr>
+    </w:lvl>
+    <w:lvl w:ilvl="8" w:tentative="1">
+      <w:start w:val="1"/>
+      <w:numFmt w:val="bullet"/>
+      <w:lvlText w:val=""/>
+      <w:lvlJc w:val="left"/>
+      <w:pPr>
+        <w:tabs>
+          <w:tab w:val="num" w:pos="6480"/>
+        </w:tabs>
+        <w:ind w:left="6480" w:hanging="360"/>
+      </w:pPr>
+      <w:rPr>
+        <w:rFonts w:ascii="Wingdings" w:hAnsi="Wingdings" w:hint="default"/>
+        <w:sz w:val="20"/>
+      </w:rPr>
+    </w:lvl>
+  </w:abstractNum>
+  <w:abstractNum w:abstractNumId="4" w15:restartNumberingAfterBreak="0">
     <w:nsid w:val="0A9D4B87"/>
     <w:multiLevelType w:val="multilevel"/>
     <w:tmpl w:val="7580340C"/>
@@ -5243,7 +6918,156 @@
       </w:rPr>
     </w:lvl>
   </w:abstractNum>
-  <w:abstractNum w:abstractNumId="3" w15:restartNumberingAfterBreak="0">
+  <w:abstractNum w:abstractNumId="5" w15:restartNumberingAfterBreak="0">
+    <w:nsid w:val="0AFE6E82"/>
+    <w:multiLevelType w:val="multilevel"/>
+    <w:tmpl w:val="6D12BBAA"/>
+    <w:lvl w:ilvl="0">
+      <w:start w:val="1"/>
+      <w:numFmt w:val="bullet"/>
+      <w:lvlText w:val=""/>
+      <w:lvlJc w:val="left"/>
+      <w:pPr>
+        <w:tabs>
+          <w:tab w:val="num" w:pos="720"/>
+        </w:tabs>
+        <w:ind w:left="720" w:hanging="360"/>
+      </w:pPr>
+      <w:rPr>
+        <w:rFonts w:ascii="Symbol" w:hAnsi="Symbol" w:hint="default"/>
+        <w:sz w:val="20"/>
+      </w:rPr>
+    </w:lvl>
+    <w:lvl w:ilvl="1" w:tentative="1">
+      <w:start w:val="1"/>
+      <w:numFmt w:val="bullet"/>
+      <w:lvlText w:val="o"/>
+      <w:lvlJc w:val="left"/>
+      <w:pPr>
+        <w:tabs>
+          <w:tab w:val="num" w:pos="1440"/>
+        </w:tabs>
+        <w:ind w:left="1440" w:hanging="360"/>
+      </w:pPr>
+      <w:rPr>
+        <w:rFonts w:ascii="Courier New" w:hAnsi="Courier New" w:hint="default"/>
+        <w:sz w:val="20"/>
+      </w:rPr>
+    </w:lvl>
+    <w:lvl w:ilvl="2" w:tentative="1">
+      <w:start w:val="1"/>
+      <w:numFmt w:val="bullet"/>
+      <w:lvlText w:val=""/>
+      <w:lvlJc w:val="left"/>
+      <w:pPr>
+        <w:tabs>
+          <w:tab w:val="num" w:pos="2160"/>
+        </w:tabs>
+        <w:ind w:left="2160" w:hanging="360"/>
+      </w:pPr>
+      <w:rPr>
+        <w:rFonts w:ascii="Wingdings" w:hAnsi="Wingdings" w:hint="default"/>
+        <w:sz w:val="20"/>
+      </w:rPr>
+    </w:lvl>
+    <w:lvl w:ilvl="3" w:tentative="1">
+      <w:start w:val="1"/>
+      <w:numFmt w:val="bullet"/>
+      <w:lvlText w:val=""/>
+      <w:lvlJc w:val="left"/>
+      <w:pPr>
+        <w:tabs>
+          <w:tab w:val="num" w:pos="2880"/>
+        </w:tabs>
+        <w:ind w:left="2880" w:hanging="360"/>
+      </w:pPr>
+      <w:rPr>
+        <w:rFonts w:ascii="Wingdings" w:hAnsi="Wingdings" w:hint="default"/>
+        <w:sz w:val="20"/>
+      </w:rPr>
+    </w:lvl>
+    <w:lvl w:ilvl="4" w:tentative="1">
+      <w:start w:val="1"/>
+      <w:numFmt w:val="bullet"/>
+      <w:lvlText w:val=""/>
+      <w:lvlJc w:val="left"/>
+      <w:pPr>
+        <w:tabs>
+          <w:tab w:val="num" w:pos="3600"/>
+        </w:tabs>
+        <w:ind w:left="3600" w:hanging="360"/>
+      </w:pPr>
+      <w:rPr>
+        <w:rFonts w:ascii="Wingdings" w:hAnsi="Wingdings" w:hint="default"/>
+        <w:sz w:val="20"/>
+      </w:rPr>
+    </w:lvl>
+    <w:lvl w:ilvl="5" w:tentative="1">
+      <w:start w:val="1"/>
+      <w:numFmt w:val="bullet"/>
+      <w:lvlText w:val=""/>
+      <w:lvlJc w:val="left"/>
+      <w:pPr>
+        <w:tabs>
+          <w:tab w:val="num" w:pos="4320"/>
+        </w:tabs>
+        <w:ind w:left="4320" w:hanging="360"/>
+      </w:pPr>
+      <w:rPr>
+        <w:rFonts w:ascii="Wingdings" w:hAnsi="Wingdings" w:hint="default"/>
+        <w:sz w:val="20"/>
+      </w:rPr>
+    </w:lvl>
+    <w:lvl w:ilvl="6" w:tentative="1">
+      <w:start w:val="1"/>
+      <w:numFmt w:val="bullet"/>
+      <w:lvlText w:val=""/>
+      <w:lvlJc w:val="left"/>
+      <w:pPr>
+        <w:tabs>
+          <w:tab w:val="num" w:pos="5040"/>
+        </w:tabs>
+        <w:ind w:left="5040" w:hanging="360"/>
+      </w:pPr>
+      <w:rPr>
+        <w:rFonts w:ascii="Wingdings" w:hAnsi="Wingdings" w:hint="default"/>
+        <w:sz w:val="20"/>
+      </w:rPr>
+    </w:lvl>
+    <w:lvl w:ilvl="7" w:tentative="1">
+      <w:start w:val="1"/>
+      <w:numFmt w:val="bullet"/>
+      <w:lvlText w:val=""/>
+      <w:lvlJc w:val="left"/>
+      <w:pPr>
+        <w:tabs>
+          <w:tab w:val="num" w:pos="5760"/>
+        </w:tabs>
+        <w:ind w:left="5760" w:hanging="360"/>
+      </w:pPr>
+      <w:rPr>
+        <w:rFonts w:ascii="Wingdings" w:hAnsi="Wingdings" w:hint="default"/>
+        <w:sz w:val="20"/>
+      </w:rPr>
+    </w:lvl>
+    <w:lvl w:ilvl="8" w:tentative="1">
+      <w:start w:val="1"/>
+      <w:numFmt w:val="bullet"/>
+      <w:lvlText w:val=""/>
+      <w:lvlJc w:val="left"/>
+      <w:pPr>
+        <w:tabs>
+          <w:tab w:val="num" w:pos="6480"/>
+        </w:tabs>
+        <w:ind w:left="6480" w:hanging="360"/>
+      </w:pPr>
+      <w:rPr>
+        <w:rFonts w:ascii="Wingdings" w:hAnsi="Wingdings" w:hint="default"/>
+        <w:sz w:val="20"/>
+      </w:rPr>
+    </w:lvl>
+  </w:abstractNum>
+  <w:abstractNum w:abstractNumId="6" w15:restartNumberingAfterBreak="0">
     <w:nsid w:val="0DA8189E"/>
     <w:multiLevelType w:val="multilevel"/>
     <w:tmpl w:val="2FCC0640"/>
@@ -5392,7 +7216,7 @@
       </w:rPr>
     </w:lvl>
   </w:abstractNum>
-  <w:abstractNum w:abstractNumId="4" w15:restartNumberingAfterBreak="0">
+  <w:abstractNum w:abstractNumId="7" w15:restartNumberingAfterBreak="0">
     <w:nsid w:val="100A0E32"/>
     <w:multiLevelType w:val="hybridMultilevel"/>
     <w:tmpl w:val="A740AE26"/>
@@ -5505,7 +7329,7 @@
       </w:rPr>
     </w:lvl>
   </w:abstractNum>
-  <w:abstractNum w:abstractNumId="5" w15:restartNumberingAfterBreak="0">
+  <w:abstractNum w:abstractNumId="8" w15:restartNumberingAfterBreak="0">
     <w:nsid w:val="15687717"/>
     <w:multiLevelType w:val="hybridMultilevel"/>
     <w:tmpl w:val="009CD47E"/>
@@ -5618,7 +7442,7 @@
       </w:rPr>
     </w:lvl>
   </w:abstractNum>
-  <w:abstractNum w:abstractNumId="6" w15:restartNumberingAfterBreak="0">
+  <w:abstractNum w:abstractNumId="9" w15:restartNumberingAfterBreak="0">
     <w:nsid w:val="170438CF"/>
     <w:multiLevelType w:val="hybridMultilevel"/>
     <w:tmpl w:val="39782D6A"/>
@@ -5731,7 +7555,7 @@
       </w:rPr>
     </w:lvl>
   </w:abstractNum>
-  <w:abstractNum w:abstractNumId="7" w15:restartNumberingAfterBreak="0">
+  <w:abstractNum w:abstractNumId="10" w15:restartNumberingAfterBreak="0">
     <w:nsid w:val="18467DDC"/>
     <w:multiLevelType w:val="hybridMultilevel"/>
     <w:tmpl w:val="85C418EE"/>
@@ -5844,7 +7668,7 @@
       </w:rPr>
     </w:lvl>
   </w:abstractNum>
-  <w:abstractNum w:abstractNumId="8" w15:restartNumberingAfterBreak="0">
+  <w:abstractNum w:abstractNumId="11" w15:restartNumberingAfterBreak="0">
     <w:nsid w:val="1A3E7235"/>
     <w:multiLevelType w:val="multilevel"/>
     <w:tmpl w:val="49800872"/>
@@ -5993,7 +7817,7 @@
       </w:rPr>
     </w:lvl>
   </w:abstractNum>
-  <w:abstractNum w:abstractNumId="9" w15:restartNumberingAfterBreak="0">
+  <w:abstractNum w:abstractNumId="12" w15:restartNumberingAfterBreak="0">
     <w:nsid w:val="1B320454"/>
     <w:multiLevelType w:val="hybridMultilevel"/>
     <w:tmpl w:val="8F08C358"/>
@@ -6106,7 +7930,7 @@
       </w:rPr>
     </w:lvl>
   </w:abstractNum>
-  <w:abstractNum w:abstractNumId="10" w15:restartNumberingAfterBreak="0">
+  <w:abstractNum w:abstractNumId="13" w15:restartNumberingAfterBreak="0">
     <w:nsid w:val="1C261C2D"/>
     <w:multiLevelType w:val="hybridMultilevel"/>
     <w:tmpl w:val="3834B094"/>
@@ -6219,7 +8043,156 @@
       </w:rPr>
     </w:lvl>
   </w:abstractNum>
-  <w:abstractNum w:abstractNumId="11" w15:restartNumberingAfterBreak="0">
+  <w:abstractNum w:abstractNumId="14" w15:restartNumberingAfterBreak="0">
+    <w:nsid w:val="1CC86E6A"/>
+    <w:multiLevelType w:val="multilevel"/>
+    <w:tmpl w:val="6B9CE1A8"/>
+    <w:lvl w:ilvl="0">
+      <w:start w:val="1"/>
+      <w:numFmt w:val="bullet"/>
+      <w:lvlText w:val=""/>
+      <w:lvlJc w:val="left"/>
+      <w:pPr>
+        <w:tabs>
+          <w:tab w:val="num" w:pos="720"/>
+        </w:tabs>
+        <w:ind w:left="720" w:hanging="360"/>
+      </w:pPr>
+      <w:rPr>
+        <w:rFonts w:ascii="Symbol" w:hAnsi="Symbol" w:hint="default"/>
+        <w:sz w:val="20"/>
+      </w:rPr>
+    </w:lvl>
+    <w:lvl w:ilvl="1" w:tentative="1">
+      <w:start w:val="1"/>
+      <w:numFmt w:val="bullet"/>
+      <w:lvlText w:val="o"/>
+      <w:lvlJc w:val="left"/>
+      <w:pPr>
+        <w:tabs>
+          <w:tab w:val="num" w:pos="1440"/>
+        </w:tabs>
+        <w:ind w:left="1440" w:hanging="360"/>
+      </w:pPr>
+      <w:rPr>
+        <w:rFonts w:ascii="Courier New" w:hAnsi="Courier New" w:hint="default"/>
+        <w:sz w:val="20"/>
+      </w:rPr>
+    </w:lvl>
+    <w:lvl w:ilvl="2" w:tentative="1">
+      <w:start w:val="1"/>
+      <w:numFmt w:val="bullet"/>
+      <w:lvlText w:val=""/>
+      <w:lvlJc w:val="left"/>
+      <w:pPr>
+        <w:tabs>
+          <w:tab w:val="num" w:pos="2160"/>
+        </w:tabs>
+        <w:ind w:left="2160" w:hanging="360"/>
+      </w:pPr>
+      <w:rPr>
+        <w:rFonts w:ascii="Wingdings" w:hAnsi="Wingdings" w:hint="default"/>
+        <w:sz w:val="20"/>
+      </w:rPr>
+    </w:lvl>
+    <w:lvl w:ilvl="3" w:tentative="1">
+      <w:start w:val="1"/>
+      <w:numFmt w:val="bullet"/>
+      <w:lvlText w:val=""/>
+      <w:lvlJc w:val="left"/>
+      <w:pPr>
+        <w:tabs>
+          <w:tab w:val="num" w:pos="2880"/>
+        </w:tabs>
+        <w:ind w:left="2880" w:hanging="360"/>
+      </w:pPr>
+      <w:rPr>
+        <w:rFonts w:ascii="Wingdings" w:hAnsi="Wingdings" w:hint="default"/>
+        <w:sz w:val="20"/>
+      </w:rPr>
+    </w:lvl>
+    <w:lvl w:ilvl="4" w:tentative="1">
+      <w:start w:val="1"/>
+      <w:numFmt w:val="bullet"/>
+      <w:lvlText w:val=""/>
+      <w:lvlJc w:val="left"/>
+      <w:pPr>
+        <w:tabs>
+          <w:tab w:val="num" w:pos="3600"/>
+        </w:tabs>
+        <w:ind w:left="3600" w:hanging="360"/>
+      </w:pPr>
+      <w:rPr>
+        <w:rFonts w:ascii="Wingdings" w:hAnsi="Wingdings" w:hint="default"/>
+        <w:sz w:val="20"/>
+      </w:rPr>
+    </w:lvl>
+    <w:lvl w:ilvl="5" w:tentative="1">
+      <w:start w:val="1"/>
+      <w:numFmt w:val="bullet"/>
+      <w:lvlText w:val=""/>
+      <w:lvlJc w:val="left"/>
+      <w:pPr>
+        <w:tabs>
+          <w:tab w:val="num" w:pos="4320"/>
+        </w:tabs>
+        <w:ind w:left="4320" w:hanging="360"/>
+      </w:pPr>
+      <w:rPr>
+        <w:rFonts w:ascii="Wingdings" w:hAnsi="Wingdings" w:hint="default"/>
+        <w:sz w:val="20"/>
+      </w:rPr>
+    </w:lvl>
+    <w:lvl w:ilvl="6" w:tentative="1">
+      <w:start w:val="1"/>
+      <w:numFmt w:val="bullet"/>
+      <w:lvlText w:val=""/>
+      <w:lvlJc w:val="left"/>
+      <w:pPr>
+        <w:tabs>
+          <w:tab w:val="num" w:pos="5040"/>
+        </w:tabs>
+        <w:ind w:left="5040" w:hanging="360"/>
+      </w:pPr>
+      <w:rPr>
+        <w:rFonts w:ascii="Wingdings" w:hAnsi="Wingdings" w:hint="default"/>
+        <w:sz w:val="20"/>
+      </w:rPr>
+    </w:lvl>
+    <w:lvl w:ilvl="7" w:tentative="1">
+      <w:start w:val="1"/>
+      <w:numFmt w:val="bullet"/>
+      <w:lvlText w:val=""/>
+      <w:lvlJc w:val="left"/>
+      <w:pPr>
+        <w:tabs>
+          <w:tab w:val="num" w:pos="5760"/>
+        </w:tabs>
+        <w:ind w:left="5760" w:hanging="360"/>
+      </w:pPr>
+      <w:rPr>
+        <w:rFonts w:ascii="Wingdings" w:hAnsi="Wingdings" w:hint="default"/>
+        <w:sz w:val="20"/>
+      </w:rPr>
+    </w:lvl>
+    <w:lvl w:ilvl="8" w:tentative="1">
+      <w:start w:val="1"/>
+      <w:numFmt w:val="bullet"/>
+      <w:lvlText w:val=""/>
+      <w:lvlJc w:val="left"/>
+      <w:pPr>
+        <w:tabs>
+          <w:tab w:val="num" w:pos="6480"/>
+        </w:tabs>
+        <w:ind w:left="6480" w:hanging="360"/>
+      </w:pPr>
+      <w:rPr>
+        <w:rFonts w:ascii="Wingdings" w:hAnsi="Wingdings" w:hint="default"/>
+        <w:sz w:val="20"/>
+      </w:rPr>
+    </w:lvl>
+  </w:abstractNum>
+  <w:abstractNum w:abstractNumId="15" w15:restartNumberingAfterBreak="0">
     <w:nsid w:val="1DCC5134"/>
     <w:multiLevelType w:val="multilevel"/>
     <w:tmpl w:val="1158CCFA"/>
@@ -6368,7 +8341,7 @@
       </w:rPr>
     </w:lvl>
   </w:abstractNum>
-  <w:abstractNum w:abstractNumId="12" w15:restartNumberingAfterBreak="0">
+  <w:abstractNum w:abstractNumId="16" w15:restartNumberingAfterBreak="0">
     <w:nsid w:val="1F8E3315"/>
     <w:multiLevelType w:val="multilevel"/>
     <w:tmpl w:val="CD30648C"/>
@@ -6481,7 +8454,7 @@
       </w:rPr>
     </w:lvl>
   </w:abstractNum>
-  <w:abstractNum w:abstractNumId="13" w15:restartNumberingAfterBreak="0">
+  <w:abstractNum w:abstractNumId="17" w15:restartNumberingAfterBreak="0">
     <w:nsid w:val="21CD6486"/>
     <w:multiLevelType w:val="multilevel"/>
     <w:tmpl w:val="5538C982"/>
@@ -6630,7 +8603,454 @@
       </w:rPr>
     </w:lvl>
   </w:abstractNum>
-  <w:abstractNum w:abstractNumId="14" w15:restartNumberingAfterBreak="0">
+  <w:abstractNum w:abstractNumId="18" w15:restartNumberingAfterBreak="0">
+    <w:nsid w:val="283D54D1"/>
+    <w:multiLevelType w:val="multilevel"/>
+    <w:tmpl w:val="498E4702"/>
+    <w:lvl w:ilvl="0">
+      <w:start w:val="1"/>
+      <w:numFmt w:val="bullet"/>
+      <w:lvlText w:val=""/>
+      <w:lvlJc w:val="left"/>
+      <w:pPr>
+        <w:tabs>
+          <w:tab w:val="num" w:pos="720"/>
+        </w:tabs>
+        <w:ind w:left="720" w:hanging="360"/>
+      </w:pPr>
+      <w:rPr>
+        <w:rFonts w:ascii="Symbol" w:hAnsi="Symbol" w:hint="default"/>
+        <w:sz w:val="20"/>
+      </w:rPr>
+    </w:lvl>
+    <w:lvl w:ilvl="1" w:tentative="1">
+      <w:start w:val="1"/>
+      <w:numFmt w:val="bullet"/>
+      <w:lvlText w:val="o"/>
+      <w:lvlJc w:val="left"/>
+      <w:pPr>
+        <w:tabs>
+          <w:tab w:val="num" w:pos="1440"/>
+        </w:tabs>
+        <w:ind w:left="1440" w:hanging="360"/>
+      </w:pPr>
+      <w:rPr>
+        <w:rFonts w:ascii="Courier New" w:hAnsi="Courier New" w:hint="default"/>
+        <w:sz w:val="20"/>
+      </w:rPr>
+    </w:lvl>
+    <w:lvl w:ilvl="2" w:tentative="1">
+      <w:start w:val="1"/>
+      <w:numFmt w:val="bullet"/>
+      <w:lvlText w:val=""/>
+      <w:lvlJc w:val="left"/>
+      <w:pPr>
+        <w:tabs>
+          <w:tab w:val="num" w:pos="2160"/>
+        </w:tabs>
+        <w:ind w:left="2160" w:hanging="360"/>
+      </w:pPr>
+      <w:rPr>
+        <w:rFonts w:ascii="Wingdings" w:hAnsi="Wingdings" w:hint="default"/>
+        <w:sz w:val="20"/>
+      </w:rPr>
+    </w:lvl>
+    <w:lvl w:ilvl="3" w:tentative="1">
+      <w:start w:val="1"/>
+      <w:numFmt w:val="bullet"/>
+      <w:lvlText w:val=""/>
+      <w:lvlJc w:val="left"/>
+      <w:pPr>
+        <w:tabs>
+          <w:tab w:val="num" w:pos="2880"/>
+        </w:tabs>
+        <w:ind w:left="2880" w:hanging="360"/>
+      </w:pPr>
+      <w:rPr>
+        <w:rFonts w:ascii="Wingdings" w:hAnsi="Wingdings" w:hint="default"/>
+        <w:sz w:val="20"/>
+      </w:rPr>
+    </w:lvl>
+    <w:lvl w:ilvl="4" w:tentative="1">
+      <w:start w:val="1"/>
+      <w:numFmt w:val="bullet"/>
+      <w:lvlText w:val=""/>
+      <w:lvlJc w:val="left"/>
+      <w:pPr>
+        <w:tabs>
+          <w:tab w:val="num" w:pos="3600"/>
+        </w:tabs>
+        <w:ind w:left="3600" w:hanging="360"/>
+      </w:pPr>
+      <w:rPr>
+        <w:rFonts w:ascii="Wingdings" w:hAnsi="Wingdings" w:hint="default"/>
+        <w:sz w:val="20"/>
+      </w:rPr>
+    </w:lvl>
+    <w:lvl w:ilvl="5" w:tentative="1">
+      <w:start w:val="1"/>
+      <w:numFmt w:val="bullet"/>
+      <w:lvlText w:val=""/>
+      <w:lvlJc w:val="left"/>
+      <w:pPr>
+        <w:tabs>
+          <w:tab w:val="num" w:pos="4320"/>
+        </w:tabs>
+        <w:ind w:left="4320" w:hanging="360"/>
+      </w:pPr>
+      <w:rPr>
+        <w:rFonts w:ascii="Wingdings" w:hAnsi="Wingdings" w:hint="default"/>
+        <w:sz w:val="20"/>
+      </w:rPr>
+    </w:lvl>
+    <w:lvl w:ilvl="6" w:tentative="1">
+      <w:start w:val="1"/>
+      <w:numFmt w:val="bullet"/>
+      <w:lvlText w:val=""/>
+      <w:lvlJc w:val="left"/>
+      <w:pPr>
+        <w:tabs>
+          <w:tab w:val="num" w:pos="5040"/>
+        </w:tabs>
+        <w:ind w:left="5040" w:hanging="360"/>
+      </w:pPr>
+      <w:rPr>
+        <w:rFonts w:ascii="Wingdings" w:hAnsi="Wingdings" w:hint="default"/>
+        <w:sz w:val="20"/>
+      </w:rPr>
+    </w:lvl>
+    <w:lvl w:ilvl="7" w:tentative="1">
+      <w:start w:val="1"/>
+      <w:numFmt w:val="bullet"/>
+      <w:lvlText w:val=""/>
+      <w:lvlJc w:val="left"/>
+      <w:pPr>
+        <w:tabs>
+          <w:tab w:val="num" w:pos="5760"/>
+        </w:tabs>
+        <w:ind w:left="5760" w:hanging="360"/>
+      </w:pPr>
+      <w:rPr>
+        <w:rFonts w:ascii="Wingdings" w:hAnsi="Wingdings" w:hint="default"/>
+        <w:sz w:val="20"/>
+      </w:rPr>
+    </w:lvl>
+    <w:lvl w:ilvl="8" w:tentative="1">
+      <w:start w:val="1"/>
+      <w:numFmt w:val="bullet"/>
+      <w:lvlText w:val=""/>
+      <w:lvlJc w:val="left"/>
+      <w:pPr>
+        <w:tabs>
+          <w:tab w:val="num" w:pos="6480"/>
+        </w:tabs>
+        <w:ind w:left="6480" w:hanging="360"/>
+      </w:pPr>
+      <w:rPr>
+        <w:rFonts w:ascii="Wingdings" w:hAnsi="Wingdings" w:hint="default"/>
+        <w:sz w:val="20"/>
+      </w:rPr>
+    </w:lvl>
+  </w:abstractNum>
+  <w:abstractNum w:abstractNumId="19" w15:restartNumberingAfterBreak="0">
+    <w:nsid w:val="2BBB7245"/>
+    <w:multiLevelType w:val="multilevel"/>
+    <w:tmpl w:val="13CCD0FE"/>
+    <w:lvl w:ilvl="0">
+      <w:start w:val="1"/>
+      <w:numFmt w:val="bullet"/>
+      <w:lvlText w:val=""/>
+      <w:lvlJc w:val="left"/>
+      <w:pPr>
+        <w:tabs>
+          <w:tab w:val="num" w:pos="720"/>
+        </w:tabs>
+        <w:ind w:left="720" w:hanging="360"/>
+      </w:pPr>
+      <w:rPr>
+        <w:rFonts w:ascii="Symbol" w:hAnsi="Symbol" w:hint="default"/>
+        <w:sz w:val="20"/>
+      </w:rPr>
+    </w:lvl>
+    <w:lvl w:ilvl="1" w:tentative="1">
+      <w:start w:val="1"/>
+      <w:numFmt w:val="bullet"/>
+      <w:lvlText w:val="o"/>
+      <w:lvlJc w:val="left"/>
+      <w:pPr>
+        <w:tabs>
+          <w:tab w:val="num" w:pos="1440"/>
+        </w:tabs>
+        <w:ind w:left="1440" w:hanging="360"/>
+      </w:pPr>
+      <w:rPr>
+        <w:rFonts w:ascii="Courier New" w:hAnsi="Courier New" w:hint="default"/>
+        <w:sz w:val="20"/>
+      </w:rPr>
+    </w:lvl>
+    <w:lvl w:ilvl="2" w:tentative="1">
+      <w:start w:val="1"/>
+      <w:numFmt w:val="bullet"/>
+      <w:lvlText w:val=""/>
+      <w:lvlJc w:val="left"/>
+      <w:pPr>
+        <w:tabs>
+          <w:tab w:val="num" w:pos="2160"/>
+        </w:tabs>
+        <w:ind w:left="2160" w:hanging="360"/>
+      </w:pPr>
+      <w:rPr>
+        <w:rFonts w:ascii="Wingdings" w:hAnsi="Wingdings" w:hint="default"/>
+        <w:sz w:val="20"/>
+      </w:rPr>
+    </w:lvl>
+    <w:lvl w:ilvl="3" w:tentative="1">
+      <w:start w:val="1"/>
+      <w:numFmt w:val="bullet"/>
+      <w:lvlText w:val=""/>
+      <w:lvlJc w:val="left"/>
+      <w:pPr>
+        <w:tabs>
+          <w:tab w:val="num" w:pos="2880"/>
+        </w:tabs>
+        <w:ind w:left="2880" w:hanging="360"/>
+      </w:pPr>
+      <w:rPr>
+        <w:rFonts w:ascii="Wingdings" w:hAnsi="Wingdings" w:hint="default"/>
+        <w:sz w:val="20"/>
+      </w:rPr>
+    </w:lvl>
+    <w:lvl w:ilvl="4" w:tentative="1">
+      <w:start w:val="1"/>
+      <w:numFmt w:val="bullet"/>
+      <w:lvlText w:val=""/>
+      <w:lvlJc w:val="left"/>
+      <w:pPr>
+        <w:tabs>
+          <w:tab w:val="num" w:pos="3600"/>
+        </w:tabs>
+        <w:ind w:left="3600" w:hanging="360"/>
+      </w:pPr>
+      <w:rPr>
+        <w:rFonts w:ascii="Wingdings" w:hAnsi="Wingdings" w:hint="default"/>
+        <w:sz w:val="20"/>
+      </w:rPr>
+    </w:lvl>
+    <w:lvl w:ilvl="5" w:tentative="1">
+      <w:start w:val="1"/>
+      <w:numFmt w:val="bullet"/>
+      <w:lvlText w:val=""/>
+      <w:lvlJc w:val="left"/>
+      <w:pPr>
+        <w:tabs>
+          <w:tab w:val="num" w:pos="4320"/>
+        </w:tabs>
+        <w:ind w:left="4320" w:hanging="360"/>
+      </w:pPr>
+      <w:rPr>
+        <w:rFonts w:ascii="Wingdings" w:hAnsi="Wingdings" w:hint="default"/>
+        <w:sz w:val="20"/>
+      </w:rPr>
+    </w:lvl>
+    <w:lvl w:ilvl="6" w:tentative="1">
+      <w:start w:val="1"/>
+      <w:numFmt w:val="bullet"/>
+      <w:lvlText w:val=""/>
+      <w:lvlJc w:val="left"/>
+      <w:pPr>
+        <w:tabs>
+          <w:tab w:val="num" w:pos="5040"/>
+        </w:tabs>
+        <w:ind w:left="5040" w:hanging="360"/>
+      </w:pPr>
+      <w:rPr>
+        <w:rFonts w:ascii="Wingdings" w:hAnsi="Wingdings" w:hint="default"/>
+        <w:sz w:val="20"/>
+      </w:rPr>
+    </w:lvl>
+    <w:lvl w:ilvl="7" w:tentative="1">
+      <w:start w:val="1"/>
+      <w:numFmt w:val="bullet"/>
+      <w:lvlText w:val=""/>
+      <w:lvlJc w:val="left"/>
+      <w:pPr>
+        <w:tabs>
+          <w:tab w:val="num" w:pos="5760"/>
+        </w:tabs>
+        <w:ind w:left="5760" w:hanging="360"/>
+      </w:pPr>
+      <w:rPr>
+        <w:rFonts w:ascii="Wingdings" w:hAnsi="Wingdings" w:hint="default"/>
+        <w:sz w:val="20"/>
+      </w:rPr>
+    </w:lvl>
+    <w:lvl w:ilvl="8" w:tentative="1">
+      <w:start w:val="1"/>
+      <w:numFmt w:val="bullet"/>
+      <w:lvlText w:val=""/>
+      <w:lvlJc w:val="left"/>
+      <w:pPr>
+        <w:tabs>
+          <w:tab w:val="num" w:pos="6480"/>
+        </w:tabs>
+        <w:ind w:left="6480" w:hanging="360"/>
+      </w:pPr>
+      <w:rPr>
+        <w:rFonts w:ascii="Wingdings" w:hAnsi="Wingdings" w:hint="default"/>
+        <w:sz w:val="20"/>
+      </w:rPr>
+    </w:lvl>
+  </w:abstractNum>
+  <w:abstractNum w:abstractNumId="20" w15:restartNumberingAfterBreak="0">
+    <w:nsid w:val="3B9E6CA4"/>
+    <w:multiLevelType w:val="multilevel"/>
+    <w:tmpl w:val="5B6CDB3E"/>
+    <w:lvl w:ilvl="0">
+      <w:start w:val="1"/>
+      <w:numFmt w:val="bullet"/>
+      <w:lvlText w:val=""/>
+      <w:lvlJc w:val="left"/>
+      <w:pPr>
+        <w:tabs>
+          <w:tab w:val="num" w:pos="720"/>
+        </w:tabs>
+        <w:ind w:left="720" w:hanging="360"/>
+      </w:pPr>
+      <w:rPr>
+        <w:rFonts w:ascii="Symbol" w:hAnsi="Symbol" w:hint="default"/>
+        <w:sz w:val="20"/>
+      </w:rPr>
+    </w:lvl>
+    <w:lvl w:ilvl="1" w:tentative="1">
+      <w:start w:val="1"/>
+      <w:numFmt w:val="bullet"/>
+      <w:lvlText w:val="o"/>
+      <w:lvlJc w:val="left"/>
+      <w:pPr>
+        <w:tabs>
+          <w:tab w:val="num" w:pos="1440"/>
+        </w:tabs>
+        <w:ind w:left="1440" w:hanging="360"/>
+      </w:pPr>
+      <w:rPr>
+        <w:rFonts w:ascii="Courier New" w:hAnsi="Courier New" w:hint="default"/>
+        <w:sz w:val="20"/>
+      </w:rPr>
+    </w:lvl>
+    <w:lvl w:ilvl="2" w:tentative="1">
+      <w:start w:val="1"/>
+      <w:numFmt w:val="bullet"/>
+      <w:lvlText w:val=""/>
+      <w:lvlJc w:val="left"/>
+      <w:pPr>
+        <w:tabs>
+          <w:tab w:val="num" w:pos="2160"/>
+        </w:tabs>
+        <w:ind w:left="2160" w:hanging="360"/>
+      </w:pPr>
+      <w:rPr>
+        <w:rFonts w:ascii="Wingdings" w:hAnsi="Wingdings" w:hint="default"/>
+        <w:sz w:val="20"/>
+      </w:rPr>
+    </w:lvl>
+    <w:lvl w:ilvl="3" w:tentative="1">
+      <w:start w:val="1"/>
+      <w:numFmt w:val="bullet"/>
+      <w:lvlText w:val=""/>
+      <w:lvlJc w:val="left"/>
+      <w:pPr>
+        <w:tabs>
+          <w:tab w:val="num" w:pos="2880"/>
+        </w:tabs>
+        <w:ind w:left="2880" w:hanging="360"/>
+      </w:pPr>
+      <w:rPr>
+        <w:rFonts w:ascii="Wingdings" w:hAnsi="Wingdings" w:hint="default"/>
+        <w:sz w:val="20"/>
+      </w:rPr>
+    </w:lvl>
+    <w:lvl w:ilvl="4" w:tentative="1">
+      <w:start w:val="1"/>
+      <w:numFmt w:val="bullet"/>
+      <w:lvlText w:val=""/>
+      <w:lvlJc w:val="left"/>
+      <w:pPr>
+        <w:tabs>
+          <w:tab w:val="num" w:pos="3600"/>
+        </w:tabs>
+        <w:ind w:left="3600" w:hanging="360"/>
+      </w:pPr>
+      <w:rPr>
+        <w:rFonts w:ascii="Wingdings" w:hAnsi="Wingdings" w:hint="default"/>
+        <w:sz w:val="20"/>
+      </w:rPr>
+    </w:lvl>
+    <w:lvl w:ilvl="5" w:tentative="1">
+      <w:start w:val="1"/>
+      <w:numFmt w:val="bullet"/>
+      <w:lvlText w:val=""/>
+      <w:lvlJc w:val="left"/>
+      <w:pPr>
+        <w:tabs>
+          <w:tab w:val="num" w:pos="4320"/>
+        </w:tabs>
+        <w:ind w:left="4320" w:hanging="360"/>
+      </w:pPr>
+      <w:rPr>
+        <w:rFonts w:ascii="Wingdings" w:hAnsi="Wingdings" w:hint="default"/>
+        <w:sz w:val="20"/>
+      </w:rPr>
+    </w:lvl>
+    <w:lvl w:ilvl="6" w:tentative="1">
+      <w:start w:val="1"/>
+      <w:numFmt w:val="bullet"/>
+      <w:lvlText w:val=""/>
+      <w:lvlJc w:val="left"/>
+      <w:pPr>
+        <w:tabs>
+          <w:tab w:val="num" w:pos="5040"/>
+        </w:tabs>
+        <w:ind w:left="5040" w:hanging="360"/>
+      </w:pPr>
+      <w:rPr>
+        <w:rFonts w:ascii="Wingdings" w:hAnsi="Wingdings" w:hint="default"/>
+        <w:sz w:val="20"/>
+      </w:rPr>
+    </w:lvl>
+    <w:lvl w:ilvl="7" w:tentative="1">
+      <w:start w:val="1"/>
+      <w:numFmt w:val="bullet"/>
+      <w:lvlText w:val=""/>
+      <w:lvlJc w:val="left"/>
+      <w:pPr>
+        <w:tabs>
+          <w:tab w:val="num" w:pos="5760"/>
+        </w:tabs>
+        <w:ind w:left="5760" w:hanging="360"/>
+      </w:pPr>
+      <w:rPr>
+        <w:rFonts w:ascii="Wingdings" w:hAnsi="Wingdings" w:hint="default"/>
+        <w:sz w:val="20"/>
+      </w:rPr>
+    </w:lvl>
+    <w:lvl w:ilvl="8" w:tentative="1">
+      <w:start w:val="1"/>
+      <w:numFmt w:val="bullet"/>
+      <w:lvlText w:val=""/>
+      <w:lvlJc w:val="left"/>
+      <w:pPr>
+        <w:tabs>
+          <w:tab w:val="num" w:pos="6480"/>
+        </w:tabs>
+        <w:ind w:left="6480" w:hanging="360"/>
+      </w:pPr>
+      <w:rPr>
+        <w:rFonts w:ascii="Wingdings" w:hAnsi="Wingdings" w:hint="default"/>
+        <w:sz w:val="20"/>
+      </w:rPr>
+    </w:lvl>
+  </w:abstractNum>
+  <w:abstractNum w:abstractNumId="21" w15:restartNumberingAfterBreak="0">
     <w:nsid w:val="3BFC6CDD"/>
     <w:multiLevelType w:val="multilevel"/>
     <w:tmpl w:val="52D4272E"/>
@@ -6779,7 +9199,156 @@
       </w:rPr>
     </w:lvl>
   </w:abstractNum>
-  <w:abstractNum w:abstractNumId="15" w15:restartNumberingAfterBreak="0">
+  <w:abstractNum w:abstractNumId="22" w15:restartNumberingAfterBreak="0">
+    <w:nsid w:val="3C7109C5"/>
+    <w:multiLevelType w:val="multilevel"/>
+    <w:tmpl w:val="F9CCA2E0"/>
+    <w:lvl w:ilvl="0">
+      <w:start w:val="1"/>
+      <w:numFmt w:val="bullet"/>
+      <w:lvlText w:val=""/>
+      <w:lvlJc w:val="left"/>
+      <w:pPr>
+        <w:tabs>
+          <w:tab w:val="num" w:pos="720"/>
+        </w:tabs>
+        <w:ind w:left="720" w:hanging="360"/>
+      </w:pPr>
+      <w:rPr>
+        <w:rFonts w:ascii="Symbol" w:hAnsi="Symbol" w:hint="default"/>
+        <w:sz w:val="20"/>
+      </w:rPr>
+    </w:lvl>
+    <w:lvl w:ilvl="1" w:tentative="1">
+      <w:start w:val="1"/>
+      <w:numFmt w:val="bullet"/>
+      <w:lvlText w:val="o"/>
+      <w:lvlJc w:val="left"/>
+      <w:pPr>
+        <w:tabs>
+          <w:tab w:val="num" w:pos="1440"/>
+        </w:tabs>
+        <w:ind w:left="1440" w:hanging="360"/>
+      </w:pPr>
+      <w:rPr>
+        <w:rFonts w:ascii="Courier New" w:hAnsi="Courier New" w:hint="default"/>
+        <w:sz w:val="20"/>
+      </w:rPr>
+    </w:lvl>
+    <w:lvl w:ilvl="2" w:tentative="1">
+      <w:start w:val="1"/>
+      <w:numFmt w:val="bullet"/>
+      <w:lvlText w:val=""/>
+      <w:lvlJc w:val="left"/>
+      <w:pPr>
+        <w:tabs>
+          <w:tab w:val="num" w:pos="2160"/>
+        </w:tabs>
+        <w:ind w:left="2160" w:hanging="360"/>
+      </w:pPr>
+      <w:rPr>
+        <w:rFonts w:ascii="Wingdings" w:hAnsi="Wingdings" w:hint="default"/>
+        <w:sz w:val="20"/>
+      </w:rPr>
+    </w:lvl>
+    <w:lvl w:ilvl="3" w:tentative="1">
+      <w:start w:val="1"/>
+      <w:numFmt w:val="bullet"/>
+      <w:lvlText w:val=""/>
+      <w:lvlJc w:val="left"/>
+      <w:pPr>
+        <w:tabs>
+          <w:tab w:val="num" w:pos="2880"/>
+        </w:tabs>
+        <w:ind w:left="2880" w:hanging="360"/>
+      </w:pPr>
+      <w:rPr>
+        <w:rFonts w:ascii="Wingdings" w:hAnsi="Wingdings" w:hint="default"/>
+        <w:sz w:val="20"/>
+      </w:rPr>
+    </w:lvl>
+    <w:lvl w:ilvl="4" w:tentative="1">
+      <w:start w:val="1"/>
+      <w:numFmt w:val="bullet"/>
+      <w:lvlText w:val=""/>
+      <w:lvlJc w:val="left"/>
+      <w:pPr>
+        <w:tabs>
+          <w:tab w:val="num" w:pos="3600"/>
+        </w:tabs>
+        <w:ind w:left="3600" w:hanging="360"/>
+      </w:pPr>
+      <w:rPr>
+        <w:rFonts w:ascii="Wingdings" w:hAnsi="Wingdings" w:hint="default"/>
+        <w:sz w:val="20"/>
+      </w:rPr>
+    </w:lvl>
+    <w:lvl w:ilvl="5" w:tentative="1">
+      <w:start w:val="1"/>
+      <w:numFmt w:val="bullet"/>
+      <w:lvlText w:val=""/>
+      <w:lvlJc w:val="left"/>
+      <w:pPr>
+        <w:tabs>
+          <w:tab w:val="num" w:pos="4320"/>
+        </w:tabs>
+        <w:ind w:left="4320" w:hanging="360"/>
+      </w:pPr>
+      <w:rPr>
+        <w:rFonts w:ascii="Wingdings" w:hAnsi="Wingdings" w:hint="default"/>
+        <w:sz w:val="20"/>
+      </w:rPr>
+    </w:lvl>
+    <w:lvl w:ilvl="6" w:tentative="1">
+      <w:start w:val="1"/>
+      <w:numFmt w:val="bullet"/>
+      <w:lvlText w:val=""/>
+      <w:lvlJc w:val="left"/>
+      <w:pPr>
+        <w:tabs>
+          <w:tab w:val="num" w:pos="5040"/>
+        </w:tabs>
+        <w:ind w:left="5040" w:hanging="360"/>
+      </w:pPr>
+      <w:rPr>
+        <w:rFonts w:ascii="Wingdings" w:hAnsi="Wingdings" w:hint="default"/>
+        <w:sz w:val="20"/>
+      </w:rPr>
+    </w:lvl>
+    <w:lvl w:ilvl="7" w:tentative="1">
+      <w:start w:val="1"/>
+      <w:numFmt w:val="bullet"/>
+      <w:lvlText w:val=""/>
+      <w:lvlJc w:val="left"/>
+      <w:pPr>
+        <w:tabs>
+          <w:tab w:val="num" w:pos="5760"/>
+        </w:tabs>
+        <w:ind w:left="5760" w:hanging="360"/>
+      </w:pPr>
+      <w:rPr>
+        <w:rFonts w:ascii="Wingdings" w:hAnsi="Wingdings" w:hint="default"/>
+        <w:sz w:val="20"/>
+      </w:rPr>
+    </w:lvl>
+    <w:lvl w:ilvl="8" w:tentative="1">
+      <w:start w:val="1"/>
+      <w:numFmt w:val="bullet"/>
+      <w:lvlText w:val=""/>
+      <w:lvlJc w:val="left"/>
+      <w:pPr>
+        <w:tabs>
+          <w:tab w:val="num" w:pos="6480"/>
+        </w:tabs>
+        <w:ind w:left="6480" w:hanging="360"/>
+      </w:pPr>
+      <w:rPr>
+        <w:rFonts w:ascii="Wingdings" w:hAnsi="Wingdings" w:hint="default"/>
+        <w:sz w:val="20"/>
+      </w:rPr>
+    </w:lvl>
+  </w:abstractNum>
+  <w:abstractNum w:abstractNumId="23" w15:restartNumberingAfterBreak="0">
     <w:nsid w:val="3CAE1902"/>
     <w:multiLevelType w:val="multilevel"/>
     <w:tmpl w:val="41FAA406"/>
@@ -6928,7 +9497,7 @@
       </w:rPr>
     </w:lvl>
   </w:abstractNum>
-  <w:abstractNum w:abstractNumId="16" w15:restartNumberingAfterBreak="0">
+  <w:abstractNum w:abstractNumId="24" w15:restartNumberingAfterBreak="0">
     <w:nsid w:val="3D8F5541"/>
     <w:multiLevelType w:val="multilevel"/>
     <w:tmpl w:val="C9347EAE"/>
@@ -7077,7 +9646,7 @@
       </w:rPr>
     </w:lvl>
   </w:abstractNum>
-  <w:abstractNum w:abstractNumId="17" w15:restartNumberingAfterBreak="0">
+  <w:abstractNum w:abstractNumId="25" w15:restartNumberingAfterBreak="0">
     <w:nsid w:val="400C4236"/>
     <w:multiLevelType w:val="multilevel"/>
     <w:tmpl w:val="8FEA8376"/>
@@ -7226,7 +9795,7 @@
       </w:rPr>
     </w:lvl>
   </w:abstractNum>
-  <w:abstractNum w:abstractNumId="18" w15:restartNumberingAfterBreak="0">
+  <w:abstractNum w:abstractNumId="26" w15:restartNumberingAfterBreak="0">
     <w:nsid w:val="4BFE0713"/>
     <w:multiLevelType w:val="multilevel"/>
     <w:tmpl w:val="2500E326"/>
@@ -7375,7 +9944,7 @@
       </w:rPr>
     </w:lvl>
   </w:abstractNum>
-  <w:abstractNum w:abstractNumId="19" w15:restartNumberingAfterBreak="0">
+  <w:abstractNum w:abstractNumId="27" w15:restartNumberingAfterBreak="0">
     <w:nsid w:val="532A36A3"/>
     <w:multiLevelType w:val="hybridMultilevel"/>
     <w:tmpl w:val="82A475FE"/>
@@ -7461,7 +10030,7 @@
       </w:pPr>
     </w:lvl>
   </w:abstractNum>
-  <w:abstractNum w:abstractNumId="20" w15:restartNumberingAfterBreak="0">
+  <w:abstractNum w:abstractNumId="28" w15:restartNumberingAfterBreak="0">
     <w:nsid w:val="562D3B9E"/>
     <w:multiLevelType w:val="hybridMultilevel"/>
     <w:tmpl w:val="9A484EF4"/>
@@ -7574,7 +10143,7 @@
       </w:rPr>
     </w:lvl>
   </w:abstractNum>
-  <w:abstractNum w:abstractNumId="21" w15:restartNumberingAfterBreak="0">
+  <w:abstractNum w:abstractNumId="29" w15:restartNumberingAfterBreak="0">
     <w:nsid w:val="57F22669"/>
     <w:multiLevelType w:val="multilevel"/>
     <w:tmpl w:val="45E85A80"/>
@@ -7669,7 +10238,156 @@
       </w:pPr>
     </w:lvl>
   </w:abstractNum>
-  <w:abstractNum w:abstractNumId="22" w15:restartNumberingAfterBreak="0">
+  <w:abstractNum w:abstractNumId="30" w15:restartNumberingAfterBreak="0">
+    <w:nsid w:val="5E9B2056"/>
+    <w:multiLevelType w:val="multilevel"/>
+    <w:tmpl w:val="597A120A"/>
+    <w:lvl w:ilvl="0">
+      <w:start w:val="1"/>
+      <w:numFmt w:val="bullet"/>
+      <w:lvlText w:val=""/>
+      <w:lvlJc w:val="left"/>
+      <w:pPr>
+        <w:tabs>
+          <w:tab w:val="num" w:pos="720"/>
+        </w:tabs>
+        <w:ind w:left="720" w:hanging="360"/>
+      </w:pPr>
+      <w:rPr>
+        <w:rFonts w:ascii="Symbol" w:hAnsi="Symbol" w:hint="default"/>
+        <w:sz w:val="20"/>
+      </w:rPr>
+    </w:lvl>
+    <w:lvl w:ilvl="1" w:tentative="1">
+      <w:start w:val="1"/>
+      <w:numFmt w:val="bullet"/>
+      <w:lvlText w:val="o"/>
+      <w:lvlJc w:val="left"/>
+      <w:pPr>
+        <w:tabs>
+          <w:tab w:val="num" w:pos="1440"/>
+        </w:tabs>
+        <w:ind w:left="1440" w:hanging="360"/>
+      </w:pPr>
+      <w:rPr>
+        <w:rFonts w:ascii="Courier New" w:hAnsi="Courier New" w:hint="default"/>
+        <w:sz w:val="20"/>
+      </w:rPr>
+    </w:lvl>
+    <w:lvl w:ilvl="2" w:tentative="1">
+      <w:start w:val="1"/>
+      <w:numFmt w:val="bullet"/>
+      <w:lvlText w:val=""/>
+      <w:lvlJc w:val="left"/>
+      <w:pPr>
+        <w:tabs>
+          <w:tab w:val="num" w:pos="2160"/>
+        </w:tabs>
+        <w:ind w:left="2160" w:hanging="360"/>
+      </w:pPr>
+      <w:rPr>
+        <w:rFonts w:ascii="Wingdings" w:hAnsi="Wingdings" w:hint="default"/>
+        <w:sz w:val="20"/>
+      </w:rPr>
+    </w:lvl>
+    <w:lvl w:ilvl="3" w:tentative="1">
+      <w:start w:val="1"/>
+      <w:numFmt w:val="bullet"/>
+      <w:lvlText w:val=""/>
+      <w:lvlJc w:val="left"/>
+      <w:pPr>
+        <w:tabs>
+          <w:tab w:val="num" w:pos="2880"/>
+        </w:tabs>
+        <w:ind w:left="2880" w:hanging="360"/>
+      </w:pPr>
+      <w:rPr>
+        <w:rFonts w:ascii="Wingdings" w:hAnsi="Wingdings" w:hint="default"/>
+        <w:sz w:val="20"/>
+      </w:rPr>
+    </w:lvl>
+    <w:lvl w:ilvl="4" w:tentative="1">
+      <w:start w:val="1"/>
+      <w:numFmt w:val="bullet"/>
+      <w:lvlText w:val=""/>
+      <w:lvlJc w:val="left"/>
+      <w:pPr>
+        <w:tabs>
+          <w:tab w:val="num" w:pos="3600"/>
+        </w:tabs>
+        <w:ind w:left="3600" w:hanging="360"/>
+      </w:pPr>
+      <w:rPr>
+        <w:rFonts w:ascii="Wingdings" w:hAnsi="Wingdings" w:hint="default"/>
+        <w:sz w:val="20"/>
+      </w:rPr>
+    </w:lvl>
+    <w:lvl w:ilvl="5" w:tentative="1">
+      <w:start w:val="1"/>
+      <w:numFmt w:val="bullet"/>
+      <w:lvlText w:val=""/>
+      <w:lvlJc w:val="left"/>
+      <w:pPr>
+        <w:tabs>
+          <w:tab w:val="num" w:pos="4320"/>
+        </w:tabs>
+        <w:ind w:left="4320" w:hanging="360"/>
+      </w:pPr>
+      <w:rPr>
+        <w:rFonts w:ascii="Wingdings" w:hAnsi="Wingdings" w:hint="default"/>
+        <w:sz w:val="20"/>
+      </w:rPr>
+    </w:lvl>
+    <w:lvl w:ilvl="6" w:tentative="1">
+      <w:start w:val="1"/>
+      <w:numFmt w:val="bullet"/>
+      <w:lvlText w:val=""/>
+      <w:lvlJc w:val="left"/>
+      <w:pPr>
+        <w:tabs>
+          <w:tab w:val="num" w:pos="5040"/>
+        </w:tabs>
+        <w:ind w:left="5040" w:hanging="360"/>
+      </w:pPr>
+      <w:rPr>
+        <w:rFonts w:ascii="Wingdings" w:hAnsi="Wingdings" w:hint="default"/>
+        <w:sz w:val="20"/>
+      </w:rPr>
+    </w:lvl>
+    <w:lvl w:ilvl="7" w:tentative="1">
+      <w:start w:val="1"/>
+      <w:numFmt w:val="bullet"/>
+      <w:lvlText w:val=""/>
+      <w:lvlJc w:val="left"/>
+      <w:pPr>
+        <w:tabs>
+          <w:tab w:val="num" w:pos="5760"/>
+        </w:tabs>
+        <w:ind w:left="5760" w:hanging="360"/>
+      </w:pPr>
+      <w:rPr>
+        <w:rFonts w:ascii="Wingdings" w:hAnsi="Wingdings" w:hint="default"/>
+        <w:sz w:val="20"/>
+      </w:rPr>
+    </w:lvl>
+    <w:lvl w:ilvl="8" w:tentative="1">
+      <w:start w:val="1"/>
+      <w:numFmt w:val="bullet"/>
+      <w:lvlText w:val=""/>
+      <w:lvlJc w:val="left"/>
+      <w:pPr>
+        <w:tabs>
+          <w:tab w:val="num" w:pos="6480"/>
+        </w:tabs>
+        <w:ind w:left="6480" w:hanging="360"/>
+      </w:pPr>
+      <w:rPr>
+        <w:rFonts w:ascii="Wingdings" w:hAnsi="Wingdings" w:hint="default"/>
+        <w:sz w:val="20"/>
+      </w:rPr>
+    </w:lvl>
+  </w:abstractNum>
+  <w:abstractNum w:abstractNumId="31" w15:restartNumberingAfterBreak="0">
     <w:nsid w:val="5EF82D8B"/>
     <w:multiLevelType w:val="hybridMultilevel"/>
     <w:tmpl w:val="D80CDE0E"/>
@@ -7782,7 +10500,7 @@
       </w:rPr>
     </w:lvl>
   </w:abstractNum>
-  <w:abstractNum w:abstractNumId="23" w15:restartNumberingAfterBreak="0">
+  <w:abstractNum w:abstractNumId="32" w15:restartNumberingAfterBreak="0">
     <w:nsid w:val="5F2E42AC"/>
     <w:multiLevelType w:val="multilevel"/>
     <w:tmpl w:val="2CA65CB0"/>
@@ -7895,7 +10613,7 @@
       </w:rPr>
     </w:lvl>
   </w:abstractNum>
-  <w:abstractNum w:abstractNumId="24" w15:restartNumberingAfterBreak="0">
+  <w:abstractNum w:abstractNumId="33" w15:restartNumberingAfterBreak="0">
     <w:nsid w:val="60DE67E9"/>
     <w:multiLevelType w:val="multilevel"/>
     <w:tmpl w:val="3ACE404E"/>
@@ -8044,7 +10762,7 @@
       </w:rPr>
     </w:lvl>
   </w:abstractNum>
-  <w:abstractNum w:abstractNumId="25" w15:restartNumberingAfterBreak="0">
+  <w:abstractNum w:abstractNumId="34" w15:restartNumberingAfterBreak="0">
     <w:nsid w:val="6A254CE6"/>
     <w:multiLevelType w:val="multilevel"/>
     <w:tmpl w:val="B4DCFAB6"/>
@@ -8193,7 +10911,7 @@
       </w:rPr>
     </w:lvl>
   </w:abstractNum>
-  <w:abstractNum w:abstractNumId="26" w15:restartNumberingAfterBreak="0">
+  <w:abstractNum w:abstractNumId="35" w15:restartNumberingAfterBreak="0">
     <w:nsid w:val="6C53073E"/>
     <w:multiLevelType w:val="multilevel"/>
     <w:tmpl w:val="2E96ABEE"/>
@@ -8342,7 +11060,7 @@
       </w:rPr>
     </w:lvl>
   </w:abstractNum>
-  <w:abstractNum w:abstractNumId="27" w15:restartNumberingAfterBreak="0">
+  <w:abstractNum w:abstractNumId="36" w15:restartNumberingAfterBreak="0">
     <w:nsid w:val="6EA21786"/>
     <w:multiLevelType w:val="multilevel"/>
     <w:tmpl w:val="35D0D0A8"/>
@@ -8491,7 +11209,7 @@
       </w:rPr>
     </w:lvl>
   </w:abstractNum>
-  <w:abstractNum w:abstractNumId="28" w15:restartNumberingAfterBreak="0">
+  <w:abstractNum w:abstractNumId="37" w15:restartNumberingAfterBreak="0">
     <w:nsid w:val="6F862AC4"/>
     <w:multiLevelType w:val="multilevel"/>
     <w:tmpl w:val="D760F75A"/>
@@ -8640,7 +11358,7 @@
       </w:rPr>
     </w:lvl>
   </w:abstractNum>
-  <w:abstractNum w:abstractNumId="29" w15:restartNumberingAfterBreak="0">
+  <w:abstractNum w:abstractNumId="38" w15:restartNumberingAfterBreak="0">
     <w:nsid w:val="7192495B"/>
     <w:multiLevelType w:val="multilevel"/>
     <w:tmpl w:val="E042C7C2"/>
@@ -8789,7 +11507,156 @@
       </w:rPr>
     </w:lvl>
   </w:abstractNum>
-  <w:abstractNum w:abstractNumId="30" w15:restartNumberingAfterBreak="0">
+  <w:abstractNum w:abstractNumId="39" w15:restartNumberingAfterBreak="0">
+    <w:nsid w:val="756C6F32"/>
+    <w:multiLevelType w:val="multilevel"/>
+    <w:tmpl w:val="528AD7C0"/>
+    <w:lvl w:ilvl="0">
+      <w:start w:val="1"/>
+      <w:numFmt w:val="bullet"/>
+      <w:lvlText w:val=""/>
+      <w:lvlJc w:val="left"/>
+      <w:pPr>
+        <w:tabs>
+          <w:tab w:val="num" w:pos="720"/>
+        </w:tabs>
+        <w:ind w:left="720" w:hanging="360"/>
+      </w:pPr>
+      <w:rPr>
+        <w:rFonts w:ascii="Symbol" w:hAnsi="Symbol" w:hint="default"/>
+        <w:sz w:val="20"/>
+      </w:rPr>
+    </w:lvl>
+    <w:lvl w:ilvl="1" w:tentative="1">
+      <w:start w:val="1"/>
+      <w:numFmt w:val="bullet"/>
+      <w:lvlText w:val="o"/>
+      <w:lvlJc w:val="left"/>
+      <w:pPr>
+        <w:tabs>
+          <w:tab w:val="num" w:pos="1440"/>
+        </w:tabs>
+        <w:ind w:left="1440" w:hanging="360"/>
+      </w:pPr>
+      <w:rPr>
+        <w:rFonts w:ascii="Courier New" w:hAnsi="Courier New" w:hint="default"/>
+        <w:sz w:val="20"/>
+      </w:rPr>
+    </w:lvl>
+    <w:lvl w:ilvl="2" w:tentative="1">
+      <w:start w:val="1"/>
+      <w:numFmt w:val="bullet"/>
+      <w:lvlText w:val=""/>
+      <w:lvlJc w:val="left"/>
+      <w:pPr>
+        <w:tabs>
+          <w:tab w:val="num" w:pos="2160"/>
+        </w:tabs>
+        <w:ind w:left="2160" w:hanging="360"/>
+      </w:pPr>
+      <w:rPr>
+        <w:rFonts w:ascii="Wingdings" w:hAnsi="Wingdings" w:hint="default"/>
+        <w:sz w:val="20"/>
+      </w:rPr>
+    </w:lvl>
+    <w:lvl w:ilvl="3" w:tentative="1">
+      <w:start w:val="1"/>
+      <w:numFmt w:val="bullet"/>
+      <w:lvlText w:val=""/>
+      <w:lvlJc w:val="left"/>
+      <w:pPr>
+        <w:tabs>
+          <w:tab w:val="num" w:pos="2880"/>
+        </w:tabs>
+        <w:ind w:left="2880" w:hanging="360"/>
+      </w:pPr>
+      <w:rPr>
+        <w:rFonts w:ascii="Wingdings" w:hAnsi="Wingdings" w:hint="default"/>
+        <w:sz w:val="20"/>
+      </w:rPr>
+    </w:lvl>
+    <w:lvl w:ilvl="4" w:tentative="1">
+      <w:start w:val="1"/>
+      <w:numFmt w:val="bullet"/>
+      <w:lvlText w:val=""/>
+      <w:lvlJc w:val="left"/>
+      <w:pPr>
+        <w:tabs>
+          <w:tab w:val="num" w:pos="3600"/>
+        </w:tabs>
+        <w:ind w:left="3600" w:hanging="360"/>
+      </w:pPr>
+      <w:rPr>
+        <w:rFonts w:ascii="Wingdings" w:hAnsi="Wingdings" w:hint="default"/>
+        <w:sz w:val="20"/>
+      </w:rPr>
+    </w:lvl>
+    <w:lvl w:ilvl="5" w:tentative="1">
+      <w:start w:val="1"/>
+      <w:numFmt w:val="bullet"/>
+      <w:lvlText w:val=""/>
+      <w:lvlJc w:val="left"/>
+      <w:pPr>
+        <w:tabs>
+          <w:tab w:val="num" w:pos="4320"/>
+        </w:tabs>
+        <w:ind w:left="4320" w:hanging="360"/>
+      </w:pPr>
+      <w:rPr>
+        <w:rFonts w:ascii="Wingdings" w:hAnsi="Wingdings" w:hint="default"/>
+        <w:sz w:val="20"/>
+      </w:rPr>
+    </w:lvl>
+    <w:lvl w:ilvl="6" w:tentative="1">
+      <w:start w:val="1"/>
+      <w:numFmt w:val="bullet"/>
+      <w:lvlText w:val=""/>
+      <w:lvlJc w:val="left"/>
+      <w:pPr>
+        <w:tabs>
+          <w:tab w:val="num" w:pos="5040"/>
+        </w:tabs>
+        <w:ind w:left="5040" w:hanging="360"/>
+      </w:pPr>
+      <w:rPr>
+        <w:rFonts w:ascii="Wingdings" w:hAnsi="Wingdings" w:hint="default"/>
+        <w:sz w:val="20"/>
+      </w:rPr>
+    </w:lvl>
+    <w:lvl w:ilvl="7" w:tentative="1">
+      <w:start w:val="1"/>
+      <w:numFmt w:val="bullet"/>
+      <w:lvlText w:val=""/>
+      <w:lvlJc w:val="left"/>
+      <w:pPr>
+        <w:tabs>
+          <w:tab w:val="num" w:pos="5760"/>
+        </w:tabs>
+        <w:ind w:left="5760" w:hanging="360"/>
+      </w:pPr>
+      <w:rPr>
+        <w:rFonts w:ascii="Wingdings" w:hAnsi="Wingdings" w:hint="default"/>
+        <w:sz w:val="20"/>
+      </w:rPr>
+    </w:lvl>
+    <w:lvl w:ilvl="8" w:tentative="1">
+      <w:start w:val="1"/>
+      <w:numFmt w:val="bullet"/>
+      <w:lvlText w:val=""/>
+      <w:lvlJc w:val="left"/>
+      <w:pPr>
+        <w:tabs>
+          <w:tab w:val="num" w:pos="6480"/>
+        </w:tabs>
+        <w:ind w:left="6480" w:hanging="360"/>
+      </w:pPr>
+      <w:rPr>
+        <w:rFonts w:ascii="Wingdings" w:hAnsi="Wingdings" w:hint="default"/>
+        <w:sz w:val="20"/>
+      </w:rPr>
+    </w:lvl>
+  </w:abstractNum>
+  <w:abstractNum w:abstractNumId="40" w15:restartNumberingAfterBreak="0">
     <w:nsid w:val="779E3CA4"/>
     <w:multiLevelType w:val="multilevel"/>
     <w:tmpl w:val="55588C6E"/>
@@ -8938,7 +11805,7 @@
       </w:rPr>
     </w:lvl>
   </w:abstractNum>
-  <w:abstractNum w:abstractNumId="31" w15:restartNumberingAfterBreak="0">
+  <w:abstractNum w:abstractNumId="41" w15:restartNumberingAfterBreak="0">
     <w:nsid w:val="78E66C32"/>
     <w:multiLevelType w:val="multilevel"/>
     <w:tmpl w:val="F2F660BE"/>
@@ -9051,7 +11918,7 @@
       </w:pPr>
     </w:lvl>
   </w:abstractNum>
-  <w:abstractNum w:abstractNumId="32" w15:restartNumberingAfterBreak="0">
+  <w:abstractNum w:abstractNumId="42" w15:restartNumberingAfterBreak="0">
     <w:nsid w:val="7D6D239E"/>
     <w:multiLevelType w:val="hybridMultilevel"/>
     <w:tmpl w:val="580EA030"/>
@@ -9165,109 +12032,139 @@
     </w:lvl>
   </w:abstractNum>
   <w:num w:numId="1">
+    <w:abstractNumId w:val="16"/>
+  </w:num>
+  <w:num w:numId="2">
+    <w:abstractNumId w:val="32"/>
+  </w:num>
+  <w:num w:numId="3">
+    <w:abstractNumId w:val="16"/>
+  </w:num>
+  <w:num w:numId="4">
+    <w:abstractNumId w:val="29"/>
+  </w:num>
+  <w:num w:numId="5">
     <w:abstractNumId w:val="12"/>
   </w:num>
-  <w:num w:numId="2">
+  <w:num w:numId="6">
+    <w:abstractNumId w:val="1"/>
+  </w:num>
+  <w:num w:numId="7">
+    <w:abstractNumId w:val="31"/>
+  </w:num>
+  <w:num w:numId="8">
+    <w:abstractNumId w:val="8"/>
+  </w:num>
+  <w:num w:numId="9">
+    <w:abstractNumId w:val="7"/>
+  </w:num>
+  <w:num w:numId="10">
+    <w:abstractNumId w:val="27"/>
+  </w:num>
+  <w:num w:numId="11">
+    <w:abstractNumId w:val="10"/>
+  </w:num>
+  <w:num w:numId="12">
+    <w:abstractNumId w:val="29"/>
+  </w:num>
+  <w:num w:numId="13">
+    <w:abstractNumId w:val="26"/>
+  </w:num>
+  <w:num w:numId="14">
+    <w:abstractNumId w:val="40"/>
+  </w:num>
+  <w:num w:numId="15">
+    <w:abstractNumId w:val="36"/>
+  </w:num>
+  <w:num w:numId="16">
+    <w:abstractNumId w:val="21"/>
+  </w:num>
+  <w:num w:numId="17">
+    <w:abstractNumId w:val="24"/>
+  </w:num>
+  <w:num w:numId="18">
     <w:abstractNumId w:val="23"/>
   </w:num>
-  <w:num w:numId="3">
-    <w:abstractNumId w:val="12"/>
+  <w:num w:numId="19">
+    <w:abstractNumId w:val="25"/>
   </w:num>
-  <w:num w:numId="4">
-    <w:abstractNumId w:val="21"/>
+  <w:num w:numId="20">
+    <w:abstractNumId w:val="33"/>
   </w:num>
-  <w:num w:numId="5">
+  <w:num w:numId="21">
+    <w:abstractNumId w:val="15"/>
+  </w:num>
+  <w:num w:numId="22">
+    <w:abstractNumId w:val="4"/>
+  </w:num>
+  <w:num w:numId="23">
+    <w:abstractNumId w:val="2"/>
+  </w:num>
+  <w:num w:numId="24">
+    <w:abstractNumId w:val="35"/>
+  </w:num>
+  <w:num w:numId="25">
+    <w:abstractNumId w:val="37"/>
+  </w:num>
+  <w:num w:numId="26">
+    <w:abstractNumId w:val="34"/>
+  </w:num>
+  <w:num w:numId="27">
+    <w:abstractNumId w:val="38"/>
+  </w:num>
+  <w:num w:numId="28">
+    <w:abstractNumId w:val="6"/>
+  </w:num>
+  <w:num w:numId="29">
+    <w:abstractNumId w:val="11"/>
+  </w:num>
+  <w:num w:numId="30">
+    <w:abstractNumId w:val="17"/>
+  </w:num>
+  <w:num w:numId="31">
+    <w:abstractNumId w:val="13"/>
+  </w:num>
+  <w:num w:numId="32">
     <w:abstractNumId w:val="9"/>
   </w:num>
-  <w:num w:numId="6">
+  <w:num w:numId="33">
+    <w:abstractNumId w:val="42"/>
+  </w:num>
+  <w:num w:numId="34">
+    <w:abstractNumId w:val="28"/>
+  </w:num>
+  <w:num w:numId="35">
+    <w:abstractNumId w:val="41"/>
+  </w:num>
+  <w:num w:numId="36">
     <w:abstractNumId w:val="0"/>
   </w:num>
-  <w:num w:numId="7">
+  <w:num w:numId="37">
+    <w:abstractNumId w:val="19"/>
+  </w:num>
+  <w:num w:numId="38">
+    <w:abstractNumId w:val="3"/>
+  </w:num>
+  <w:num w:numId="39">
+    <w:abstractNumId w:val="18"/>
+  </w:num>
+  <w:num w:numId="40">
+    <w:abstractNumId w:val="30"/>
+  </w:num>
+  <w:num w:numId="41">
+    <w:abstractNumId w:val="20"/>
+  </w:num>
+  <w:num w:numId="42">
+    <w:abstractNumId w:val="14"/>
+  </w:num>
+  <w:num w:numId="43">
     <w:abstractNumId w:val="22"/>
   </w:num>
-  <w:num w:numId="8">
+  <w:num w:numId="44">
     <w:abstractNumId w:val="5"/>
   </w:num>
-  <w:num w:numId="9">
-    <w:abstractNumId w:val="4"/>
-  </w:num>
-  <w:num w:numId="10">
-    <w:abstractNumId w:val="19"/>
-  </w:num>
-  <w:num w:numId="11">
-    <w:abstractNumId w:val="7"/>
-  </w:num>
-  <w:num w:numId="12">
-    <w:abstractNumId w:val="21"/>
-  </w:num>
-  <w:num w:numId="13">
-    <w:abstractNumId w:val="18"/>
-  </w:num>
-  <w:num w:numId="14">
-    <w:abstractNumId w:val="30"/>
-  </w:num>
-  <w:num w:numId="15">
-    <w:abstractNumId w:val="27"/>
-  </w:num>
-  <w:num w:numId="16">
-    <w:abstractNumId w:val="14"/>
-  </w:num>
-  <w:num w:numId="17">
-    <w:abstractNumId w:val="16"/>
-  </w:num>
-  <w:num w:numId="18">
-    <w:abstractNumId w:val="15"/>
-  </w:num>
-  <w:num w:numId="19">
-    <w:abstractNumId w:val="17"/>
-  </w:num>
-  <w:num w:numId="20">
-    <w:abstractNumId w:val="24"/>
-  </w:num>
-  <w:num w:numId="21">
-    <w:abstractNumId w:val="11"/>
-  </w:num>
-  <w:num w:numId="22">
-    <w:abstractNumId w:val="2"/>
-  </w:num>
-  <w:num w:numId="23">
-    <w:abstractNumId w:val="1"/>
-  </w:num>
-  <w:num w:numId="24">
-    <w:abstractNumId w:val="26"/>
-  </w:num>
-  <w:num w:numId="25">
-    <w:abstractNumId w:val="28"/>
-  </w:num>
-  <w:num w:numId="26">
-    <w:abstractNumId w:val="25"/>
-  </w:num>
-  <w:num w:numId="27">
-    <w:abstractNumId w:val="29"/>
-  </w:num>
-  <w:num w:numId="28">
-    <w:abstractNumId w:val="3"/>
-  </w:num>
-  <w:num w:numId="29">
-    <w:abstractNumId w:val="8"/>
-  </w:num>
-  <w:num w:numId="30">
-    <w:abstractNumId w:val="13"/>
-  </w:num>
-  <w:num w:numId="31">
-    <w:abstractNumId w:val="10"/>
-  </w:num>
-  <w:num w:numId="32">
-    <w:abstractNumId w:val="6"/>
-  </w:num>
-  <w:num w:numId="33">
-    <w:abstractNumId w:val="32"/>
-  </w:num>
-  <w:num w:numId="34">
-    <w:abstractNumId w:val="20"/>
-  </w:num>
-  <w:num w:numId="35">
-    <w:abstractNumId w:val="31"/>
+  <w:num w:numId="45">
+    <w:abstractNumId w:val="39"/>
   </w:num>
 </w:numbering>
 </file>
@@ -10765,16 +13662,25 @@
 </file>
 
 <file path=customXml/item1.xml><?xml version="1.0" encoding="utf-8"?>
+<b:Sources xmlns:b="http://schemas.openxmlformats.org/officeDocument/2006/bibliography" xmlns="http://schemas.openxmlformats.org/officeDocument/2006/bibliography" SelectedStyle="\APA.XSL" StyleName="APA"/>
+</file>
+
+<file path=customXml/item2.xml><?xml version="1.0" encoding="utf-8"?>
 <p:properties xmlns:p="http://schemas.microsoft.com/office/2006/metadata/properties" xmlns:xsi="http://www.w3.org/2001/XMLSchema-instance" xmlns:pc="http://schemas.microsoft.com/office/infopath/2007/PartnerControls">
   <documentManagement/>
 </p:properties>
 </file>
 
-<file path=customXml/item2.xml><?xml version="1.0" encoding="utf-8"?>
-<b:Sources xmlns:b="http://schemas.openxmlformats.org/officeDocument/2006/bibliography" xmlns="http://schemas.openxmlformats.org/officeDocument/2006/bibliography" SelectedStyle="\APA.XSL" StyleName="APA"/>
+<file path=customXml/item3.xml><?xml version="1.0" encoding="utf-8"?>
+<?mso-contentType ?>
+<FormTemplates xmlns="http://schemas.microsoft.com/sharepoint/v3/contenttype/forms">
+  <Display>DocumentLibraryForm</Display>
+  <Edit>DocumentLibraryForm</Edit>
+  <New>DocumentLibraryForm</New>
+</FormTemplates>
 </file>
 
-<file path=customXml/item3.xml><?xml version="1.0" encoding="utf-8"?>
+<file path=customXml/item4.xml><?xml version="1.0" encoding="utf-8"?>
 <ct:contentTypeSchema xmlns:ct="http://schemas.microsoft.com/office/2006/metadata/contentType" xmlns:ma="http://schemas.microsoft.com/office/2006/metadata/properties/metaAttributes" ct:_="" ma:_="" ma:contentTypeName="Dokumentum" ma:contentTypeID="0x0101004AD40832F052A44985CF0BB7E4CC5CE6" ma:contentTypeVersion="3" ma:contentTypeDescription="Új dokumentum létrehozása." ma:contentTypeScope="" ma:versionID="4f645cc22e4e8a025bd08f7a284c6328">
   <xsd:schema xmlns:xsd="http://www.w3.org/2001/XMLSchema" xmlns:xs="http://www.w3.org/2001/XMLSchema" xmlns:p="http://schemas.microsoft.com/office/2006/metadata/properties" xmlns:ns2="61fcff8d-3f70-4849-8ae2-5fe1b28dc513" targetNamespace="http://schemas.microsoft.com/office/2006/metadata/properties" ma:root="true" ma:fieldsID="ce15b709a1860217d3b77958b410e9d8" ns2:_="">
     <xsd:import namespace="61fcff8d-3f70-4849-8ae2-5fe1b28dc513"/>
@@ -10912,16 +13818,15 @@
 </ct:contentTypeSchema>
 </file>
 
-<file path=customXml/item4.xml><?xml version="1.0" encoding="utf-8"?>
-<?mso-contentType ?>
-<FormTemplates xmlns="http://schemas.microsoft.com/sharepoint/v3/contenttype/forms">
-  <Display>DocumentLibraryForm</Display>
-  <Edit>DocumentLibraryForm</Edit>
-  <New>DocumentLibraryForm</New>
-</FormTemplates>
+<file path=customXml/itemProps1.xml><?xml version="1.0" encoding="utf-8"?>
+<ds:datastoreItem xmlns:ds="http://schemas.openxmlformats.org/officeDocument/2006/customXml" ds:itemID="{31D8A198-B5FD-41D1-8F98-20D226CAF475}">
+  <ds:schemaRefs>
+    <ds:schemaRef ds:uri="http://schemas.openxmlformats.org/officeDocument/2006/bibliography"/>
+  </ds:schemaRefs>
+</ds:datastoreItem>
 </file>
 
-<file path=customXml/itemProps1.xml><?xml version="1.0" encoding="utf-8"?>
+<file path=customXml/itemProps2.xml><?xml version="1.0" encoding="utf-8"?>
 <ds:datastoreItem xmlns:ds="http://schemas.openxmlformats.org/officeDocument/2006/customXml" ds:itemID="{4683CF39-CBC1-469A-88EA-F31417A0D119}">
   <ds:schemaRefs>
     <ds:schemaRef ds:uri="http://schemas.microsoft.com/office/2006/metadata/properties"/>
@@ -10930,15 +13835,15 @@
 </ds:datastoreItem>
 </file>
 
-<file path=customXml/itemProps2.xml><?xml version="1.0" encoding="utf-8"?>
-<ds:datastoreItem xmlns:ds="http://schemas.openxmlformats.org/officeDocument/2006/customXml" ds:itemID="{31D8A198-B5FD-41D1-8F98-20D226CAF475}">
+<file path=customXml/itemProps3.xml><?xml version="1.0" encoding="utf-8"?>
+<ds:datastoreItem xmlns:ds="http://schemas.openxmlformats.org/officeDocument/2006/customXml" ds:itemID="{49E9CE2F-4863-430F-A73B-CD3063AB172E}">
   <ds:schemaRefs>
-    <ds:schemaRef ds:uri="http://schemas.openxmlformats.org/officeDocument/2006/bibliography"/>
+    <ds:schemaRef ds:uri="http://schemas.microsoft.com/sharepoint/v3/contenttype/forms"/>
   </ds:schemaRefs>
 </ds:datastoreItem>
 </file>
 
-<file path=customXml/itemProps3.xml><?xml version="1.0" encoding="utf-8"?>
+<file path=customXml/itemProps4.xml><?xml version="1.0" encoding="utf-8"?>
 <ds:datastoreItem xmlns:ds="http://schemas.openxmlformats.org/officeDocument/2006/customXml" ds:itemID="{14969299-495B-4585-A759-CF6FCF6243D8}">
   <ds:schemaRefs>
     <ds:schemaRef ds:uri="http://schemas.microsoft.com/office/2006/metadata/contentType"/>
@@ -10954,12 +13859,4 @@
     <ds:schemaRef ds:uri="http://schemas.microsoft.com/internal/obd"/>
   </ds:schemaRefs>
 </ds:datastoreItem>
-</file>
-
-<file path=customXml/itemProps4.xml><?xml version="1.0" encoding="utf-8"?>
-<ds:datastoreItem xmlns:ds="http://schemas.openxmlformats.org/officeDocument/2006/customXml" ds:itemID="{49E9CE2F-4863-430F-A73B-CD3063AB172E}">
-  <ds:schemaRefs>
-    <ds:schemaRef ds:uri="http://schemas.microsoft.com/sharepoint/v3/contenttype/forms"/>
-  </ds:schemaRefs>
-</ds:datastoreItem>
 </file>
--- a/vizsgaremek_dokumentacio_makettoldal.docx
+++ b/vizsgaremek_dokumentacio_makettoldal.docx
@@ -114,15 +114,7 @@
       </w:pPr>
       <w:r>
         <w:tab/>
-        <w:t xml:space="preserve">                                                                </w:t>
-      </w:r>
-      <w:proofErr w:type="spellStart"/>
-      <w:r>
-        <w:t>Hohn</w:t>
-      </w:r>
-      <w:proofErr w:type="spellEnd"/>
-      <w:r>
-        <w:t xml:space="preserve"> Márton</w:t>
+        <w:t xml:space="preserve">                                                                Hohn Márton</w:t>
       </w:r>
     </w:p>
     <w:p>
@@ -2518,7 +2510,7 @@
         <w:pStyle w:val="NormlWeb"/>
         <w:numPr>
           <w:ilvl w:val="0"/>
-          <w:numId w:val="17"/>
+          <w:numId w:val="5"/>
         </w:numPr>
       </w:pPr>
       <w:r>
@@ -2530,7 +2522,7 @@
         <w:pStyle w:val="NormlWeb"/>
         <w:numPr>
           <w:ilvl w:val="0"/>
-          <w:numId w:val="17"/>
+          <w:numId w:val="5"/>
         </w:numPr>
       </w:pPr>
       <w:r>
@@ -2542,7 +2534,7 @@
         <w:pStyle w:val="NormlWeb"/>
         <w:numPr>
           <w:ilvl w:val="0"/>
-          <w:numId w:val="17"/>
+          <w:numId w:val="5"/>
         </w:numPr>
       </w:pPr>
       <w:proofErr w:type="spellStart"/>
@@ -2583,7 +2575,7 @@
         <w:pStyle w:val="NormlWeb"/>
         <w:numPr>
           <w:ilvl w:val="0"/>
-          <w:numId w:val="34"/>
+          <w:numId w:val="13"/>
         </w:numPr>
         <w:rPr>
           <w:rFonts w:eastAsiaTheme="majorEastAsia"/>
@@ -2600,7 +2592,7 @@
         <w:pStyle w:val="NormlWeb"/>
         <w:numPr>
           <w:ilvl w:val="0"/>
-          <w:numId w:val="34"/>
+          <w:numId w:val="13"/>
         </w:numPr>
         <w:rPr>
           <w:rFonts w:eastAsiaTheme="majorEastAsia"/>
@@ -2622,7 +2614,7 @@
         <w:pStyle w:val="NormlWeb"/>
         <w:numPr>
           <w:ilvl w:val="0"/>
-          <w:numId w:val="34"/>
+          <w:numId w:val="13"/>
         </w:numPr>
         <w:rPr>
           <w:rFonts w:eastAsiaTheme="majorEastAsia"/>
@@ -2655,7 +2647,7 @@
         <w:pStyle w:val="NormlWeb"/>
         <w:numPr>
           <w:ilvl w:val="0"/>
-          <w:numId w:val="34"/>
+          <w:numId w:val="13"/>
         </w:numPr>
         <w:rPr>
           <w:rFonts w:eastAsiaTheme="majorEastAsia"/>
@@ -2677,7 +2669,7 @@
         <w:pStyle w:val="NormlWeb"/>
         <w:numPr>
           <w:ilvl w:val="0"/>
-          <w:numId w:val="34"/>
+          <w:numId w:val="13"/>
         </w:numPr>
         <w:rPr>
           <w:rFonts w:eastAsiaTheme="majorEastAsia"/>
@@ -2694,7 +2686,7 @@
         <w:pStyle w:val="NormlWeb"/>
         <w:numPr>
           <w:ilvl w:val="0"/>
-          <w:numId w:val="34"/>
+          <w:numId w:val="13"/>
         </w:numPr>
         <w:rPr>
           <w:rStyle w:val="Kiemels2"/>
@@ -2806,7 +2798,7 @@
         <w:pStyle w:val="NormlWeb"/>
         <w:numPr>
           <w:ilvl w:val="0"/>
-          <w:numId w:val="35"/>
+          <w:numId w:val="14"/>
         </w:numPr>
       </w:pPr>
       <w:r>
@@ -2822,7 +2814,7 @@
         <w:pStyle w:val="NormlWeb"/>
         <w:numPr>
           <w:ilvl w:val="0"/>
-          <w:numId w:val="35"/>
+          <w:numId w:val="14"/>
         </w:numPr>
       </w:pPr>
       <w:r>
@@ -2913,7 +2905,7 @@
         <w:pStyle w:val="NormlWeb"/>
         <w:numPr>
           <w:ilvl w:val="0"/>
-          <w:numId w:val="35"/>
+          <w:numId w:val="14"/>
         </w:numPr>
       </w:pPr>
       <w:r>
@@ -2979,7 +2971,7 @@
         <w:pStyle w:val="NormlWeb"/>
         <w:numPr>
           <w:ilvl w:val="0"/>
-          <w:numId w:val="35"/>
+          <w:numId w:val="14"/>
         </w:numPr>
       </w:pPr>
       <w:r>
@@ -2987,18 +2979,13 @@
       </w:r>
       <w:r>
         <w:br/>
-        <w:t xml:space="preserve">A server mappában </w:t>
-      </w:r>
-      <w:proofErr w:type="gramStart"/>
-      <w:r>
-        <w:t>található .</w:t>
+        <w:t>A server mappában található .</w:t>
       </w:r>
       <w:proofErr w:type="spellStart"/>
       <w:r>
         <w:t>env</w:t>
       </w:r>
       <w:proofErr w:type="spellEnd"/>
-      <w:proofErr w:type="gramEnd"/>
       <w:r>
         <w:t xml:space="preserve"> fájlban adja meg az adatbázis eléréséhez szükséges adatokat (szerver, felhasználónév, jelszó, adatbázis neve, port).</w:t>
       </w:r>
@@ -3008,7 +2995,7 @@
         <w:pStyle w:val="NormlWeb"/>
         <w:numPr>
           <w:ilvl w:val="0"/>
-          <w:numId w:val="35"/>
+          <w:numId w:val="14"/>
         </w:numPr>
       </w:pPr>
       <w:r>
@@ -3152,7 +3139,7 @@
         <w:pStyle w:val="NormlWeb"/>
         <w:numPr>
           <w:ilvl w:val="0"/>
-          <w:numId w:val="35"/>
+          <w:numId w:val="14"/>
         </w:numPr>
       </w:pPr>
       <w:r>
@@ -3192,7 +3179,7 @@
         <w:pStyle w:val="NormlWeb"/>
         <w:numPr>
           <w:ilvl w:val="0"/>
-          <w:numId w:val="35"/>
+          <w:numId w:val="14"/>
         </w:numPr>
       </w:pPr>
       <w:r>
@@ -3346,18 +3333,13 @@
         <w:pStyle w:val="NormlWeb"/>
       </w:pPr>
       <w:r>
-        <w:t xml:space="preserve">Hiba esetén ellenőrizze, hogy az adatbázis fut-e, </w:t>
-      </w:r>
-      <w:proofErr w:type="gramStart"/>
-      <w:r>
-        <w:t>a .</w:t>
+        <w:t>Hiba esetén ellenőrizze, hogy az adatbázis fut-e, a .</w:t>
       </w:r>
       <w:proofErr w:type="spellStart"/>
       <w:r>
         <w:t>env</w:t>
       </w:r>
       <w:proofErr w:type="spellEnd"/>
-      <w:proofErr w:type="gramEnd"/>
       <w:r>
         <w:t xml:space="preserve"> fájl helyes-e, valamint a Node.js és </w:t>
       </w:r>
@@ -3450,19 +3432,7 @@
         <w:pStyle w:val="NormlWeb"/>
       </w:pPr>
       <w:r>
-        <w:t>A</w:t>
-      </w:r>
-      <w:r>
-        <w:t>z</w:t>
-      </w:r>
-      <w:r>
-        <w:t xml:space="preserve"> </w:t>
-      </w:r>
-      <w:r>
-        <w:t>összes oldal</w:t>
-      </w:r>
-      <w:r>
-        <w:t xml:space="preserve"> reszponzív kialakítású, így különböző képernyőméreteken (asztali számítógép, tablet, mobiltelefon) is megfelelően jelenik meg. A dizájn a katonai zöld színvilágot követi, amely illeszkedik az oldal </w:t>
+        <w:t xml:space="preserve">Az összes oldal reszponzív kialakítású, így különböző képernyőméreteken (asztali számítógép, tablet, mobiltelefon) is megfelelően jelenik meg. A dizájn a katonai zöld színvilágot követi, amely illeszkedik az oldal </w:t>
       </w:r>
       <w:proofErr w:type="spellStart"/>
       <w:r>
@@ -3516,7 +3486,7 @@
         <w:pStyle w:val="NormlWeb"/>
         <w:numPr>
           <w:ilvl w:val="0"/>
-          <w:numId w:val="36"/>
+          <w:numId w:val="15"/>
         </w:numPr>
       </w:pPr>
       <w:r>
@@ -3529,7 +3499,7 @@
         <w:pStyle w:val="NormlWeb"/>
         <w:numPr>
           <w:ilvl w:val="0"/>
-          <w:numId w:val="36"/>
+          <w:numId w:val="15"/>
         </w:numPr>
       </w:pPr>
       <w:r>
@@ -3541,7 +3511,7 @@
         <w:pStyle w:val="NormlWeb"/>
         <w:numPr>
           <w:ilvl w:val="0"/>
-          <w:numId w:val="36"/>
+          <w:numId w:val="15"/>
         </w:numPr>
       </w:pPr>
       <w:r>
@@ -3582,7 +3552,7 @@
         <w:pStyle w:val="NormlWeb"/>
         <w:numPr>
           <w:ilvl w:val="0"/>
-          <w:numId w:val="37"/>
+          <w:numId w:val="16"/>
         </w:numPr>
       </w:pPr>
       <w:r>
@@ -3594,7 +3564,7 @@
         <w:pStyle w:val="NormlWeb"/>
         <w:numPr>
           <w:ilvl w:val="0"/>
-          <w:numId w:val="37"/>
+          <w:numId w:val="16"/>
         </w:numPr>
       </w:pPr>
       <w:r>
@@ -3606,7 +3576,7 @@
         <w:pStyle w:val="NormlWeb"/>
         <w:numPr>
           <w:ilvl w:val="0"/>
-          <w:numId w:val="37"/>
+          <w:numId w:val="16"/>
         </w:numPr>
       </w:pPr>
       <w:r>
@@ -3618,7 +3588,7 @@
         <w:pStyle w:val="NormlWeb"/>
         <w:numPr>
           <w:ilvl w:val="0"/>
-          <w:numId w:val="37"/>
+          <w:numId w:val="16"/>
         </w:numPr>
       </w:pPr>
       <w:r>
@@ -3750,7 +3720,7 @@
         <w:pStyle w:val="NormlWeb"/>
         <w:numPr>
           <w:ilvl w:val="0"/>
-          <w:numId w:val="38"/>
+          <w:numId w:val="17"/>
         </w:numPr>
       </w:pPr>
       <w:r>
@@ -3762,7 +3732,7 @@
         <w:pStyle w:val="NormlWeb"/>
         <w:numPr>
           <w:ilvl w:val="0"/>
-          <w:numId w:val="38"/>
+          <w:numId w:val="17"/>
         </w:numPr>
       </w:pPr>
       <w:r>
@@ -3774,7 +3744,7 @@
         <w:pStyle w:val="NormlWeb"/>
         <w:numPr>
           <w:ilvl w:val="0"/>
-          <w:numId w:val="38"/>
+          <w:numId w:val="17"/>
         </w:numPr>
       </w:pPr>
       <w:r>
@@ -3786,7 +3756,7 @@
         <w:pStyle w:val="NormlWeb"/>
         <w:numPr>
           <w:ilvl w:val="0"/>
-          <w:numId w:val="38"/>
+          <w:numId w:val="17"/>
         </w:numPr>
       </w:pPr>
       <w:r>
@@ -3838,7 +3808,7 @@
         <w:pStyle w:val="NormlWeb"/>
         <w:numPr>
           <w:ilvl w:val="0"/>
-          <w:numId w:val="39"/>
+          <w:numId w:val="18"/>
         </w:numPr>
       </w:pPr>
       <w:r>
@@ -3851,7 +3821,7 @@
         <w:pStyle w:val="NormlWeb"/>
         <w:numPr>
           <w:ilvl w:val="0"/>
-          <w:numId w:val="39"/>
+          <w:numId w:val="18"/>
         </w:numPr>
       </w:pPr>
       <w:r>
@@ -3863,7 +3833,7 @@
         <w:pStyle w:val="NormlWeb"/>
         <w:numPr>
           <w:ilvl w:val="0"/>
-          <w:numId w:val="39"/>
+          <w:numId w:val="18"/>
         </w:numPr>
       </w:pPr>
       <w:r>
@@ -3998,7 +3968,7 @@
         <w:pStyle w:val="NormlWeb"/>
         <w:numPr>
           <w:ilvl w:val="0"/>
-          <w:numId w:val="40"/>
+          <w:numId w:val="19"/>
         </w:numPr>
       </w:pPr>
       <w:r>
@@ -4010,7 +3980,7 @@
         <w:pStyle w:val="NormlWeb"/>
         <w:numPr>
           <w:ilvl w:val="0"/>
-          <w:numId w:val="40"/>
+          <w:numId w:val="19"/>
         </w:numPr>
       </w:pPr>
       <w:r>
@@ -4100,7 +4070,7 @@
         <w:pStyle w:val="NormlWeb"/>
         <w:numPr>
           <w:ilvl w:val="0"/>
-          <w:numId w:val="41"/>
+          <w:numId w:val="20"/>
         </w:numPr>
       </w:pPr>
       <w:r>
@@ -4112,7 +4082,7 @@
         <w:pStyle w:val="NormlWeb"/>
         <w:numPr>
           <w:ilvl w:val="0"/>
-          <w:numId w:val="41"/>
+          <w:numId w:val="20"/>
         </w:numPr>
       </w:pPr>
       <w:r>
@@ -4267,7 +4237,7 @@
         <w:pStyle w:val="NormlWeb"/>
         <w:numPr>
           <w:ilvl w:val="0"/>
-          <w:numId w:val="42"/>
+          <w:numId w:val="21"/>
         </w:numPr>
       </w:pPr>
       <w:r>
@@ -4279,7 +4249,7 @@
         <w:pStyle w:val="NormlWeb"/>
         <w:numPr>
           <w:ilvl w:val="0"/>
-          <w:numId w:val="42"/>
+          <w:numId w:val="21"/>
         </w:numPr>
       </w:pPr>
       <w:r>
@@ -4291,7 +4261,7 @@
         <w:pStyle w:val="NormlWeb"/>
         <w:numPr>
           <w:ilvl w:val="0"/>
-          <w:numId w:val="42"/>
+          <w:numId w:val="21"/>
         </w:numPr>
       </w:pPr>
       <w:r>
@@ -4303,7 +4273,7 @@
         <w:pStyle w:val="NormlWeb"/>
         <w:numPr>
           <w:ilvl w:val="0"/>
-          <w:numId w:val="42"/>
+          <w:numId w:val="21"/>
         </w:numPr>
       </w:pPr>
       <w:r>
@@ -4315,7 +4285,7 @@
         <w:pStyle w:val="NormlWeb"/>
         <w:numPr>
           <w:ilvl w:val="0"/>
-          <w:numId w:val="42"/>
+          <w:numId w:val="21"/>
         </w:numPr>
       </w:pPr>
       <w:r>
@@ -4327,7 +4297,7 @@
         <w:pStyle w:val="NormlWeb"/>
         <w:numPr>
           <w:ilvl w:val="0"/>
-          <w:numId w:val="42"/>
+          <w:numId w:val="21"/>
         </w:numPr>
       </w:pPr>
       <w:r>
@@ -4339,7 +4309,7 @@
         <w:pStyle w:val="NormlWeb"/>
         <w:numPr>
           <w:ilvl w:val="0"/>
-          <w:numId w:val="42"/>
+          <w:numId w:val="21"/>
         </w:numPr>
       </w:pPr>
       <w:r>
@@ -4359,7 +4329,7 @@
         <w:pStyle w:val="NormlWeb"/>
         <w:numPr>
           <w:ilvl w:val="0"/>
-          <w:numId w:val="43"/>
+          <w:numId w:val="22"/>
         </w:numPr>
       </w:pPr>
       <w:r>
@@ -4371,7 +4341,7 @@
         <w:pStyle w:val="NormlWeb"/>
         <w:numPr>
           <w:ilvl w:val="0"/>
-          <w:numId w:val="43"/>
+          <w:numId w:val="22"/>
         </w:numPr>
       </w:pPr>
       <w:r>
@@ -4383,7 +4353,7 @@
         <w:pStyle w:val="NormlWeb"/>
         <w:numPr>
           <w:ilvl w:val="0"/>
-          <w:numId w:val="43"/>
+          <w:numId w:val="22"/>
         </w:numPr>
       </w:pPr>
       <w:r>
@@ -4395,7 +4365,7 @@
         <w:pStyle w:val="NormlWeb"/>
         <w:numPr>
           <w:ilvl w:val="0"/>
-          <w:numId w:val="43"/>
+          <w:numId w:val="22"/>
         </w:numPr>
       </w:pPr>
       <w:r>
@@ -4441,7 +4411,7 @@
         <w:pStyle w:val="NormlWeb"/>
         <w:numPr>
           <w:ilvl w:val="0"/>
-          <w:numId w:val="44"/>
+          <w:numId w:val="23"/>
         </w:numPr>
       </w:pPr>
       <w:r>
@@ -4453,7 +4423,7 @@
         <w:pStyle w:val="NormlWeb"/>
         <w:numPr>
           <w:ilvl w:val="0"/>
-          <w:numId w:val="44"/>
+          <w:numId w:val="23"/>
         </w:numPr>
       </w:pPr>
       <w:r>
@@ -4465,7 +4435,7 @@
         <w:pStyle w:val="NormlWeb"/>
         <w:numPr>
           <w:ilvl w:val="0"/>
-          <w:numId w:val="44"/>
+          <w:numId w:val="23"/>
         </w:numPr>
       </w:pPr>
       <w:r>
@@ -4508,7 +4478,7 @@
         <w:pStyle w:val="NormlWeb"/>
         <w:numPr>
           <w:ilvl w:val="0"/>
-          <w:numId w:val="45"/>
+          <w:numId w:val="24"/>
         </w:numPr>
       </w:pPr>
       <w:r>
@@ -4520,7 +4490,7 @@
         <w:pStyle w:val="NormlWeb"/>
         <w:numPr>
           <w:ilvl w:val="0"/>
-          <w:numId w:val="45"/>
+          <w:numId w:val="24"/>
         </w:numPr>
       </w:pPr>
       <w:r>
@@ -4532,7 +4502,7 @@
         <w:pStyle w:val="NormlWeb"/>
         <w:numPr>
           <w:ilvl w:val="0"/>
-          <w:numId w:val="45"/>
+          <w:numId w:val="24"/>
         </w:numPr>
       </w:pPr>
       <w:r>
@@ -4606,410 +4576,46 @@
       </w:r>
     </w:p>
     <w:p/>
-    <w:p>
-      <w:pPr>
-        <w:pStyle w:val="Cmsor2"/>
-      </w:pPr>
-      <w:r>
-        <w:lastRenderedPageBreak/>
-        <w:t>Makett adatlap megtekintése</w:t>
-      </w:r>
-    </w:p>
-    <w:p>
-      <w:pPr>
-        <w:pStyle w:val="NormlWeb"/>
-      </w:pPr>
-      <w:r>
-        <w:t>Egy makett nevére vagy képére kattintva megnyílik a makett részletes adatlapja. Az adatlap tartalmazza:</w:t>
-      </w:r>
-    </w:p>
-    <w:p>
-      <w:pPr>
-        <w:pStyle w:val="NormlWeb"/>
-        <w:numPr>
-          <w:ilvl w:val="0"/>
-          <w:numId w:val="22"/>
-        </w:numPr>
-      </w:pPr>
-      <w:r>
-        <w:t>Nagy méretű képet</w:t>
-      </w:r>
-    </w:p>
-    <w:p>
-      <w:pPr>
-        <w:pStyle w:val="NormlWeb"/>
-        <w:numPr>
-          <w:ilvl w:val="0"/>
-          <w:numId w:val="22"/>
-        </w:numPr>
-      </w:pPr>
-      <w:r>
-        <w:t>Részletes leírást</w:t>
-      </w:r>
-    </w:p>
-    <w:p>
-      <w:pPr>
-        <w:pStyle w:val="NormlWeb"/>
-        <w:numPr>
-          <w:ilvl w:val="0"/>
-          <w:numId w:val="22"/>
-        </w:numPr>
-      </w:pPr>
-      <w:r>
-        <w:t>Átlagos értékelést</w:t>
-      </w:r>
-    </w:p>
-    <w:p>
-      <w:pPr>
-        <w:pStyle w:val="NormlWeb"/>
-        <w:numPr>
-          <w:ilvl w:val="0"/>
-          <w:numId w:val="22"/>
-        </w:numPr>
-      </w:pPr>
-      <w:r>
-        <w:t>Felhasználói véleményeket</w:t>
-      </w:r>
-    </w:p>
-    <w:p>
-      <w:pPr>
-        <w:pStyle w:val="NormlWeb"/>
-      </w:pPr>
-      <w:r>
-        <w:rPr>
-          <w:rStyle w:val="Kiemels2"/>
-          <w:rFonts w:eastAsiaTheme="majorEastAsia"/>
-        </w:rPr>
-        <w:t>[Ide kerül egy képernyőkép a makett adatlapról]</w:t>
-      </w:r>
-    </w:p>
-    <w:p/>
-    <w:p>
-      <w:pPr>
-        <w:pStyle w:val="Cmsor2"/>
-      </w:pPr>
-      <w:r>
-        <w:t>Vélemény írása és értékelés</w:t>
-      </w:r>
-    </w:p>
-    <w:p>
-      <w:pPr>
-        <w:pStyle w:val="NormlWeb"/>
-      </w:pPr>
-      <w:r>
-        <w:t>Véleményt csak bejelentkezett felhasználó írhat.</w:t>
-      </w:r>
-    </w:p>
-    <w:p>
-      <w:pPr>
-        <w:pStyle w:val="NormlWeb"/>
-      </w:pPr>
-      <w:r>
-        <w:t>A vélemény írásának menete:</w:t>
-      </w:r>
-    </w:p>
-    <w:p>
-      <w:pPr>
-        <w:pStyle w:val="NormlWeb"/>
-        <w:numPr>
-          <w:ilvl w:val="0"/>
-          <w:numId w:val="23"/>
-        </w:numPr>
-      </w:pPr>
-      <w:r>
-        <w:t>Nyissa meg a makett adatlapját.</w:t>
-      </w:r>
-    </w:p>
-    <w:p>
-      <w:pPr>
-        <w:pStyle w:val="NormlWeb"/>
-        <w:numPr>
-          <w:ilvl w:val="0"/>
-          <w:numId w:val="23"/>
-        </w:numPr>
-      </w:pPr>
-      <w:r>
-        <w:t>Görgessen le a vélemények részhez.</w:t>
-      </w:r>
-    </w:p>
-    <w:p>
-      <w:pPr>
-        <w:pStyle w:val="NormlWeb"/>
-        <w:numPr>
-          <w:ilvl w:val="0"/>
-          <w:numId w:val="23"/>
-        </w:numPr>
-      </w:pPr>
-      <w:r>
-        <w:t>Írja be a véleményét a szövegmezőbe.</w:t>
-      </w:r>
-    </w:p>
-    <w:p>
-      <w:pPr>
-        <w:pStyle w:val="NormlWeb"/>
-        <w:numPr>
-          <w:ilvl w:val="0"/>
-          <w:numId w:val="23"/>
-        </w:numPr>
-      </w:pPr>
-      <w:r>
-        <w:t>Állítsa be az értékelést csillagokkal.</w:t>
-      </w:r>
-    </w:p>
-    <w:p>
-      <w:pPr>
-        <w:pStyle w:val="NormlWeb"/>
-        <w:numPr>
-          <w:ilvl w:val="0"/>
-          <w:numId w:val="23"/>
-        </w:numPr>
-      </w:pPr>
-      <w:r>
-        <w:t>Kattintson a „Vélemény elküldése” gombra.</w:t>
-      </w:r>
-    </w:p>
-    <w:p/>
-    <w:p>
-      <w:pPr>
-        <w:pStyle w:val="Cmsor2"/>
-      </w:pPr>
-      <w:r>
-        <w:t>Vélemény módosítása</w:t>
-      </w:r>
-    </w:p>
-    <w:p>
-      <w:pPr>
-        <w:pStyle w:val="NormlWeb"/>
-      </w:pPr>
-      <w:r>
-        <w:t>A felhasználó a saját véleményét bármikor módosíthatja a „Szerkesztés” gombra kattintva.</w:t>
-      </w:r>
-    </w:p>
-    <w:p/>
-    <w:p>
-      <w:pPr>
-        <w:pStyle w:val="Cmsor2"/>
-      </w:pPr>
-      <w:r>
-        <w:t>Vélemény törlése</w:t>
-      </w:r>
-    </w:p>
-    <w:p>
-      <w:pPr>
-        <w:pStyle w:val="NormlWeb"/>
-      </w:pPr>
-      <w:r>
-        <w:t>A felhasználó a saját véleményét törölheti a „Törlés” gomb megnyomásával.</w:t>
-      </w:r>
-    </w:p>
-    <w:p/>
-    <w:p>
-      <w:pPr>
-        <w:pStyle w:val="Cmsor2"/>
-      </w:pPr>
-      <w:r>
-        <w:lastRenderedPageBreak/>
-        <w:t>Kedvencek kezelése</w:t>
-      </w:r>
-    </w:p>
-    <w:p>
-      <w:pPr>
-        <w:pStyle w:val="NormlWeb"/>
-      </w:pPr>
-      <w:r>
-        <w:t>Makett hozzáadásához a kedvencekhez kattintson a „Kedvencekhez adás” gombra a makett adatlapján.</w:t>
-      </w:r>
-    </w:p>
-    <w:p>
-      <w:pPr>
-        <w:pStyle w:val="NormlWeb"/>
-      </w:pPr>
-      <w:r>
-        <w:t>A kedvenclista megtekintéséhez válassza a „Kedvencek” menüpontot.</w:t>
-      </w:r>
-    </w:p>
-    <w:p>
-      <w:pPr>
-        <w:pStyle w:val="NormlWeb"/>
-      </w:pPr>
-      <w:r>
-        <w:t>Makett eltávolításához a kedvenclistából kattintson a „Törlés” gombra.</w:t>
-      </w:r>
-    </w:p>
-    <w:p/>
-    <w:p>
-      <w:pPr>
-        <w:pStyle w:val="Cmsor2"/>
-      </w:pPr>
-      <w:r>
-        <w:t>Profil kezelés</w:t>
-      </w:r>
-    </w:p>
-    <w:p>
-      <w:pPr>
-        <w:pStyle w:val="NormlWeb"/>
-      </w:pPr>
-      <w:r>
-        <w:t>A „Profil” menüpontban a felhasználó megtekintheti a saját adatait, valamint lehetősége van profilképet feltölteni.</w:t>
-      </w:r>
-    </w:p>
-    <w:p>
-      <w:pPr>
-        <w:pStyle w:val="NormlWeb"/>
-      </w:pPr>
-      <w:r>
-        <w:t>A profilkép módosításához kattintson a „Profilkép módosítása” gombra, majd válasszon ki egy képet a számítógépéről.</w:t>
-      </w:r>
-    </w:p>
-    <w:p/>
-    <w:p>
-      <w:pPr>
-        <w:pStyle w:val="Cmsor2"/>
-      </w:pPr>
-      <w:r>
-        <w:t>Adminisztrátori funkciók</w:t>
-      </w:r>
-    </w:p>
-    <w:p>
-      <w:pPr>
-        <w:pStyle w:val="NormlWeb"/>
-      </w:pPr>
-      <w:r>
-        <w:t>Az adminisztrátori jogosultsággal rendelkező felhasználók maketteket adhatnak hozzá, módosíthatnak és törölhetnek.</w:t>
-      </w:r>
-    </w:p>
-    <w:p>
-      <w:pPr>
-        <w:pStyle w:val="NormlWeb"/>
-      </w:pPr>
-      <w:r>
-        <w:t xml:space="preserve">Az </w:t>
-      </w:r>
-      <w:proofErr w:type="spellStart"/>
-      <w:r>
-        <w:t>admin</w:t>
-      </w:r>
-      <w:proofErr w:type="spellEnd"/>
-      <w:r>
-        <w:t xml:space="preserve"> felületen lehetőség van:</w:t>
-      </w:r>
-    </w:p>
-    <w:p>
-      <w:pPr>
-        <w:pStyle w:val="NormlWeb"/>
-        <w:numPr>
-          <w:ilvl w:val="0"/>
-          <w:numId w:val="24"/>
-        </w:numPr>
-      </w:pPr>
-      <w:r>
-        <w:t>Új makett hozzáadására</w:t>
-      </w:r>
-    </w:p>
-    <w:p>
-      <w:pPr>
-        <w:pStyle w:val="NormlWeb"/>
-        <w:numPr>
-          <w:ilvl w:val="0"/>
-          <w:numId w:val="24"/>
-        </w:numPr>
-      </w:pPr>
-      <w:r>
-        <w:t>Makett adatainak módosítására</w:t>
-      </w:r>
-    </w:p>
-    <w:p>
-      <w:pPr>
-        <w:pStyle w:val="NormlWeb"/>
-        <w:numPr>
-          <w:ilvl w:val="0"/>
-          <w:numId w:val="24"/>
-        </w:numPr>
-      </w:pPr>
-      <w:r>
-        <w:t>Makett törlésére</w:t>
-      </w:r>
-    </w:p>
-    <w:p/>
-    <w:p>
-      <w:pPr>
-        <w:pStyle w:val="Cmsor2"/>
-      </w:pPr>
-      <w:r>
-        <w:t>Gyakori problémák és megoldások</w:t>
-      </w:r>
-    </w:p>
-    <w:p>
-      <w:pPr>
-        <w:pStyle w:val="NormlWeb"/>
-      </w:pPr>
-      <w:r>
-        <w:t>Nem tölt be az oldal: ellenőrizze az internetkapcsolatot.</w:t>
-      </w:r>
-      <w:r>
-        <w:br/>
-        <w:t>Nem sikerül a bejelentkezés: ellenőrizze a felhasználónevet és jelszót.</w:t>
-      </w:r>
-      <w:r>
-        <w:br/>
-        <w:t>Nem jelenik meg a feltöltött kép: ellenőrizze, hogy a fájl JPG vagy PNG formátumú-e.</w:t>
-      </w:r>
-    </w:p>
-    <w:p/>
-    <w:p>
-      <w:pPr>
-        <w:pStyle w:val="Cmsor2"/>
-      </w:pPr>
-      <w:r>
-        <w:lastRenderedPageBreak/>
-        <w:t>Összegzés</w:t>
-      </w:r>
-    </w:p>
-    <w:p>
-      <w:pPr>
-        <w:pStyle w:val="NormlWeb"/>
-      </w:pPr>
-      <w:r>
-        <w:t>A Makett Véleményező Weboldal egy könnyen használható, közösségi alapú rendszer, amely segíti a makettezőket tapasztalataik megosztásában, új makettek felfedezésében és építési inspiráció szerzésében.</w:t>
-      </w:r>
-    </w:p>
     <w:p/>
     <w:p/>
     <w:p>
       <w:pPr>
-        <w:pStyle w:val="Cmsor1"/>
-      </w:pPr>
-      <w:bookmarkStart w:id="16" w:name="_Toc473730749"/>
-      <w:bookmarkStart w:id="17" w:name="_Toc85723184"/>
-      <w:r>
-        <w:lastRenderedPageBreak/>
-        <w:t>Fejlesztői dokumentáció</w:t>
-      </w:r>
-      <w:bookmarkEnd w:id="16"/>
-      <w:bookmarkEnd w:id="17"/>
-    </w:p>
-    <w:p>
-      <w:r>
-        <w:t>A fejlesztői dokumentáció célja, hogy a segítse program logikájának, illetve a program kódjának a megértését, illetve a program továbbfejlesztését.  Szakemberek számára készül, elvárás tehát a pontosság és a szakmai jellegű stílus.</w:t>
-      </w:r>
-    </w:p>
-    <w:p>
-      <w:pPr>
         <w:pStyle w:val="Cmsor2"/>
       </w:pPr>
-      <w:bookmarkStart w:id="18" w:name="_Toc85723185"/>
-      <w:r>
-        <w:t>Az alkalmazott fejlesztői eszközök</w:t>
-      </w:r>
-      <w:bookmarkEnd w:id="18"/>
-    </w:p>
-    <w:p>
-      <w:pPr>
-        <w:pStyle w:val="NormlWeb"/>
-      </w:pPr>
-      <w:bookmarkStart w:id="19" w:name="_Toc85723186"/>
-      <w:r>
-        <w:t>Programozási nyelvek:</w:t>
+      <w:r>
+        <w:t>Makett adatlap</w:t>
+      </w:r>
+    </w:p>
+    <w:p>
+      <w:pPr>
+        <w:pStyle w:val="NormlWeb"/>
+      </w:pPr>
+      <w:r>
+        <w:t xml:space="preserve">A Makett adatlap a </w:t>
+      </w:r>
+      <w:proofErr w:type="spellStart"/>
+      <w:r>
+        <w:t>MakettMester</w:t>
+      </w:r>
+      <w:proofErr w:type="spellEnd"/>
+      <w:r>
+        <w:t xml:space="preserve"> webalkalmazás egyik legfontosabb funkcionális része, mivel itt jelennek meg egy adott maketthez tartozó részletes információk. Az adatlap célja, hogy a felhasználók minden szükséges adatot egy helyen megtaláljanak, valamint interakcióba léphessenek az adott modellel.</w:t>
+      </w:r>
+    </w:p>
+    <w:p>
+      <w:pPr>
+        <w:pStyle w:val="NormlWeb"/>
+      </w:pPr>
+      <w:r>
+        <w:t>Az adatlap a makettek listájából érhető el. A felhasználó egy adott makettre kattintva jut el erre az oldalra. Az adatok dinamikusan töltődnek be a backend szerverről REST API segítségével. A rendszer az adott makett azonosítója (ID) alapján kérdezi le az adatbázisból a részletes információkat.</w:t>
+      </w:r>
+    </w:p>
+    <w:p>
+      <w:pPr>
+        <w:pStyle w:val="NormlWeb"/>
+      </w:pPr>
+      <w:r>
+        <w:t>A makett adatlap a következő adatokat tartalmazza:</w:t>
       </w:r>
     </w:p>
     <w:p>
@@ -5021,7 +4627,7 @@
         </w:numPr>
       </w:pPr>
       <w:r>
-        <w:t>JavaScript (frontend és backend)</w:t>
+        <w:t>a makett neve,</w:t>
       </w:r>
     </w:p>
     <w:p>
@@ -5033,15 +4639,99 @@
         </w:numPr>
       </w:pPr>
       <w:r>
-        <w:t>SQL (adatbázis-kezelés)</w:t>
-      </w:r>
-    </w:p>
-    <w:p>
-      <w:pPr>
-        <w:pStyle w:val="NormlWeb"/>
-      </w:pPr>
-      <w:r>
-        <w:t>Frontend technológiák:</w:t>
+        <w:t>gyártó,</w:t>
+      </w:r>
+    </w:p>
+    <w:p>
+      <w:pPr>
+        <w:pStyle w:val="NormlWeb"/>
+        <w:numPr>
+          <w:ilvl w:val="0"/>
+          <w:numId w:val="25"/>
+        </w:numPr>
+      </w:pPr>
+      <w:r>
+        <w:t>kategória,</w:t>
+      </w:r>
+    </w:p>
+    <w:p>
+      <w:pPr>
+        <w:pStyle w:val="NormlWeb"/>
+        <w:numPr>
+          <w:ilvl w:val="0"/>
+          <w:numId w:val="25"/>
+        </w:numPr>
+      </w:pPr>
+      <w:r>
+        <w:t>méretarány,</w:t>
+      </w:r>
+    </w:p>
+    <w:p>
+      <w:pPr>
+        <w:pStyle w:val="NormlWeb"/>
+        <w:numPr>
+          <w:ilvl w:val="0"/>
+          <w:numId w:val="25"/>
+        </w:numPr>
+      </w:pPr>
+      <w:r>
+        <w:t>részletes leírás,</w:t>
+      </w:r>
+    </w:p>
+    <w:p>
+      <w:pPr>
+        <w:pStyle w:val="NormlWeb"/>
+        <w:numPr>
+          <w:ilvl w:val="0"/>
+          <w:numId w:val="25"/>
+        </w:numPr>
+      </w:pPr>
+      <w:r>
+        <w:t>kép vagy több kép,</w:t>
+      </w:r>
+    </w:p>
+    <w:p>
+      <w:pPr>
+        <w:pStyle w:val="NormlWeb"/>
+        <w:numPr>
+          <w:ilvl w:val="0"/>
+          <w:numId w:val="25"/>
+        </w:numPr>
+      </w:pPr>
+      <w:r>
+        <w:t>feltöltés dátuma,</w:t>
+      </w:r>
+    </w:p>
+    <w:p>
+      <w:pPr>
+        <w:pStyle w:val="NormlWeb"/>
+        <w:numPr>
+          <w:ilvl w:val="0"/>
+          <w:numId w:val="25"/>
+        </w:numPr>
+      </w:pPr>
+      <w:r>
+        <w:t>feltöltő felhasználó neve,</w:t>
+      </w:r>
+    </w:p>
+    <w:p>
+      <w:pPr>
+        <w:pStyle w:val="NormlWeb"/>
+        <w:numPr>
+          <w:ilvl w:val="0"/>
+          <w:numId w:val="25"/>
+        </w:numPr>
+      </w:pPr>
+      <w:r>
+        <w:t>átlagos értékelés.</w:t>
+      </w:r>
+    </w:p>
+    <w:p>
+      <w:pPr>
+        <w:pStyle w:val="NormlWeb"/>
+      </w:pPr>
+      <w:r>
+        <w:t>A felhasználók ezen az oldalon láthatják a közösségi véleményeket és értékeléseket is. A vélemények időrendi sorrendben jelennek meg, és tartalmazzák:</w:t>
       </w:r>
     </w:p>
     <w:p>
@@ -5053,7 +4743,7 @@
         </w:numPr>
       </w:pPr>
       <w:r>
-        <w:t>HTML5</w:t>
+        <w:t>a vélemény íróját,</w:t>
       </w:r>
     </w:p>
     <w:p>
@@ -5065,7 +4755,7 @@
         </w:numPr>
       </w:pPr>
       <w:r>
-        <w:t>CSS3</w:t>
+        <w:t>a pontszámot,</w:t>
       </w:r>
     </w:p>
     <w:p>
@@ -5077,7 +4767,7 @@
         </w:numPr>
       </w:pPr>
       <w:r>
-        <w:t>JavaScript</w:t>
+        <w:t>a szöveges értékelést,</w:t>
       </w:r>
     </w:p>
     <w:p>
@@ -5088,21 +4778,16 @@
           <w:numId w:val="26"/>
         </w:numPr>
       </w:pPr>
-      <w:proofErr w:type="spellStart"/>
-      <w:r>
-        <w:t>React</w:t>
-      </w:r>
-      <w:proofErr w:type="spellEnd"/>
-      <w:r>
-        <w:t xml:space="preserve"> keretrendszer</w:t>
-      </w:r>
-    </w:p>
-    <w:p>
-      <w:pPr>
-        <w:pStyle w:val="NormlWeb"/>
-      </w:pPr>
-      <w:r>
-        <w:t>Backend technológiák:</w:t>
+      <w:r>
+        <w:t>a dátumot.</w:t>
+      </w:r>
+    </w:p>
+    <w:p>
+      <w:pPr>
+        <w:pStyle w:val="NormlWeb"/>
+      </w:pPr>
+      <w:r>
+        <w:t>Bejelentkezett felhasználók számára lehetőség van:</w:t>
       </w:r>
     </w:p>
     <w:p>
@@ -5114,7 +4799,7 @@
         </w:numPr>
       </w:pPr>
       <w:r>
-        <w:t>Node.js futtatókörnyezet</w:t>
+        <w:t>új értékelés és vélemény írására,</w:t>
       </w:r>
     </w:p>
     <w:p>
@@ -5126,15 +4811,44 @@
         </w:numPr>
       </w:pPr>
       <w:r>
-        <w:t>Express.js webes keretrendszer</w:t>
-      </w:r>
-    </w:p>
-    <w:p>
-      <w:pPr>
-        <w:pStyle w:val="NormlWeb"/>
-      </w:pPr>
-      <w:r>
-        <w:t>Adatbázis-kezelő rendszer:</w:t>
+        <w:t>saját vélemény módosítására vagy törlésére.</w:t>
+      </w:r>
+    </w:p>
+    <w:p>
+      <w:pPr>
+        <w:pStyle w:val="NormlWeb"/>
+      </w:pPr>
+      <w:r>
+        <w:t>A rendszer backend ellenőrzéssel biztosítja, hogy egy felhasználó csak egy értékelést adhasson egy maketthez. Amennyiben már adott értékelést, a rendszer felajánlja a módosítás lehetőségét.</w:t>
+      </w:r>
+    </w:p>
+    <w:p>
+      <w:pPr>
+        <w:pStyle w:val="NormlWeb"/>
+      </w:pPr>
+      <w:r>
+        <w:t>Az adatlap felépítése felhasználóbarát és átlátható. A felső rész tartalmazza a makett fő adatait és képét, míg az alsó rész a véleményeket és az interaktív elemeket.</w:t>
+      </w:r>
+    </w:p>
+    <w:p>
+      <w:pPr>
+        <w:pStyle w:val="NormlWeb"/>
+      </w:pPr>
+    </w:p>
+    <w:p>
+      <w:pPr>
+        <w:pStyle w:val="NormlWeb"/>
+      </w:pPr>
+      <w:r>
+        <w:t xml:space="preserve">Az </w:t>
+      </w:r>
+      <w:proofErr w:type="spellStart"/>
+      <w:r>
+        <w:t>admin</w:t>
+      </w:r>
+      <w:proofErr w:type="spellEnd"/>
+      <w:r>
+        <w:t xml:space="preserve"> felhasználók számára további funkciók is elérhetők:</w:t>
       </w:r>
     </w:p>
     <w:p>
@@ -5145,26 +4859,185 @@
           <w:numId w:val="28"/>
         </w:numPr>
       </w:pPr>
+      <w:r>
+        <w:t>makett adatainak szerkesztése,</w:t>
+      </w:r>
+    </w:p>
+    <w:p>
+      <w:pPr>
+        <w:pStyle w:val="NormlWeb"/>
+        <w:numPr>
+          <w:ilvl w:val="0"/>
+          <w:numId w:val="28"/>
+        </w:numPr>
+      </w:pPr>
+      <w:r>
+        <w:t>nem megfelelő tartalom törlése,</w:t>
+      </w:r>
+    </w:p>
+    <w:p>
+      <w:pPr>
+        <w:pStyle w:val="NormlWeb"/>
+        <w:numPr>
+          <w:ilvl w:val="0"/>
+          <w:numId w:val="28"/>
+        </w:numPr>
+      </w:pPr>
+      <w:r>
+        <w:t>felhasználói vélemények moderálása.</w:t>
+      </w:r>
+    </w:p>
+    <w:p>
+      <w:pPr>
+        <w:pStyle w:val="NormlWeb"/>
+      </w:pPr>
+      <w:r>
+        <w:t xml:space="preserve">Az oldal reszponzív kialakítású, így mobil és tablet eszközökön is megfelelően jelenik meg. A dizájn a </w:t>
+      </w:r>
       <w:proofErr w:type="spellStart"/>
       <w:r>
+        <w:t>MakettMester</w:t>
+      </w:r>
+      <w:proofErr w:type="spellEnd"/>
+      <w:r>
+        <w:t xml:space="preserve"> katonai zöld és haditechnikai stílusához illeszkedik.</w:t>
+      </w:r>
+    </w:p>
+    <w:p>
+      <w:pPr>
+        <w:pStyle w:val="NormlWeb"/>
+      </w:pPr>
+      <w:r>
+        <w:t xml:space="preserve">A Makett adatlap fontos szerepet tölt be a rendszerben, mivel itt valósul meg a közösségi visszajelzés és a makettek részletes bemutatása, ami segíti a felhasználókat a döntésben és inspirációt nyújt a </w:t>
+      </w:r>
+      <w:proofErr w:type="spellStart"/>
+      <w:r>
+        <w:t>makettezéshez</w:t>
+      </w:r>
+      <w:proofErr w:type="spellEnd"/>
+      <w:r>
+        <w:t>.</w:t>
+      </w:r>
+    </w:p>
+    <w:p>
+      <w:r>
+        <w:rPr>
+          <w:noProof/>
+        </w:rPr>
+        <w:drawing>
+          <wp:inline distT="0" distB="0" distL="0" distR="0" wp14:anchorId="19D7D406" wp14:editId="19533DB0">
+            <wp:extent cx="5543550" cy="2680335"/>
+            <wp:effectExtent l="0" t="0" r="0" b="5715"/>
+            <wp:docPr id="10" name="Kép 10"/>
+            <wp:cNvGraphicFramePr>
+              <a:graphicFrameLocks xmlns:a="http://schemas.openxmlformats.org/drawingml/2006/main" noChangeAspect="1"/>
+            </wp:cNvGraphicFramePr>
+            <a:graphic xmlns:a="http://schemas.openxmlformats.org/drawingml/2006/main">
+              <a:graphicData uri="http://schemas.openxmlformats.org/drawingml/2006/picture">
+                <pic:pic xmlns:pic="http://schemas.openxmlformats.org/drawingml/2006/picture">
+                  <pic:nvPicPr>
+                    <pic:cNvPr id="0" name="Picture 1"/>
+                    <pic:cNvPicPr>
+                      <a:picLocks noChangeAspect="1" noChangeArrowheads="1"/>
+                    </pic:cNvPicPr>
+                  </pic:nvPicPr>
+                  <pic:blipFill>
+                    <a:blip r:embed="rId21" cstate="print">
+                      <a:extLst>
+                        <a:ext uri="{28A0092B-C50C-407E-A947-70E740481C1C}">
+                          <a14:useLocalDpi xmlns:a14="http://schemas.microsoft.com/office/drawing/2010/main" val="0"/>
+                        </a:ext>
+                      </a:extLst>
+                    </a:blip>
+                    <a:srcRect/>
+                    <a:stretch>
+                      <a:fillRect/>
+                    </a:stretch>
+                  </pic:blipFill>
+                  <pic:spPr bwMode="auto">
+                    <a:xfrm>
+                      <a:off x="0" y="0"/>
+                      <a:ext cx="5543550" cy="2680335"/>
+                    </a:xfrm>
+                    <a:prstGeom prst="rect">
+                      <a:avLst/>
+                    </a:prstGeom>
+                    <a:noFill/>
+                    <a:ln>
+                      <a:noFill/>
+                    </a:ln>
+                  </pic:spPr>
+                </pic:pic>
+              </a:graphicData>
+            </a:graphic>
+          </wp:inline>
+        </w:drawing>
+      </w:r>
+    </w:p>
+    <w:p/>
+    <w:p>
+      <w:pPr>
+        <w:pStyle w:val="Cmsor2"/>
+      </w:pPr>
+      <w:r>
+        <w:t>Fórum</w:t>
+      </w:r>
+    </w:p>
+    <w:p>
+      <w:pPr>
+        <w:pStyle w:val="NormlWeb"/>
+      </w:pPr>
+      <w:r>
+        <w:t xml:space="preserve">A </w:t>
+      </w:r>
+      <w:proofErr w:type="spellStart"/>
+      <w:r>
+        <w:t>MakettMester</w:t>
+      </w:r>
+      <w:proofErr w:type="spellEnd"/>
+      <w:r>
+        <w:t xml:space="preserve"> webalkalmazás fórum modulja közösségi kommunikációs felületet biztosít a felhasználók számára. A fórum célja, hogy a </w:t>
+      </w:r>
+      <w:proofErr w:type="spellStart"/>
+      <w:r>
+        <w:t>makettezők</w:t>
+      </w:r>
+      <w:proofErr w:type="spellEnd"/>
+      <w:r>
+        <w:t xml:space="preserve"> megoszthassák tapasztalataikat, kérdéseket tehessenek fel, valamint segítséget nyújtsanak egymásnak különböző témákban, például építési technikák, festés, eszközök vagy konkrét makettek kapcsán.</w:t>
+      </w:r>
+    </w:p>
+    <w:p>
+      <w:pPr>
+        <w:pStyle w:val="NormlWeb"/>
+      </w:pPr>
+      <w:r>
+        <w:t xml:space="preserve">A fórum oldal dinamikusan működik, és a bejegyzések az adatbázisban kerülnek tárolásra. A frontend HTTP kérések segítségével kommunikál a backend szerverrel, amely </w:t>
+      </w:r>
+      <w:proofErr w:type="spellStart"/>
+      <w:r>
         <w:t>MySQL</w:t>
       </w:r>
       <w:proofErr w:type="spellEnd"/>
       <w:r>
-        <w:t xml:space="preserve"> / </w:t>
+        <w:t xml:space="preserve"> vagy </w:t>
       </w:r>
       <w:proofErr w:type="spellStart"/>
       <w:r>
         <w:t>MariaDB</w:t>
       </w:r>
       <w:proofErr w:type="spellEnd"/>
-    </w:p>
-    <w:p>
-      <w:pPr>
-        <w:pStyle w:val="NormlWeb"/>
-      </w:pPr>
-      <w:r>
-        <w:t>Fejlesztői környezetek és eszközök:</w:t>
+      <w:r>
+        <w:t xml:space="preserve"> adatbázisban kezeli a fórumtémákat és hozzászólásokat.</w:t>
+      </w:r>
+    </w:p>
+    <w:p>
+      <w:pPr>
+        <w:pStyle w:val="NormlWeb"/>
+      </w:pPr>
+      <w:r>
+        <w:lastRenderedPageBreak/>
+        <w:t>A fórum főoldalán a felhasználók láthatják:</w:t>
       </w:r>
     </w:p>
     <w:p>
@@ -5176,23 +5049,7 @@
         </w:numPr>
       </w:pPr>
       <w:r>
-        <w:t xml:space="preserve">Visual </w:t>
-      </w:r>
-      <w:proofErr w:type="spellStart"/>
-      <w:r>
-        <w:t>Studio</w:t>
-      </w:r>
-      <w:proofErr w:type="spellEnd"/>
-      <w:r>
-        <w:t xml:space="preserve"> </w:t>
-      </w:r>
-      <w:proofErr w:type="spellStart"/>
-      <w:r>
-        <w:t>Code</w:t>
-      </w:r>
-      <w:proofErr w:type="spellEnd"/>
-      <w:r>
-        <w:t xml:space="preserve"> fejlesztőkörnyezet</w:t>
+        <w:t>a létrehozott témákat,</w:t>
       </w:r>
     </w:p>
     <w:p>
@@ -5204,15 +5061,7 @@
         </w:numPr>
       </w:pPr>
       <w:r>
-        <w:t>Node.js csomagkezelő (</w:t>
-      </w:r>
-      <w:proofErr w:type="spellStart"/>
-      <w:r>
-        <w:t>npm</w:t>
-      </w:r>
-      <w:proofErr w:type="spellEnd"/>
-      <w:r>
-        <w:t>)</w:t>
+        <w:t>a témák címét,</w:t>
       </w:r>
     </w:p>
     <w:p>
@@ -5223,13 +5072,8 @@
           <w:numId w:val="29"/>
         </w:numPr>
       </w:pPr>
-      <w:proofErr w:type="spellStart"/>
-      <w:r>
-        <w:t>phpMyAdmin</w:t>
-      </w:r>
-      <w:proofErr w:type="spellEnd"/>
-      <w:r>
-        <w:t xml:space="preserve"> adatbáziskezelő felület</w:t>
+      <w:r>
+        <w:t>a létrehozó felhasználót,</w:t>
       </w:r>
     </w:p>
     <w:p>
@@ -5240,21 +5084,36 @@
           <w:numId w:val="29"/>
         </w:numPr>
       </w:pPr>
-      <w:proofErr w:type="spellStart"/>
-      <w:r>
-        <w:t>Git</w:t>
-      </w:r>
-      <w:proofErr w:type="spellEnd"/>
-      <w:r>
-        <w:t xml:space="preserve"> verziókezelő rendszer</w:t>
-      </w:r>
-    </w:p>
-    <w:p>
-      <w:pPr>
-        <w:pStyle w:val="NormlWeb"/>
-      </w:pPr>
-      <w:r>
-        <w:t>Dokumentáció készítéséhez használt eszközök:</w:t>
+      <w:r>
+        <w:t>a létrehozás dátumát,</w:t>
+      </w:r>
+    </w:p>
+    <w:p>
+      <w:pPr>
+        <w:pStyle w:val="NormlWeb"/>
+        <w:numPr>
+          <w:ilvl w:val="0"/>
+          <w:numId w:val="29"/>
+        </w:numPr>
+      </w:pPr>
+      <w:r>
+        <w:t>a hozzászólások számát.</w:t>
+      </w:r>
+    </w:p>
+    <w:p>
+      <w:pPr>
+        <w:pStyle w:val="NormlWeb"/>
+      </w:pPr>
+      <w:r>
+        <w:t>A felhasználók kereshetnek és szűrhetnek a témák között kulcsszavak alapján. Ez különösen hasznos nagyobb közösség esetén, amikor sok tartalom gyűlik össze.</w:t>
+      </w:r>
+    </w:p>
+    <w:p>
+      <w:pPr>
+        <w:pStyle w:val="NormlWeb"/>
+      </w:pPr>
+      <w:r>
+        <w:t>Bejelentkezett felhasználók számára a rendszer lehetőséget biztosít:</w:t>
       </w:r>
     </w:p>
     <w:p>
@@ -5266,7 +5125,7 @@
         </w:numPr>
       </w:pPr>
       <w:r>
-        <w:t>Microsoft Word</w:t>
+        <w:t>új fórumtéma létrehozására,</w:t>
       </w:r>
     </w:p>
     <w:p>
@@ -5278,7 +5137,7 @@
         </w:numPr>
       </w:pPr>
       <w:r>
-        <w:t>Google Chrome böngésző a teszteléshez</w:t>
+        <w:t>hozzászólások írására,</w:t>
       </w:r>
     </w:p>
     <w:p>
@@ -5290,429 +5149,1575 @@
         </w:numPr>
       </w:pPr>
       <w:r>
-        <w:t>Képszerkesztő program a képernyőképek előkészítéséhez</w:t>
-      </w:r>
-    </w:p>
+        <w:t>saját hozzászólások szerkesztésére vagy törlésére.</w:t>
+      </w:r>
+    </w:p>
+    <w:p>
+      <w:pPr>
+        <w:pStyle w:val="NormlWeb"/>
+      </w:pPr>
+      <w:r>
+        <w:t>A hozzászólások időrendi sorrendben jelennek meg, így a beszélgetések könnyen követhetők. A rendszer biztosítja, hogy a tartalom az adott témához kapcsolódjon, és strukturált formában jelenjen meg.</w:t>
+      </w:r>
+    </w:p>
+    <w:p>
+      <w:pPr>
+        <w:pStyle w:val="NormlWeb"/>
+      </w:pPr>
+      <w:r>
+        <w:t xml:space="preserve">Adminisztrátori jogosultsággal a fórum moderálható. Az </w:t>
+      </w:r>
+      <w:proofErr w:type="spellStart"/>
+      <w:r>
+        <w:t>admin</w:t>
+      </w:r>
+      <w:proofErr w:type="spellEnd"/>
+      <w:r>
+        <w:t xml:space="preserve"> felhasználók:</w:t>
+      </w:r>
+    </w:p>
+    <w:p>
+      <w:pPr>
+        <w:pStyle w:val="NormlWeb"/>
+        <w:numPr>
+          <w:ilvl w:val="0"/>
+          <w:numId w:val="31"/>
+        </w:numPr>
+      </w:pPr>
+      <w:r>
+        <w:t>törölhetik a nem megfelelő tartalmakat,</w:t>
+      </w:r>
+    </w:p>
+    <w:p>
+      <w:pPr>
+        <w:pStyle w:val="NormlWeb"/>
+        <w:numPr>
+          <w:ilvl w:val="0"/>
+          <w:numId w:val="31"/>
+        </w:numPr>
+      </w:pPr>
+      <w:r>
+        <w:t>lezárhatnak témákat,</w:t>
+      </w:r>
+    </w:p>
+    <w:p>
+      <w:pPr>
+        <w:pStyle w:val="NormlWeb"/>
+        <w:numPr>
+          <w:ilvl w:val="0"/>
+          <w:numId w:val="31"/>
+        </w:numPr>
+      </w:pPr>
+      <w:r>
+        <w:t>figyelmeztethetik vagy tilthatják a szabályszegő felhasználókat.</w:t>
+      </w:r>
+    </w:p>
+    <w:p>
+      <w:pPr>
+        <w:pStyle w:val="NormlWeb"/>
+      </w:pPr>
+      <w:r>
+        <w:t xml:space="preserve">Ez a modul fontos szerepet játszik a közösség építésében, mivel lehetőséget ad a tudásmegosztásra és a felhasználók közötti interakcióra. A fórum hozzájárul ahhoz, hogy a </w:t>
+      </w:r>
+      <w:proofErr w:type="spellStart"/>
+      <w:r>
+        <w:t>MakettMester</w:t>
+      </w:r>
+      <w:proofErr w:type="spellEnd"/>
+      <w:r>
+        <w:t xml:space="preserve"> ne csak értékelő oldal, hanem aktív szakmai közösség legyen.</w:t>
+      </w:r>
+    </w:p>
+    <w:p>
+      <w:pPr>
+        <w:pStyle w:val="NormlWeb"/>
+      </w:pPr>
+    </w:p>
+    <w:p>
+      <w:pPr>
+        <w:pStyle w:val="NormlWeb"/>
+      </w:pPr>
+    </w:p>
+    <w:p>
+      <w:pPr>
+        <w:pStyle w:val="NormlWeb"/>
+      </w:pPr>
+    </w:p>
+    <w:p>
+      <w:pPr>
+        <w:pStyle w:val="NormlWeb"/>
+      </w:pPr>
+    </w:p>
+    <w:p>
+      <w:pPr>
+        <w:pStyle w:val="NormlWeb"/>
+      </w:pPr>
+    </w:p>
+    <w:p>
+      <w:pPr>
+        <w:pStyle w:val="NormlWeb"/>
+      </w:pPr>
+    </w:p>
+    <w:p>
+      <w:pPr>
+        <w:pStyle w:val="NormlWeb"/>
+      </w:pPr>
+    </w:p>
+    <w:p>
+      <w:pPr>
+        <w:pStyle w:val="NormlWeb"/>
+      </w:pPr>
+    </w:p>
+    <w:p>
+      <w:pPr>
+        <w:pStyle w:val="NormlWeb"/>
+      </w:pPr>
+    </w:p>
+    <w:p>
+      <w:pPr>
+        <w:pStyle w:val="NormlWeb"/>
+      </w:pPr>
+      <w:r>
+        <w:rPr>
+          <w:noProof/>
+        </w:rPr>
+        <w:drawing>
+          <wp:inline distT="0" distB="0" distL="0" distR="0" wp14:anchorId="42B1D2F5" wp14:editId="63001483">
+            <wp:extent cx="5318760" cy="2659380"/>
+            <wp:effectExtent l="0" t="0" r="0" b="7620"/>
+            <wp:docPr id="11" name="Kép 11"/>
+            <wp:cNvGraphicFramePr>
+              <a:graphicFrameLocks xmlns:a="http://schemas.openxmlformats.org/drawingml/2006/main" noChangeAspect="1"/>
+            </wp:cNvGraphicFramePr>
+            <a:graphic xmlns:a="http://schemas.openxmlformats.org/drawingml/2006/main">
+              <a:graphicData uri="http://schemas.openxmlformats.org/drawingml/2006/picture">
+                <pic:pic xmlns:pic="http://schemas.openxmlformats.org/drawingml/2006/picture">
+                  <pic:nvPicPr>
+                    <pic:cNvPr id="0" name="Picture 3"/>
+                    <pic:cNvPicPr>
+                      <a:picLocks noChangeAspect="1" noChangeArrowheads="1"/>
+                    </pic:cNvPicPr>
+                  </pic:nvPicPr>
+                  <pic:blipFill>
+                    <a:blip r:embed="rId22" cstate="print">
+                      <a:extLst>
+                        <a:ext uri="{28A0092B-C50C-407E-A947-70E740481C1C}">
+                          <a14:useLocalDpi xmlns:a14="http://schemas.microsoft.com/office/drawing/2010/main" val="0"/>
+                        </a:ext>
+                      </a:extLst>
+                    </a:blip>
+                    <a:srcRect/>
+                    <a:stretch>
+                      <a:fillRect/>
+                    </a:stretch>
+                  </pic:blipFill>
+                  <pic:spPr bwMode="auto">
+                    <a:xfrm>
+                      <a:off x="0" y="0"/>
+                      <a:ext cx="5318760" cy="2659380"/>
+                    </a:xfrm>
+                    <a:prstGeom prst="rect">
+                      <a:avLst/>
+                    </a:prstGeom>
+                    <a:noFill/>
+                    <a:ln>
+                      <a:noFill/>
+                    </a:ln>
+                  </pic:spPr>
+                </pic:pic>
+              </a:graphicData>
+            </a:graphic>
+          </wp:inline>
+        </w:drawing>
+      </w:r>
+    </w:p>
+    <w:p>
+      <w:pPr>
+        <w:pStyle w:val="NormlWeb"/>
+      </w:pPr>
+    </w:p>
+    <w:p>
+      <w:pPr>
+        <w:pStyle w:val="NormlWeb"/>
+      </w:pPr>
+    </w:p>
+    <w:p/>
     <w:p>
       <w:pPr>
         <w:pStyle w:val="Cmsor2"/>
       </w:pPr>
       <w:r>
+        <w:t>Rólunk</w:t>
+      </w:r>
+    </w:p>
+    <w:p>
+      <w:pPr>
+        <w:pStyle w:val="NormlWeb"/>
+      </w:pPr>
+      <w:r>
+        <w:t>A felhasználó a saját véleményét bármikor módosíthatja a „Szerkesztés” gombra kattintva.</w:t>
+      </w:r>
+    </w:p>
+    <w:p/>
+    <w:p>
+      <w:pPr>
+        <w:pStyle w:val="Cmsor2"/>
+      </w:pPr>
+      <w:r>
+        <w:t>Kedvenceim</w:t>
+      </w:r>
+    </w:p>
+    <w:p>
+      <w:pPr>
+        <w:pStyle w:val="NormlWeb"/>
+      </w:pPr>
+      <w:r>
+        <w:t xml:space="preserve">A </w:t>
+      </w:r>
+      <w:proofErr w:type="spellStart"/>
+      <w:r>
+        <w:t>MakettMester</w:t>
+      </w:r>
+      <w:proofErr w:type="spellEnd"/>
+      <w:r>
+        <w:t xml:space="preserve"> webalkalmazás „Kedvenc makettjeim” oldala lehetőséget biztosít a felhasználók számára, hogy személyes listát hozzanak létre a számukra legérdekesebb vagy leginspirálóbb modellekről. Ez a funkció segíti a makettek rendszerezését és a későbbi visszakeresést.</w:t>
+      </w:r>
+    </w:p>
+    <w:p>
+      <w:pPr>
+        <w:pStyle w:val="NormlWeb"/>
+      </w:pPr>
+      <w:r>
+        <w:t>Az oldal csak bejelentkezett felhasználók számára érhető el, mivel a kedvencek listája felhasználóhoz kötött. A rendszer minden felhasználóhoz külön adatbázis-bejegyzéseket tárol, így a kedvenc makettek listája személyre szabott.</w:t>
+      </w:r>
+    </w:p>
+    <w:p>
+      <w:pPr>
+        <w:pStyle w:val="NormlWeb"/>
+      </w:pPr>
+      <w:r>
+        <w:t>A felhasználók a makettek listájában vagy az adott makett adatlapján jelölhetnek meg egy modellt kedvencként.  A gombra kattintva a rendszer elküldi az adott makett és a felhasználó azonosítóját a backend szervernek, amely elmenti ezt az adatbázisban.</w:t>
+      </w:r>
+    </w:p>
+    <w:p>
+      <w:pPr>
+        <w:pStyle w:val="NormlWeb"/>
+      </w:pPr>
+    </w:p>
+    <w:p>
+      <w:pPr>
+        <w:pStyle w:val="NormlWeb"/>
+      </w:pPr>
+      <w:r>
+        <w:t>A „Kedvenc makettjeim” oldalon a felhasználók áttekinthető formában láthatják:</w:t>
+      </w:r>
+    </w:p>
+    <w:p>
+      <w:pPr>
+        <w:pStyle w:val="NormlWeb"/>
+        <w:numPr>
+          <w:ilvl w:val="0"/>
+          <w:numId w:val="32"/>
+        </w:numPr>
+      </w:pPr>
+      <w:r>
+        <w:t>a kedvencnek jelölt makettek nevét,</w:t>
+      </w:r>
+    </w:p>
+    <w:p>
+      <w:pPr>
+        <w:pStyle w:val="NormlWeb"/>
+        <w:numPr>
+          <w:ilvl w:val="0"/>
+          <w:numId w:val="32"/>
+        </w:numPr>
+      </w:pPr>
+      <w:r>
+        <w:t>képét,</w:t>
+      </w:r>
+    </w:p>
+    <w:p>
+      <w:pPr>
+        <w:pStyle w:val="NormlWeb"/>
+        <w:numPr>
+          <w:ilvl w:val="0"/>
+          <w:numId w:val="32"/>
+        </w:numPr>
+      </w:pPr>
+      <w:r>
+        <w:t>kategóriáját és gyártóját,</w:t>
+      </w:r>
+    </w:p>
+    <w:p>
+      <w:pPr>
+        <w:pStyle w:val="NormlWeb"/>
+        <w:numPr>
+          <w:ilvl w:val="0"/>
+          <w:numId w:val="32"/>
+        </w:numPr>
+      </w:pPr>
+      <w:r>
+        <w:t>átlagos értékelését.</w:t>
+      </w:r>
+    </w:p>
+    <w:p>
+      <w:pPr>
+        <w:pStyle w:val="NormlWeb"/>
+      </w:pPr>
+      <w:r>
+        <w:t>Az oldal támogatja a keresést és szűrést is, így a felhasználók könnyen megtalálhatják a listában szereplő modelleket. Lehetőség van a makettek eltávolítására is a kedvencek közül egy gomb segítségével.</w:t>
+      </w:r>
+    </w:p>
+    <w:p>
+      <w:pPr>
+        <w:pStyle w:val="NormlWeb"/>
+      </w:pPr>
+      <w:r>
+        <w:t xml:space="preserve">A kedvencek kezelése REST API-n keresztül történik. A frontend HTTP kérésekkel kommunikál a backenddel, amely </w:t>
+      </w:r>
+      <w:proofErr w:type="spellStart"/>
+      <w:r>
+        <w:t>MySQL</w:t>
+      </w:r>
+      <w:proofErr w:type="spellEnd"/>
+      <w:r>
+        <w:t xml:space="preserve"> vagy </w:t>
+      </w:r>
+      <w:proofErr w:type="spellStart"/>
+      <w:r>
+        <w:t>MariaDB</w:t>
+      </w:r>
+      <w:proofErr w:type="spellEnd"/>
+      <w:r>
+        <w:t xml:space="preserve"> adatbázisban tárolja az adatokat. A rendszer biztosítja, hogy egy makett csak egyszer szerepelhessen a felhasználó kedvencei között.</w:t>
+      </w:r>
+    </w:p>
+    <w:p>
+      <w:pPr>
+        <w:pStyle w:val="NormlWeb"/>
+      </w:pPr>
+      <w:r>
+        <w:t>Ez a funkció növeli a felhasználói élményt, mivel segít az inspiráció gyűjtésében és a személyes gyűjtemény kialakításában. A felhasználók könnyebben visszatérhetnek azokhoz a modellekhez, amelyek felkeltették az érdeklődésüket.</w:t>
+      </w:r>
+    </w:p>
+    <w:p>
+      <w:pPr>
+        <w:pStyle w:val="NormlWeb"/>
+      </w:pPr>
+      <w:r>
+        <w:rPr>
+          <w:noProof/>
+        </w:rPr>
+        <w:drawing>
+          <wp:inline distT="0" distB="0" distL="0" distR="0" wp14:anchorId="187B13AA" wp14:editId="42BB52BB">
+            <wp:extent cx="5543550" cy="2781300"/>
+            <wp:effectExtent l="0" t="0" r="0" b="0"/>
+            <wp:docPr id="12" name="Kép 12"/>
+            <wp:cNvGraphicFramePr>
+              <a:graphicFrameLocks xmlns:a="http://schemas.openxmlformats.org/drawingml/2006/main" noChangeAspect="1"/>
+            </wp:cNvGraphicFramePr>
+            <a:graphic xmlns:a="http://schemas.openxmlformats.org/drawingml/2006/main">
+              <a:graphicData uri="http://schemas.openxmlformats.org/drawingml/2006/picture">
+                <pic:pic xmlns:pic="http://schemas.openxmlformats.org/drawingml/2006/picture">
+                  <pic:nvPicPr>
+                    <pic:cNvPr id="0" name="Picture 5"/>
+                    <pic:cNvPicPr>
+                      <a:picLocks noChangeAspect="1" noChangeArrowheads="1"/>
+                    </pic:cNvPicPr>
+                  </pic:nvPicPr>
+                  <pic:blipFill>
+                    <a:blip r:embed="rId23" cstate="print">
+                      <a:extLst>
+                        <a:ext uri="{28A0092B-C50C-407E-A947-70E740481C1C}">
+                          <a14:useLocalDpi xmlns:a14="http://schemas.microsoft.com/office/drawing/2010/main" val="0"/>
+                        </a:ext>
+                      </a:extLst>
+                    </a:blip>
+                    <a:srcRect/>
+                    <a:stretch>
+                      <a:fillRect/>
+                    </a:stretch>
+                  </pic:blipFill>
+                  <pic:spPr bwMode="auto">
+                    <a:xfrm>
+                      <a:off x="0" y="0"/>
+                      <a:ext cx="5543550" cy="2781300"/>
+                    </a:xfrm>
+                    <a:prstGeom prst="rect">
+                      <a:avLst/>
+                    </a:prstGeom>
+                    <a:noFill/>
+                    <a:ln>
+                      <a:noFill/>
+                    </a:ln>
+                  </pic:spPr>
+                </pic:pic>
+              </a:graphicData>
+            </a:graphic>
+          </wp:inline>
+        </w:drawing>
+      </w:r>
+    </w:p>
+    <w:p/>
+    <w:p/>
+    <w:p/>
+    <w:p/>
+    <w:p/>
+    <w:p>
+      <w:pPr>
+        <w:pStyle w:val="Cmsor2"/>
+      </w:pPr>
+      <w:r>
+        <w:t>Makett beküldés oldal</w:t>
+      </w:r>
+    </w:p>
+    <w:p>
+      <w:pPr>
+        <w:pStyle w:val="NormlWeb"/>
+      </w:pPr>
+      <w:r>
+        <w:t xml:space="preserve">A </w:t>
+      </w:r>
+      <w:proofErr w:type="spellStart"/>
+      <w:r>
+        <w:t>MakettMester</w:t>
+      </w:r>
+      <w:proofErr w:type="spellEnd"/>
+      <w:r>
+        <w:t xml:space="preserve"> webalkalmazás „Makett beküldés” oldala lehetőséget biztosít a felhasználók számára, hogy saját makettjeiket feltöltsék és megosszák a közösséggel. Ez a funkció támogatja a közösségi tartalom létrehozását, valamint segíti a felhasználók közötti inspiráció és tapasztalatcsere kialakulását.</w:t>
+      </w:r>
+    </w:p>
+    <w:p>
+      <w:pPr>
+        <w:pStyle w:val="NormlWeb"/>
+      </w:pPr>
+      <w:r>
+        <w:t>Az oldal csak bejelentkezett felhasználók számára érhető el, mivel a feltöltött makettek a felhasználó profiljához kapcsolódnak. A rendszer minden feltöltést az adott felhasználóhoz rendel az adatbázisban.</w:t>
+      </w:r>
+    </w:p>
+    <w:p>
+      <w:pPr>
+        <w:pStyle w:val="NormlWeb"/>
+      </w:pPr>
+      <w:r>
+        <w:t>A makett beküldési felület egy űrlapból áll, ahol a felhasználók a következő adatokat adhatják meg:</w:t>
+      </w:r>
+    </w:p>
+    <w:p>
+      <w:pPr>
+        <w:pStyle w:val="NormlWeb"/>
+        <w:numPr>
+          <w:ilvl w:val="0"/>
+          <w:numId w:val="33"/>
+        </w:numPr>
+      </w:pPr>
+      <w:r>
+        <w:t>a makett neve,</w:t>
+      </w:r>
+    </w:p>
+    <w:p>
+      <w:pPr>
+        <w:pStyle w:val="NormlWeb"/>
+        <w:numPr>
+          <w:ilvl w:val="0"/>
+          <w:numId w:val="33"/>
+        </w:numPr>
+      </w:pPr>
+      <w:r>
+        <w:t>gyártó,</w:t>
+      </w:r>
+    </w:p>
+    <w:p>
+      <w:pPr>
+        <w:pStyle w:val="NormlWeb"/>
+        <w:numPr>
+          <w:ilvl w:val="0"/>
+          <w:numId w:val="33"/>
+        </w:numPr>
+      </w:pPr>
+      <w:r>
+        <w:t>kategória,</w:t>
+      </w:r>
+    </w:p>
+    <w:p>
+      <w:pPr>
+        <w:pStyle w:val="NormlWeb"/>
+        <w:numPr>
+          <w:ilvl w:val="0"/>
+          <w:numId w:val="33"/>
+        </w:numPr>
+      </w:pPr>
+      <w:r>
+        <w:t>méretarány,</w:t>
+      </w:r>
+    </w:p>
+    <w:p>
+      <w:pPr>
+        <w:pStyle w:val="NormlWeb"/>
+        <w:numPr>
+          <w:ilvl w:val="0"/>
+          <w:numId w:val="33"/>
+        </w:numPr>
+      </w:pPr>
+      <w:r>
+        <w:t>rövid és részletes leírás,</w:t>
+      </w:r>
+    </w:p>
+    <w:p>
+      <w:pPr>
+        <w:pStyle w:val="NormlWeb"/>
+        <w:numPr>
+          <w:ilvl w:val="0"/>
+          <w:numId w:val="33"/>
+        </w:numPr>
+      </w:pPr>
+      <w:r>
+        <w:t>kép feltöltése,</w:t>
+      </w:r>
+    </w:p>
+    <w:p>
+      <w:pPr>
+        <w:pStyle w:val="NormlWeb"/>
+        <w:numPr>
+          <w:ilvl w:val="0"/>
+          <w:numId w:val="33"/>
+        </w:numPr>
+      </w:pPr>
+      <w:r>
+        <w:t>opcionálisan további képek.</w:t>
+      </w:r>
+    </w:p>
+    <w:p>
+      <w:pPr>
+        <w:pStyle w:val="NormlWeb"/>
+      </w:pPr>
+      <w:r>
+        <w:t>A frontend validáció ellenőrzi, hogy a kötelező mezők ki vannak-e töltve. A rendszer figyelmezteti a felhasználót hiányzó vagy hibás adatok esetén. A képfeltöltés során a fájl típusát és méretét is ellenőrzi a rendszer.</w:t>
+      </w:r>
+    </w:p>
+    <w:p>
+      <w:pPr>
+        <w:pStyle w:val="NormlWeb"/>
+      </w:pPr>
+      <w:r>
+        <w:t xml:space="preserve">Az adatok elküldése HTTP POST kérés segítségével történik a backend szerver felé. A backend ellenőrzi az adatokat, majd elmenti a makettet a </w:t>
+      </w:r>
+      <w:proofErr w:type="spellStart"/>
+      <w:r>
+        <w:t>MySQL</w:t>
+      </w:r>
+      <w:proofErr w:type="spellEnd"/>
+      <w:r>
+        <w:t xml:space="preserve"> vagy </w:t>
+      </w:r>
+      <w:proofErr w:type="spellStart"/>
+      <w:r>
+        <w:t>MariaDB</w:t>
+      </w:r>
+      <w:proofErr w:type="spellEnd"/>
+      <w:r>
+        <w:t xml:space="preserve"> adatbázisba. A képeket a szerver fájlrendszerben vagy felhőalapú tárhelyen tárolja, az adatbázis pedig a képek elérési útját tartalmazza.</w:t>
+      </w:r>
+    </w:p>
+    <w:p>
+      <w:pPr>
+        <w:pStyle w:val="NormlWeb"/>
+      </w:pPr>
+      <w:r>
+        <w:t>Sikeres feltöltés után a felhasználó visszajelzést kap, és a rendszer átirányítja a makett adatlapjára. Hiba esetén a rendszer egyértelmű üzenetet jelenít meg.</w:t>
+      </w:r>
+    </w:p>
+    <w:p>
+      <w:pPr>
+        <w:pStyle w:val="NormlWeb"/>
+      </w:pPr>
+      <w:r>
+        <w:t xml:space="preserve">Adminisztrátori jogosultság esetén a feltöltött makettek ellenőrizhetők. Az </w:t>
+      </w:r>
+      <w:proofErr w:type="spellStart"/>
+      <w:r>
+        <w:t>admin</w:t>
+      </w:r>
+      <w:proofErr w:type="spellEnd"/>
+      <w:r>
+        <w:t xml:space="preserve"> felhasználók:</w:t>
+      </w:r>
+    </w:p>
+    <w:p>
+      <w:pPr>
+        <w:pStyle w:val="NormlWeb"/>
+        <w:numPr>
+          <w:ilvl w:val="0"/>
+          <w:numId w:val="34"/>
+        </w:numPr>
+      </w:pPr>
+      <w:r>
+        <w:t>jóváhagyhatják vagy törölhetik a nem megfelelő tartalmat,</w:t>
+      </w:r>
+    </w:p>
+    <w:p>
+      <w:pPr>
+        <w:pStyle w:val="NormlWeb"/>
+        <w:numPr>
+          <w:ilvl w:val="0"/>
+          <w:numId w:val="34"/>
+        </w:numPr>
+      </w:pPr>
+      <w:r>
+        <w:t>szerkeszthetik a hibás adatokat,</w:t>
+      </w:r>
+    </w:p>
+    <w:p>
+      <w:pPr>
+        <w:pStyle w:val="NormlWeb"/>
+        <w:numPr>
+          <w:ilvl w:val="0"/>
+          <w:numId w:val="34"/>
+        </w:numPr>
+      </w:pPr>
+      <w:r>
+        <w:t>moderálhatják a feltöltéseket.</w:t>
+      </w:r>
+    </w:p>
+    <w:p>
+      <w:pPr>
+        <w:pStyle w:val="NormlWeb"/>
+      </w:pPr>
+    </w:p>
+    <w:p>
+      <w:pPr>
+        <w:pStyle w:val="NormlWeb"/>
+      </w:pPr>
+      <w:r>
+        <w:rPr>
+          <w:noProof/>
+        </w:rPr>
         <w:lastRenderedPageBreak/>
-        <w:t>Adatmodell leírása</w:t>
-      </w:r>
-      <w:bookmarkEnd w:id="19"/>
-    </w:p>
-    <w:p>
-      <w:pPr>
-        <w:pStyle w:val="NormlWeb"/>
-      </w:pPr>
-      <w:r>
-        <w:t>Az adatbázis relációs modell alapján épül fel, a következő főbb táblákkal:</w:t>
-      </w:r>
-    </w:p>
-    <w:p>
-      <w:pPr>
-        <w:pStyle w:val="NormlWeb"/>
-      </w:pPr>
-      <w:r>
-        <w:t>- Felhasználó (</w:t>
+        <w:drawing>
+          <wp:inline distT="0" distB="0" distL="0" distR="0" wp14:anchorId="536F0F22" wp14:editId="096A64FA">
+            <wp:extent cx="5543550" cy="2763520"/>
+            <wp:effectExtent l="0" t="0" r="0" b="0"/>
+            <wp:docPr id="13" name="Kép 13"/>
+            <wp:cNvGraphicFramePr>
+              <a:graphicFrameLocks xmlns:a="http://schemas.openxmlformats.org/drawingml/2006/main" noChangeAspect="1"/>
+            </wp:cNvGraphicFramePr>
+            <a:graphic xmlns:a="http://schemas.openxmlformats.org/drawingml/2006/main">
+              <a:graphicData uri="http://schemas.openxmlformats.org/drawingml/2006/picture">
+                <pic:pic xmlns:pic="http://schemas.openxmlformats.org/drawingml/2006/picture">
+                  <pic:nvPicPr>
+                    <pic:cNvPr id="0" name="Picture 7"/>
+                    <pic:cNvPicPr>
+                      <a:picLocks noChangeAspect="1" noChangeArrowheads="1"/>
+                    </pic:cNvPicPr>
+                  </pic:nvPicPr>
+                  <pic:blipFill>
+                    <a:blip r:embed="rId24" cstate="print">
+                      <a:extLst>
+                        <a:ext uri="{28A0092B-C50C-407E-A947-70E740481C1C}">
+                          <a14:useLocalDpi xmlns:a14="http://schemas.microsoft.com/office/drawing/2010/main" val="0"/>
+                        </a:ext>
+                      </a:extLst>
+                    </a:blip>
+                    <a:srcRect/>
+                    <a:stretch>
+                      <a:fillRect/>
+                    </a:stretch>
+                  </pic:blipFill>
+                  <pic:spPr bwMode="auto">
+                    <a:xfrm>
+                      <a:off x="0" y="0"/>
+                      <a:ext cx="5543550" cy="2763520"/>
+                    </a:xfrm>
+                    <a:prstGeom prst="rect">
+                      <a:avLst/>
+                    </a:prstGeom>
+                    <a:noFill/>
+                    <a:ln>
+                      <a:noFill/>
+                    </a:ln>
+                  </pic:spPr>
+                </pic:pic>
+              </a:graphicData>
+            </a:graphic>
+          </wp:inline>
+        </w:drawing>
+      </w:r>
+    </w:p>
+    <w:p/>
+    <w:p>
+      <w:pPr>
+        <w:pStyle w:val="Cmsor2"/>
+      </w:pPr>
+      <w:r>
+        <w:t>Profil kezelés</w:t>
+      </w:r>
+    </w:p>
+    <w:p>
+      <w:pPr>
+        <w:pStyle w:val="NormlWeb"/>
+      </w:pPr>
+      <w:r>
+        <w:t>A „Profil” menüpontban a felhasználó megtekintheti a saját adatait, valamint lehetősége van profilképet feltölteni.</w:t>
+      </w:r>
+    </w:p>
+    <w:p>
+      <w:pPr>
+        <w:pStyle w:val="NormlWeb"/>
+      </w:pPr>
+      <w:r>
+        <w:t>A profilkép módosításához kattintson a „Profilkép módosítása” gombra, majd válasszon ki egy képet a számítógépéről.</w:t>
+      </w:r>
+    </w:p>
+    <w:p/>
+    <w:p>
+      <w:pPr>
+        <w:pStyle w:val="Cmsor2"/>
+      </w:pPr>
+      <w:r>
+        <w:t>Adminisztrátori funkciók</w:t>
+      </w:r>
+    </w:p>
+    <w:p>
+      <w:pPr>
+        <w:pStyle w:val="NormlWeb"/>
+      </w:pPr>
+      <w:r>
+        <w:t>Az adminisztrátori jogosultsággal rendelkező felhasználók maketteket adhatnak hozzá, módosíthatnak és törölhetnek.</w:t>
+      </w:r>
+    </w:p>
+    <w:p>
+      <w:pPr>
+        <w:pStyle w:val="NormlWeb"/>
+      </w:pPr>
+      <w:r>
+        <w:t xml:space="preserve">Az </w:t>
       </w:r>
       <w:proofErr w:type="spellStart"/>
       <w:r>
-        <w:t>felhasználó_id</w:t>
+        <w:t>admin</w:t>
       </w:r>
       <w:proofErr w:type="spellEnd"/>
       <w:r>
-        <w:t xml:space="preserve">, név, email, jelszó, </w:t>
-      </w:r>
+        <w:t xml:space="preserve"> felületen lehetőség van:</w:t>
+      </w:r>
+    </w:p>
+    <w:p>
+      <w:pPr>
+        <w:pStyle w:val="NormlWeb"/>
+        <w:numPr>
+          <w:ilvl w:val="0"/>
+          <w:numId w:val="6"/>
+        </w:numPr>
+      </w:pPr>
+      <w:r>
+        <w:t>Új makett hozzáadására</w:t>
+      </w:r>
+    </w:p>
+    <w:p>
+      <w:pPr>
+        <w:pStyle w:val="NormlWeb"/>
+        <w:numPr>
+          <w:ilvl w:val="0"/>
+          <w:numId w:val="6"/>
+        </w:numPr>
+      </w:pPr>
+      <w:r>
+        <w:t>Makett adatainak módosítására</w:t>
+      </w:r>
+    </w:p>
+    <w:p>
+      <w:pPr>
+        <w:pStyle w:val="NormlWeb"/>
+        <w:numPr>
+          <w:ilvl w:val="0"/>
+          <w:numId w:val="6"/>
+        </w:numPr>
+      </w:pPr>
+      <w:r>
+        <w:t>Makett törlésére</w:t>
+      </w:r>
+    </w:p>
+    <w:p/>
+    <w:p>
+      <w:pPr>
+        <w:pStyle w:val="Cmsor2"/>
+      </w:pPr>
+      <w:r>
+        <w:lastRenderedPageBreak/>
+        <w:t>Gyakori problémák és megoldások</w:t>
+      </w:r>
+    </w:p>
+    <w:p>
+      <w:pPr>
+        <w:pStyle w:val="NormlWeb"/>
+      </w:pPr>
+      <w:r>
+        <w:t>Nem tölt be az oldal: ellenőrizze az internetkapcsolatot.</w:t>
+      </w:r>
+      <w:r>
+        <w:br/>
+        <w:t>Nem sikerül a bejelentkezés: ellenőrizze a felhasználónevet és jelszót.</w:t>
+      </w:r>
+      <w:r>
+        <w:br/>
+        <w:t>Nem jelenik meg a feltöltött kép: ellenőrizze, hogy a fájl JPG vagy PNG formátumú-e.</w:t>
+      </w:r>
+    </w:p>
+    <w:p/>
+    <w:p>
+      <w:pPr>
+        <w:pStyle w:val="Cmsor2"/>
+      </w:pPr>
+      <w:r>
+        <w:t>Összegzés</w:t>
+      </w:r>
+    </w:p>
+    <w:p>
+      <w:pPr>
+        <w:pStyle w:val="NormlWeb"/>
+      </w:pPr>
+      <w:r>
+        <w:t>A Makett Véleményező Weboldal egy könnyen használható, közösségi alapú rendszer, amely segíti a makettezőket tapasztalataik megosztásában, új makettek felfedezésében és építési inspiráció szerzésében.</w:t>
+      </w:r>
+    </w:p>
+    <w:p/>
+    <w:p/>
+    <w:p>
+      <w:pPr>
+        <w:pStyle w:val="Cmsor1"/>
+      </w:pPr>
+      <w:bookmarkStart w:id="16" w:name="_Toc473730749"/>
+      <w:bookmarkStart w:id="17" w:name="_Toc85723184"/>
+      <w:r>
+        <w:lastRenderedPageBreak/>
+        <w:t>Fejlesztői dokumentáció</w:t>
+      </w:r>
+      <w:bookmarkEnd w:id="16"/>
+      <w:bookmarkEnd w:id="17"/>
+    </w:p>
+    <w:p>
+      <w:r>
+        <w:t>A fejlesztői dokumentáció célja, hogy a segítse program logikájának, illetve a program kódjának a megértését, illetve a program továbbfejlesztését.  Szakemberek számára készül, elvárás tehát a pontosság és a szakmai jellegű stílus.</w:t>
+      </w:r>
+    </w:p>
+    <w:p>
+      <w:pPr>
+        <w:pStyle w:val="Cmsor2"/>
+      </w:pPr>
+      <w:bookmarkStart w:id="18" w:name="_Toc85723185"/>
+      <w:r>
+        <w:t>Az alkalmazott fejlesztői eszközök</w:t>
+      </w:r>
+      <w:bookmarkEnd w:id="18"/>
+    </w:p>
+    <w:p>
+      <w:pPr>
+        <w:pStyle w:val="NormlWeb"/>
+      </w:pPr>
+      <w:bookmarkStart w:id="19" w:name="_Toc85723186"/>
+      <w:r>
+        <w:t>Programozási nyelvek:</w:t>
+      </w:r>
+    </w:p>
+    <w:p>
+      <w:pPr>
+        <w:pStyle w:val="NormlWeb"/>
+        <w:numPr>
+          <w:ilvl w:val="0"/>
+          <w:numId w:val="7"/>
+        </w:numPr>
+      </w:pPr>
+      <w:r>
+        <w:t>JavaScript (frontend és backend)</w:t>
+      </w:r>
+    </w:p>
+    <w:p>
+      <w:pPr>
+        <w:pStyle w:val="NormlWeb"/>
+        <w:numPr>
+          <w:ilvl w:val="0"/>
+          <w:numId w:val="7"/>
+        </w:numPr>
+      </w:pPr>
+      <w:r>
+        <w:t>SQL (adatbázis-kezelés)</w:t>
+      </w:r>
+    </w:p>
+    <w:p>
+      <w:pPr>
+        <w:pStyle w:val="NormlWeb"/>
+      </w:pPr>
+      <w:r>
+        <w:t>Frontend technológiák:</w:t>
+      </w:r>
+    </w:p>
+    <w:p>
+      <w:pPr>
+        <w:pStyle w:val="NormlWeb"/>
+        <w:numPr>
+          <w:ilvl w:val="0"/>
+          <w:numId w:val="8"/>
+        </w:numPr>
+      </w:pPr>
+      <w:r>
+        <w:t>HTML5</w:t>
+      </w:r>
+    </w:p>
+    <w:p>
+      <w:pPr>
+        <w:pStyle w:val="NormlWeb"/>
+        <w:numPr>
+          <w:ilvl w:val="0"/>
+          <w:numId w:val="8"/>
+        </w:numPr>
+      </w:pPr>
+      <w:r>
+        <w:t>CSS3</w:t>
+      </w:r>
+    </w:p>
+    <w:p>
+      <w:pPr>
+        <w:pStyle w:val="NormlWeb"/>
+        <w:numPr>
+          <w:ilvl w:val="0"/>
+          <w:numId w:val="8"/>
+        </w:numPr>
+      </w:pPr>
+      <w:r>
+        <w:t>JavaScript</w:t>
+      </w:r>
+    </w:p>
+    <w:p>
+      <w:pPr>
+        <w:pStyle w:val="NormlWeb"/>
+        <w:numPr>
+          <w:ilvl w:val="0"/>
+          <w:numId w:val="8"/>
+        </w:numPr>
+      </w:pPr>
       <w:proofErr w:type="spellStart"/>
       <w:r>
-        <w:t>regisztráció_dátuma</w:t>
+        <w:t>React</w:t>
       </w:r>
       <w:proofErr w:type="spellEnd"/>
       <w:r>
-        <w:t>)</w:t>
-      </w:r>
-      <w:r>
-        <w:br/>
-        <w:t>- Makett (</w:t>
-      </w:r>
-      <w:proofErr w:type="spellStart"/>
-      <w:r>
-        <w:t>makett_id</w:t>
-      </w:r>
-      <w:proofErr w:type="spellEnd"/>
-      <w:r>
-        <w:t xml:space="preserve">, név, gyártó, kategória, leírás, </w:t>
-      </w:r>
-      <w:proofErr w:type="spellStart"/>
-      <w:r>
-        <w:t>kép_url</w:t>
-      </w:r>
-      <w:proofErr w:type="spellEnd"/>
-      <w:r>
-        <w:t>)</w:t>
-      </w:r>
-      <w:r>
-        <w:br/>
-        <w:t>- Vélemény (</w:t>
-      </w:r>
-      <w:proofErr w:type="spellStart"/>
-      <w:r>
-        <w:t>vélemény_id</w:t>
-      </w:r>
-      <w:proofErr w:type="spellEnd"/>
-      <w:r>
-        <w:t xml:space="preserve">, </w:t>
-      </w:r>
-      <w:proofErr w:type="spellStart"/>
-      <w:r>
-        <w:t>felhasználó_id</w:t>
-      </w:r>
-      <w:proofErr w:type="spellEnd"/>
-      <w:r>
-        <w:t xml:space="preserve">, </w:t>
-      </w:r>
-      <w:proofErr w:type="spellStart"/>
-      <w:r>
-        <w:t>makett_id</w:t>
-      </w:r>
-      <w:proofErr w:type="spellEnd"/>
-      <w:r>
-        <w:t>, szöveg, értékelés, dátum)</w:t>
-      </w:r>
-      <w:r>
-        <w:br/>
-        <w:t>- Kedvencek (</w:t>
-      </w:r>
-      <w:proofErr w:type="spellStart"/>
-      <w:r>
-        <w:t>felhasználó_id</w:t>
-      </w:r>
-      <w:proofErr w:type="spellEnd"/>
-      <w:r>
-        <w:t xml:space="preserve">, </w:t>
-      </w:r>
-      <w:proofErr w:type="spellStart"/>
-      <w:r>
-        <w:t>makett_id</w:t>
-      </w:r>
-      <w:proofErr w:type="spellEnd"/>
-      <w:r>
-        <w:t>)</w:t>
-      </w:r>
-      <w:r>
-        <w:br/>
-        <w:t>- Fórum (</w:t>
-      </w:r>
-      <w:proofErr w:type="spellStart"/>
-      <w:r>
-        <w:t>fórum_id</w:t>
-      </w:r>
-      <w:proofErr w:type="spellEnd"/>
-      <w:r>
-        <w:t xml:space="preserve">, cím, leírás, </w:t>
-      </w:r>
-      <w:proofErr w:type="spellStart"/>
-      <w:r>
-        <w:t>létrehozás_dátuma</w:t>
-      </w:r>
-      <w:proofErr w:type="spellEnd"/>
-      <w:r>
-        <w:t xml:space="preserve">, </w:t>
-      </w:r>
-      <w:proofErr w:type="spellStart"/>
-      <w:r>
-        <w:t>felhasználó_id</w:t>
-      </w:r>
-      <w:proofErr w:type="spellEnd"/>
-      <w:r>
-        <w:t>)</w:t>
-      </w:r>
-      <w:r>
-        <w:br/>
-        <w:t xml:space="preserve">- </w:t>
-      </w:r>
-      <w:proofErr w:type="spellStart"/>
-      <w:r>
-        <w:t>FórumHozzászólás</w:t>
-      </w:r>
-      <w:proofErr w:type="spellEnd"/>
-      <w:r>
-        <w:t xml:space="preserve"> (</w:t>
-      </w:r>
-      <w:proofErr w:type="spellStart"/>
-      <w:r>
-        <w:t>hozzászólás_id</w:t>
-      </w:r>
-      <w:proofErr w:type="spellEnd"/>
-      <w:r>
-        <w:t xml:space="preserve">, </w:t>
-      </w:r>
-      <w:proofErr w:type="spellStart"/>
-      <w:r>
-        <w:t>fórum_id</w:t>
-      </w:r>
-      <w:proofErr w:type="spellEnd"/>
-      <w:r>
-        <w:t xml:space="preserve">, </w:t>
-      </w:r>
-      <w:proofErr w:type="spellStart"/>
-      <w:r>
-        <w:t>felhasználó_id</w:t>
-      </w:r>
-      <w:proofErr w:type="spellEnd"/>
-      <w:r>
-        <w:t>, szöveg, dátum)</w:t>
-      </w:r>
-    </w:p>
-    <w:p>
-      <w:pPr>
-        <w:pStyle w:val="NormlWeb"/>
-      </w:pPr>
-      <w:r>
-        <w:t>Kapcsolatok:</w:t>
-      </w:r>
-      <w:r>
-        <w:br/>
-        <w:t>- Egy felhasználó több véleményt írhat.</w:t>
-      </w:r>
-      <w:r>
-        <w:br/>
-        <w:t>- Egy maketthez több vélemény tartozhat.</w:t>
-      </w:r>
-      <w:r>
-        <w:br/>
-        <w:t>- Egy felhasználó több makettet kedvencek közé tehet.</w:t>
-      </w:r>
-      <w:r>
-        <w:br/>
-        <w:t>- Egy fórumhoz több hozzászólás kapcsolódhat.</w:t>
-      </w:r>
-    </w:p>
-    <w:p/>
-    <w:p>
-      <w:pPr>
-        <w:pStyle w:val="Cmsor2"/>
-      </w:pPr>
-      <w:bookmarkStart w:id="20" w:name="_Toc85723187"/>
-      <w:r>
-        <w:t>Részletes feladatspecifikáció, algoritmusok</w:t>
-      </w:r>
-      <w:bookmarkEnd w:id="20"/>
-    </w:p>
-    <w:p>
-      <w:r>
-        <w:t xml:space="preserve">A program lényeges függvényeinek, az osztályok metódusainak a specifikációja (mit valósít meg az adott függvény, illetve metódus, milyen paraméterei vannak, mi a visszatérési érték) </w:t>
-      </w:r>
-      <w:r>
-        <w:t> Az algoritmizálható részek leírása valamilyen algoritmus-leíró eszközzel (</w:t>
-      </w:r>
-      <w:proofErr w:type="spellStart"/>
-      <w:proofErr w:type="gramStart"/>
-      <w:r>
-        <w:t>struktogram</w:t>
-      </w:r>
-      <w:proofErr w:type="spellEnd"/>
-      <w:r>
-        <w:t xml:space="preserve">,  </w:t>
-      </w:r>
-      <w:proofErr w:type="spellStart"/>
-      <w:r>
-        <w:t>pszeudo</w:t>
-      </w:r>
-      <w:proofErr w:type="spellEnd"/>
-      <w:proofErr w:type="gramEnd"/>
-      <w:r>
-        <w:t xml:space="preserve">-kód, esetleg UML aktivitás-diagram) Ajánlott terjedelem: a feladat jellegétől függően 2-5 oldal. 5. Forráskód </w:t>
-      </w:r>
-      <w:r>
-        <w:t xml:space="preserve"> A teljes forráskódot a nyomtatott dokumentációba nem kell beletenni! </w:t>
-      </w:r>
-      <w:r>
-        <w:t xml:space="preserve"> Lehet viszont a nyomtatott dokumentációban a fontosabb kódrészeket magyarázattal szerepeltetni </w:t>
-      </w:r>
-    </w:p>
-    <w:p>
-      <w:pPr>
-        <w:pStyle w:val="Cmsor2"/>
-      </w:pPr>
-      <w:bookmarkStart w:id="21" w:name="_Toc85723188"/>
-      <w:r>
-        <w:t>Tesztelési dokumentáció</w:t>
-      </w:r>
-      <w:bookmarkEnd w:id="21"/>
-    </w:p>
-    <w:p>
-      <w:pPr>
-        <w:pStyle w:val="Listaszerbekezds"/>
+        <w:t xml:space="preserve"> keretrendszer</w:t>
+      </w:r>
+    </w:p>
+    <w:p>
+      <w:pPr>
+        <w:pStyle w:val="NormlWeb"/>
+      </w:pPr>
+      <w:r>
+        <w:t>Backend technológiák:</w:t>
+      </w:r>
+    </w:p>
+    <w:p>
+      <w:pPr>
+        <w:pStyle w:val="NormlWeb"/>
+        <w:numPr>
+          <w:ilvl w:val="0"/>
+          <w:numId w:val="9"/>
+        </w:numPr>
+      </w:pPr>
+      <w:r>
+        <w:t>Node.js futtatókörnyezet</w:t>
+      </w:r>
+    </w:p>
+    <w:p>
+      <w:pPr>
+        <w:pStyle w:val="NormlWeb"/>
+        <w:numPr>
+          <w:ilvl w:val="0"/>
+          <w:numId w:val="9"/>
+        </w:numPr>
+      </w:pPr>
+      <w:r>
+        <w:t>Express.js webes keretrendszer</w:t>
+      </w:r>
+    </w:p>
+    <w:p>
+      <w:pPr>
+        <w:pStyle w:val="NormlWeb"/>
+      </w:pPr>
+      <w:r>
+        <w:t>Adatbázis-kezelő rendszer:</w:t>
+      </w:r>
+    </w:p>
+    <w:p>
+      <w:pPr>
+        <w:pStyle w:val="NormlWeb"/>
         <w:numPr>
           <w:ilvl w:val="0"/>
           <w:numId w:val="10"/>
         </w:numPr>
-        <w:ind w:left="1560"/>
-      </w:pPr>
-      <w:r>
-        <w:t xml:space="preserve">Legalább 3 különböző </w:t>
-      </w:r>
-      <w:r>
-        <w:t>teszteset részletes bemutatása.</w:t>
-      </w:r>
-    </w:p>
-    <w:p>
-      <w:pPr>
-        <w:pStyle w:val="Listaszerbekezds"/>
-        <w:numPr>
-          <w:ilvl w:val="0"/>
-          <w:numId w:val="9"/>
-        </w:numPr>
-        <w:ind w:left="1843"/>
-      </w:pPr>
-      <w:r>
-        <w:t xml:space="preserve">különböző felhasználó tevékenységek </w:t>
-      </w:r>
-      <w:r>
-        <w:t>esetén hogyan reagált a program</w:t>
-      </w:r>
-    </w:p>
-    <w:p>
-      <w:pPr>
-        <w:pStyle w:val="Listaszerbekezds"/>
-        <w:numPr>
-          <w:ilvl w:val="0"/>
-          <w:numId w:val="9"/>
-        </w:numPr>
-        <w:ind w:left="1843"/>
-      </w:pPr>
-      <w:r>
-        <w:t>milyen üzeneteket kaptunk</w:t>
-      </w:r>
-    </w:p>
-    <w:p>
-      <w:pPr>
-        <w:pStyle w:val="Listaszerbekezds"/>
-        <w:numPr>
-          <w:ilvl w:val="0"/>
-          <w:numId w:val="9"/>
-        </w:numPr>
-        <w:ind w:left="1843"/>
-      </w:pPr>
-      <w:r>
-        <w:t xml:space="preserve">mi a teendő az egyes üzenetek esetében </w:t>
-      </w:r>
-    </w:p>
-    <w:p>
-      <w:pPr>
-        <w:pStyle w:val="Listaszerbekezds"/>
-        <w:numPr>
-          <w:ilvl w:val="0"/>
-          <w:numId w:val="10"/>
-        </w:numPr>
-        <w:ind w:left="1560"/>
-      </w:pPr>
-      <w:r>
-        <w:t>Normál teszteset, extrém tesztes</w:t>
-      </w:r>
-      <w:r>
-        <w:t>et (bolondbiztosság tesztelése)</w:t>
-      </w:r>
-    </w:p>
-    <w:p>
-      <w:pPr>
-        <w:pStyle w:val="Listaszerbekezds"/>
-        <w:numPr>
-          <w:ilvl w:val="0"/>
-          <w:numId w:val="10"/>
-        </w:numPr>
-        <w:ind w:left="1560"/>
-      </w:pPr>
-      <w:r>
-        <w:lastRenderedPageBreak/>
-        <w:t>A tesztelés során kiderült hibák felsorolása A tesztelési dokumentációból derüljön ki, hogy ismered a különböző tesztelési módszereket (pl. fek</w:t>
-      </w:r>
-      <w:r>
-        <w:t>ete doboz, fehér doboz módszer)</w:t>
-      </w:r>
-    </w:p>
-    <w:p>
-      <w:pPr>
-        <w:ind w:left="-76" w:firstLine="0"/>
-      </w:pPr>
-      <w:r>
-        <w:t xml:space="preserve">Ajánlott terjedelem: a feladat jellegétől függően 2-5 oldal. </w:t>
-      </w:r>
-    </w:p>
-    <w:p>
-      <w:pPr>
-        <w:pStyle w:val="Cmsor1"/>
-      </w:pPr>
-      <w:bookmarkStart w:id="22" w:name="_Toc85723189"/>
-      <w:r>
-        <w:lastRenderedPageBreak/>
-        <w:t>Összefoglalás</w:t>
-      </w:r>
-      <w:bookmarkEnd w:id="22"/>
-    </w:p>
-    <w:p>
-      <w:pPr>
-        <w:pStyle w:val="Cmsor2"/>
-      </w:pPr>
-      <w:bookmarkStart w:id="23" w:name="_Toc85723190"/>
-      <w:r>
-        <w:t>Önértékelés</w:t>
-      </w:r>
-      <w:bookmarkEnd w:id="23"/>
-    </w:p>
-    <w:p>
-      <w:r>
-        <w:t>A kitűzött célok elérése, a felmerült problémák és megoldásuk felsorolása.</w:t>
-      </w:r>
-    </w:p>
-    <w:p>
-      <w:r>
-        <w:t>A saját fejlődés bemutatása (mit tanult meg, hogyan alkalmazta…)</w:t>
-      </w:r>
-    </w:p>
-    <w:p>
-      <w:r>
-        <w:t>Ajánlott terjedelem: 0,5-1 oldal</w:t>
-      </w:r>
-    </w:p>
-    <w:p>
-      <w:pPr>
-        <w:pStyle w:val="Cmsor2"/>
-      </w:pPr>
-      <w:bookmarkStart w:id="24" w:name="_Toc85723191"/>
-      <w:r>
-        <w:t>Továbbfejlesztési lehetőségek</w:t>
-      </w:r>
-      <w:bookmarkEnd w:id="24"/>
-    </w:p>
-    <w:p>
-      <w:pPr>
-        <w:pStyle w:val="Listaszerbekezds"/>
+      </w:pPr>
+      <w:proofErr w:type="spellStart"/>
+      <w:r>
+        <w:t>MySQL</w:t>
+      </w:r>
+      <w:proofErr w:type="spellEnd"/>
+      <w:r>
+        <w:t xml:space="preserve"> / </w:t>
+      </w:r>
+      <w:proofErr w:type="spellStart"/>
+      <w:r>
+        <w:t>MariaDB</w:t>
+      </w:r>
+      <w:proofErr w:type="spellEnd"/>
+    </w:p>
+    <w:p>
+      <w:pPr>
+        <w:pStyle w:val="NormlWeb"/>
+      </w:pPr>
+      <w:r>
+        <w:t>Fejlesztői környezetek és eszközök:</w:t>
+      </w:r>
+    </w:p>
+    <w:p>
+      <w:pPr>
+        <w:pStyle w:val="NormlWeb"/>
         <w:numPr>
           <w:ilvl w:val="0"/>
           <w:numId w:val="11"/>
         </w:numPr>
       </w:pPr>
       <w:r>
-        <w:t>Olyan ötletek, amelyeket meg akartál valósítani, de nem sikerült</w:t>
-      </w:r>
-      <w:r>
-        <w:t>, vagy nem fért bele az időbe</w:t>
-      </w:r>
-    </w:p>
-    <w:p>
-      <w:pPr>
-        <w:pStyle w:val="Listaszerbekezds"/>
+        <w:t xml:space="preserve">Visual </w:t>
+      </w:r>
+      <w:proofErr w:type="spellStart"/>
+      <w:r>
+        <w:t>Studio</w:t>
+      </w:r>
+      <w:proofErr w:type="spellEnd"/>
+      <w:r>
+        <w:t xml:space="preserve"> </w:t>
+      </w:r>
+      <w:proofErr w:type="spellStart"/>
+      <w:r>
+        <w:t>Code</w:t>
+      </w:r>
+      <w:proofErr w:type="spellEnd"/>
+      <w:r>
+        <w:t xml:space="preserve"> fejlesztőkörnyezet</w:t>
+      </w:r>
+    </w:p>
+    <w:p>
+      <w:pPr>
+        <w:pStyle w:val="NormlWeb"/>
         <w:numPr>
           <w:ilvl w:val="0"/>
           <w:numId w:val="11"/>
         </w:numPr>
       </w:pPr>
       <w:r>
+        <w:t>Node.js csomagkezelő (</w:t>
+      </w:r>
+      <w:proofErr w:type="spellStart"/>
+      <w:r>
+        <w:t>npm</w:t>
+      </w:r>
+      <w:proofErr w:type="spellEnd"/>
+      <w:r>
+        <w:t>)</w:t>
+      </w:r>
+    </w:p>
+    <w:p>
+      <w:pPr>
+        <w:pStyle w:val="NormlWeb"/>
+        <w:numPr>
+          <w:ilvl w:val="0"/>
+          <w:numId w:val="11"/>
+        </w:numPr>
+      </w:pPr>
+      <w:proofErr w:type="spellStart"/>
+      <w:r>
+        <w:t>phpMyAdmin</w:t>
+      </w:r>
+      <w:proofErr w:type="spellEnd"/>
+      <w:r>
+        <w:t xml:space="preserve"> adatbáziskezelő felület</w:t>
+      </w:r>
+    </w:p>
+    <w:p>
+      <w:pPr>
+        <w:pStyle w:val="NormlWeb"/>
+        <w:numPr>
+          <w:ilvl w:val="0"/>
+          <w:numId w:val="11"/>
+        </w:numPr>
+      </w:pPr>
+      <w:proofErr w:type="spellStart"/>
+      <w:r>
+        <w:t>Git</w:t>
+      </w:r>
+      <w:proofErr w:type="spellEnd"/>
+      <w:r>
+        <w:t xml:space="preserve"> verziókezelő rendszer</w:t>
+      </w:r>
+    </w:p>
+    <w:p>
+      <w:pPr>
+        <w:pStyle w:val="NormlWeb"/>
+      </w:pPr>
+      <w:r>
+        <w:t>Dokumentáció készítéséhez használt eszközök:</w:t>
+      </w:r>
+    </w:p>
+    <w:p>
+      <w:pPr>
+        <w:pStyle w:val="NormlWeb"/>
+        <w:numPr>
+          <w:ilvl w:val="0"/>
+          <w:numId w:val="12"/>
+        </w:numPr>
+      </w:pPr>
+      <w:r>
+        <w:t>Microsoft Word</w:t>
+      </w:r>
+    </w:p>
+    <w:p>
+      <w:pPr>
+        <w:pStyle w:val="NormlWeb"/>
+        <w:numPr>
+          <w:ilvl w:val="0"/>
+          <w:numId w:val="12"/>
+        </w:numPr>
+      </w:pPr>
+      <w:r>
+        <w:t>Google Chrome böngésző a teszteléshez</w:t>
+      </w:r>
+    </w:p>
+    <w:p>
+      <w:pPr>
+        <w:pStyle w:val="NormlWeb"/>
+        <w:numPr>
+          <w:ilvl w:val="0"/>
+          <w:numId w:val="12"/>
+        </w:numPr>
+      </w:pPr>
+      <w:r>
+        <w:t>Képszerkesztő program a képernyőképek előkészítéséhez</w:t>
+      </w:r>
+    </w:p>
+    <w:p>
+      <w:pPr>
+        <w:pStyle w:val="Cmsor2"/>
+      </w:pPr>
+      <w:r>
+        <w:lastRenderedPageBreak/>
+        <w:t>Adatmodell leírása</w:t>
+      </w:r>
+      <w:bookmarkEnd w:id="19"/>
+    </w:p>
+    <w:p>
+      <w:pPr>
+        <w:pStyle w:val="NormlWeb"/>
+      </w:pPr>
+      <w:r>
+        <w:t>Az adatbázis relációs modell alapján épül fel, a következő főbb táblákkal:</w:t>
+      </w:r>
+    </w:p>
+    <w:p>
+      <w:pPr>
+        <w:pStyle w:val="NormlWeb"/>
+      </w:pPr>
+      <w:r>
+        <w:t>- Felhasználó (</w:t>
+      </w:r>
+      <w:proofErr w:type="spellStart"/>
+      <w:r>
+        <w:t>felhasználó_id</w:t>
+      </w:r>
+      <w:proofErr w:type="spellEnd"/>
+      <w:r>
+        <w:t xml:space="preserve">, név, email, jelszó, </w:t>
+      </w:r>
+      <w:proofErr w:type="spellStart"/>
+      <w:r>
+        <w:t>regisztráció_dátuma</w:t>
+      </w:r>
+      <w:proofErr w:type="spellEnd"/>
+      <w:r>
+        <w:t>)</w:t>
+      </w:r>
+      <w:r>
+        <w:br/>
+        <w:t>- Makett (</w:t>
+      </w:r>
+      <w:proofErr w:type="spellStart"/>
+      <w:r>
+        <w:t>makett_id</w:t>
+      </w:r>
+      <w:proofErr w:type="spellEnd"/>
+      <w:r>
+        <w:t xml:space="preserve">, név, gyártó, kategória, leírás, </w:t>
+      </w:r>
+      <w:proofErr w:type="spellStart"/>
+      <w:r>
+        <w:t>kép_url</w:t>
+      </w:r>
+      <w:proofErr w:type="spellEnd"/>
+      <w:r>
+        <w:t>)</w:t>
+      </w:r>
+      <w:r>
+        <w:br/>
+        <w:t>- Vélemény (</w:t>
+      </w:r>
+      <w:proofErr w:type="spellStart"/>
+      <w:r>
+        <w:t>vélemény_id</w:t>
+      </w:r>
+      <w:proofErr w:type="spellEnd"/>
+      <w:r>
+        <w:t xml:space="preserve">, </w:t>
+      </w:r>
+      <w:proofErr w:type="spellStart"/>
+      <w:r>
+        <w:t>felhasználó_id</w:t>
+      </w:r>
+      <w:proofErr w:type="spellEnd"/>
+      <w:r>
+        <w:t xml:space="preserve">, </w:t>
+      </w:r>
+      <w:proofErr w:type="spellStart"/>
+      <w:r>
+        <w:t>makett_id</w:t>
+      </w:r>
+      <w:proofErr w:type="spellEnd"/>
+      <w:r>
+        <w:t>, szöveg, értékelés, dátum)</w:t>
+      </w:r>
+      <w:r>
+        <w:br/>
+        <w:t>- Kedvencek (</w:t>
+      </w:r>
+      <w:proofErr w:type="spellStart"/>
+      <w:r>
+        <w:t>felhasználó_id</w:t>
+      </w:r>
+      <w:proofErr w:type="spellEnd"/>
+      <w:r>
+        <w:t xml:space="preserve">, </w:t>
+      </w:r>
+      <w:proofErr w:type="spellStart"/>
+      <w:r>
+        <w:t>makett_id</w:t>
+      </w:r>
+      <w:proofErr w:type="spellEnd"/>
+      <w:r>
+        <w:t>)</w:t>
+      </w:r>
+      <w:r>
+        <w:br/>
+        <w:t>- Fórum (</w:t>
+      </w:r>
+      <w:proofErr w:type="spellStart"/>
+      <w:r>
+        <w:t>fórum_id</w:t>
+      </w:r>
+      <w:proofErr w:type="spellEnd"/>
+      <w:r>
+        <w:t xml:space="preserve">, cím, leírás, </w:t>
+      </w:r>
+      <w:proofErr w:type="spellStart"/>
+      <w:r>
+        <w:t>létrehozás_dátuma</w:t>
+      </w:r>
+      <w:proofErr w:type="spellEnd"/>
+      <w:r>
+        <w:t xml:space="preserve">, </w:t>
+      </w:r>
+      <w:proofErr w:type="spellStart"/>
+      <w:r>
+        <w:t>felhasználó_id</w:t>
+      </w:r>
+      <w:proofErr w:type="spellEnd"/>
+      <w:r>
+        <w:t>)</w:t>
+      </w:r>
+      <w:r>
+        <w:br/>
+        <w:t xml:space="preserve">- </w:t>
+      </w:r>
+      <w:proofErr w:type="spellStart"/>
+      <w:r>
+        <w:t>FórumHozzászólás</w:t>
+      </w:r>
+      <w:proofErr w:type="spellEnd"/>
+      <w:r>
+        <w:t xml:space="preserve"> (</w:t>
+      </w:r>
+      <w:proofErr w:type="spellStart"/>
+      <w:r>
+        <w:t>hozzászólás_id</w:t>
+      </w:r>
+      <w:proofErr w:type="spellEnd"/>
+      <w:r>
+        <w:t xml:space="preserve">, </w:t>
+      </w:r>
+      <w:proofErr w:type="spellStart"/>
+      <w:r>
+        <w:t>fórum_id</w:t>
+      </w:r>
+      <w:proofErr w:type="spellEnd"/>
+      <w:r>
+        <w:t xml:space="preserve">, </w:t>
+      </w:r>
+      <w:proofErr w:type="spellStart"/>
+      <w:r>
+        <w:t>felhasználó_id</w:t>
+      </w:r>
+      <w:proofErr w:type="spellEnd"/>
+      <w:r>
+        <w:t>, szöveg, dátum)</w:t>
+      </w:r>
+    </w:p>
+    <w:p>
+      <w:pPr>
+        <w:pStyle w:val="NormlWeb"/>
+      </w:pPr>
+      <w:r>
+        <w:t>Kapcsolatok:</w:t>
+      </w:r>
+      <w:r>
+        <w:br/>
+        <w:t>- Egy felhasználó több véleményt írhat.</w:t>
+      </w:r>
+      <w:r>
+        <w:br/>
+        <w:t>- Egy maketthez több vélemény tartozhat.</w:t>
+      </w:r>
+      <w:r>
+        <w:br/>
+        <w:t>- Egy felhasználó több makettet kedvencek közé tehet.</w:t>
+      </w:r>
+      <w:r>
+        <w:br/>
+        <w:t>- Egy fórumhoz több hozzászólás kapcsolódhat.</w:t>
+      </w:r>
+    </w:p>
+    <w:p/>
+    <w:p>
+      <w:pPr>
+        <w:pStyle w:val="Cmsor2"/>
+      </w:pPr>
+      <w:bookmarkStart w:id="20" w:name="_Toc85723187"/>
+      <w:r>
+        <w:t>Részletes feladatspecifikáció, algoritmusok</w:t>
+      </w:r>
+      <w:bookmarkEnd w:id="20"/>
+    </w:p>
+    <w:p>
+      <w:r>
+        <w:t xml:space="preserve">A program lényeges függvényeinek, az osztályok metódusainak a specifikációja (mit valósít meg az adott függvény, illetve metódus, milyen paraméterei vannak, mi a visszatérési érték) </w:t>
+      </w:r>
+      <w:r>
+        <w:t> Az algoritmizálható részek leírása valamilyen algoritmus-leíró eszközzel (</w:t>
+      </w:r>
+      <w:proofErr w:type="spellStart"/>
+      <w:r>
+        <w:t>struktogram</w:t>
+      </w:r>
+      <w:proofErr w:type="spellEnd"/>
+      <w:r>
+        <w:t xml:space="preserve">,  </w:t>
+      </w:r>
+      <w:proofErr w:type="spellStart"/>
+      <w:r>
+        <w:t>pszeudo</w:t>
+      </w:r>
+      <w:proofErr w:type="spellEnd"/>
+      <w:r>
+        <w:t xml:space="preserve">-kód, esetleg UML aktivitás-diagram) Ajánlott terjedelem: a feladat jellegétől függően 2-5 oldal. 5. Forráskód </w:t>
+      </w:r>
+      <w:r>
+        <w:t xml:space="preserve"> A teljes forráskódot a nyomtatott dokumentációba nem kell beletenni! </w:t>
+      </w:r>
+      <w:r>
+        <w:t xml:space="preserve"> Lehet viszont a nyomtatott dokumentációban a fontosabb kódrészeket magyarázattal szerepeltetni </w:t>
+      </w:r>
+    </w:p>
+    <w:p>
+      <w:pPr>
+        <w:pStyle w:val="Cmsor2"/>
+      </w:pPr>
+      <w:bookmarkStart w:id="21" w:name="_Toc85723188"/>
+      <w:r>
+        <w:t>Tesztelési dokumentáció</w:t>
+      </w:r>
+      <w:bookmarkEnd w:id="21"/>
+    </w:p>
+    <w:p>
+      <w:pPr>
+        <w:pStyle w:val="Listaszerbekezds"/>
+        <w:numPr>
+          <w:ilvl w:val="0"/>
+          <w:numId w:val="3"/>
+        </w:numPr>
+        <w:ind w:left="1560"/>
+      </w:pPr>
+      <w:r>
+        <w:t xml:space="preserve">Legalább 3 különböző </w:t>
+      </w:r>
+      <w:r>
+        <w:t>teszteset részletes bemutatása.</w:t>
+      </w:r>
+    </w:p>
+    <w:p>
+      <w:pPr>
+        <w:pStyle w:val="Listaszerbekezds"/>
+        <w:numPr>
+          <w:ilvl w:val="0"/>
+          <w:numId w:val="2"/>
+        </w:numPr>
+        <w:ind w:left="1843"/>
+      </w:pPr>
+      <w:r>
+        <w:t xml:space="preserve">különböző felhasználó tevékenységek </w:t>
+      </w:r>
+      <w:r>
+        <w:t>esetén hogyan reagált a program</w:t>
+      </w:r>
+    </w:p>
+    <w:p>
+      <w:pPr>
+        <w:pStyle w:val="Listaszerbekezds"/>
+        <w:numPr>
+          <w:ilvl w:val="0"/>
+          <w:numId w:val="2"/>
+        </w:numPr>
+        <w:ind w:left="1843"/>
+      </w:pPr>
+      <w:r>
+        <w:t>milyen üzeneteket kaptunk</w:t>
+      </w:r>
+    </w:p>
+    <w:p>
+      <w:pPr>
+        <w:pStyle w:val="Listaszerbekezds"/>
+        <w:numPr>
+          <w:ilvl w:val="0"/>
+          <w:numId w:val="2"/>
+        </w:numPr>
+        <w:ind w:left="1843"/>
+      </w:pPr>
+      <w:r>
+        <w:t xml:space="preserve">mi a teendő az egyes üzenetek esetében </w:t>
+      </w:r>
+    </w:p>
+    <w:p>
+      <w:pPr>
+        <w:pStyle w:val="Listaszerbekezds"/>
+        <w:numPr>
+          <w:ilvl w:val="0"/>
+          <w:numId w:val="3"/>
+        </w:numPr>
+        <w:ind w:left="1560"/>
+      </w:pPr>
+      <w:r>
+        <w:t>Normál teszteset, extrém tesztes</w:t>
+      </w:r>
+      <w:r>
+        <w:t>et (bolondbiztosság tesztelése)</w:t>
+      </w:r>
+    </w:p>
+    <w:p>
+      <w:pPr>
+        <w:pStyle w:val="Listaszerbekezds"/>
+        <w:numPr>
+          <w:ilvl w:val="0"/>
+          <w:numId w:val="3"/>
+        </w:numPr>
+        <w:ind w:left="1560"/>
+      </w:pPr>
+      <w:r>
+        <w:lastRenderedPageBreak/>
+        <w:t>A tesztelés során kiderült hibák felsorolása A tesztelési dokumentációból derüljön ki, hogy ismered a különböző tesztelési módszereket (pl. fek</w:t>
+      </w:r>
+      <w:r>
+        <w:t>ete doboz, fehér doboz módszer)</w:t>
+      </w:r>
+    </w:p>
+    <w:p>
+      <w:pPr>
+        <w:ind w:left="-76" w:firstLine="0"/>
+      </w:pPr>
+      <w:r>
+        <w:t xml:space="preserve">Ajánlott terjedelem: a feladat jellegétől függően 2-5 oldal. </w:t>
+      </w:r>
+    </w:p>
+    <w:p>
+      <w:pPr>
+        <w:pStyle w:val="Cmsor1"/>
+      </w:pPr>
+      <w:bookmarkStart w:id="22" w:name="_Toc85723189"/>
+      <w:r>
+        <w:lastRenderedPageBreak/>
+        <w:t>Összefoglalás</w:t>
+      </w:r>
+      <w:bookmarkEnd w:id="22"/>
+    </w:p>
+    <w:p>
+      <w:pPr>
+        <w:pStyle w:val="Cmsor2"/>
+      </w:pPr>
+      <w:bookmarkStart w:id="23" w:name="_Toc85723190"/>
+      <w:r>
+        <w:t>Önértékelés</w:t>
+      </w:r>
+      <w:bookmarkEnd w:id="23"/>
+    </w:p>
+    <w:p>
+      <w:r>
+        <w:t>A kitűzött célok elérése, a felmerült problémák és megoldásuk felsorolása.</w:t>
+      </w:r>
+    </w:p>
+    <w:p>
+      <w:r>
+        <w:t>A saját fejlődés bemutatása (mit tanult meg, hogyan alkalmazta…)</w:t>
+      </w:r>
+    </w:p>
+    <w:p>
+      <w:r>
+        <w:t>Ajánlott terjedelem: 0,5-1 oldal</w:t>
+      </w:r>
+    </w:p>
+    <w:p>
+      <w:pPr>
+        <w:pStyle w:val="Cmsor2"/>
+      </w:pPr>
+      <w:bookmarkStart w:id="24" w:name="_Toc85723191"/>
+      <w:r>
+        <w:t>Továbbfejlesztési lehetőségek</w:t>
+      </w:r>
+      <w:bookmarkEnd w:id="24"/>
+    </w:p>
+    <w:p>
+      <w:pPr>
+        <w:pStyle w:val="Listaszerbekezds"/>
+        <w:numPr>
+          <w:ilvl w:val="0"/>
+          <w:numId w:val="4"/>
+        </w:numPr>
+      </w:pPr>
+      <w:r>
+        <w:t>Olyan ötletek, amelyeket meg akartál valósítani, de nem sikerült</w:t>
+      </w:r>
+      <w:r>
+        <w:t>, vagy nem fért bele az időbe</w:t>
+      </w:r>
+    </w:p>
+    <w:p>
+      <w:pPr>
+        <w:pStyle w:val="Listaszerbekezds"/>
+        <w:numPr>
+          <w:ilvl w:val="0"/>
+          <w:numId w:val="4"/>
+        </w:numPr>
+      </w:pPr>
+      <w:r>
         <w:t xml:space="preserve">Olyan ötletek, amelyeket még érdemes a jövőben megvalósítani </w:t>
       </w:r>
     </w:p>
@@ -5742,7 +6747,7 @@
       <w:bookmarkEnd w:id="26"/>
     </w:p>
     <w:p>
-      <w:hyperlink r:id="rId21" w:history="1">
+      <w:hyperlink r:id="rId25" w:history="1">
         <w:r>
           <w:rPr>
             <w:rStyle w:val="Hiperhivatkozs"/>
@@ -5752,7 +6757,7 @@
       </w:hyperlink>
     </w:p>
     <w:p>
-      <w:hyperlink r:id="rId22" w:history="1">
+      <w:hyperlink r:id="rId26" w:history="1">
         <w:r>
           <w:rPr>
             <w:rStyle w:val="Hiperhivatkozs"/>
@@ -5762,7 +6767,7 @@
       </w:hyperlink>
     </w:p>
     <w:p>
-      <w:hyperlink r:id="rId23" w:history="1">
+      <w:hyperlink r:id="rId27" w:history="1">
         <w:r>
           <w:rPr>
             <w:rStyle w:val="Hiperhivatkozs"/>
@@ -5772,7 +6777,7 @@
       </w:hyperlink>
     </w:p>
     <w:p>
-      <w:hyperlink r:id="rId24" w:history="1">
+      <w:hyperlink r:id="rId28" w:history="1">
         <w:r>
           <w:rPr>
             <w:rStyle w:val="Hiperhivatkozs"/>
@@ -5782,7 +6787,7 @@
       </w:hyperlink>
     </w:p>
     <w:p>
-      <w:hyperlink r:id="rId25" w:history="1">
+      <w:hyperlink r:id="rId29" w:history="1">
         <w:r>
           <w:rPr>
             <w:rStyle w:val="Hiperhivatkozs"/>
@@ -5792,7 +6797,7 @@
       </w:hyperlink>
     </w:p>
     <w:p>
-      <w:hyperlink r:id="rId26" w:history="1">
+      <w:hyperlink r:id="rId30" w:history="1">
         <w:r>
           <w:rPr>
             <w:rStyle w:val="Hiperhivatkozs"/>
@@ -5802,7 +6807,7 @@
       </w:hyperlink>
     </w:p>
     <w:p>
-      <w:hyperlink r:id="rId27" w:history="1">
+      <w:hyperlink r:id="rId31" w:history="1">
         <w:r>
           <w:rPr>
             <w:rStyle w:val="Hiperhivatkozs"/>
@@ -5812,7 +6817,7 @@
       </w:hyperlink>
     </w:p>
     <w:p>
-      <w:hyperlink r:id="rId28" w:history="1">
+      <w:hyperlink r:id="rId32" w:history="1">
         <w:r>
           <w:rPr>
             <w:rStyle w:val="Hiperhivatkozs"/>
@@ -5822,7 +6827,7 @@
       </w:hyperlink>
     </w:p>
     <w:p>
-      <w:hyperlink r:id="rId29" w:history="1">
+      <w:hyperlink r:id="rId33" w:history="1">
         <w:r>
           <w:rPr>
             <w:rStyle w:val="Hiperhivatkozs"/>
@@ -5929,10 +6934,10 @@
       </w:r>
     </w:p>
     <w:sectPr>
-      <w:headerReference w:type="default" r:id="rId30"/>
-      <w:footerReference w:type="default" r:id="rId31"/>
-      <w:headerReference w:type="first" r:id="rId32"/>
-      <w:footerReference w:type="first" r:id="rId33"/>
+      <w:headerReference w:type="default" r:id="rId34"/>
+      <w:footerReference w:type="default" r:id="rId35"/>
+      <w:headerReference w:type="first" r:id="rId36"/>
+      <w:footerReference w:type="first" r:id="rId37"/>
       <w:pgSz w:w="11906" w:h="16838"/>
       <w:pgMar w:top="1418" w:right="1418" w:bottom="1418" w:left="1418" w:header="709" w:footer="709" w:gutter="340"/>
       <w:cols w:space="708"/>
@@ -5974,14 +6979,27 @@
     <w:pPr>
       <w:pStyle w:val="llb"/>
     </w:pPr>
-    <w:fldSimple w:instr=" DATE   \* MERGEFORMAT ">
-      <w:r>
-        <w:rPr>
-          <w:noProof/>
-        </w:rPr>
-        <w:t>2026. 03. 02.</w:t>
-      </w:r>
-    </w:fldSimple>
+    <w:r>
+      <w:fldChar w:fldCharType="begin"/>
+    </w:r>
+    <w:r>
+      <w:instrText xml:space="preserve"> DATE   \* MERGEFORMAT </w:instrText>
+    </w:r>
+    <w:r>
+      <w:fldChar w:fldCharType="separate"/>
+    </w:r>
+    <w:r>
+      <w:rPr>
+        <w:noProof/>
+      </w:rPr>
+      <w:t>2026. 03. 02.</w:t>
+    </w:r>
+    <w:r>
+      <w:rPr>
+        <w:noProof/>
+      </w:rPr>
+      <w:fldChar w:fldCharType="end"/>
+    </w:r>
     <w:r>
       <w:tab/>
     </w:r>
@@ -6132,15 +7150,7 @@
       <w:tab/>
     </w:r>
     <w:r>
-      <w:t xml:space="preserve">Claus Patrik, </w:t>
-    </w:r>
-    <w:proofErr w:type="spellStart"/>
-    <w:r>
-      <w:t>Hohn</w:t>
-    </w:r>
-    <w:proofErr w:type="spellEnd"/>
-    <w:r>
-      <w:t xml:space="preserve"> Márton, Szabados Bendegúz Henrik</w:t>
+      <w:t>Claus Patrik, Hohn Márton, Szabados Bendegúz Henrik</w:t>
     </w:r>
   </w:p>
 </w:hdr>
@@ -6359,268 +7369,6 @@
     </w:lvl>
   </w:abstractNum>
   <w:abstractNum w:abstractNumId="1" w15:restartNumberingAfterBreak="0">
-    <w:nsid w:val="05140A7B"/>
-    <w:multiLevelType w:val="hybridMultilevel"/>
-    <w:tmpl w:val="7F485AFE"/>
-    <w:lvl w:ilvl="0" w:tplc="040E0001">
-      <w:start w:val="1"/>
-      <w:numFmt w:val="bullet"/>
-      <w:lvlText w:val=""/>
-      <w:lvlJc w:val="left"/>
-      <w:pPr>
-        <w:ind w:left="1060" w:hanging="360"/>
-      </w:pPr>
-      <w:rPr>
-        <w:rFonts w:ascii="Symbol" w:hAnsi="Symbol" w:hint="default"/>
-      </w:rPr>
-    </w:lvl>
-    <w:lvl w:ilvl="1" w:tplc="040E0003" w:tentative="1">
-      <w:start w:val="1"/>
-      <w:numFmt w:val="bullet"/>
-      <w:lvlText w:val="o"/>
-      <w:lvlJc w:val="left"/>
-      <w:pPr>
-        <w:ind w:left="1780" w:hanging="360"/>
-      </w:pPr>
-      <w:rPr>
-        <w:rFonts w:ascii="Courier New" w:hAnsi="Courier New" w:cs="Courier New" w:hint="default"/>
-      </w:rPr>
-    </w:lvl>
-    <w:lvl w:ilvl="2" w:tplc="040E0005" w:tentative="1">
-      <w:start w:val="1"/>
-      <w:numFmt w:val="bullet"/>
-      <w:lvlText w:val=""/>
-      <w:lvlJc w:val="left"/>
-      <w:pPr>
-        <w:ind w:left="2500" w:hanging="360"/>
-      </w:pPr>
-      <w:rPr>
-        <w:rFonts w:ascii="Wingdings" w:hAnsi="Wingdings" w:hint="default"/>
-      </w:rPr>
-    </w:lvl>
-    <w:lvl w:ilvl="3" w:tplc="040E0001" w:tentative="1">
-      <w:start w:val="1"/>
-      <w:numFmt w:val="bullet"/>
-      <w:lvlText w:val=""/>
-      <w:lvlJc w:val="left"/>
-      <w:pPr>
-        <w:ind w:left="3220" w:hanging="360"/>
-      </w:pPr>
-      <w:rPr>
-        <w:rFonts w:ascii="Symbol" w:hAnsi="Symbol" w:hint="default"/>
-      </w:rPr>
-    </w:lvl>
-    <w:lvl w:ilvl="4" w:tplc="040E0003" w:tentative="1">
-      <w:start w:val="1"/>
-      <w:numFmt w:val="bullet"/>
-      <w:lvlText w:val="o"/>
-      <w:lvlJc w:val="left"/>
-      <w:pPr>
-        <w:ind w:left="3940" w:hanging="360"/>
-      </w:pPr>
-      <w:rPr>
-        <w:rFonts w:ascii="Courier New" w:hAnsi="Courier New" w:cs="Courier New" w:hint="default"/>
-      </w:rPr>
-    </w:lvl>
-    <w:lvl w:ilvl="5" w:tplc="040E0005" w:tentative="1">
-      <w:start w:val="1"/>
-      <w:numFmt w:val="bullet"/>
-      <w:lvlText w:val=""/>
-      <w:lvlJc w:val="left"/>
-      <w:pPr>
-        <w:ind w:left="4660" w:hanging="360"/>
-      </w:pPr>
-      <w:rPr>
-        <w:rFonts w:ascii="Wingdings" w:hAnsi="Wingdings" w:hint="default"/>
-      </w:rPr>
-    </w:lvl>
-    <w:lvl w:ilvl="6" w:tplc="040E0001" w:tentative="1">
-      <w:start w:val="1"/>
-      <w:numFmt w:val="bullet"/>
-      <w:lvlText w:val=""/>
-      <w:lvlJc w:val="left"/>
-      <w:pPr>
-        <w:ind w:left="5380" w:hanging="360"/>
-      </w:pPr>
-      <w:rPr>
-        <w:rFonts w:ascii="Symbol" w:hAnsi="Symbol" w:hint="default"/>
-      </w:rPr>
-    </w:lvl>
-    <w:lvl w:ilvl="7" w:tplc="040E0003" w:tentative="1">
-      <w:start w:val="1"/>
-      <w:numFmt w:val="bullet"/>
-      <w:lvlText w:val="o"/>
-      <w:lvlJc w:val="left"/>
-      <w:pPr>
-        <w:ind w:left="6100" w:hanging="360"/>
-      </w:pPr>
-      <w:rPr>
-        <w:rFonts w:ascii="Courier New" w:hAnsi="Courier New" w:cs="Courier New" w:hint="default"/>
-      </w:rPr>
-    </w:lvl>
-    <w:lvl w:ilvl="8" w:tplc="040E0005" w:tentative="1">
-      <w:start w:val="1"/>
-      <w:numFmt w:val="bullet"/>
-      <w:lvlText w:val=""/>
-      <w:lvlJc w:val="left"/>
-      <w:pPr>
-        <w:ind w:left="6820" w:hanging="360"/>
-      </w:pPr>
-      <w:rPr>
-        <w:rFonts w:ascii="Wingdings" w:hAnsi="Wingdings" w:hint="default"/>
-      </w:rPr>
-    </w:lvl>
-  </w:abstractNum>
-  <w:abstractNum w:abstractNumId="2" w15:restartNumberingAfterBreak="0">
-    <w:nsid w:val="0689735A"/>
-    <w:multiLevelType w:val="multilevel"/>
-    <w:tmpl w:val="18D03732"/>
-    <w:lvl w:ilvl="0">
-      <w:start w:val="1"/>
-      <w:numFmt w:val="bullet"/>
-      <w:lvlText w:val=""/>
-      <w:lvlJc w:val="left"/>
-      <w:pPr>
-        <w:tabs>
-          <w:tab w:val="num" w:pos="720"/>
-        </w:tabs>
-        <w:ind w:left="720" w:hanging="360"/>
-      </w:pPr>
-      <w:rPr>
-        <w:rFonts w:ascii="Symbol" w:hAnsi="Symbol" w:hint="default"/>
-        <w:sz w:val="20"/>
-      </w:rPr>
-    </w:lvl>
-    <w:lvl w:ilvl="1" w:tentative="1">
-      <w:start w:val="1"/>
-      <w:numFmt w:val="bullet"/>
-      <w:lvlText w:val="o"/>
-      <w:lvlJc w:val="left"/>
-      <w:pPr>
-        <w:tabs>
-          <w:tab w:val="num" w:pos="1440"/>
-        </w:tabs>
-        <w:ind w:left="1440" w:hanging="360"/>
-      </w:pPr>
-      <w:rPr>
-        <w:rFonts w:ascii="Courier New" w:hAnsi="Courier New" w:hint="default"/>
-        <w:sz w:val="20"/>
-      </w:rPr>
-    </w:lvl>
-    <w:lvl w:ilvl="2" w:tentative="1">
-      <w:start w:val="1"/>
-      <w:numFmt w:val="bullet"/>
-      <w:lvlText w:val=""/>
-      <w:lvlJc w:val="left"/>
-      <w:pPr>
-        <w:tabs>
-          <w:tab w:val="num" w:pos="2160"/>
-        </w:tabs>
-        <w:ind w:left="2160" w:hanging="360"/>
-      </w:pPr>
-      <w:rPr>
-        <w:rFonts w:ascii="Wingdings" w:hAnsi="Wingdings" w:hint="default"/>
-        <w:sz w:val="20"/>
-      </w:rPr>
-    </w:lvl>
-    <w:lvl w:ilvl="3" w:tentative="1">
-      <w:start w:val="1"/>
-      <w:numFmt w:val="bullet"/>
-      <w:lvlText w:val=""/>
-      <w:lvlJc w:val="left"/>
-      <w:pPr>
-        <w:tabs>
-          <w:tab w:val="num" w:pos="2880"/>
-        </w:tabs>
-        <w:ind w:left="2880" w:hanging="360"/>
-      </w:pPr>
-      <w:rPr>
-        <w:rFonts w:ascii="Wingdings" w:hAnsi="Wingdings" w:hint="default"/>
-        <w:sz w:val="20"/>
-      </w:rPr>
-    </w:lvl>
-    <w:lvl w:ilvl="4" w:tentative="1">
-      <w:start w:val="1"/>
-      <w:numFmt w:val="bullet"/>
-      <w:lvlText w:val=""/>
-      <w:lvlJc w:val="left"/>
-      <w:pPr>
-        <w:tabs>
-          <w:tab w:val="num" w:pos="3600"/>
-        </w:tabs>
-        <w:ind w:left="3600" w:hanging="360"/>
-      </w:pPr>
-      <w:rPr>
-        <w:rFonts w:ascii="Wingdings" w:hAnsi="Wingdings" w:hint="default"/>
-        <w:sz w:val="20"/>
-      </w:rPr>
-    </w:lvl>
-    <w:lvl w:ilvl="5" w:tentative="1">
-      <w:start w:val="1"/>
-      <w:numFmt w:val="bullet"/>
-      <w:lvlText w:val=""/>
-      <w:lvlJc w:val="left"/>
-      <w:pPr>
-        <w:tabs>
-          <w:tab w:val="num" w:pos="4320"/>
-        </w:tabs>
-        <w:ind w:left="4320" w:hanging="360"/>
-      </w:pPr>
-      <w:rPr>
-        <w:rFonts w:ascii="Wingdings" w:hAnsi="Wingdings" w:hint="default"/>
-        <w:sz w:val="20"/>
-      </w:rPr>
-    </w:lvl>
-    <w:lvl w:ilvl="6" w:tentative="1">
-      <w:start w:val="1"/>
-      <w:numFmt w:val="bullet"/>
-      <w:lvlText w:val=""/>
-      <w:lvlJc w:val="left"/>
-      <w:pPr>
-        <w:tabs>
-          <w:tab w:val="num" w:pos="5040"/>
-        </w:tabs>
-        <w:ind w:left="5040" w:hanging="360"/>
-      </w:pPr>
-      <w:rPr>
-        <w:rFonts w:ascii="Wingdings" w:hAnsi="Wingdings" w:hint="default"/>
-        <w:sz w:val="20"/>
-      </w:rPr>
-    </w:lvl>
-    <w:lvl w:ilvl="7" w:tentative="1">
-      <w:start w:val="1"/>
-      <w:numFmt w:val="bullet"/>
-      <w:lvlText w:val=""/>
-      <w:lvlJc w:val="left"/>
-      <w:pPr>
-        <w:tabs>
-          <w:tab w:val="num" w:pos="5760"/>
-        </w:tabs>
-        <w:ind w:left="5760" w:hanging="360"/>
-      </w:pPr>
-      <w:rPr>
-        <w:rFonts w:ascii="Wingdings" w:hAnsi="Wingdings" w:hint="default"/>
-        <w:sz w:val="20"/>
-      </w:rPr>
-    </w:lvl>
-    <w:lvl w:ilvl="8" w:tentative="1">
-      <w:start w:val="1"/>
-      <w:numFmt w:val="bullet"/>
-      <w:lvlText w:val=""/>
-      <w:lvlJc w:val="left"/>
-      <w:pPr>
-        <w:tabs>
-          <w:tab w:val="num" w:pos="6480"/>
-        </w:tabs>
-        <w:ind w:left="6480" w:hanging="360"/>
-      </w:pPr>
-      <w:rPr>
-        <w:rFonts w:ascii="Wingdings" w:hAnsi="Wingdings" w:hint="default"/>
-        <w:sz w:val="20"/>
-      </w:rPr>
-    </w:lvl>
-  </w:abstractNum>
-  <w:abstractNum w:abstractNumId="3" w15:restartNumberingAfterBreak="0">
     <w:nsid w:val="077F44DC"/>
     <w:multiLevelType w:val="multilevel"/>
     <w:tmpl w:val="DD92DE50"/>
@@ -6769,156 +7517,305 @@
       </w:rPr>
     </w:lvl>
   </w:abstractNum>
+  <w:abstractNum w:abstractNumId="2" w15:restartNumberingAfterBreak="0">
+    <w:nsid w:val="09151C13"/>
+    <w:multiLevelType w:val="multilevel"/>
+    <w:tmpl w:val="6C8A74D2"/>
+    <w:lvl w:ilvl="0">
+      <w:start w:val="1"/>
+      <w:numFmt w:val="bullet"/>
+      <w:lvlText w:val=""/>
+      <w:lvlJc w:val="left"/>
+      <w:pPr>
+        <w:tabs>
+          <w:tab w:val="num" w:pos="720"/>
+        </w:tabs>
+        <w:ind w:left="720" w:hanging="360"/>
+      </w:pPr>
+      <w:rPr>
+        <w:rFonts w:ascii="Symbol" w:hAnsi="Symbol" w:hint="default"/>
+        <w:sz w:val="20"/>
+      </w:rPr>
+    </w:lvl>
+    <w:lvl w:ilvl="1" w:tentative="1">
+      <w:start w:val="1"/>
+      <w:numFmt w:val="bullet"/>
+      <w:lvlText w:val="o"/>
+      <w:lvlJc w:val="left"/>
+      <w:pPr>
+        <w:tabs>
+          <w:tab w:val="num" w:pos="1440"/>
+        </w:tabs>
+        <w:ind w:left="1440" w:hanging="360"/>
+      </w:pPr>
+      <w:rPr>
+        <w:rFonts w:ascii="Courier New" w:hAnsi="Courier New" w:hint="default"/>
+        <w:sz w:val="20"/>
+      </w:rPr>
+    </w:lvl>
+    <w:lvl w:ilvl="2" w:tentative="1">
+      <w:start w:val="1"/>
+      <w:numFmt w:val="bullet"/>
+      <w:lvlText w:val=""/>
+      <w:lvlJc w:val="left"/>
+      <w:pPr>
+        <w:tabs>
+          <w:tab w:val="num" w:pos="2160"/>
+        </w:tabs>
+        <w:ind w:left="2160" w:hanging="360"/>
+      </w:pPr>
+      <w:rPr>
+        <w:rFonts w:ascii="Wingdings" w:hAnsi="Wingdings" w:hint="default"/>
+        <w:sz w:val="20"/>
+      </w:rPr>
+    </w:lvl>
+    <w:lvl w:ilvl="3" w:tentative="1">
+      <w:start w:val="1"/>
+      <w:numFmt w:val="bullet"/>
+      <w:lvlText w:val=""/>
+      <w:lvlJc w:val="left"/>
+      <w:pPr>
+        <w:tabs>
+          <w:tab w:val="num" w:pos="2880"/>
+        </w:tabs>
+        <w:ind w:left="2880" w:hanging="360"/>
+      </w:pPr>
+      <w:rPr>
+        <w:rFonts w:ascii="Wingdings" w:hAnsi="Wingdings" w:hint="default"/>
+        <w:sz w:val="20"/>
+      </w:rPr>
+    </w:lvl>
+    <w:lvl w:ilvl="4" w:tentative="1">
+      <w:start w:val="1"/>
+      <w:numFmt w:val="bullet"/>
+      <w:lvlText w:val=""/>
+      <w:lvlJc w:val="left"/>
+      <w:pPr>
+        <w:tabs>
+          <w:tab w:val="num" w:pos="3600"/>
+        </w:tabs>
+        <w:ind w:left="3600" w:hanging="360"/>
+      </w:pPr>
+      <w:rPr>
+        <w:rFonts w:ascii="Wingdings" w:hAnsi="Wingdings" w:hint="default"/>
+        <w:sz w:val="20"/>
+      </w:rPr>
+    </w:lvl>
+    <w:lvl w:ilvl="5" w:tentative="1">
+      <w:start w:val="1"/>
+      <w:numFmt w:val="bullet"/>
+      <w:lvlText w:val=""/>
+      <w:lvlJc w:val="left"/>
+      <w:pPr>
+        <w:tabs>
+          <w:tab w:val="num" w:pos="4320"/>
+        </w:tabs>
+        <w:ind w:left="4320" w:hanging="360"/>
+      </w:pPr>
+      <w:rPr>
+        <w:rFonts w:ascii="Wingdings" w:hAnsi="Wingdings" w:hint="default"/>
+        <w:sz w:val="20"/>
+      </w:rPr>
+    </w:lvl>
+    <w:lvl w:ilvl="6" w:tentative="1">
+      <w:start w:val="1"/>
+      <w:numFmt w:val="bullet"/>
+      <w:lvlText w:val=""/>
+      <w:lvlJc w:val="left"/>
+      <w:pPr>
+        <w:tabs>
+          <w:tab w:val="num" w:pos="5040"/>
+        </w:tabs>
+        <w:ind w:left="5040" w:hanging="360"/>
+      </w:pPr>
+      <w:rPr>
+        <w:rFonts w:ascii="Wingdings" w:hAnsi="Wingdings" w:hint="default"/>
+        <w:sz w:val="20"/>
+      </w:rPr>
+    </w:lvl>
+    <w:lvl w:ilvl="7" w:tentative="1">
+      <w:start w:val="1"/>
+      <w:numFmt w:val="bullet"/>
+      <w:lvlText w:val=""/>
+      <w:lvlJc w:val="left"/>
+      <w:pPr>
+        <w:tabs>
+          <w:tab w:val="num" w:pos="5760"/>
+        </w:tabs>
+        <w:ind w:left="5760" w:hanging="360"/>
+      </w:pPr>
+      <w:rPr>
+        <w:rFonts w:ascii="Wingdings" w:hAnsi="Wingdings" w:hint="default"/>
+        <w:sz w:val="20"/>
+      </w:rPr>
+    </w:lvl>
+    <w:lvl w:ilvl="8" w:tentative="1">
+      <w:start w:val="1"/>
+      <w:numFmt w:val="bullet"/>
+      <w:lvlText w:val=""/>
+      <w:lvlJc w:val="left"/>
+      <w:pPr>
+        <w:tabs>
+          <w:tab w:val="num" w:pos="6480"/>
+        </w:tabs>
+        <w:ind w:left="6480" w:hanging="360"/>
+      </w:pPr>
+      <w:rPr>
+        <w:rFonts w:ascii="Wingdings" w:hAnsi="Wingdings" w:hint="default"/>
+        <w:sz w:val="20"/>
+      </w:rPr>
+    </w:lvl>
+  </w:abstractNum>
+  <w:abstractNum w:abstractNumId="3" w15:restartNumberingAfterBreak="0">
+    <w:nsid w:val="0A021613"/>
+    <w:multiLevelType w:val="multilevel"/>
+    <w:tmpl w:val="3246F3E6"/>
+    <w:lvl w:ilvl="0">
+      <w:start w:val="1"/>
+      <w:numFmt w:val="bullet"/>
+      <w:lvlText w:val=""/>
+      <w:lvlJc w:val="left"/>
+      <w:pPr>
+        <w:tabs>
+          <w:tab w:val="num" w:pos="720"/>
+        </w:tabs>
+        <w:ind w:left="720" w:hanging="360"/>
+      </w:pPr>
+      <w:rPr>
+        <w:rFonts w:ascii="Symbol" w:hAnsi="Symbol" w:hint="default"/>
+        <w:sz w:val="20"/>
+      </w:rPr>
+    </w:lvl>
+    <w:lvl w:ilvl="1" w:tentative="1">
+      <w:start w:val="1"/>
+      <w:numFmt w:val="bullet"/>
+      <w:lvlText w:val="o"/>
+      <w:lvlJc w:val="left"/>
+      <w:pPr>
+        <w:tabs>
+          <w:tab w:val="num" w:pos="1440"/>
+        </w:tabs>
+        <w:ind w:left="1440" w:hanging="360"/>
+      </w:pPr>
+      <w:rPr>
+        <w:rFonts w:ascii="Courier New" w:hAnsi="Courier New" w:hint="default"/>
+        <w:sz w:val="20"/>
+      </w:rPr>
+    </w:lvl>
+    <w:lvl w:ilvl="2" w:tentative="1">
+      <w:start w:val="1"/>
+      <w:numFmt w:val="bullet"/>
+      <w:lvlText w:val=""/>
+      <w:lvlJc w:val="left"/>
+      <w:pPr>
+        <w:tabs>
+          <w:tab w:val="num" w:pos="2160"/>
+        </w:tabs>
+        <w:ind w:left="2160" w:hanging="360"/>
+      </w:pPr>
+      <w:rPr>
+        <w:rFonts w:ascii="Wingdings" w:hAnsi="Wingdings" w:hint="default"/>
+        <w:sz w:val="20"/>
+      </w:rPr>
+    </w:lvl>
+    <w:lvl w:ilvl="3" w:tentative="1">
+      <w:start w:val="1"/>
+      <w:numFmt w:val="bullet"/>
+      <w:lvlText w:val=""/>
+      <w:lvlJc w:val="left"/>
+      <w:pPr>
+        <w:tabs>
+          <w:tab w:val="num" w:pos="2880"/>
+        </w:tabs>
+        <w:ind w:left="2880" w:hanging="360"/>
+      </w:pPr>
+      <w:rPr>
+        <w:rFonts w:ascii="Wingdings" w:hAnsi="Wingdings" w:hint="default"/>
+        <w:sz w:val="20"/>
+      </w:rPr>
+    </w:lvl>
+    <w:lvl w:ilvl="4" w:tentative="1">
+      <w:start w:val="1"/>
+      <w:numFmt w:val="bullet"/>
+      <w:lvlText w:val=""/>
+      <w:lvlJc w:val="left"/>
+      <w:pPr>
+        <w:tabs>
+          <w:tab w:val="num" w:pos="3600"/>
+        </w:tabs>
+        <w:ind w:left="3600" w:hanging="360"/>
+      </w:pPr>
+      <w:rPr>
+        <w:rFonts w:ascii="Wingdings" w:hAnsi="Wingdings" w:hint="default"/>
+        <w:sz w:val="20"/>
+      </w:rPr>
+    </w:lvl>
+    <w:lvl w:ilvl="5" w:tentative="1">
+      <w:start w:val="1"/>
+      <w:numFmt w:val="bullet"/>
+      <w:lvlText w:val=""/>
+      <w:lvlJc w:val="left"/>
+      <w:pPr>
+        <w:tabs>
+          <w:tab w:val="num" w:pos="4320"/>
+        </w:tabs>
+        <w:ind w:left="4320" w:hanging="360"/>
+      </w:pPr>
+      <w:rPr>
+        <w:rFonts w:ascii="Wingdings" w:hAnsi="Wingdings" w:hint="default"/>
+        <w:sz w:val="20"/>
+      </w:rPr>
+    </w:lvl>
+    <w:lvl w:ilvl="6" w:tentative="1">
+      <w:start w:val="1"/>
+      <w:numFmt w:val="bullet"/>
+      <w:lvlText w:val=""/>
+      <w:lvlJc w:val="left"/>
+      <w:pPr>
+        <w:tabs>
+          <w:tab w:val="num" w:pos="5040"/>
+        </w:tabs>
+        <w:ind w:left="5040" w:hanging="360"/>
+      </w:pPr>
+      <w:rPr>
+        <w:rFonts w:ascii="Wingdings" w:hAnsi="Wingdings" w:hint="default"/>
+        <w:sz w:val="20"/>
+      </w:rPr>
+    </w:lvl>
+    <w:lvl w:ilvl="7" w:tentative="1">
+      <w:start w:val="1"/>
+      <w:numFmt w:val="bullet"/>
+      <w:lvlText w:val=""/>
+      <w:lvlJc w:val="left"/>
+      <w:pPr>
+        <w:tabs>
+          <w:tab w:val="num" w:pos="5760"/>
+        </w:tabs>
+        <w:ind w:left="5760" w:hanging="360"/>
+      </w:pPr>
+      <w:rPr>
+        <w:rFonts w:ascii="Wingdings" w:hAnsi="Wingdings" w:hint="default"/>
+        <w:sz w:val="20"/>
+      </w:rPr>
+    </w:lvl>
+    <w:lvl w:ilvl="8" w:tentative="1">
+      <w:start w:val="1"/>
+      <w:numFmt w:val="bullet"/>
+      <w:lvlText w:val=""/>
+      <w:lvlJc w:val="left"/>
+      <w:pPr>
+        <w:tabs>
+          <w:tab w:val="num" w:pos="6480"/>
+        </w:tabs>
+        <w:ind w:left="6480" w:hanging="360"/>
+      </w:pPr>
+      <w:rPr>
+        <w:rFonts w:ascii="Wingdings" w:hAnsi="Wingdings" w:hint="default"/>
+        <w:sz w:val="20"/>
+      </w:rPr>
+    </w:lvl>
+  </w:abstractNum>
   <w:abstractNum w:abstractNumId="4" w15:restartNumberingAfterBreak="0">
-    <w:nsid w:val="0A9D4B87"/>
-    <w:multiLevelType w:val="multilevel"/>
-    <w:tmpl w:val="7580340C"/>
-    <w:lvl w:ilvl="0">
-      <w:start w:val="1"/>
-      <w:numFmt w:val="bullet"/>
-      <w:lvlText w:val=""/>
-      <w:lvlJc w:val="left"/>
-      <w:pPr>
-        <w:tabs>
-          <w:tab w:val="num" w:pos="720"/>
-        </w:tabs>
-        <w:ind w:left="720" w:hanging="360"/>
-      </w:pPr>
-      <w:rPr>
-        <w:rFonts w:ascii="Symbol" w:hAnsi="Symbol" w:hint="default"/>
-        <w:sz w:val="20"/>
-      </w:rPr>
-    </w:lvl>
-    <w:lvl w:ilvl="1" w:tentative="1">
-      <w:start w:val="1"/>
-      <w:numFmt w:val="bullet"/>
-      <w:lvlText w:val="o"/>
-      <w:lvlJc w:val="left"/>
-      <w:pPr>
-        <w:tabs>
-          <w:tab w:val="num" w:pos="1440"/>
-        </w:tabs>
-        <w:ind w:left="1440" w:hanging="360"/>
-      </w:pPr>
-      <w:rPr>
-        <w:rFonts w:ascii="Courier New" w:hAnsi="Courier New" w:hint="default"/>
-        <w:sz w:val="20"/>
-      </w:rPr>
-    </w:lvl>
-    <w:lvl w:ilvl="2" w:tentative="1">
-      <w:start w:val="1"/>
-      <w:numFmt w:val="bullet"/>
-      <w:lvlText w:val=""/>
-      <w:lvlJc w:val="left"/>
-      <w:pPr>
-        <w:tabs>
-          <w:tab w:val="num" w:pos="2160"/>
-        </w:tabs>
-        <w:ind w:left="2160" w:hanging="360"/>
-      </w:pPr>
-      <w:rPr>
-        <w:rFonts w:ascii="Wingdings" w:hAnsi="Wingdings" w:hint="default"/>
-        <w:sz w:val="20"/>
-      </w:rPr>
-    </w:lvl>
-    <w:lvl w:ilvl="3" w:tentative="1">
-      <w:start w:val="1"/>
-      <w:numFmt w:val="bullet"/>
-      <w:lvlText w:val=""/>
-      <w:lvlJc w:val="left"/>
-      <w:pPr>
-        <w:tabs>
-          <w:tab w:val="num" w:pos="2880"/>
-        </w:tabs>
-        <w:ind w:left="2880" w:hanging="360"/>
-      </w:pPr>
-      <w:rPr>
-        <w:rFonts w:ascii="Wingdings" w:hAnsi="Wingdings" w:hint="default"/>
-        <w:sz w:val="20"/>
-      </w:rPr>
-    </w:lvl>
-    <w:lvl w:ilvl="4" w:tentative="1">
-      <w:start w:val="1"/>
-      <w:numFmt w:val="bullet"/>
-      <w:lvlText w:val=""/>
-      <w:lvlJc w:val="left"/>
-      <w:pPr>
-        <w:tabs>
-          <w:tab w:val="num" w:pos="3600"/>
-        </w:tabs>
-        <w:ind w:left="3600" w:hanging="360"/>
-      </w:pPr>
-      <w:rPr>
-        <w:rFonts w:ascii="Wingdings" w:hAnsi="Wingdings" w:hint="default"/>
-        <w:sz w:val="20"/>
-      </w:rPr>
-    </w:lvl>
-    <w:lvl w:ilvl="5" w:tentative="1">
-      <w:start w:val="1"/>
-      <w:numFmt w:val="bullet"/>
-      <w:lvlText w:val=""/>
-      <w:lvlJc w:val="left"/>
-      <w:pPr>
-        <w:tabs>
-          <w:tab w:val="num" w:pos="4320"/>
-        </w:tabs>
-        <w:ind w:left="4320" w:hanging="360"/>
-      </w:pPr>
-      <w:rPr>
-        <w:rFonts w:ascii="Wingdings" w:hAnsi="Wingdings" w:hint="default"/>
-        <w:sz w:val="20"/>
-      </w:rPr>
-    </w:lvl>
-    <w:lvl w:ilvl="6" w:tentative="1">
-      <w:start w:val="1"/>
-      <w:numFmt w:val="bullet"/>
-      <w:lvlText w:val=""/>
-      <w:lvlJc w:val="left"/>
-      <w:pPr>
-        <w:tabs>
-          <w:tab w:val="num" w:pos="5040"/>
-        </w:tabs>
-        <w:ind w:left="5040" w:hanging="360"/>
-      </w:pPr>
-      <w:rPr>
-        <w:rFonts w:ascii="Wingdings" w:hAnsi="Wingdings" w:hint="default"/>
-        <w:sz w:val="20"/>
-      </w:rPr>
-    </w:lvl>
-    <w:lvl w:ilvl="7" w:tentative="1">
-      <w:start w:val="1"/>
-      <w:numFmt w:val="bullet"/>
-      <w:lvlText w:val=""/>
-      <w:lvlJc w:val="left"/>
-      <w:pPr>
-        <w:tabs>
-          <w:tab w:val="num" w:pos="5760"/>
-        </w:tabs>
-        <w:ind w:left="5760" w:hanging="360"/>
-      </w:pPr>
-      <w:rPr>
-        <w:rFonts w:ascii="Wingdings" w:hAnsi="Wingdings" w:hint="default"/>
-        <w:sz w:val="20"/>
-      </w:rPr>
-    </w:lvl>
-    <w:lvl w:ilvl="8" w:tentative="1">
-      <w:start w:val="1"/>
-      <w:numFmt w:val="bullet"/>
-      <w:lvlText w:val=""/>
-      <w:lvlJc w:val="left"/>
-      <w:pPr>
-        <w:tabs>
-          <w:tab w:val="num" w:pos="6480"/>
-        </w:tabs>
-        <w:ind w:left="6480" w:hanging="360"/>
-      </w:pPr>
-      <w:rPr>
-        <w:rFonts w:ascii="Wingdings" w:hAnsi="Wingdings" w:hint="default"/>
-        <w:sz w:val="20"/>
-      </w:rPr>
-    </w:lvl>
-  </w:abstractNum>
-  <w:abstractNum w:abstractNumId="5" w15:restartNumberingAfterBreak="0">
     <w:nsid w:val="0AFE6E82"/>
     <w:multiLevelType w:val="multilevel"/>
     <w:tmpl w:val="6D12BBAA"/>
@@ -7067,10 +7964,159 @@
       </w:rPr>
     </w:lvl>
   </w:abstractNum>
-  <w:abstractNum w:abstractNumId="6" w15:restartNumberingAfterBreak="0">
+  <w:abstractNum w:abstractNumId="5" w15:restartNumberingAfterBreak="0">
     <w:nsid w:val="0DA8189E"/>
     <w:multiLevelType w:val="multilevel"/>
     <w:tmpl w:val="2FCC0640"/>
+    <w:lvl w:ilvl="0">
+      <w:start w:val="1"/>
+      <w:numFmt w:val="bullet"/>
+      <w:lvlText w:val=""/>
+      <w:lvlJc w:val="left"/>
+      <w:pPr>
+        <w:tabs>
+          <w:tab w:val="num" w:pos="720"/>
+        </w:tabs>
+        <w:ind w:left="720" w:hanging="360"/>
+      </w:pPr>
+      <w:rPr>
+        <w:rFonts w:ascii="Symbol" w:hAnsi="Symbol" w:hint="default"/>
+        <w:sz w:val="20"/>
+      </w:rPr>
+    </w:lvl>
+    <w:lvl w:ilvl="1" w:tentative="1">
+      <w:start w:val="1"/>
+      <w:numFmt w:val="bullet"/>
+      <w:lvlText w:val="o"/>
+      <w:lvlJc w:val="left"/>
+      <w:pPr>
+        <w:tabs>
+          <w:tab w:val="num" w:pos="1440"/>
+        </w:tabs>
+        <w:ind w:left="1440" w:hanging="360"/>
+      </w:pPr>
+      <w:rPr>
+        <w:rFonts w:ascii="Courier New" w:hAnsi="Courier New" w:hint="default"/>
+        <w:sz w:val="20"/>
+      </w:rPr>
+    </w:lvl>
+    <w:lvl w:ilvl="2" w:tentative="1">
+      <w:start w:val="1"/>
+      <w:numFmt w:val="bullet"/>
+      <w:lvlText w:val=""/>
+      <w:lvlJc w:val="left"/>
+      <w:pPr>
+        <w:tabs>
+          <w:tab w:val="num" w:pos="2160"/>
+        </w:tabs>
+        <w:ind w:left="2160" w:hanging="360"/>
+      </w:pPr>
+      <w:rPr>
+        <w:rFonts w:ascii="Wingdings" w:hAnsi="Wingdings" w:hint="default"/>
+        <w:sz w:val="20"/>
+      </w:rPr>
+    </w:lvl>
+    <w:lvl w:ilvl="3" w:tentative="1">
+      <w:start w:val="1"/>
+      <w:numFmt w:val="bullet"/>
+      <w:lvlText w:val=""/>
+      <w:lvlJc w:val="left"/>
+      <w:pPr>
+        <w:tabs>
+          <w:tab w:val="num" w:pos="2880"/>
+        </w:tabs>
+        <w:ind w:left="2880" w:hanging="360"/>
+      </w:pPr>
+      <w:rPr>
+        <w:rFonts w:ascii="Wingdings" w:hAnsi="Wingdings" w:hint="default"/>
+        <w:sz w:val="20"/>
+      </w:rPr>
+    </w:lvl>
+    <w:lvl w:ilvl="4" w:tentative="1">
+      <w:start w:val="1"/>
+      <w:numFmt w:val="bullet"/>
+      <w:lvlText w:val=""/>
+      <w:lvlJc w:val="left"/>
+      <w:pPr>
+        <w:tabs>
+          <w:tab w:val="num" w:pos="3600"/>
+        </w:tabs>
+        <w:ind w:left="3600" w:hanging="360"/>
+      </w:pPr>
+      <w:rPr>
+        <w:rFonts w:ascii="Wingdings" w:hAnsi="Wingdings" w:hint="default"/>
+        <w:sz w:val="20"/>
+      </w:rPr>
+    </w:lvl>
+    <w:lvl w:ilvl="5" w:tentative="1">
+      <w:start w:val="1"/>
+      <w:numFmt w:val="bullet"/>
+      <w:lvlText w:val=""/>
+      <w:lvlJc w:val="left"/>
+      <w:pPr>
+        <w:tabs>
+          <w:tab w:val="num" w:pos="4320"/>
+        </w:tabs>
+        <w:ind w:left="4320" w:hanging="360"/>
+      </w:pPr>
+      <w:rPr>
+        <w:rFonts w:ascii="Wingdings" w:hAnsi="Wingdings" w:hint="default"/>
+        <w:sz w:val="20"/>
+      </w:rPr>
+    </w:lvl>
+    <w:lvl w:ilvl="6" w:tentative="1">
+      <w:start w:val="1"/>
+      <w:numFmt w:val="bullet"/>
+      <w:lvlText w:val=""/>
+      <w:lvlJc w:val="left"/>
+      <w:pPr>
+        <w:tabs>
+          <w:tab w:val="num" w:pos="5040"/>
+        </w:tabs>
+        <w:ind w:left="5040" w:hanging="360"/>
+      </w:pPr>
+      <w:rPr>
+        <w:rFonts w:ascii="Wingdings" w:hAnsi="Wingdings" w:hint="default"/>
+        <w:sz w:val="20"/>
+      </w:rPr>
+    </w:lvl>
+    <w:lvl w:ilvl="7" w:tentative="1">
+      <w:start w:val="1"/>
+      <w:numFmt w:val="bullet"/>
+      <w:lvlText w:val=""/>
+      <w:lvlJc w:val="left"/>
+      <w:pPr>
+        <w:tabs>
+          <w:tab w:val="num" w:pos="5760"/>
+        </w:tabs>
+        <w:ind w:left="5760" w:hanging="360"/>
+      </w:pPr>
+      <w:rPr>
+        <w:rFonts w:ascii="Wingdings" w:hAnsi="Wingdings" w:hint="default"/>
+        <w:sz w:val="20"/>
+      </w:rPr>
+    </w:lvl>
+    <w:lvl w:ilvl="8" w:tentative="1">
+      <w:start w:val="1"/>
+      <w:numFmt w:val="bullet"/>
+      <w:lvlText w:val=""/>
+      <w:lvlJc w:val="left"/>
+      <w:pPr>
+        <w:tabs>
+          <w:tab w:val="num" w:pos="6480"/>
+        </w:tabs>
+        <w:ind w:left="6480" w:hanging="360"/>
+      </w:pPr>
+      <w:rPr>
+        <w:rFonts w:ascii="Wingdings" w:hAnsi="Wingdings" w:hint="default"/>
+        <w:sz w:val="20"/>
+      </w:rPr>
+    </w:lvl>
+  </w:abstractNum>
+  <w:abstractNum w:abstractNumId="6" w15:restartNumberingAfterBreak="0">
+    <w:nsid w:val="0FBB1A63"/>
+    <w:multiLevelType w:val="multilevel"/>
+    <w:tmpl w:val="02CA5922"/>
     <w:lvl w:ilvl="0">
       <w:start w:val="1"/>
       <w:numFmt w:val="bullet"/>
@@ -7330,232 +8376,155 @@
     </w:lvl>
   </w:abstractNum>
   <w:abstractNum w:abstractNumId="8" w15:restartNumberingAfterBreak="0">
-    <w:nsid w:val="15687717"/>
-    <w:multiLevelType w:val="hybridMultilevel"/>
-    <w:tmpl w:val="009CD47E"/>
-    <w:lvl w:ilvl="0" w:tplc="040E0001">
+    <w:nsid w:val="1813567C"/>
+    <w:multiLevelType w:val="multilevel"/>
+    <w:tmpl w:val="555E79F6"/>
+    <w:lvl w:ilvl="0">
       <w:start w:val="1"/>
       <w:numFmt w:val="bullet"/>
       <w:lvlText w:val=""/>
       <w:lvlJc w:val="left"/>
       <w:pPr>
-        <w:ind w:left="1060" w:hanging="360"/>
+        <w:tabs>
+          <w:tab w:val="num" w:pos="720"/>
+        </w:tabs>
+        <w:ind w:left="720" w:hanging="360"/>
       </w:pPr>
       <w:rPr>
         <w:rFonts w:ascii="Symbol" w:hAnsi="Symbol" w:hint="default"/>
-      </w:rPr>
-    </w:lvl>
-    <w:lvl w:ilvl="1" w:tplc="040E0003" w:tentative="1">
+        <w:sz w:val="20"/>
+      </w:rPr>
+    </w:lvl>
+    <w:lvl w:ilvl="1" w:tentative="1">
       <w:start w:val="1"/>
       <w:numFmt w:val="bullet"/>
       <w:lvlText w:val="o"/>
       <w:lvlJc w:val="left"/>
       <w:pPr>
-        <w:ind w:left="1780" w:hanging="360"/>
-      </w:pPr>
-      <w:rPr>
-        <w:rFonts w:ascii="Courier New" w:hAnsi="Courier New" w:cs="Courier New" w:hint="default"/>
-      </w:rPr>
-    </w:lvl>
-    <w:lvl w:ilvl="2" w:tplc="040E0005" w:tentative="1">
-      <w:start w:val="1"/>
-      <w:numFmt w:val="bullet"/>
-      <w:lvlText w:val=""/>
-      <w:lvlJc w:val="left"/>
-      <w:pPr>
-        <w:ind w:left="2500" w:hanging="360"/>
-      </w:pPr>
-      <w:rPr>
-        <w:rFonts w:ascii="Wingdings" w:hAnsi="Wingdings" w:hint="default"/>
-      </w:rPr>
-    </w:lvl>
-    <w:lvl w:ilvl="3" w:tplc="040E0001" w:tentative="1">
-      <w:start w:val="1"/>
-      <w:numFmt w:val="bullet"/>
-      <w:lvlText w:val=""/>
-      <w:lvlJc w:val="left"/>
-      <w:pPr>
-        <w:ind w:left="3220" w:hanging="360"/>
-      </w:pPr>
-      <w:rPr>
-        <w:rFonts w:ascii="Symbol" w:hAnsi="Symbol" w:hint="default"/>
-      </w:rPr>
-    </w:lvl>
-    <w:lvl w:ilvl="4" w:tplc="040E0003" w:tentative="1">
-      <w:start w:val="1"/>
-      <w:numFmt w:val="bullet"/>
-      <w:lvlText w:val="o"/>
-      <w:lvlJc w:val="left"/>
-      <w:pPr>
-        <w:ind w:left="3940" w:hanging="360"/>
-      </w:pPr>
-      <w:rPr>
-        <w:rFonts w:ascii="Courier New" w:hAnsi="Courier New" w:cs="Courier New" w:hint="default"/>
-      </w:rPr>
-    </w:lvl>
-    <w:lvl w:ilvl="5" w:tplc="040E0005" w:tentative="1">
-      <w:start w:val="1"/>
-      <w:numFmt w:val="bullet"/>
-      <w:lvlText w:val=""/>
-      <w:lvlJc w:val="left"/>
-      <w:pPr>
-        <w:ind w:left="4660" w:hanging="360"/>
-      </w:pPr>
-      <w:rPr>
-        <w:rFonts w:ascii="Wingdings" w:hAnsi="Wingdings" w:hint="default"/>
-      </w:rPr>
-    </w:lvl>
-    <w:lvl w:ilvl="6" w:tplc="040E0001" w:tentative="1">
-      <w:start w:val="1"/>
-      <w:numFmt w:val="bullet"/>
-      <w:lvlText w:val=""/>
-      <w:lvlJc w:val="left"/>
-      <w:pPr>
-        <w:ind w:left="5380" w:hanging="360"/>
-      </w:pPr>
-      <w:rPr>
-        <w:rFonts w:ascii="Symbol" w:hAnsi="Symbol" w:hint="default"/>
-      </w:rPr>
-    </w:lvl>
-    <w:lvl w:ilvl="7" w:tplc="040E0003" w:tentative="1">
-      <w:start w:val="1"/>
-      <w:numFmt w:val="bullet"/>
-      <w:lvlText w:val="o"/>
-      <w:lvlJc w:val="left"/>
-      <w:pPr>
-        <w:ind w:left="6100" w:hanging="360"/>
-      </w:pPr>
-      <w:rPr>
-        <w:rFonts w:ascii="Courier New" w:hAnsi="Courier New" w:cs="Courier New" w:hint="default"/>
-      </w:rPr>
-    </w:lvl>
-    <w:lvl w:ilvl="8" w:tplc="040E0005" w:tentative="1">
-      <w:start w:val="1"/>
-      <w:numFmt w:val="bullet"/>
-      <w:lvlText w:val=""/>
-      <w:lvlJc w:val="left"/>
-      <w:pPr>
-        <w:ind w:left="6820" w:hanging="360"/>
-      </w:pPr>
-      <w:rPr>
-        <w:rFonts w:ascii="Wingdings" w:hAnsi="Wingdings" w:hint="default"/>
+        <w:tabs>
+          <w:tab w:val="num" w:pos="1440"/>
+        </w:tabs>
+        <w:ind w:left="1440" w:hanging="360"/>
+      </w:pPr>
+      <w:rPr>
+        <w:rFonts w:ascii="Courier New" w:hAnsi="Courier New" w:hint="default"/>
+        <w:sz w:val="20"/>
+      </w:rPr>
+    </w:lvl>
+    <w:lvl w:ilvl="2" w:tentative="1">
+      <w:start w:val="1"/>
+      <w:numFmt w:val="bullet"/>
+      <w:lvlText w:val=""/>
+      <w:lvlJc w:val="left"/>
+      <w:pPr>
+        <w:tabs>
+          <w:tab w:val="num" w:pos="2160"/>
+        </w:tabs>
+        <w:ind w:left="2160" w:hanging="360"/>
+      </w:pPr>
+      <w:rPr>
+        <w:rFonts w:ascii="Wingdings" w:hAnsi="Wingdings" w:hint="default"/>
+        <w:sz w:val="20"/>
+      </w:rPr>
+    </w:lvl>
+    <w:lvl w:ilvl="3" w:tentative="1">
+      <w:start w:val="1"/>
+      <w:numFmt w:val="bullet"/>
+      <w:lvlText w:val=""/>
+      <w:lvlJc w:val="left"/>
+      <w:pPr>
+        <w:tabs>
+          <w:tab w:val="num" w:pos="2880"/>
+        </w:tabs>
+        <w:ind w:left="2880" w:hanging="360"/>
+      </w:pPr>
+      <w:rPr>
+        <w:rFonts w:ascii="Wingdings" w:hAnsi="Wingdings" w:hint="default"/>
+        <w:sz w:val="20"/>
+      </w:rPr>
+    </w:lvl>
+    <w:lvl w:ilvl="4" w:tentative="1">
+      <w:start w:val="1"/>
+      <w:numFmt w:val="bullet"/>
+      <w:lvlText w:val=""/>
+      <w:lvlJc w:val="left"/>
+      <w:pPr>
+        <w:tabs>
+          <w:tab w:val="num" w:pos="3600"/>
+        </w:tabs>
+        <w:ind w:left="3600" w:hanging="360"/>
+      </w:pPr>
+      <w:rPr>
+        <w:rFonts w:ascii="Wingdings" w:hAnsi="Wingdings" w:hint="default"/>
+        <w:sz w:val="20"/>
+      </w:rPr>
+    </w:lvl>
+    <w:lvl w:ilvl="5" w:tentative="1">
+      <w:start w:val="1"/>
+      <w:numFmt w:val="bullet"/>
+      <w:lvlText w:val=""/>
+      <w:lvlJc w:val="left"/>
+      <w:pPr>
+        <w:tabs>
+          <w:tab w:val="num" w:pos="4320"/>
+        </w:tabs>
+        <w:ind w:left="4320" w:hanging="360"/>
+      </w:pPr>
+      <w:rPr>
+        <w:rFonts w:ascii="Wingdings" w:hAnsi="Wingdings" w:hint="default"/>
+        <w:sz w:val="20"/>
+      </w:rPr>
+    </w:lvl>
+    <w:lvl w:ilvl="6" w:tentative="1">
+      <w:start w:val="1"/>
+      <w:numFmt w:val="bullet"/>
+      <w:lvlText w:val=""/>
+      <w:lvlJc w:val="left"/>
+      <w:pPr>
+        <w:tabs>
+          <w:tab w:val="num" w:pos="5040"/>
+        </w:tabs>
+        <w:ind w:left="5040" w:hanging="360"/>
+      </w:pPr>
+      <w:rPr>
+        <w:rFonts w:ascii="Wingdings" w:hAnsi="Wingdings" w:hint="default"/>
+        <w:sz w:val="20"/>
+      </w:rPr>
+    </w:lvl>
+    <w:lvl w:ilvl="7" w:tentative="1">
+      <w:start w:val="1"/>
+      <w:numFmt w:val="bullet"/>
+      <w:lvlText w:val=""/>
+      <w:lvlJc w:val="left"/>
+      <w:pPr>
+        <w:tabs>
+          <w:tab w:val="num" w:pos="5760"/>
+        </w:tabs>
+        <w:ind w:left="5760" w:hanging="360"/>
+      </w:pPr>
+      <w:rPr>
+        <w:rFonts w:ascii="Wingdings" w:hAnsi="Wingdings" w:hint="default"/>
+        <w:sz w:val="20"/>
+      </w:rPr>
+    </w:lvl>
+    <w:lvl w:ilvl="8" w:tentative="1">
+      <w:start w:val="1"/>
+      <w:numFmt w:val="bullet"/>
+      <w:lvlText w:val=""/>
+      <w:lvlJc w:val="left"/>
+      <w:pPr>
+        <w:tabs>
+          <w:tab w:val="num" w:pos="6480"/>
+        </w:tabs>
+        <w:ind w:left="6480" w:hanging="360"/>
+      </w:pPr>
+      <w:rPr>
+        <w:rFonts w:ascii="Wingdings" w:hAnsi="Wingdings" w:hint="default"/>
+        <w:sz w:val="20"/>
       </w:rPr>
     </w:lvl>
   </w:abstractNum>
   <w:abstractNum w:abstractNumId="9" w15:restartNumberingAfterBreak="0">
-    <w:nsid w:val="170438CF"/>
-    <w:multiLevelType w:val="hybridMultilevel"/>
-    <w:tmpl w:val="39782D6A"/>
-    <w:lvl w:ilvl="0" w:tplc="040E0001">
-      <w:start w:val="1"/>
-      <w:numFmt w:val="bullet"/>
-      <w:lvlText w:val=""/>
-      <w:lvlJc w:val="left"/>
-      <w:pPr>
-        <w:ind w:left="1060" w:hanging="360"/>
-      </w:pPr>
-      <w:rPr>
-        <w:rFonts w:ascii="Symbol" w:hAnsi="Symbol" w:hint="default"/>
-      </w:rPr>
-    </w:lvl>
-    <w:lvl w:ilvl="1" w:tplc="040E0003" w:tentative="1">
-      <w:start w:val="1"/>
-      <w:numFmt w:val="bullet"/>
-      <w:lvlText w:val="o"/>
-      <w:lvlJc w:val="left"/>
-      <w:pPr>
-        <w:ind w:left="1780" w:hanging="360"/>
-      </w:pPr>
-      <w:rPr>
-        <w:rFonts w:ascii="Courier New" w:hAnsi="Courier New" w:cs="Courier New" w:hint="default"/>
-      </w:rPr>
-    </w:lvl>
-    <w:lvl w:ilvl="2" w:tplc="040E0005" w:tentative="1">
-      <w:start w:val="1"/>
-      <w:numFmt w:val="bullet"/>
-      <w:lvlText w:val=""/>
-      <w:lvlJc w:val="left"/>
-      <w:pPr>
-        <w:ind w:left="2500" w:hanging="360"/>
-      </w:pPr>
-      <w:rPr>
-        <w:rFonts w:ascii="Wingdings" w:hAnsi="Wingdings" w:hint="default"/>
-      </w:rPr>
-    </w:lvl>
-    <w:lvl w:ilvl="3" w:tplc="040E0001" w:tentative="1">
-      <w:start w:val="1"/>
-      <w:numFmt w:val="bullet"/>
-      <w:lvlText w:val=""/>
-      <w:lvlJc w:val="left"/>
-      <w:pPr>
-        <w:ind w:left="3220" w:hanging="360"/>
-      </w:pPr>
-      <w:rPr>
-        <w:rFonts w:ascii="Symbol" w:hAnsi="Symbol" w:hint="default"/>
-      </w:rPr>
-    </w:lvl>
-    <w:lvl w:ilvl="4" w:tplc="040E0003" w:tentative="1">
-      <w:start w:val="1"/>
-      <w:numFmt w:val="bullet"/>
-      <w:lvlText w:val="o"/>
-      <w:lvlJc w:val="left"/>
-      <w:pPr>
-        <w:ind w:left="3940" w:hanging="360"/>
-      </w:pPr>
-      <w:rPr>
-        <w:rFonts w:ascii="Courier New" w:hAnsi="Courier New" w:cs="Courier New" w:hint="default"/>
-      </w:rPr>
-    </w:lvl>
-    <w:lvl w:ilvl="5" w:tplc="040E0005" w:tentative="1">
-      <w:start w:val="1"/>
-      <w:numFmt w:val="bullet"/>
-      <w:lvlText w:val=""/>
-      <w:lvlJc w:val="left"/>
-      <w:pPr>
-        <w:ind w:left="4660" w:hanging="360"/>
-      </w:pPr>
-      <w:rPr>
-        <w:rFonts w:ascii="Wingdings" w:hAnsi="Wingdings" w:hint="default"/>
-      </w:rPr>
-    </w:lvl>
-    <w:lvl w:ilvl="6" w:tplc="040E0001" w:tentative="1">
-      <w:start w:val="1"/>
-      <w:numFmt w:val="bullet"/>
-      <w:lvlText w:val=""/>
-      <w:lvlJc w:val="left"/>
-      <w:pPr>
-        <w:ind w:left="5380" w:hanging="360"/>
-      </w:pPr>
-      <w:rPr>
-        <w:rFonts w:ascii="Symbol" w:hAnsi="Symbol" w:hint="default"/>
-      </w:rPr>
-    </w:lvl>
-    <w:lvl w:ilvl="7" w:tplc="040E0003" w:tentative="1">
-      <w:start w:val="1"/>
-      <w:numFmt w:val="bullet"/>
-      <w:lvlText w:val="o"/>
-      <w:lvlJc w:val="left"/>
-      <w:pPr>
-        <w:ind w:left="6100" w:hanging="360"/>
-      </w:pPr>
-      <w:rPr>
-        <w:rFonts w:ascii="Courier New" w:hAnsi="Courier New" w:cs="Courier New" w:hint="default"/>
-      </w:rPr>
-    </w:lvl>
-    <w:lvl w:ilvl="8" w:tplc="040E0005" w:tentative="1">
-      <w:start w:val="1"/>
-      <w:numFmt w:val="bullet"/>
-      <w:lvlText w:val=""/>
-      <w:lvlJc w:val="left"/>
-      <w:pPr>
-        <w:ind w:left="6820" w:hanging="360"/>
-      </w:pPr>
-      <w:rPr>
-        <w:rFonts w:ascii="Wingdings" w:hAnsi="Wingdings" w:hint="default"/>
-      </w:rPr>
-    </w:lvl>
-  </w:abstractNum>
-  <w:abstractNum w:abstractNumId="10" w15:restartNumberingAfterBreak="0">
     <w:nsid w:val="18467DDC"/>
     <w:multiLevelType w:val="hybridMultilevel"/>
     <w:tmpl w:val="85C418EE"/>
@@ -7668,7 +8637,7 @@
       </w:rPr>
     </w:lvl>
   </w:abstractNum>
-  <w:abstractNum w:abstractNumId="11" w15:restartNumberingAfterBreak="0">
+  <w:abstractNum w:abstractNumId="10" w15:restartNumberingAfterBreak="0">
     <w:nsid w:val="1A3E7235"/>
     <w:multiLevelType w:val="multilevel"/>
     <w:tmpl w:val="49800872"/>
@@ -7817,233 +8786,7 @@
       </w:rPr>
     </w:lvl>
   </w:abstractNum>
-  <w:abstractNum w:abstractNumId="12" w15:restartNumberingAfterBreak="0">
-    <w:nsid w:val="1B320454"/>
-    <w:multiLevelType w:val="hybridMultilevel"/>
-    <w:tmpl w:val="8F08C358"/>
-    <w:lvl w:ilvl="0" w:tplc="040E0001">
-      <w:start w:val="1"/>
-      <w:numFmt w:val="bullet"/>
-      <w:lvlText w:val=""/>
-      <w:lvlJc w:val="left"/>
-      <w:pPr>
-        <w:ind w:left="1060" w:hanging="360"/>
-      </w:pPr>
-      <w:rPr>
-        <w:rFonts w:ascii="Symbol" w:hAnsi="Symbol" w:hint="default"/>
-      </w:rPr>
-    </w:lvl>
-    <w:lvl w:ilvl="1" w:tplc="040E0003" w:tentative="1">
-      <w:start w:val="1"/>
-      <w:numFmt w:val="bullet"/>
-      <w:lvlText w:val="o"/>
-      <w:lvlJc w:val="left"/>
-      <w:pPr>
-        <w:ind w:left="1780" w:hanging="360"/>
-      </w:pPr>
-      <w:rPr>
-        <w:rFonts w:ascii="Courier New" w:hAnsi="Courier New" w:cs="Courier New" w:hint="default"/>
-      </w:rPr>
-    </w:lvl>
-    <w:lvl w:ilvl="2" w:tplc="040E0005" w:tentative="1">
-      <w:start w:val="1"/>
-      <w:numFmt w:val="bullet"/>
-      <w:lvlText w:val=""/>
-      <w:lvlJc w:val="left"/>
-      <w:pPr>
-        <w:ind w:left="2500" w:hanging="360"/>
-      </w:pPr>
-      <w:rPr>
-        <w:rFonts w:ascii="Wingdings" w:hAnsi="Wingdings" w:hint="default"/>
-      </w:rPr>
-    </w:lvl>
-    <w:lvl w:ilvl="3" w:tplc="040E0001" w:tentative="1">
-      <w:start w:val="1"/>
-      <w:numFmt w:val="bullet"/>
-      <w:lvlText w:val=""/>
-      <w:lvlJc w:val="left"/>
-      <w:pPr>
-        <w:ind w:left="3220" w:hanging="360"/>
-      </w:pPr>
-      <w:rPr>
-        <w:rFonts w:ascii="Symbol" w:hAnsi="Symbol" w:hint="default"/>
-      </w:rPr>
-    </w:lvl>
-    <w:lvl w:ilvl="4" w:tplc="040E0003" w:tentative="1">
-      <w:start w:val="1"/>
-      <w:numFmt w:val="bullet"/>
-      <w:lvlText w:val="o"/>
-      <w:lvlJc w:val="left"/>
-      <w:pPr>
-        <w:ind w:left="3940" w:hanging="360"/>
-      </w:pPr>
-      <w:rPr>
-        <w:rFonts w:ascii="Courier New" w:hAnsi="Courier New" w:cs="Courier New" w:hint="default"/>
-      </w:rPr>
-    </w:lvl>
-    <w:lvl w:ilvl="5" w:tplc="040E0005" w:tentative="1">
-      <w:start w:val="1"/>
-      <w:numFmt w:val="bullet"/>
-      <w:lvlText w:val=""/>
-      <w:lvlJc w:val="left"/>
-      <w:pPr>
-        <w:ind w:left="4660" w:hanging="360"/>
-      </w:pPr>
-      <w:rPr>
-        <w:rFonts w:ascii="Wingdings" w:hAnsi="Wingdings" w:hint="default"/>
-      </w:rPr>
-    </w:lvl>
-    <w:lvl w:ilvl="6" w:tplc="040E0001" w:tentative="1">
-      <w:start w:val="1"/>
-      <w:numFmt w:val="bullet"/>
-      <w:lvlText w:val=""/>
-      <w:lvlJc w:val="left"/>
-      <w:pPr>
-        <w:ind w:left="5380" w:hanging="360"/>
-      </w:pPr>
-      <w:rPr>
-        <w:rFonts w:ascii="Symbol" w:hAnsi="Symbol" w:hint="default"/>
-      </w:rPr>
-    </w:lvl>
-    <w:lvl w:ilvl="7" w:tplc="040E0003" w:tentative="1">
-      <w:start w:val="1"/>
-      <w:numFmt w:val="bullet"/>
-      <w:lvlText w:val="o"/>
-      <w:lvlJc w:val="left"/>
-      <w:pPr>
-        <w:ind w:left="6100" w:hanging="360"/>
-      </w:pPr>
-      <w:rPr>
-        <w:rFonts w:ascii="Courier New" w:hAnsi="Courier New" w:cs="Courier New" w:hint="default"/>
-      </w:rPr>
-    </w:lvl>
-    <w:lvl w:ilvl="8" w:tplc="040E0005" w:tentative="1">
-      <w:start w:val="1"/>
-      <w:numFmt w:val="bullet"/>
-      <w:lvlText w:val=""/>
-      <w:lvlJc w:val="left"/>
-      <w:pPr>
-        <w:ind w:left="6820" w:hanging="360"/>
-      </w:pPr>
-      <w:rPr>
-        <w:rFonts w:ascii="Wingdings" w:hAnsi="Wingdings" w:hint="default"/>
-      </w:rPr>
-    </w:lvl>
-  </w:abstractNum>
-  <w:abstractNum w:abstractNumId="13" w15:restartNumberingAfterBreak="0">
-    <w:nsid w:val="1C261C2D"/>
-    <w:multiLevelType w:val="hybridMultilevel"/>
-    <w:tmpl w:val="3834B094"/>
-    <w:lvl w:ilvl="0" w:tplc="040E0001">
-      <w:start w:val="1"/>
-      <w:numFmt w:val="bullet"/>
-      <w:lvlText w:val=""/>
-      <w:lvlJc w:val="left"/>
-      <w:pPr>
-        <w:ind w:left="1060" w:hanging="360"/>
-      </w:pPr>
-      <w:rPr>
-        <w:rFonts w:ascii="Symbol" w:hAnsi="Symbol" w:hint="default"/>
-      </w:rPr>
-    </w:lvl>
-    <w:lvl w:ilvl="1" w:tplc="040E0003" w:tentative="1">
-      <w:start w:val="1"/>
-      <w:numFmt w:val="bullet"/>
-      <w:lvlText w:val="o"/>
-      <w:lvlJc w:val="left"/>
-      <w:pPr>
-        <w:ind w:left="1780" w:hanging="360"/>
-      </w:pPr>
-      <w:rPr>
-        <w:rFonts w:ascii="Courier New" w:hAnsi="Courier New" w:cs="Courier New" w:hint="default"/>
-      </w:rPr>
-    </w:lvl>
-    <w:lvl w:ilvl="2" w:tplc="040E0005" w:tentative="1">
-      <w:start w:val="1"/>
-      <w:numFmt w:val="bullet"/>
-      <w:lvlText w:val=""/>
-      <w:lvlJc w:val="left"/>
-      <w:pPr>
-        <w:ind w:left="2500" w:hanging="360"/>
-      </w:pPr>
-      <w:rPr>
-        <w:rFonts w:ascii="Wingdings" w:hAnsi="Wingdings" w:hint="default"/>
-      </w:rPr>
-    </w:lvl>
-    <w:lvl w:ilvl="3" w:tplc="040E0001" w:tentative="1">
-      <w:start w:val="1"/>
-      <w:numFmt w:val="bullet"/>
-      <w:lvlText w:val=""/>
-      <w:lvlJc w:val="left"/>
-      <w:pPr>
-        <w:ind w:left="3220" w:hanging="360"/>
-      </w:pPr>
-      <w:rPr>
-        <w:rFonts w:ascii="Symbol" w:hAnsi="Symbol" w:hint="default"/>
-      </w:rPr>
-    </w:lvl>
-    <w:lvl w:ilvl="4" w:tplc="040E0003" w:tentative="1">
-      <w:start w:val="1"/>
-      <w:numFmt w:val="bullet"/>
-      <w:lvlText w:val="o"/>
-      <w:lvlJc w:val="left"/>
-      <w:pPr>
-        <w:ind w:left="3940" w:hanging="360"/>
-      </w:pPr>
-      <w:rPr>
-        <w:rFonts w:ascii="Courier New" w:hAnsi="Courier New" w:cs="Courier New" w:hint="default"/>
-      </w:rPr>
-    </w:lvl>
-    <w:lvl w:ilvl="5" w:tplc="040E0005" w:tentative="1">
-      <w:start w:val="1"/>
-      <w:numFmt w:val="bullet"/>
-      <w:lvlText w:val=""/>
-      <w:lvlJc w:val="left"/>
-      <w:pPr>
-        <w:ind w:left="4660" w:hanging="360"/>
-      </w:pPr>
-      <w:rPr>
-        <w:rFonts w:ascii="Wingdings" w:hAnsi="Wingdings" w:hint="default"/>
-      </w:rPr>
-    </w:lvl>
-    <w:lvl w:ilvl="6" w:tplc="040E0001" w:tentative="1">
-      <w:start w:val="1"/>
-      <w:numFmt w:val="bullet"/>
-      <w:lvlText w:val=""/>
-      <w:lvlJc w:val="left"/>
-      <w:pPr>
-        <w:ind w:left="5380" w:hanging="360"/>
-      </w:pPr>
-      <w:rPr>
-        <w:rFonts w:ascii="Symbol" w:hAnsi="Symbol" w:hint="default"/>
-      </w:rPr>
-    </w:lvl>
-    <w:lvl w:ilvl="7" w:tplc="040E0003" w:tentative="1">
-      <w:start w:val="1"/>
-      <w:numFmt w:val="bullet"/>
-      <w:lvlText w:val="o"/>
-      <w:lvlJc w:val="left"/>
-      <w:pPr>
-        <w:ind w:left="6100" w:hanging="360"/>
-      </w:pPr>
-      <w:rPr>
-        <w:rFonts w:ascii="Courier New" w:hAnsi="Courier New" w:cs="Courier New" w:hint="default"/>
-      </w:rPr>
-    </w:lvl>
-    <w:lvl w:ilvl="8" w:tplc="040E0005" w:tentative="1">
-      <w:start w:val="1"/>
-      <w:numFmt w:val="bullet"/>
-      <w:lvlText w:val=""/>
-      <w:lvlJc w:val="left"/>
-      <w:pPr>
-        <w:ind w:left="6820" w:hanging="360"/>
-      </w:pPr>
-      <w:rPr>
-        <w:rFonts w:ascii="Wingdings" w:hAnsi="Wingdings" w:hint="default"/>
-      </w:rPr>
-    </w:lvl>
-  </w:abstractNum>
-  <w:abstractNum w:abstractNumId="14" w15:restartNumberingAfterBreak="0">
+  <w:abstractNum w:abstractNumId="11" w15:restartNumberingAfterBreak="0">
     <w:nsid w:val="1CC86E6A"/>
     <w:multiLevelType w:val="multilevel"/>
     <w:tmpl w:val="6B9CE1A8"/>
@@ -8192,269 +8935,7 @@
       </w:rPr>
     </w:lvl>
   </w:abstractNum>
-  <w:abstractNum w:abstractNumId="15" w15:restartNumberingAfterBreak="0">
-    <w:nsid w:val="1DCC5134"/>
-    <w:multiLevelType w:val="multilevel"/>
-    <w:tmpl w:val="1158CCFA"/>
-    <w:lvl w:ilvl="0">
-      <w:start w:val="1"/>
-      <w:numFmt w:val="bullet"/>
-      <w:lvlText w:val=""/>
-      <w:lvlJc w:val="left"/>
-      <w:pPr>
-        <w:tabs>
-          <w:tab w:val="num" w:pos="720"/>
-        </w:tabs>
-        <w:ind w:left="720" w:hanging="360"/>
-      </w:pPr>
-      <w:rPr>
-        <w:rFonts w:ascii="Symbol" w:hAnsi="Symbol" w:hint="default"/>
-        <w:sz w:val="20"/>
-      </w:rPr>
-    </w:lvl>
-    <w:lvl w:ilvl="1" w:tentative="1">
-      <w:start w:val="1"/>
-      <w:numFmt w:val="bullet"/>
-      <w:lvlText w:val="o"/>
-      <w:lvlJc w:val="left"/>
-      <w:pPr>
-        <w:tabs>
-          <w:tab w:val="num" w:pos="1440"/>
-        </w:tabs>
-        <w:ind w:left="1440" w:hanging="360"/>
-      </w:pPr>
-      <w:rPr>
-        <w:rFonts w:ascii="Courier New" w:hAnsi="Courier New" w:hint="default"/>
-        <w:sz w:val="20"/>
-      </w:rPr>
-    </w:lvl>
-    <w:lvl w:ilvl="2" w:tentative="1">
-      <w:start w:val="1"/>
-      <w:numFmt w:val="bullet"/>
-      <w:lvlText w:val=""/>
-      <w:lvlJc w:val="left"/>
-      <w:pPr>
-        <w:tabs>
-          <w:tab w:val="num" w:pos="2160"/>
-        </w:tabs>
-        <w:ind w:left="2160" w:hanging="360"/>
-      </w:pPr>
-      <w:rPr>
-        <w:rFonts w:ascii="Wingdings" w:hAnsi="Wingdings" w:hint="default"/>
-        <w:sz w:val="20"/>
-      </w:rPr>
-    </w:lvl>
-    <w:lvl w:ilvl="3" w:tentative="1">
-      <w:start w:val="1"/>
-      <w:numFmt w:val="bullet"/>
-      <w:lvlText w:val=""/>
-      <w:lvlJc w:val="left"/>
-      <w:pPr>
-        <w:tabs>
-          <w:tab w:val="num" w:pos="2880"/>
-        </w:tabs>
-        <w:ind w:left="2880" w:hanging="360"/>
-      </w:pPr>
-      <w:rPr>
-        <w:rFonts w:ascii="Wingdings" w:hAnsi="Wingdings" w:hint="default"/>
-        <w:sz w:val="20"/>
-      </w:rPr>
-    </w:lvl>
-    <w:lvl w:ilvl="4" w:tentative="1">
-      <w:start w:val="1"/>
-      <w:numFmt w:val="bullet"/>
-      <w:lvlText w:val=""/>
-      <w:lvlJc w:val="left"/>
-      <w:pPr>
-        <w:tabs>
-          <w:tab w:val="num" w:pos="3600"/>
-        </w:tabs>
-        <w:ind w:left="3600" w:hanging="360"/>
-      </w:pPr>
-      <w:rPr>
-        <w:rFonts w:ascii="Wingdings" w:hAnsi="Wingdings" w:hint="default"/>
-        <w:sz w:val="20"/>
-      </w:rPr>
-    </w:lvl>
-    <w:lvl w:ilvl="5" w:tentative="1">
-      <w:start w:val="1"/>
-      <w:numFmt w:val="bullet"/>
-      <w:lvlText w:val=""/>
-      <w:lvlJc w:val="left"/>
-      <w:pPr>
-        <w:tabs>
-          <w:tab w:val="num" w:pos="4320"/>
-        </w:tabs>
-        <w:ind w:left="4320" w:hanging="360"/>
-      </w:pPr>
-      <w:rPr>
-        <w:rFonts w:ascii="Wingdings" w:hAnsi="Wingdings" w:hint="default"/>
-        <w:sz w:val="20"/>
-      </w:rPr>
-    </w:lvl>
-    <w:lvl w:ilvl="6" w:tentative="1">
-      <w:start w:val="1"/>
-      <w:numFmt w:val="bullet"/>
-      <w:lvlText w:val=""/>
-      <w:lvlJc w:val="left"/>
-      <w:pPr>
-        <w:tabs>
-          <w:tab w:val="num" w:pos="5040"/>
-        </w:tabs>
-        <w:ind w:left="5040" w:hanging="360"/>
-      </w:pPr>
-      <w:rPr>
-        <w:rFonts w:ascii="Wingdings" w:hAnsi="Wingdings" w:hint="default"/>
-        <w:sz w:val="20"/>
-      </w:rPr>
-    </w:lvl>
-    <w:lvl w:ilvl="7" w:tentative="1">
-      <w:start w:val="1"/>
-      <w:numFmt w:val="bullet"/>
-      <w:lvlText w:val=""/>
-      <w:lvlJc w:val="left"/>
-      <w:pPr>
-        <w:tabs>
-          <w:tab w:val="num" w:pos="5760"/>
-        </w:tabs>
-        <w:ind w:left="5760" w:hanging="360"/>
-      </w:pPr>
-      <w:rPr>
-        <w:rFonts w:ascii="Wingdings" w:hAnsi="Wingdings" w:hint="default"/>
-        <w:sz w:val="20"/>
-      </w:rPr>
-    </w:lvl>
-    <w:lvl w:ilvl="8" w:tentative="1">
-      <w:start w:val="1"/>
-      <w:numFmt w:val="bullet"/>
-      <w:lvlText w:val=""/>
-      <w:lvlJc w:val="left"/>
-      <w:pPr>
-        <w:tabs>
-          <w:tab w:val="num" w:pos="6480"/>
-        </w:tabs>
-        <w:ind w:left="6480" w:hanging="360"/>
-      </w:pPr>
-      <w:rPr>
-        <w:rFonts w:ascii="Wingdings" w:hAnsi="Wingdings" w:hint="default"/>
-        <w:sz w:val="20"/>
-      </w:rPr>
-    </w:lvl>
-  </w:abstractNum>
-  <w:abstractNum w:abstractNumId="16" w15:restartNumberingAfterBreak="0">
-    <w:nsid w:val="1F8E3315"/>
-    <w:multiLevelType w:val="multilevel"/>
-    <w:tmpl w:val="CD30648C"/>
-    <w:lvl w:ilvl="0">
-      <w:start w:val="1"/>
-      <w:numFmt w:val="none"/>
-      <w:lvlText w:val=""/>
-      <w:lvlJc w:val="left"/>
-      <w:pPr>
-        <w:ind w:left="360" w:hanging="360"/>
-      </w:pPr>
-      <w:rPr>
-        <w:rFonts w:hint="default"/>
-      </w:rPr>
-    </w:lvl>
-    <w:lvl w:ilvl="1">
-      <w:start w:val="1"/>
-      <w:numFmt w:val="decimal"/>
-      <w:lvlText w:val="%2%1."/>
-      <w:lvlJc w:val="left"/>
-      <w:pPr>
-        <w:ind w:left="792" w:hanging="432"/>
-      </w:pPr>
-      <w:rPr>
-        <w:rFonts w:hint="default"/>
-      </w:rPr>
-    </w:lvl>
-    <w:lvl w:ilvl="2">
-      <w:start w:val="1"/>
-      <w:numFmt w:val="decimal"/>
-      <w:lvlText w:val="%3%1.%2."/>
-      <w:lvlJc w:val="left"/>
-      <w:pPr>
-        <w:ind w:left="1224" w:hanging="504"/>
-      </w:pPr>
-      <w:rPr>
-        <w:rFonts w:hint="default"/>
-      </w:rPr>
-    </w:lvl>
-    <w:lvl w:ilvl="3">
-      <w:start w:val="1"/>
-      <w:numFmt w:val="decimal"/>
-      <w:lvlText w:val="%4%1.%2.%3"/>
-      <w:lvlJc w:val="left"/>
-      <w:pPr>
-        <w:ind w:left="1728" w:hanging="648"/>
-      </w:pPr>
-      <w:rPr>
-        <w:rFonts w:hint="default"/>
-      </w:rPr>
-    </w:lvl>
-    <w:lvl w:ilvl="4">
-      <w:start w:val="1"/>
-      <w:numFmt w:val="decimal"/>
-      <w:lvlText w:val="%1.%2.%3.%4.%5."/>
-      <w:lvlJc w:val="left"/>
-      <w:pPr>
-        <w:ind w:left="2232" w:hanging="792"/>
-      </w:pPr>
-      <w:rPr>
-        <w:rFonts w:hint="default"/>
-      </w:rPr>
-    </w:lvl>
-    <w:lvl w:ilvl="5">
-      <w:start w:val="1"/>
-      <w:numFmt w:val="decimal"/>
-      <w:lvlText w:val="%1.%2.%3.%4.%5.%6."/>
-      <w:lvlJc w:val="left"/>
-      <w:pPr>
-        <w:ind w:left="2736" w:hanging="936"/>
-      </w:pPr>
-      <w:rPr>
-        <w:rFonts w:hint="default"/>
-      </w:rPr>
-    </w:lvl>
-    <w:lvl w:ilvl="6">
-      <w:start w:val="1"/>
-      <w:numFmt w:val="decimal"/>
-      <w:lvlText w:val="%1.%2.%3.%4.%5.%6.%7."/>
-      <w:lvlJc w:val="left"/>
-      <w:pPr>
-        <w:ind w:left="3240" w:hanging="1080"/>
-      </w:pPr>
-      <w:rPr>
-        <w:rFonts w:hint="default"/>
-      </w:rPr>
-    </w:lvl>
-    <w:lvl w:ilvl="7">
-      <w:start w:val="1"/>
-      <w:numFmt w:val="decimal"/>
-      <w:lvlText w:val="%1.%2.%3.%4.%5.%6.%7.%8."/>
-      <w:lvlJc w:val="left"/>
-      <w:pPr>
-        <w:ind w:left="3744" w:hanging="1224"/>
-      </w:pPr>
-      <w:rPr>
-        <w:rFonts w:hint="default"/>
-      </w:rPr>
-    </w:lvl>
-    <w:lvl w:ilvl="8">
-      <w:start w:val="1"/>
-      <w:numFmt w:val="decimal"/>
-      <w:lvlText w:val="%1.%2.%3.%4.%5.%6.%7.%8.%9."/>
-      <w:lvlJc w:val="left"/>
-      <w:pPr>
-        <w:ind w:left="4320" w:hanging="1440"/>
-      </w:pPr>
-      <w:rPr>
-        <w:rFonts w:hint="default"/>
-      </w:rPr>
-    </w:lvl>
-  </w:abstractNum>
-  <w:abstractNum w:abstractNumId="17" w15:restartNumberingAfterBreak="0">
+  <w:abstractNum w:abstractNumId="12" w15:restartNumberingAfterBreak="0">
     <w:nsid w:val="21CD6486"/>
     <w:multiLevelType w:val="multilevel"/>
     <w:tmpl w:val="5538C982"/>
@@ -8603,7 +9084,7 @@
       </w:rPr>
     </w:lvl>
   </w:abstractNum>
-  <w:abstractNum w:abstractNumId="18" w15:restartNumberingAfterBreak="0">
+  <w:abstractNum w:abstractNumId="13" w15:restartNumberingAfterBreak="0">
     <w:nsid w:val="283D54D1"/>
     <w:multiLevelType w:val="multilevel"/>
     <w:tmpl w:val="498E4702"/>
@@ -8752,7 +9233,7 @@
       </w:rPr>
     </w:lvl>
   </w:abstractNum>
-  <w:abstractNum w:abstractNumId="19" w15:restartNumberingAfterBreak="0">
+  <w:abstractNum w:abstractNumId="14" w15:restartNumberingAfterBreak="0">
     <w:nsid w:val="2BBB7245"/>
     <w:multiLevelType w:val="multilevel"/>
     <w:tmpl w:val="13CCD0FE"/>
@@ -8901,7 +9382,305 @@
       </w:rPr>
     </w:lvl>
   </w:abstractNum>
-  <w:abstractNum w:abstractNumId="20" w15:restartNumberingAfterBreak="0">
+  <w:abstractNum w:abstractNumId="15" w15:restartNumberingAfterBreak="0">
+    <w:nsid w:val="2F9805E2"/>
+    <w:multiLevelType w:val="multilevel"/>
+    <w:tmpl w:val="B2F01B9E"/>
+    <w:lvl w:ilvl="0">
+      <w:start w:val="1"/>
+      <w:numFmt w:val="bullet"/>
+      <w:lvlText w:val=""/>
+      <w:lvlJc w:val="left"/>
+      <w:pPr>
+        <w:tabs>
+          <w:tab w:val="num" w:pos="720"/>
+        </w:tabs>
+        <w:ind w:left="720" w:hanging="360"/>
+      </w:pPr>
+      <w:rPr>
+        <w:rFonts w:ascii="Symbol" w:hAnsi="Symbol" w:hint="default"/>
+        <w:sz w:val="20"/>
+      </w:rPr>
+    </w:lvl>
+    <w:lvl w:ilvl="1" w:tentative="1">
+      <w:start w:val="1"/>
+      <w:numFmt w:val="bullet"/>
+      <w:lvlText w:val="o"/>
+      <w:lvlJc w:val="left"/>
+      <w:pPr>
+        <w:tabs>
+          <w:tab w:val="num" w:pos="1440"/>
+        </w:tabs>
+        <w:ind w:left="1440" w:hanging="360"/>
+      </w:pPr>
+      <w:rPr>
+        <w:rFonts w:ascii="Courier New" w:hAnsi="Courier New" w:hint="default"/>
+        <w:sz w:val="20"/>
+      </w:rPr>
+    </w:lvl>
+    <w:lvl w:ilvl="2" w:tentative="1">
+      <w:start w:val="1"/>
+      <w:numFmt w:val="bullet"/>
+      <w:lvlText w:val=""/>
+      <w:lvlJc w:val="left"/>
+      <w:pPr>
+        <w:tabs>
+          <w:tab w:val="num" w:pos="2160"/>
+        </w:tabs>
+        <w:ind w:left="2160" w:hanging="360"/>
+      </w:pPr>
+      <w:rPr>
+        <w:rFonts w:ascii="Wingdings" w:hAnsi="Wingdings" w:hint="default"/>
+        <w:sz w:val="20"/>
+      </w:rPr>
+    </w:lvl>
+    <w:lvl w:ilvl="3" w:tentative="1">
+      <w:start w:val="1"/>
+      <w:numFmt w:val="bullet"/>
+      <w:lvlText w:val=""/>
+      <w:lvlJc w:val="left"/>
+      <w:pPr>
+        <w:tabs>
+          <w:tab w:val="num" w:pos="2880"/>
+        </w:tabs>
+        <w:ind w:left="2880" w:hanging="360"/>
+      </w:pPr>
+      <w:rPr>
+        <w:rFonts w:ascii="Wingdings" w:hAnsi="Wingdings" w:hint="default"/>
+        <w:sz w:val="20"/>
+      </w:rPr>
+    </w:lvl>
+    <w:lvl w:ilvl="4" w:tentative="1">
+      <w:start w:val="1"/>
+      <w:numFmt w:val="bullet"/>
+      <w:lvlText w:val=""/>
+      <w:lvlJc w:val="left"/>
+      <w:pPr>
+        <w:tabs>
+          <w:tab w:val="num" w:pos="3600"/>
+        </w:tabs>
+        <w:ind w:left="3600" w:hanging="360"/>
+      </w:pPr>
+      <w:rPr>
+        <w:rFonts w:ascii="Wingdings" w:hAnsi="Wingdings" w:hint="default"/>
+        <w:sz w:val="20"/>
+      </w:rPr>
+    </w:lvl>
+    <w:lvl w:ilvl="5" w:tentative="1">
+      <w:start w:val="1"/>
+      <w:numFmt w:val="bullet"/>
+      <w:lvlText w:val=""/>
+      <w:lvlJc w:val="left"/>
+      <w:pPr>
+        <w:tabs>
+          <w:tab w:val="num" w:pos="4320"/>
+        </w:tabs>
+        <w:ind w:left="4320" w:hanging="360"/>
+      </w:pPr>
+      <w:rPr>
+        <w:rFonts w:ascii="Wingdings" w:hAnsi="Wingdings" w:hint="default"/>
+        <w:sz w:val="20"/>
+      </w:rPr>
+    </w:lvl>
+    <w:lvl w:ilvl="6" w:tentative="1">
+      <w:start w:val="1"/>
+      <w:numFmt w:val="bullet"/>
+      <w:lvlText w:val=""/>
+      <w:lvlJc w:val="left"/>
+      <w:pPr>
+        <w:tabs>
+          <w:tab w:val="num" w:pos="5040"/>
+        </w:tabs>
+        <w:ind w:left="5040" w:hanging="360"/>
+      </w:pPr>
+      <w:rPr>
+        <w:rFonts w:ascii="Wingdings" w:hAnsi="Wingdings" w:hint="default"/>
+        <w:sz w:val="20"/>
+      </w:rPr>
+    </w:lvl>
+    <w:lvl w:ilvl="7" w:tentative="1">
+      <w:start w:val="1"/>
+      <w:numFmt w:val="bullet"/>
+      <w:lvlText w:val=""/>
+      <w:lvlJc w:val="left"/>
+      <w:pPr>
+        <w:tabs>
+          <w:tab w:val="num" w:pos="5760"/>
+        </w:tabs>
+        <w:ind w:left="5760" w:hanging="360"/>
+      </w:pPr>
+      <w:rPr>
+        <w:rFonts w:ascii="Wingdings" w:hAnsi="Wingdings" w:hint="default"/>
+        <w:sz w:val="20"/>
+      </w:rPr>
+    </w:lvl>
+    <w:lvl w:ilvl="8" w:tentative="1">
+      <w:start w:val="1"/>
+      <w:numFmt w:val="bullet"/>
+      <w:lvlText w:val=""/>
+      <w:lvlJc w:val="left"/>
+      <w:pPr>
+        <w:tabs>
+          <w:tab w:val="num" w:pos="6480"/>
+        </w:tabs>
+        <w:ind w:left="6480" w:hanging="360"/>
+      </w:pPr>
+      <w:rPr>
+        <w:rFonts w:ascii="Wingdings" w:hAnsi="Wingdings" w:hint="default"/>
+        <w:sz w:val="20"/>
+      </w:rPr>
+    </w:lvl>
+  </w:abstractNum>
+  <w:abstractNum w:abstractNumId="16" w15:restartNumberingAfterBreak="0">
+    <w:nsid w:val="39A404CC"/>
+    <w:multiLevelType w:val="multilevel"/>
+    <w:tmpl w:val="8A5679FC"/>
+    <w:lvl w:ilvl="0">
+      <w:start w:val="1"/>
+      <w:numFmt w:val="bullet"/>
+      <w:lvlText w:val=""/>
+      <w:lvlJc w:val="left"/>
+      <w:pPr>
+        <w:tabs>
+          <w:tab w:val="num" w:pos="720"/>
+        </w:tabs>
+        <w:ind w:left="720" w:hanging="360"/>
+      </w:pPr>
+      <w:rPr>
+        <w:rFonts w:ascii="Symbol" w:hAnsi="Symbol" w:hint="default"/>
+        <w:sz w:val="20"/>
+      </w:rPr>
+    </w:lvl>
+    <w:lvl w:ilvl="1" w:tentative="1">
+      <w:start w:val="1"/>
+      <w:numFmt w:val="bullet"/>
+      <w:lvlText w:val="o"/>
+      <w:lvlJc w:val="left"/>
+      <w:pPr>
+        <w:tabs>
+          <w:tab w:val="num" w:pos="1440"/>
+        </w:tabs>
+        <w:ind w:left="1440" w:hanging="360"/>
+      </w:pPr>
+      <w:rPr>
+        <w:rFonts w:ascii="Courier New" w:hAnsi="Courier New" w:hint="default"/>
+        <w:sz w:val="20"/>
+      </w:rPr>
+    </w:lvl>
+    <w:lvl w:ilvl="2" w:tentative="1">
+      <w:start w:val="1"/>
+      <w:numFmt w:val="bullet"/>
+      <w:lvlText w:val=""/>
+      <w:lvlJc w:val="left"/>
+      <w:pPr>
+        <w:tabs>
+          <w:tab w:val="num" w:pos="2160"/>
+        </w:tabs>
+        <w:ind w:left="2160" w:hanging="360"/>
+      </w:pPr>
+      <w:rPr>
+        <w:rFonts w:ascii="Wingdings" w:hAnsi="Wingdings" w:hint="default"/>
+        <w:sz w:val="20"/>
+      </w:rPr>
+    </w:lvl>
+    <w:lvl w:ilvl="3" w:tentative="1">
+      <w:start w:val="1"/>
+      <w:numFmt w:val="bullet"/>
+      <w:lvlText w:val=""/>
+      <w:lvlJc w:val="left"/>
+      <w:pPr>
+        <w:tabs>
+          <w:tab w:val="num" w:pos="2880"/>
+        </w:tabs>
+        <w:ind w:left="2880" w:hanging="360"/>
+      </w:pPr>
+      <w:rPr>
+        <w:rFonts w:ascii="Wingdings" w:hAnsi="Wingdings" w:hint="default"/>
+        <w:sz w:val="20"/>
+      </w:rPr>
+    </w:lvl>
+    <w:lvl w:ilvl="4" w:tentative="1">
+      <w:start w:val="1"/>
+      <w:numFmt w:val="bullet"/>
+      <w:lvlText w:val=""/>
+      <w:lvlJc w:val="left"/>
+      <w:pPr>
+        <w:tabs>
+          <w:tab w:val="num" w:pos="3600"/>
+        </w:tabs>
+        <w:ind w:left="3600" w:hanging="360"/>
+      </w:pPr>
+      <w:rPr>
+        <w:rFonts w:ascii="Wingdings" w:hAnsi="Wingdings" w:hint="default"/>
+        <w:sz w:val="20"/>
+      </w:rPr>
+    </w:lvl>
+    <w:lvl w:ilvl="5" w:tentative="1">
+      <w:start w:val="1"/>
+      <w:numFmt w:val="bullet"/>
+      <w:lvlText w:val=""/>
+      <w:lvlJc w:val="left"/>
+      <w:pPr>
+        <w:tabs>
+          <w:tab w:val="num" w:pos="4320"/>
+        </w:tabs>
+        <w:ind w:left="4320" w:hanging="360"/>
+      </w:pPr>
+      <w:rPr>
+        <w:rFonts w:ascii="Wingdings" w:hAnsi="Wingdings" w:hint="default"/>
+        <w:sz w:val="20"/>
+      </w:rPr>
+    </w:lvl>
+    <w:lvl w:ilvl="6" w:tentative="1">
+      <w:start w:val="1"/>
+      <w:numFmt w:val="bullet"/>
+      <w:lvlText w:val=""/>
+      <w:lvlJc w:val="left"/>
+      <w:pPr>
+        <w:tabs>
+          <w:tab w:val="num" w:pos="5040"/>
+        </w:tabs>
+        <w:ind w:left="5040" w:hanging="360"/>
+      </w:pPr>
+      <w:rPr>
+        <w:rFonts w:ascii="Wingdings" w:hAnsi="Wingdings" w:hint="default"/>
+        <w:sz w:val="20"/>
+      </w:rPr>
+    </w:lvl>
+    <w:lvl w:ilvl="7" w:tentative="1">
+      <w:start w:val="1"/>
+      <w:numFmt w:val="bullet"/>
+      <w:lvlText w:val=""/>
+      <w:lvlJc w:val="left"/>
+      <w:pPr>
+        <w:tabs>
+          <w:tab w:val="num" w:pos="5760"/>
+        </w:tabs>
+        <w:ind w:left="5760" w:hanging="360"/>
+      </w:pPr>
+      <w:rPr>
+        <w:rFonts w:ascii="Wingdings" w:hAnsi="Wingdings" w:hint="default"/>
+        <w:sz w:val="20"/>
+      </w:rPr>
+    </w:lvl>
+    <w:lvl w:ilvl="8" w:tentative="1">
+      <w:start w:val="1"/>
+      <w:numFmt w:val="bullet"/>
+      <w:lvlText w:val=""/>
+      <w:lvlJc w:val="left"/>
+      <w:pPr>
+        <w:tabs>
+          <w:tab w:val="num" w:pos="6480"/>
+        </w:tabs>
+        <w:ind w:left="6480" w:hanging="360"/>
+      </w:pPr>
+      <w:rPr>
+        <w:rFonts w:ascii="Wingdings" w:hAnsi="Wingdings" w:hint="default"/>
+        <w:sz w:val="20"/>
+      </w:rPr>
+    </w:lvl>
+  </w:abstractNum>
+  <w:abstractNum w:abstractNumId="17" w15:restartNumberingAfterBreak="0">
     <w:nsid w:val="3B9E6CA4"/>
     <w:multiLevelType w:val="multilevel"/>
     <w:tmpl w:val="5B6CDB3E"/>
@@ -9050,156 +9829,7 @@
       </w:rPr>
     </w:lvl>
   </w:abstractNum>
-  <w:abstractNum w:abstractNumId="21" w15:restartNumberingAfterBreak="0">
-    <w:nsid w:val="3BFC6CDD"/>
-    <w:multiLevelType w:val="multilevel"/>
-    <w:tmpl w:val="52D4272E"/>
-    <w:lvl w:ilvl="0">
-      <w:start w:val="1"/>
-      <w:numFmt w:val="bullet"/>
-      <w:lvlText w:val=""/>
-      <w:lvlJc w:val="left"/>
-      <w:pPr>
-        <w:tabs>
-          <w:tab w:val="num" w:pos="720"/>
-        </w:tabs>
-        <w:ind w:left="720" w:hanging="360"/>
-      </w:pPr>
-      <w:rPr>
-        <w:rFonts w:ascii="Symbol" w:hAnsi="Symbol" w:hint="default"/>
-        <w:sz w:val="20"/>
-      </w:rPr>
-    </w:lvl>
-    <w:lvl w:ilvl="1" w:tentative="1">
-      <w:start w:val="1"/>
-      <w:numFmt w:val="bullet"/>
-      <w:lvlText w:val="o"/>
-      <w:lvlJc w:val="left"/>
-      <w:pPr>
-        <w:tabs>
-          <w:tab w:val="num" w:pos="1440"/>
-        </w:tabs>
-        <w:ind w:left="1440" w:hanging="360"/>
-      </w:pPr>
-      <w:rPr>
-        <w:rFonts w:ascii="Courier New" w:hAnsi="Courier New" w:hint="default"/>
-        <w:sz w:val="20"/>
-      </w:rPr>
-    </w:lvl>
-    <w:lvl w:ilvl="2" w:tentative="1">
-      <w:start w:val="1"/>
-      <w:numFmt w:val="bullet"/>
-      <w:lvlText w:val=""/>
-      <w:lvlJc w:val="left"/>
-      <w:pPr>
-        <w:tabs>
-          <w:tab w:val="num" w:pos="2160"/>
-        </w:tabs>
-        <w:ind w:left="2160" w:hanging="360"/>
-      </w:pPr>
-      <w:rPr>
-        <w:rFonts w:ascii="Wingdings" w:hAnsi="Wingdings" w:hint="default"/>
-        <w:sz w:val="20"/>
-      </w:rPr>
-    </w:lvl>
-    <w:lvl w:ilvl="3" w:tentative="1">
-      <w:start w:val="1"/>
-      <w:numFmt w:val="bullet"/>
-      <w:lvlText w:val=""/>
-      <w:lvlJc w:val="left"/>
-      <w:pPr>
-        <w:tabs>
-          <w:tab w:val="num" w:pos="2880"/>
-        </w:tabs>
-        <w:ind w:left="2880" w:hanging="360"/>
-      </w:pPr>
-      <w:rPr>
-        <w:rFonts w:ascii="Wingdings" w:hAnsi="Wingdings" w:hint="default"/>
-        <w:sz w:val="20"/>
-      </w:rPr>
-    </w:lvl>
-    <w:lvl w:ilvl="4" w:tentative="1">
-      <w:start w:val="1"/>
-      <w:numFmt w:val="bullet"/>
-      <w:lvlText w:val=""/>
-      <w:lvlJc w:val="left"/>
-      <w:pPr>
-        <w:tabs>
-          <w:tab w:val="num" w:pos="3600"/>
-        </w:tabs>
-        <w:ind w:left="3600" w:hanging="360"/>
-      </w:pPr>
-      <w:rPr>
-        <w:rFonts w:ascii="Wingdings" w:hAnsi="Wingdings" w:hint="default"/>
-        <w:sz w:val="20"/>
-      </w:rPr>
-    </w:lvl>
-    <w:lvl w:ilvl="5" w:tentative="1">
-      <w:start w:val="1"/>
-      <w:numFmt w:val="bullet"/>
-      <w:lvlText w:val=""/>
-      <w:lvlJc w:val="left"/>
-      <w:pPr>
-        <w:tabs>
-          <w:tab w:val="num" w:pos="4320"/>
-        </w:tabs>
-        <w:ind w:left="4320" w:hanging="360"/>
-      </w:pPr>
-      <w:rPr>
-        <w:rFonts w:ascii="Wingdings" w:hAnsi="Wingdings" w:hint="default"/>
-        <w:sz w:val="20"/>
-      </w:rPr>
-    </w:lvl>
-    <w:lvl w:ilvl="6" w:tentative="1">
-      <w:start w:val="1"/>
-      <w:numFmt w:val="bullet"/>
-      <w:lvlText w:val=""/>
-      <w:lvlJc w:val="left"/>
-      <w:pPr>
-        <w:tabs>
-          <w:tab w:val="num" w:pos="5040"/>
-        </w:tabs>
-        <w:ind w:left="5040" w:hanging="360"/>
-      </w:pPr>
-      <w:rPr>
-        <w:rFonts w:ascii="Wingdings" w:hAnsi="Wingdings" w:hint="default"/>
-        <w:sz w:val="20"/>
-      </w:rPr>
-    </w:lvl>
-    <w:lvl w:ilvl="7" w:tentative="1">
-      <w:start w:val="1"/>
-      <w:numFmt w:val="bullet"/>
-      <w:lvlText w:val=""/>
-      <w:lvlJc w:val="left"/>
-      <w:pPr>
-        <w:tabs>
-          <w:tab w:val="num" w:pos="5760"/>
-        </w:tabs>
-        <w:ind w:left="5760" w:hanging="360"/>
-      </w:pPr>
-      <w:rPr>
-        <w:rFonts w:ascii="Wingdings" w:hAnsi="Wingdings" w:hint="default"/>
-        <w:sz w:val="20"/>
-      </w:rPr>
-    </w:lvl>
-    <w:lvl w:ilvl="8" w:tentative="1">
-      <w:start w:val="1"/>
-      <w:numFmt w:val="bullet"/>
-      <w:lvlText w:val=""/>
-      <w:lvlJc w:val="left"/>
-      <w:pPr>
-        <w:tabs>
-          <w:tab w:val="num" w:pos="6480"/>
-        </w:tabs>
-        <w:ind w:left="6480" w:hanging="360"/>
-      </w:pPr>
-      <w:rPr>
-        <w:rFonts w:ascii="Wingdings" w:hAnsi="Wingdings" w:hint="default"/>
-        <w:sz w:val="20"/>
-      </w:rPr>
-    </w:lvl>
-  </w:abstractNum>
-  <w:abstractNum w:abstractNumId="22" w15:restartNumberingAfterBreak="0">
+  <w:abstractNum w:abstractNumId="18" w15:restartNumberingAfterBreak="0">
     <w:nsid w:val="3C7109C5"/>
     <w:multiLevelType w:val="multilevel"/>
     <w:tmpl w:val="F9CCA2E0"/>
@@ -9348,156 +9978,7 @@
       </w:rPr>
     </w:lvl>
   </w:abstractNum>
-  <w:abstractNum w:abstractNumId="23" w15:restartNumberingAfterBreak="0">
-    <w:nsid w:val="3CAE1902"/>
-    <w:multiLevelType w:val="multilevel"/>
-    <w:tmpl w:val="41FAA406"/>
-    <w:lvl w:ilvl="0">
-      <w:start w:val="1"/>
-      <w:numFmt w:val="bullet"/>
-      <w:lvlText w:val=""/>
-      <w:lvlJc w:val="left"/>
-      <w:pPr>
-        <w:tabs>
-          <w:tab w:val="num" w:pos="720"/>
-        </w:tabs>
-        <w:ind w:left="720" w:hanging="360"/>
-      </w:pPr>
-      <w:rPr>
-        <w:rFonts w:ascii="Symbol" w:hAnsi="Symbol" w:hint="default"/>
-        <w:sz w:val="20"/>
-      </w:rPr>
-    </w:lvl>
-    <w:lvl w:ilvl="1" w:tentative="1">
-      <w:start w:val="1"/>
-      <w:numFmt w:val="bullet"/>
-      <w:lvlText w:val="o"/>
-      <w:lvlJc w:val="left"/>
-      <w:pPr>
-        <w:tabs>
-          <w:tab w:val="num" w:pos="1440"/>
-        </w:tabs>
-        <w:ind w:left="1440" w:hanging="360"/>
-      </w:pPr>
-      <w:rPr>
-        <w:rFonts w:ascii="Courier New" w:hAnsi="Courier New" w:hint="default"/>
-        <w:sz w:val="20"/>
-      </w:rPr>
-    </w:lvl>
-    <w:lvl w:ilvl="2" w:tentative="1">
-      <w:start w:val="1"/>
-      <w:numFmt w:val="bullet"/>
-      <w:lvlText w:val=""/>
-      <w:lvlJc w:val="left"/>
-      <w:pPr>
-        <w:tabs>
-          <w:tab w:val="num" w:pos="2160"/>
-        </w:tabs>
-        <w:ind w:left="2160" w:hanging="360"/>
-      </w:pPr>
-      <w:rPr>
-        <w:rFonts w:ascii="Wingdings" w:hAnsi="Wingdings" w:hint="default"/>
-        <w:sz w:val="20"/>
-      </w:rPr>
-    </w:lvl>
-    <w:lvl w:ilvl="3" w:tentative="1">
-      <w:start w:val="1"/>
-      <w:numFmt w:val="bullet"/>
-      <w:lvlText w:val=""/>
-      <w:lvlJc w:val="left"/>
-      <w:pPr>
-        <w:tabs>
-          <w:tab w:val="num" w:pos="2880"/>
-        </w:tabs>
-        <w:ind w:left="2880" w:hanging="360"/>
-      </w:pPr>
-      <w:rPr>
-        <w:rFonts w:ascii="Wingdings" w:hAnsi="Wingdings" w:hint="default"/>
-        <w:sz w:val="20"/>
-      </w:rPr>
-    </w:lvl>
-    <w:lvl w:ilvl="4" w:tentative="1">
-      <w:start w:val="1"/>
-      <w:numFmt w:val="bullet"/>
-      <w:lvlText w:val=""/>
-      <w:lvlJc w:val="left"/>
-      <w:pPr>
-        <w:tabs>
-          <w:tab w:val="num" w:pos="3600"/>
-        </w:tabs>
-        <w:ind w:left="3600" w:hanging="360"/>
-      </w:pPr>
-      <w:rPr>
-        <w:rFonts w:ascii="Wingdings" w:hAnsi="Wingdings" w:hint="default"/>
-        <w:sz w:val="20"/>
-      </w:rPr>
-    </w:lvl>
-    <w:lvl w:ilvl="5" w:tentative="1">
-      <w:start w:val="1"/>
-      <w:numFmt w:val="bullet"/>
-      <w:lvlText w:val=""/>
-      <w:lvlJc w:val="left"/>
-      <w:pPr>
-        <w:tabs>
-          <w:tab w:val="num" w:pos="4320"/>
-        </w:tabs>
-        <w:ind w:left="4320" w:hanging="360"/>
-      </w:pPr>
-      <w:rPr>
-        <w:rFonts w:ascii="Wingdings" w:hAnsi="Wingdings" w:hint="default"/>
-        <w:sz w:val="20"/>
-      </w:rPr>
-    </w:lvl>
-    <w:lvl w:ilvl="6" w:tentative="1">
-      <w:start w:val="1"/>
-      <w:numFmt w:val="bullet"/>
-      <w:lvlText w:val=""/>
-      <w:lvlJc w:val="left"/>
-      <w:pPr>
-        <w:tabs>
-          <w:tab w:val="num" w:pos="5040"/>
-        </w:tabs>
-        <w:ind w:left="5040" w:hanging="360"/>
-      </w:pPr>
-      <w:rPr>
-        <w:rFonts w:ascii="Wingdings" w:hAnsi="Wingdings" w:hint="default"/>
-        <w:sz w:val="20"/>
-      </w:rPr>
-    </w:lvl>
-    <w:lvl w:ilvl="7" w:tentative="1">
-      <w:start w:val="1"/>
-      <w:numFmt w:val="bullet"/>
-      <w:lvlText w:val=""/>
-      <w:lvlJc w:val="left"/>
-      <w:pPr>
-        <w:tabs>
-          <w:tab w:val="num" w:pos="5760"/>
-        </w:tabs>
-        <w:ind w:left="5760" w:hanging="360"/>
-      </w:pPr>
-      <w:rPr>
-        <w:rFonts w:ascii="Wingdings" w:hAnsi="Wingdings" w:hint="default"/>
-        <w:sz w:val="20"/>
-      </w:rPr>
-    </w:lvl>
-    <w:lvl w:ilvl="8" w:tentative="1">
-      <w:start w:val="1"/>
-      <w:numFmt w:val="bullet"/>
-      <w:lvlText w:val=""/>
-      <w:lvlJc w:val="left"/>
-      <w:pPr>
-        <w:tabs>
-          <w:tab w:val="num" w:pos="6480"/>
-        </w:tabs>
-        <w:ind w:left="6480" w:hanging="360"/>
-      </w:pPr>
-      <w:rPr>
-        <w:rFonts w:ascii="Wingdings" w:hAnsi="Wingdings" w:hint="default"/>
-        <w:sz w:val="20"/>
-      </w:rPr>
-    </w:lvl>
-  </w:abstractNum>
-  <w:abstractNum w:abstractNumId="24" w15:restartNumberingAfterBreak="0">
+  <w:abstractNum w:abstractNumId="19" w15:restartNumberingAfterBreak="0">
     <w:nsid w:val="3D8F5541"/>
     <w:multiLevelType w:val="multilevel"/>
     <w:tmpl w:val="C9347EAE"/>
@@ -9646,10 +10127,10 @@
       </w:rPr>
     </w:lvl>
   </w:abstractNum>
-  <w:abstractNum w:abstractNumId="25" w15:restartNumberingAfterBreak="0">
-    <w:nsid w:val="400C4236"/>
+  <w:abstractNum w:abstractNumId="20" w15:restartNumberingAfterBreak="0">
+    <w:nsid w:val="47623C8B"/>
     <w:multiLevelType w:val="multilevel"/>
-    <w:tmpl w:val="8FEA8376"/>
+    <w:tmpl w:val="D958B920"/>
     <w:lvl w:ilvl="0">
       <w:start w:val="1"/>
       <w:numFmt w:val="bullet"/>
@@ -9795,156 +10276,7 @@
       </w:rPr>
     </w:lvl>
   </w:abstractNum>
-  <w:abstractNum w:abstractNumId="26" w15:restartNumberingAfterBreak="0">
-    <w:nsid w:val="4BFE0713"/>
-    <w:multiLevelType w:val="multilevel"/>
-    <w:tmpl w:val="2500E326"/>
-    <w:lvl w:ilvl="0">
-      <w:start w:val="1"/>
-      <w:numFmt w:val="bullet"/>
-      <w:lvlText w:val=""/>
-      <w:lvlJc w:val="left"/>
-      <w:pPr>
-        <w:tabs>
-          <w:tab w:val="num" w:pos="720"/>
-        </w:tabs>
-        <w:ind w:left="720" w:hanging="360"/>
-      </w:pPr>
-      <w:rPr>
-        <w:rFonts w:ascii="Symbol" w:hAnsi="Symbol" w:hint="default"/>
-        <w:sz w:val="20"/>
-      </w:rPr>
-    </w:lvl>
-    <w:lvl w:ilvl="1" w:tentative="1">
-      <w:start w:val="1"/>
-      <w:numFmt w:val="bullet"/>
-      <w:lvlText w:val="o"/>
-      <w:lvlJc w:val="left"/>
-      <w:pPr>
-        <w:tabs>
-          <w:tab w:val="num" w:pos="1440"/>
-        </w:tabs>
-        <w:ind w:left="1440" w:hanging="360"/>
-      </w:pPr>
-      <w:rPr>
-        <w:rFonts w:ascii="Courier New" w:hAnsi="Courier New" w:hint="default"/>
-        <w:sz w:val="20"/>
-      </w:rPr>
-    </w:lvl>
-    <w:lvl w:ilvl="2" w:tentative="1">
-      <w:start w:val="1"/>
-      <w:numFmt w:val="bullet"/>
-      <w:lvlText w:val=""/>
-      <w:lvlJc w:val="left"/>
-      <w:pPr>
-        <w:tabs>
-          <w:tab w:val="num" w:pos="2160"/>
-        </w:tabs>
-        <w:ind w:left="2160" w:hanging="360"/>
-      </w:pPr>
-      <w:rPr>
-        <w:rFonts w:ascii="Wingdings" w:hAnsi="Wingdings" w:hint="default"/>
-        <w:sz w:val="20"/>
-      </w:rPr>
-    </w:lvl>
-    <w:lvl w:ilvl="3" w:tentative="1">
-      <w:start w:val="1"/>
-      <w:numFmt w:val="bullet"/>
-      <w:lvlText w:val=""/>
-      <w:lvlJc w:val="left"/>
-      <w:pPr>
-        <w:tabs>
-          <w:tab w:val="num" w:pos="2880"/>
-        </w:tabs>
-        <w:ind w:left="2880" w:hanging="360"/>
-      </w:pPr>
-      <w:rPr>
-        <w:rFonts w:ascii="Wingdings" w:hAnsi="Wingdings" w:hint="default"/>
-        <w:sz w:val="20"/>
-      </w:rPr>
-    </w:lvl>
-    <w:lvl w:ilvl="4" w:tentative="1">
-      <w:start w:val="1"/>
-      <w:numFmt w:val="bullet"/>
-      <w:lvlText w:val=""/>
-      <w:lvlJc w:val="left"/>
-      <w:pPr>
-        <w:tabs>
-          <w:tab w:val="num" w:pos="3600"/>
-        </w:tabs>
-        <w:ind w:left="3600" w:hanging="360"/>
-      </w:pPr>
-      <w:rPr>
-        <w:rFonts w:ascii="Wingdings" w:hAnsi="Wingdings" w:hint="default"/>
-        <w:sz w:val="20"/>
-      </w:rPr>
-    </w:lvl>
-    <w:lvl w:ilvl="5" w:tentative="1">
-      <w:start w:val="1"/>
-      <w:numFmt w:val="bullet"/>
-      <w:lvlText w:val=""/>
-      <w:lvlJc w:val="left"/>
-      <w:pPr>
-        <w:tabs>
-          <w:tab w:val="num" w:pos="4320"/>
-        </w:tabs>
-        <w:ind w:left="4320" w:hanging="360"/>
-      </w:pPr>
-      <w:rPr>
-        <w:rFonts w:ascii="Wingdings" w:hAnsi="Wingdings" w:hint="default"/>
-        <w:sz w:val="20"/>
-      </w:rPr>
-    </w:lvl>
-    <w:lvl w:ilvl="6" w:tentative="1">
-      <w:start w:val="1"/>
-      <w:numFmt w:val="bullet"/>
-      <w:lvlText w:val=""/>
-      <w:lvlJc w:val="left"/>
-      <w:pPr>
-        <w:tabs>
-          <w:tab w:val="num" w:pos="5040"/>
-        </w:tabs>
-        <w:ind w:left="5040" w:hanging="360"/>
-      </w:pPr>
-      <w:rPr>
-        <w:rFonts w:ascii="Wingdings" w:hAnsi="Wingdings" w:hint="default"/>
-        <w:sz w:val="20"/>
-      </w:rPr>
-    </w:lvl>
-    <w:lvl w:ilvl="7" w:tentative="1">
-      <w:start w:val="1"/>
-      <w:numFmt w:val="bullet"/>
-      <w:lvlText w:val=""/>
-      <w:lvlJc w:val="left"/>
-      <w:pPr>
-        <w:tabs>
-          <w:tab w:val="num" w:pos="5760"/>
-        </w:tabs>
-        <w:ind w:left="5760" w:hanging="360"/>
-      </w:pPr>
-      <w:rPr>
-        <w:rFonts w:ascii="Wingdings" w:hAnsi="Wingdings" w:hint="default"/>
-        <w:sz w:val="20"/>
-      </w:rPr>
-    </w:lvl>
-    <w:lvl w:ilvl="8" w:tentative="1">
-      <w:start w:val="1"/>
-      <w:numFmt w:val="bullet"/>
-      <w:lvlText w:val=""/>
-      <w:lvlJc w:val="left"/>
-      <w:pPr>
-        <w:tabs>
-          <w:tab w:val="num" w:pos="6480"/>
-        </w:tabs>
-        <w:ind w:left="6480" w:hanging="360"/>
-      </w:pPr>
-      <w:rPr>
-        <w:rFonts w:ascii="Wingdings" w:hAnsi="Wingdings" w:hint="default"/>
-        <w:sz w:val="20"/>
-      </w:rPr>
-    </w:lvl>
-  </w:abstractNum>
-  <w:abstractNum w:abstractNumId="27" w15:restartNumberingAfterBreak="0">
+  <w:abstractNum w:abstractNumId="21" w15:restartNumberingAfterBreak="0">
     <w:nsid w:val="532A36A3"/>
     <w:multiLevelType w:val="hybridMultilevel"/>
     <w:tmpl w:val="82A475FE"/>
@@ -10030,7 +10362,7 @@
       </w:pPr>
     </w:lvl>
   </w:abstractNum>
-  <w:abstractNum w:abstractNumId="28" w15:restartNumberingAfterBreak="0">
+  <w:abstractNum w:abstractNumId="22" w15:restartNumberingAfterBreak="0">
     <w:nsid w:val="562D3B9E"/>
     <w:multiLevelType w:val="hybridMultilevel"/>
     <w:tmpl w:val="9A484EF4"/>
@@ -10143,7 +10475,156 @@
       </w:rPr>
     </w:lvl>
   </w:abstractNum>
-  <w:abstractNum w:abstractNumId="29" w15:restartNumberingAfterBreak="0">
+  <w:abstractNum w:abstractNumId="23" w15:restartNumberingAfterBreak="0">
+    <w:nsid w:val="563E4B11"/>
+    <w:multiLevelType w:val="multilevel"/>
+    <w:tmpl w:val="38847BF8"/>
+    <w:lvl w:ilvl="0">
+      <w:start w:val="1"/>
+      <w:numFmt w:val="bullet"/>
+      <w:lvlText w:val=""/>
+      <w:lvlJc w:val="left"/>
+      <w:pPr>
+        <w:tabs>
+          <w:tab w:val="num" w:pos="720"/>
+        </w:tabs>
+        <w:ind w:left="720" w:hanging="360"/>
+      </w:pPr>
+      <w:rPr>
+        <w:rFonts w:ascii="Symbol" w:hAnsi="Symbol" w:hint="default"/>
+        <w:sz w:val="20"/>
+      </w:rPr>
+    </w:lvl>
+    <w:lvl w:ilvl="1" w:tentative="1">
+      <w:start w:val="1"/>
+      <w:numFmt w:val="bullet"/>
+      <w:lvlText w:val="o"/>
+      <w:lvlJc w:val="left"/>
+      <w:pPr>
+        <w:tabs>
+          <w:tab w:val="num" w:pos="1440"/>
+        </w:tabs>
+        <w:ind w:left="1440" w:hanging="360"/>
+      </w:pPr>
+      <w:rPr>
+        <w:rFonts w:ascii="Courier New" w:hAnsi="Courier New" w:hint="default"/>
+        <w:sz w:val="20"/>
+      </w:rPr>
+    </w:lvl>
+    <w:lvl w:ilvl="2" w:tentative="1">
+      <w:start w:val="1"/>
+      <w:numFmt w:val="bullet"/>
+      <w:lvlText w:val=""/>
+      <w:lvlJc w:val="left"/>
+      <w:pPr>
+        <w:tabs>
+          <w:tab w:val="num" w:pos="2160"/>
+        </w:tabs>
+        <w:ind w:left="2160" w:hanging="360"/>
+      </w:pPr>
+      <w:rPr>
+        <w:rFonts w:ascii="Wingdings" w:hAnsi="Wingdings" w:hint="default"/>
+        <w:sz w:val="20"/>
+      </w:rPr>
+    </w:lvl>
+    <w:lvl w:ilvl="3" w:tentative="1">
+      <w:start w:val="1"/>
+      <w:numFmt w:val="bullet"/>
+      <w:lvlText w:val=""/>
+      <w:lvlJc w:val="left"/>
+      <w:pPr>
+        <w:tabs>
+          <w:tab w:val="num" w:pos="2880"/>
+        </w:tabs>
+        <w:ind w:left="2880" w:hanging="360"/>
+      </w:pPr>
+      <w:rPr>
+        <w:rFonts w:ascii="Wingdings" w:hAnsi="Wingdings" w:hint="default"/>
+        <w:sz w:val="20"/>
+      </w:rPr>
+    </w:lvl>
+    <w:lvl w:ilvl="4" w:tentative="1">
+      <w:start w:val="1"/>
+      <w:numFmt w:val="bullet"/>
+      <w:lvlText w:val=""/>
+      <w:lvlJc w:val="left"/>
+      <w:pPr>
+        <w:tabs>
+          <w:tab w:val="num" w:pos="3600"/>
+        </w:tabs>
+        <w:ind w:left="3600" w:hanging="360"/>
+      </w:pPr>
+      <w:rPr>
+        <w:rFonts w:ascii="Wingdings" w:hAnsi="Wingdings" w:hint="default"/>
+        <w:sz w:val="20"/>
+      </w:rPr>
+    </w:lvl>
+    <w:lvl w:ilvl="5" w:tentative="1">
+      <w:start w:val="1"/>
+      <w:numFmt w:val="bullet"/>
+      <w:lvlText w:val=""/>
+      <w:lvlJc w:val="left"/>
+      <w:pPr>
+        <w:tabs>
+          <w:tab w:val="num" w:pos="4320"/>
+        </w:tabs>
+        <w:ind w:left="4320" w:hanging="360"/>
+      </w:pPr>
+      <w:rPr>
+        <w:rFonts w:ascii="Wingdings" w:hAnsi="Wingdings" w:hint="default"/>
+        <w:sz w:val="20"/>
+      </w:rPr>
+    </w:lvl>
+    <w:lvl w:ilvl="6" w:tentative="1">
+      <w:start w:val="1"/>
+      <w:numFmt w:val="bullet"/>
+      <w:lvlText w:val=""/>
+      <w:lvlJc w:val="left"/>
+      <w:pPr>
+        <w:tabs>
+          <w:tab w:val="num" w:pos="5040"/>
+        </w:tabs>
+        <w:ind w:left="5040" w:hanging="360"/>
+      </w:pPr>
+      <w:rPr>
+        <w:rFonts w:ascii="Wingdings" w:hAnsi="Wingdings" w:hint="default"/>
+        <w:sz w:val="20"/>
+      </w:rPr>
+    </w:lvl>
+    <w:lvl w:ilvl="7" w:tentative="1">
+      <w:start w:val="1"/>
+      <w:numFmt w:val="bullet"/>
+      <w:lvlText w:val=""/>
+      <w:lvlJc w:val="left"/>
+      <w:pPr>
+        <w:tabs>
+          <w:tab w:val="num" w:pos="5760"/>
+        </w:tabs>
+        <w:ind w:left="5760" w:hanging="360"/>
+      </w:pPr>
+      <w:rPr>
+        <w:rFonts w:ascii="Wingdings" w:hAnsi="Wingdings" w:hint="default"/>
+        <w:sz w:val="20"/>
+      </w:rPr>
+    </w:lvl>
+    <w:lvl w:ilvl="8" w:tentative="1">
+      <w:start w:val="1"/>
+      <w:numFmt w:val="bullet"/>
+      <w:lvlText w:val=""/>
+      <w:lvlJc w:val="left"/>
+      <w:pPr>
+        <w:tabs>
+          <w:tab w:val="num" w:pos="6480"/>
+        </w:tabs>
+        <w:ind w:left="6480" w:hanging="360"/>
+      </w:pPr>
+      <w:rPr>
+        <w:rFonts w:ascii="Wingdings" w:hAnsi="Wingdings" w:hint="default"/>
+        <w:sz w:val="20"/>
+      </w:rPr>
+    </w:lvl>
+  </w:abstractNum>
+  <w:abstractNum w:abstractNumId="24" w15:restartNumberingAfterBreak="0">
     <w:nsid w:val="57F22669"/>
     <w:multiLevelType w:val="multilevel"/>
     <w:tmpl w:val="45E85A80"/>
@@ -10238,7 +10719,7 @@
       </w:pPr>
     </w:lvl>
   </w:abstractNum>
-  <w:abstractNum w:abstractNumId="30" w15:restartNumberingAfterBreak="0">
+  <w:abstractNum w:abstractNumId="25" w15:restartNumberingAfterBreak="0">
     <w:nsid w:val="5E9B2056"/>
     <w:multiLevelType w:val="multilevel"/>
     <w:tmpl w:val="597A120A"/>
@@ -10387,382 +10868,305 @@
       </w:rPr>
     </w:lvl>
   </w:abstractNum>
-  <w:abstractNum w:abstractNumId="31" w15:restartNumberingAfterBreak="0">
-    <w:nsid w:val="5EF82D8B"/>
-    <w:multiLevelType w:val="hybridMultilevel"/>
-    <w:tmpl w:val="D80CDE0E"/>
-    <w:lvl w:ilvl="0" w:tplc="040E0001">
+  <w:abstractNum w:abstractNumId="26" w15:restartNumberingAfterBreak="0">
+    <w:nsid w:val="5FE80113"/>
+    <w:multiLevelType w:val="multilevel"/>
+    <w:tmpl w:val="A3C8C4B0"/>
+    <w:lvl w:ilvl="0">
       <w:start w:val="1"/>
       <w:numFmt w:val="bullet"/>
       <w:lvlText w:val=""/>
       <w:lvlJc w:val="left"/>
       <w:pPr>
-        <w:ind w:left="1060" w:hanging="360"/>
+        <w:tabs>
+          <w:tab w:val="num" w:pos="720"/>
+        </w:tabs>
+        <w:ind w:left="720" w:hanging="360"/>
       </w:pPr>
       <w:rPr>
         <w:rFonts w:ascii="Symbol" w:hAnsi="Symbol" w:hint="default"/>
-      </w:rPr>
-    </w:lvl>
-    <w:lvl w:ilvl="1" w:tplc="040E0003" w:tentative="1">
+        <w:sz w:val="20"/>
+      </w:rPr>
+    </w:lvl>
+    <w:lvl w:ilvl="1" w:tentative="1">
       <w:start w:val="1"/>
       <w:numFmt w:val="bullet"/>
       <w:lvlText w:val="o"/>
       <w:lvlJc w:val="left"/>
       <w:pPr>
-        <w:ind w:left="1780" w:hanging="360"/>
-      </w:pPr>
-      <w:rPr>
-        <w:rFonts w:ascii="Courier New" w:hAnsi="Courier New" w:cs="Courier New" w:hint="default"/>
-      </w:rPr>
-    </w:lvl>
-    <w:lvl w:ilvl="2" w:tplc="040E0005" w:tentative="1">
-      <w:start w:val="1"/>
-      <w:numFmt w:val="bullet"/>
-      <w:lvlText w:val=""/>
-      <w:lvlJc w:val="left"/>
-      <w:pPr>
-        <w:ind w:left="2500" w:hanging="360"/>
-      </w:pPr>
-      <w:rPr>
-        <w:rFonts w:ascii="Wingdings" w:hAnsi="Wingdings" w:hint="default"/>
-      </w:rPr>
-    </w:lvl>
-    <w:lvl w:ilvl="3" w:tplc="040E0001" w:tentative="1">
+        <w:tabs>
+          <w:tab w:val="num" w:pos="1440"/>
+        </w:tabs>
+        <w:ind w:left="1440" w:hanging="360"/>
+      </w:pPr>
+      <w:rPr>
+        <w:rFonts w:ascii="Courier New" w:hAnsi="Courier New" w:hint="default"/>
+        <w:sz w:val="20"/>
+      </w:rPr>
+    </w:lvl>
+    <w:lvl w:ilvl="2" w:tentative="1">
+      <w:start w:val="1"/>
+      <w:numFmt w:val="bullet"/>
+      <w:lvlText w:val=""/>
+      <w:lvlJc w:val="left"/>
+      <w:pPr>
+        <w:tabs>
+          <w:tab w:val="num" w:pos="2160"/>
+        </w:tabs>
+        <w:ind w:left="2160" w:hanging="360"/>
+      </w:pPr>
+      <w:rPr>
+        <w:rFonts w:ascii="Wingdings" w:hAnsi="Wingdings" w:hint="default"/>
+        <w:sz w:val="20"/>
+      </w:rPr>
+    </w:lvl>
+    <w:lvl w:ilvl="3" w:tentative="1">
+      <w:start w:val="1"/>
+      <w:numFmt w:val="bullet"/>
+      <w:lvlText w:val=""/>
+      <w:lvlJc w:val="left"/>
+      <w:pPr>
+        <w:tabs>
+          <w:tab w:val="num" w:pos="2880"/>
+        </w:tabs>
+        <w:ind w:left="2880" w:hanging="360"/>
+      </w:pPr>
+      <w:rPr>
+        <w:rFonts w:ascii="Wingdings" w:hAnsi="Wingdings" w:hint="default"/>
+        <w:sz w:val="20"/>
+      </w:rPr>
+    </w:lvl>
+    <w:lvl w:ilvl="4" w:tentative="1">
+      <w:start w:val="1"/>
+      <w:numFmt w:val="bullet"/>
+      <w:lvlText w:val=""/>
+      <w:lvlJc w:val="left"/>
+      <w:pPr>
+        <w:tabs>
+          <w:tab w:val="num" w:pos="3600"/>
+        </w:tabs>
+        <w:ind w:left="3600" w:hanging="360"/>
+      </w:pPr>
+      <w:rPr>
+        <w:rFonts w:ascii="Wingdings" w:hAnsi="Wingdings" w:hint="default"/>
+        <w:sz w:val="20"/>
+      </w:rPr>
+    </w:lvl>
+    <w:lvl w:ilvl="5" w:tentative="1">
+      <w:start w:val="1"/>
+      <w:numFmt w:val="bullet"/>
+      <w:lvlText w:val=""/>
+      <w:lvlJc w:val="left"/>
+      <w:pPr>
+        <w:tabs>
+          <w:tab w:val="num" w:pos="4320"/>
+        </w:tabs>
+        <w:ind w:left="4320" w:hanging="360"/>
+      </w:pPr>
+      <w:rPr>
+        <w:rFonts w:ascii="Wingdings" w:hAnsi="Wingdings" w:hint="default"/>
+        <w:sz w:val="20"/>
+      </w:rPr>
+    </w:lvl>
+    <w:lvl w:ilvl="6" w:tentative="1">
+      <w:start w:val="1"/>
+      <w:numFmt w:val="bullet"/>
+      <w:lvlText w:val=""/>
+      <w:lvlJc w:val="left"/>
+      <w:pPr>
+        <w:tabs>
+          <w:tab w:val="num" w:pos="5040"/>
+        </w:tabs>
+        <w:ind w:left="5040" w:hanging="360"/>
+      </w:pPr>
+      <w:rPr>
+        <w:rFonts w:ascii="Wingdings" w:hAnsi="Wingdings" w:hint="default"/>
+        <w:sz w:val="20"/>
+      </w:rPr>
+    </w:lvl>
+    <w:lvl w:ilvl="7" w:tentative="1">
+      <w:start w:val="1"/>
+      <w:numFmt w:val="bullet"/>
+      <w:lvlText w:val=""/>
+      <w:lvlJc w:val="left"/>
+      <w:pPr>
+        <w:tabs>
+          <w:tab w:val="num" w:pos="5760"/>
+        </w:tabs>
+        <w:ind w:left="5760" w:hanging="360"/>
+      </w:pPr>
+      <w:rPr>
+        <w:rFonts w:ascii="Wingdings" w:hAnsi="Wingdings" w:hint="default"/>
+        <w:sz w:val="20"/>
+      </w:rPr>
+    </w:lvl>
+    <w:lvl w:ilvl="8" w:tentative="1">
+      <w:start w:val="1"/>
+      <w:numFmt w:val="bullet"/>
+      <w:lvlText w:val=""/>
+      <w:lvlJc w:val="left"/>
+      <w:pPr>
+        <w:tabs>
+          <w:tab w:val="num" w:pos="6480"/>
+        </w:tabs>
+        <w:ind w:left="6480" w:hanging="360"/>
+      </w:pPr>
+      <w:rPr>
+        <w:rFonts w:ascii="Wingdings" w:hAnsi="Wingdings" w:hint="default"/>
+        <w:sz w:val="20"/>
+      </w:rPr>
+    </w:lvl>
+  </w:abstractNum>
+  <w:abstractNum w:abstractNumId="27" w15:restartNumberingAfterBreak="0">
+    <w:nsid w:val="68710448"/>
+    <w:multiLevelType w:val="multilevel"/>
+    <w:tmpl w:val="F47CE180"/>
+    <w:lvl w:ilvl="0">
       <w:start w:val="1"/>
       <w:numFmt w:val="bullet"/>
       <w:lvlText w:val=""/>
       <w:lvlJc w:val="left"/>
       <w:pPr>
-        <w:ind w:left="3220" w:hanging="360"/>
+        <w:tabs>
+          <w:tab w:val="num" w:pos="720"/>
+        </w:tabs>
+        <w:ind w:left="720" w:hanging="360"/>
       </w:pPr>
       <w:rPr>
         <w:rFonts w:ascii="Symbol" w:hAnsi="Symbol" w:hint="default"/>
-      </w:rPr>
-    </w:lvl>
-    <w:lvl w:ilvl="4" w:tplc="040E0003" w:tentative="1">
+        <w:sz w:val="20"/>
+      </w:rPr>
+    </w:lvl>
+    <w:lvl w:ilvl="1" w:tentative="1">
       <w:start w:val="1"/>
       <w:numFmt w:val="bullet"/>
       <w:lvlText w:val="o"/>
       <w:lvlJc w:val="left"/>
       <w:pPr>
-        <w:ind w:left="3940" w:hanging="360"/>
-      </w:pPr>
-      <w:rPr>
-        <w:rFonts w:ascii="Courier New" w:hAnsi="Courier New" w:cs="Courier New" w:hint="default"/>
-      </w:rPr>
-    </w:lvl>
-    <w:lvl w:ilvl="5" w:tplc="040E0005" w:tentative="1">
-      <w:start w:val="1"/>
-      <w:numFmt w:val="bullet"/>
-      <w:lvlText w:val=""/>
-      <w:lvlJc w:val="left"/>
-      <w:pPr>
-        <w:ind w:left="4660" w:hanging="360"/>
-      </w:pPr>
-      <w:rPr>
-        <w:rFonts w:ascii="Wingdings" w:hAnsi="Wingdings" w:hint="default"/>
-      </w:rPr>
-    </w:lvl>
-    <w:lvl w:ilvl="6" w:tplc="040E0001" w:tentative="1">
-      <w:start w:val="1"/>
-      <w:numFmt w:val="bullet"/>
-      <w:lvlText w:val=""/>
-      <w:lvlJc w:val="left"/>
-      <w:pPr>
-        <w:ind w:left="5380" w:hanging="360"/>
-      </w:pPr>
-      <w:rPr>
-        <w:rFonts w:ascii="Symbol" w:hAnsi="Symbol" w:hint="default"/>
-      </w:rPr>
-    </w:lvl>
-    <w:lvl w:ilvl="7" w:tplc="040E0003" w:tentative="1">
-      <w:start w:val="1"/>
-      <w:numFmt w:val="bullet"/>
-      <w:lvlText w:val="o"/>
-      <w:lvlJc w:val="left"/>
-      <w:pPr>
-        <w:ind w:left="6100" w:hanging="360"/>
-      </w:pPr>
-      <w:rPr>
-        <w:rFonts w:ascii="Courier New" w:hAnsi="Courier New" w:cs="Courier New" w:hint="default"/>
-      </w:rPr>
-    </w:lvl>
-    <w:lvl w:ilvl="8" w:tplc="040E0005" w:tentative="1">
-      <w:start w:val="1"/>
-      <w:numFmt w:val="bullet"/>
-      <w:lvlText w:val=""/>
-      <w:lvlJc w:val="left"/>
-      <w:pPr>
-        <w:ind w:left="6820" w:hanging="360"/>
-      </w:pPr>
-      <w:rPr>
-        <w:rFonts w:ascii="Wingdings" w:hAnsi="Wingdings" w:hint="default"/>
+        <w:tabs>
+          <w:tab w:val="num" w:pos="1440"/>
+        </w:tabs>
+        <w:ind w:left="1440" w:hanging="360"/>
+      </w:pPr>
+      <w:rPr>
+        <w:rFonts w:ascii="Courier New" w:hAnsi="Courier New" w:hint="default"/>
+        <w:sz w:val="20"/>
+      </w:rPr>
+    </w:lvl>
+    <w:lvl w:ilvl="2" w:tentative="1">
+      <w:start w:val="1"/>
+      <w:numFmt w:val="bullet"/>
+      <w:lvlText w:val=""/>
+      <w:lvlJc w:val="left"/>
+      <w:pPr>
+        <w:tabs>
+          <w:tab w:val="num" w:pos="2160"/>
+        </w:tabs>
+        <w:ind w:left="2160" w:hanging="360"/>
+      </w:pPr>
+      <w:rPr>
+        <w:rFonts w:ascii="Wingdings" w:hAnsi="Wingdings" w:hint="default"/>
+        <w:sz w:val="20"/>
+      </w:rPr>
+    </w:lvl>
+    <w:lvl w:ilvl="3" w:tentative="1">
+      <w:start w:val="1"/>
+      <w:numFmt w:val="bullet"/>
+      <w:lvlText w:val=""/>
+      <w:lvlJc w:val="left"/>
+      <w:pPr>
+        <w:tabs>
+          <w:tab w:val="num" w:pos="2880"/>
+        </w:tabs>
+        <w:ind w:left="2880" w:hanging="360"/>
+      </w:pPr>
+      <w:rPr>
+        <w:rFonts w:ascii="Wingdings" w:hAnsi="Wingdings" w:hint="default"/>
+        <w:sz w:val="20"/>
+      </w:rPr>
+    </w:lvl>
+    <w:lvl w:ilvl="4" w:tentative="1">
+      <w:start w:val="1"/>
+      <w:numFmt w:val="bullet"/>
+      <w:lvlText w:val=""/>
+      <w:lvlJc w:val="left"/>
+      <w:pPr>
+        <w:tabs>
+          <w:tab w:val="num" w:pos="3600"/>
+        </w:tabs>
+        <w:ind w:left="3600" w:hanging="360"/>
+      </w:pPr>
+      <w:rPr>
+        <w:rFonts w:ascii="Wingdings" w:hAnsi="Wingdings" w:hint="default"/>
+        <w:sz w:val="20"/>
+      </w:rPr>
+    </w:lvl>
+    <w:lvl w:ilvl="5" w:tentative="1">
+      <w:start w:val="1"/>
+      <w:numFmt w:val="bullet"/>
+      <w:lvlText w:val=""/>
+      <w:lvlJc w:val="left"/>
+      <w:pPr>
+        <w:tabs>
+          <w:tab w:val="num" w:pos="4320"/>
+        </w:tabs>
+        <w:ind w:left="4320" w:hanging="360"/>
+      </w:pPr>
+      <w:rPr>
+        <w:rFonts w:ascii="Wingdings" w:hAnsi="Wingdings" w:hint="default"/>
+        <w:sz w:val="20"/>
+      </w:rPr>
+    </w:lvl>
+    <w:lvl w:ilvl="6" w:tentative="1">
+      <w:start w:val="1"/>
+      <w:numFmt w:val="bullet"/>
+      <w:lvlText w:val=""/>
+      <w:lvlJc w:val="left"/>
+      <w:pPr>
+        <w:tabs>
+          <w:tab w:val="num" w:pos="5040"/>
+        </w:tabs>
+        <w:ind w:left="5040" w:hanging="360"/>
+      </w:pPr>
+      <w:rPr>
+        <w:rFonts w:ascii="Wingdings" w:hAnsi="Wingdings" w:hint="default"/>
+        <w:sz w:val="20"/>
+      </w:rPr>
+    </w:lvl>
+    <w:lvl w:ilvl="7" w:tentative="1">
+      <w:start w:val="1"/>
+      <w:numFmt w:val="bullet"/>
+      <w:lvlText w:val=""/>
+      <w:lvlJc w:val="left"/>
+      <w:pPr>
+        <w:tabs>
+          <w:tab w:val="num" w:pos="5760"/>
+        </w:tabs>
+        <w:ind w:left="5760" w:hanging="360"/>
+      </w:pPr>
+      <w:rPr>
+        <w:rFonts w:ascii="Wingdings" w:hAnsi="Wingdings" w:hint="default"/>
+        <w:sz w:val="20"/>
+      </w:rPr>
+    </w:lvl>
+    <w:lvl w:ilvl="8" w:tentative="1">
+      <w:start w:val="1"/>
+      <w:numFmt w:val="bullet"/>
+      <w:lvlText w:val=""/>
+      <w:lvlJc w:val="left"/>
+      <w:pPr>
+        <w:tabs>
+          <w:tab w:val="num" w:pos="6480"/>
+        </w:tabs>
+        <w:ind w:left="6480" w:hanging="360"/>
+      </w:pPr>
+      <w:rPr>
+        <w:rFonts w:ascii="Wingdings" w:hAnsi="Wingdings" w:hint="default"/>
+        <w:sz w:val="20"/>
       </w:rPr>
     </w:lvl>
   </w:abstractNum>
-  <w:abstractNum w:abstractNumId="32" w15:restartNumberingAfterBreak="0">
-    <w:nsid w:val="5F2E42AC"/>
-    <w:multiLevelType w:val="multilevel"/>
-    <w:tmpl w:val="2CA65CB0"/>
-    <w:lvl w:ilvl="0">
-      <w:start w:val="1"/>
-      <w:numFmt w:val="decimal"/>
-      <w:lvlText w:val="%1."/>
-      <w:lvlJc w:val="left"/>
-      <w:pPr>
-        <w:ind w:left="360" w:hanging="360"/>
-      </w:pPr>
-      <w:rPr>
-        <w:rFonts w:hint="default"/>
-      </w:rPr>
-    </w:lvl>
-    <w:lvl w:ilvl="1">
-      <w:start w:val="1"/>
-      <w:numFmt w:val="decimal"/>
-      <w:lvlText w:val="%1.%2."/>
-      <w:lvlJc w:val="left"/>
-      <w:pPr>
-        <w:ind w:left="792" w:hanging="432"/>
-      </w:pPr>
-      <w:rPr>
-        <w:rFonts w:hint="default"/>
-      </w:rPr>
-    </w:lvl>
-    <w:lvl w:ilvl="2">
-      <w:start w:val="1"/>
-      <w:numFmt w:val="decimal"/>
-      <w:lvlText w:val="%1.%2.%3."/>
-      <w:lvlJc w:val="left"/>
-      <w:pPr>
-        <w:ind w:left="1224" w:hanging="504"/>
-      </w:pPr>
-      <w:rPr>
-        <w:rFonts w:hint="default"/>
-      </w:rPr>
-    </w:lvl>
-    <w:lvl w:ilvl="3">
-      <w:start w:val="1"/>
-      <w:numFmt w:val="decimal"/>
-      <w:lvlText w:val="%1.%2.%3.%4."/>
-      <w:lvlJc w:val="left"/>
-      <w:pPr>
-        <w:ind w:left="1728" w:hanging="648"/>
-      </w:pPr>
-      <w:rPr>
-        <w:rFonts w:hint="default"/>
-      </w:rPr>
-    </w:lvl>
-    <w:lvl w:ilvl="4">
-      <w:start w:val="1"/>
-      <w:numFmt w:val="decimal"/>
-      <w:lvlText w:val="%1.%2.%3.%4.%5."/>
-      <w:lvlJc w:val="left"/>
-      <w:pPr>
-        <w:ind w:left="2232" w:hanging="792"/>
-      </w:pPr>
-      <w:rPr>
-        <w:rFonts w:hint="default"/>
-      </w:rPr>
-    </w:lvl>
-    <w:lvl w:ilvl="5">
-      <w:start w:val="1"/>
-      <w:numFmt w:val="decimal"/>
-      <w:lvlText w:val="%1.%2.%3.%4.%5.%6."/>
-      <w:lvlJc w:val="left"/>
-      <w:pPr>
-        <w:ind w:left="2736" w:hanging="936"/>
-      </w:pPr>
-      <w:rPr>
-        <w:rFonts w:hint="default"/>
-      </w:rPr>
-    </w:lvl>
-    <w:lvl w:ilvl="6">
-      <w:start w:val="1"/>
-      <w:numFmt w:val="decimal"/>
-      <w:lvlText w:val="%1.%2.%3.%4.%5.%6.%7."/>
-      <w:lvlJc w:val="left"/>
-      <w:pPr>
-        <w:ind w:left="3240" w:hanging="1080"/>
-      </w:pPr>
-      <w:rPr>
-        <w:rFonts w:hint="default"/>
-      </w:rPr>
-    </w:lvl>
-    <w:lvl w:ilvl="7">
-      <w:start w:val="1"/>
-      <w:numFmt w:val="decimal"/>
-      <w:lvlText w:val="%1.%2.%3.%4.%5.%6.%7.%8."/>
-      <w:lvlJc w:val="left"/>
-      <w:pPr>
-        <w:ind w:left="3744" w:hanging="1224"/>
-      </w:pPr>
-      <w:rPr>
-        <w:rFonts w:hint="default"/>
-      </w:rPr>
-    </w:lvl>
-    <w:lvl w:ilvl="8">
-      <w:start w:val="1"/>
-      <w:numFmt w:val="decimal"/>
-      <w:lvlText w:val="%1.%2.%3.%4.%5.%6.%7.%8.%9."/>
-      <w:lvlJc w:val="left"/>
-      <w:pPr>
-        <w:ind w:left="4320" w:hanging="1440"/>
-      </w:pPr>
-      <w:rPr>
-        <w:rFonts w:hint="default"/>
-      </w:rPr>
-    </w:lvl>
-  </w:abstractNum>
-  <w:abstractNum w:abstractNumId="33" w15:restartNumberingAfterBreak="0">
-    <w:nsid w:val="60DE67E9"/>
-    <w:multiLevelType w:val="multilevel"/>
-    <w:tmpl w:val="3ACE404E"/>
-    <w:lvl w:ilvl="0">
-      <w:start w:val="1"/>
-      <w:numFmt w:val="bullet"/>
-      <w:lvlText w:val=""/>
-      <w:lvlJc w:val="left"/>
-      <w:pPr>
-        <w:tabs>
-          <w:tab w:val="num" w:pos="720"/>
-        </w:tabs>
-        <w:ind w:left="720" w:hanging="360"/>
-      </w:pPr>
-      <w:rPr>
-        <w:rFonts w:ascii="Symbol" w:hAnsi="Symbol" w:hint="default"/>
-        <w:sz w:val="20"/>
-      </w:rPr>
-    </w:lvl>
-    <w:lvl w:ilvl="1" w:tentative="1">
-      <w:start w:val="1"/>
-      <w:numFmt w:val="bullet"/>
-      <w:lvlText w:val="o"/>
-      <w:lvlJc w:val="left"/>
-      <w:pPr>
-        <w:tabs>
-          <w:tab w:val="num" w:pos="1440"/>
-        </w:tabs>
-        <w:ind w:left="1440" w:hanging="360"/>
-      </w:pPr>
-      <w:rPr>
-        <w:rFonts w:ascii="Courier New" w:hAnsi="Courier New" w:hint="default"/>
-        <w:sz w:val="20"/>
-      </w:rPr>
-    </w:lvl>
-    <w:lvl w:ilvl="2" w:tentative="1">
-      <w:start w:val="1"/>
-      <w:numFmt w:val="bullet"/>
-      <w:lvlText w:val=""/>
-      <w:lvlJc w:val="left"/>
-      <w:pPr>
-        <w:tabs>
-          <w:tab w:val="num" w:pos="2160"/>
-        </w:tabs>
-        <w:ind w:left="2160" w:hanging="360"/>
-      </w:pPr>
-      <w:rPr>
-        <w:rFonts w:ascii="Wingdings" w:hAnsi="Wingdings" w:hint="default"/>
-        <w:sz w:val="20"/>
-      </w:rPr>
-    </w:lvl>
-    <w:lvl w:ilvl="3" w:tentative="1">
-      <w:start w:val="1"/>
-      <w:numFmt w:val="bullet"/>
-      <w:lvlText w:val=""/>
-      <w:lvlJc w:val="left"/>
-      <w:pPr>
-        <w:tabs>
-          <w:tab w:val="num" w:pos="2880"/>
-        </w:tabs>
-        <w:ind w:left="2880" w:hanging="360"/>
-      </w:pPr>
-      <w:rPr>
-        <w:rFonts w:ascii="Wingdings" w:hAnsi="Wingdings" w:hint="default"/>
-        <w:sz w:val="20"/>
-      </w:rPr>
-    </w:lvl>
-    <w:lvl w:ilvl="4" w:tentative="1">
-      <w:start w:val="1"/>
-      <w:numFmt w:val="bullet"/>
-      <w:lvlText w:val=""/>
-      <w:lvlJc w:val="left"/>
-      <w:pPr>
-        <w:tabs>
-          <w:tab w:val="num" w:pos="3600"/>
-        </w:tabs>
-        <w:ind w:left="3600" w:hanging="360"/>
-      </w:pPr>
-      <w:rPr>
-        <w:rFonts w:ascii="Wingdings" w:hAnsi="Wingdings" w:hint="default"/>
-        <w:sz w:val="20"/>
-      </w:rPr>
-    </w:lvl>
-    <w:lvl w:ilvl="5" w:tentative="1">
-      <w:start w:val="1"/>
-      <w:numFmt w:val="bullet"/>
-      <w:lvlText w:val=""/>
-      <w:lvlJc w:val="left"/>
-      <w:pPr>
-        <w:tabs>
-          <w:tab w:val="num" w:pos="4320"/>
-        </w:tabs>
-        <w:ind w:left="4320" w:hanging="360"/>
-      </w:pPr>
-      <w:rPr>
-        <w:rFonts w:ascii="Wingdings" w:hAnsi="Wingdings" w:hint="default"/>
-        <w:sz w:val="20"/>
-      </w:rPr>
-    </w:lvl>
-    <w:lvl w:ilvl="6" w:tentative="1">
-      <w:start w:val="1"/>
-      <w:numFmt w:val="bullet"/>
-      <w:lvlText w:val=""/>
-      <w:lvlJc w:val="left"/>
-      <w:pPr>
-        <w:tabs>
-          <w:tab w:val="num" w:pos="5040"/>
-        </w:tabs>
-        <w:ind w:left="5040" w:hanging="360"/>
-      </w:pPr>
-      <w:rPr>
-        <w:rFonts w:ascii="Wingdings" w:hAnsi="Wingdings" w:hint="default"/>
-        <w:sz w:val="20"/>
-      </w:rPr>
-    </w:lvl>
-    <w:lvl w:ilvl="7" w:tentative="1">
-      <w:start w:val="1"/>
-      <w:numFmt w:val="bullet"/>
-      <w:lvlText w:val=""/>
-      <w:lvlJc w:val="left"/>
-      <w:pPr>
-        <w:tabs>
-          <w:tab w:val="num" w:pos="5760"/>
-        </w:tabs>
-        <w:ind w:left="5760" w:hanging="360"/>
-      </w:pPr>
-      <w:rPr>
-        <w:rFonts w:ascii="Wingdings" w:hAnsi="Wingdings" w:hint="default"/>
-        <w:sz w:val="20"/>
-      </w:rPr>
-    </w:lvl>
-    <w:lvl w:ilvl="8" w:tentative="1">
-      <w:start w:val="1"/>
-      <w:numFmt w:val="bullet"/>
-      <w:lvlText w:val=""/>
-      <w:lvlJc w:val="left"/>
-      <w:pPr>
-        <w:tabs>
-          <w:tab w:val="num" w:pos="6480"/>
-        </w:tabs>
-        <w:ind w:left="6480" w:hanging="360"/>
-      </w:pPr>
-      <w:rPr>
-        <w:rFonts w:ascii="Wingdings" w:hAnsi="Wingdings" w:hint="default"/>
-        <w:sz w:val="20"/>
-      </w:rPr>
-    </w:lvl>
-  </w:abstractNum>
-  <w:abstractNum w:abstractNumId="34" w15:restartNumberingAfterBreak="0">
+  <w:abstractNum w:abstractNumId="28" w15:restartNumberingAfterBreak="0">
     <w:nsid w:val="6A254CE6"/>
     <w:multiLevelType w:val="multilevel"/>
     <w:tmpl w:val="B4DCFAB6"/>
@@ -10911,7 +11315,7 @@
       </w:rPr>
     </w:lvl>
   </w:abstractNum>
-  <w:abstractNum w:abstractNumId="35" w15:restartNumberingAfterBreak="0">
+  <w:abstractNum w:abstractNumId="29" w15:restartNumberingAfterBreak="0">
     <w:nsid w:val="6C53073E"/>
     <w:multiLevelType w:val="multilevel"/>
     <w:tmpl w:val="2E96ABEE"/>
@@ -11060,156 +11464,7 @@
       </w:rPr>
     </w:lvl>
   </w:abstractNum>
-  <w:abstractNum w:abstractNumId="36" w15:restartNumberingAfterBreak="0">
-    <w:nsid w:val="6EA21786"/>
-    <w:multiLevelType w:val="multilevel"/>
-    <w:tmpl w:val="35D0D0A8"/>
-    <w:lvl w:ilvl="0">
-      <w:start w:val="1"/>
-      <w:numFmt w:val="bullet"/>
-      <w:lvlText w:val=""/>
-      <w:lvlJc w:val="left"/>
-      <w:pPr>
-        <w:tabs>
-          <w:tab w:val="num" w:pos="720"/>
-        </w:tabs>
-        <w:ind w:left="720" w:hanging="360"/>
-      </w:pPr>
-      <w:rPr>
-        <w:rFonts w:ascii="Symbol" w:hAnsi="Symbol" w:hint="default"/>
-        <w:sz w:val="20"/>
-      </w:rPr>
-    </w:lvl>
-    <w:lvl w:ilvl="1" w:tentative="1">
-      <w:start w:val="1"/>
-      <w:numFmt w:val="bullet"/>
-      <w:lvlText w:val="o"/>
-      <w:lvlJc w:val="left"/>
-      <w:pPr>
-        <w:tabs>
-          <w:tab w:val="num" w:pos="1440"/>
-        </w:tabs>
-        <w:ind w:left="1440" w:hanging="360"/>
-      </w:pPr>
-      <w:rPr>
-        <w:rFonts w:ascii="Courier New" w:hAnsi="Courier New" w:hint="default"/>
-        <w:sz w:val="20"/>
-      </w:rPr>
-    </w:lvl>
-    <w:lvl w:ilvl="2" w:tentative="1">
-      <w:start w:val="1"/>
-      <w:numFmt w:val="bullet"/>
-      <w:lvlText w:val=""/>
-      <w:lvlJc w:val="left"/>
-      <w:pPr>
-        <w:tabs>
-          <w:tab w:val="num" w:pos="2160"/>
-        </w:tabs>
-        <w:ind w:left="2160" w:hanging="360"/>
-      </w:pPr>
-      <w:rPr>
-        <w:rFonts w:ascii="Wingdings" w:hAnsi="Wingdings" w:hint="default"/>
-        <w:sz w:val="20"/>
-      </w:rPr>
-    </w:lvl>
-    <w:lvl w:ilvl="3" w:tentative="1">
-      <w:start w:val="1"/>
-      <w:numFmt w:val="bullet"/>
-      <w:lvlText w:val=""/>
-      <w:lvlJc w:val="left"/>
-      <w:pPr>
-        <w:tabs>
-          <w:tab w:val="num" w:pos="2880"/>
-        </w:tabs>
-        <w:ind w:left="2880" w:hanging="360"/>
-      </w:pPr>
-      <w:rPr>
-        <w:rFonts w:ascii="Wingdings" w:hAnsi="Wingdings" w:hint="default"/>
-        <w:sz w:val="20"/>
-      </w:rPr>
-    </w:lvl>
-    <w:lvl w:ilvl="4" w:tentative="1">
-      <w:start w:val="1"/>
-      <w:numFmt w:val="bullet"/>
-      <w:lvlText w:val=""/>
-      <w:lvlJc w:val="left"/>
-      <w:pPr>
-        <w:tabs>
-          <w:tab w:val="num" w:pos="3600"/>
-        </w:tabs>
-        <w:ind w:left="3600" w:hanging="360"/>
-      </w:pPr>
-      <w:rPr>
-        <w:rFonts w:ascii="Wingdings" w:hAnsi="Wingdings" w:hint="default"/>
-        <w:sz w:val="20"/>
-      </w:rPr>
-    </w:lvl>
-    <w:lvl w:ilvl="5" w:tentative="1">
-      <w:start w:val="1"/>
-      <w:numFmt w:val="bullet"/>
-      <w:lvlText w:val=""/>
-      <w:lvlJc w:val="left"/>
-      <w:pPr>
-        <w:tabs>
-          <w:tab w:val="num" w:pos="4320"/>
-        </w:tabs>
-        <w:ind w:left="4320" w:hanging="360"/>
-      </w:pPr>
-      <w:rPr>
-        <w:rFonts w:ascii="Wingdings" w:hAnsi="Wingdings" w:hint="default"/>
-        <w:sz w:val="20"/>
-      </w:rPr>
-    </w:lvl>
-    <w:lvl w:ilvl="6" w:tentative="1">
-      <w:start w:val="1"/>
-      <w:numFmt w:val="bullet"/>
-      <w:lvlText w:val=""/>
-      <w:lvlJc w:val="left"/>
-      <w:pPr>
-        <w:tabs>
-          <w:tab w:val="num" w:pos="5040"/>
-        </w:tabs>
-        <w:ind w:left="5040" w:hanging="360"/>
-      </w:pPr>
-      <w:rPr>
-        <w:rFonts w:ascii="Wingdings" w:hAnsi="Wingdings" w:hint="default"/>
-        <w:sz w:val="20"/>
-      </w:rPr>
-    </w:lvl>
-    <w:lvl w:ilvl="7" w:tentative="1">
-      <w:start w:val="1"/>
-      <w:numFmt w:val="bullet"/>
-      <w:lvlText w:val=""/>
-      <w:lvlJc w:val="left"/>
-      <w:pPr>
-        <w:tabs>
-          <w:tab w:val="num" w:pos="5760"/>
-        </w:tabs>
-        <w:ind w:left="5760" w:hanging="360"/>
-      </w:pPr>
-      <w:rPr>
-        <w:rFonts w:ascii="Wingdings" w:hAnsi="Wingdings" w:hint="default"/>
-        <w:sz w:val="20"/>
-      </w:rPr>
-    </w:lvl>
-    <w:lvl w:ilvl="8" w:tentative="1">
-      <w:start w:val="1"/>
-      <w:numFmt w:val="bullet"/>
-      <w:lvlText w:val=""/>
-      <w:lvlJc w:val="left"/>
-      <w:pPr>
-        <w:tabs>
-          <w:tab w:val="num" w:pos="6480"/>
-        </w:tabs>
-        <w:ind w:left="6480" w:hanging="360"/>
-      </w:pPr>
-      <w:rPr>
-        <w:rFonts w:ascii="Wingdings" w:hAnsi="Wingdings" w:hint="default"/>
-        <w:sz w:val="20"/>
-      </w:rPr>
-    </w:lvl>
-  </w:abstractNum>
-  <w:abstractNum w:abstractNumId="37" w15:restartNumberingAfterBreak="0">
+  <w:abstractNum w:abstractNumId="30" w15:restartNumberingAfterBreak="0">
     <w:nsid w:val="6F862AC4"/>
     <w:multiLevelType w:val="multilevel"/>
     <w:tmpl w:val="D760F75A"/>
@@ -11358,7 +11613,7 @@
       </w:rPr>
     </w:lvl>
   </w:abstractNum>
-  <w:abstractNum w:abstractNumId="38" w15:restartNumberingAfterBreak="0">
+  <w:abstractNum w:abstractNumId="31" w15:restartNumberingAfterBreak="0">
     <w:nsid w:val="7192495B"/>
     <w:multiLevelType w:val="multilevel"/>
     <w:tmpl w:val="E042C7C2"/>
@@ -11507,7 +11762,7 @@
       </w:rPr>
     </w:lvl>
   </w:abstractNum>
-  <w:abstractNum w:abstractNumId="39" w15:restartNumberingAfterBreak="0">
+  <w:abstractNum w:abstractNumId="32" w15:restartNumberingAfterBreak="0">
     <w:nsid w:val="756C6F32"/>
     <w:multiLevelType w:val="multilevel"/>
     <w:tmpl w:val="528AD7C0"/>
@@ -11656,156 +11911,7 @@
       </w:rPr>
     </w:lvl>
   </w:abstractNum>
-  <w:abstractNum w:abstractNumId="40" w15:restartNumberingAfterBreak="0">
-    <w:nsid w:val="779E3CA4"/>
-    <w:multiLevelType w:val="multilevel"/>
-    <w:tmpl w:val="55588C6E"/>
-    <w:lvl w:ilvl="0">
-      <w:start w:val="1"/>
-      <w:numFmt w:val="bullet"/>
-      <w:lvlText w:val=""/>
-      <w:lvlJc w:val="left"/>
-      <w:pPr>
-        <w:tabs>
-          <w:tab w:val="num" w:pos="720"/>
-        </w:tabs>
-        <w:ind w:left="720" w:hanging="360"/>
-      </w:pPr>
-      <w:rPr>
-        <w:rFonts w:ascii="Symbol" w:hAnsi="Symbol" w:hint="default"/>
-        <w:sz w:val="20"/>
-      </w:rPr>
-    </w:lvl>
-    <w:lvl w:ilvl="1" w:tentative="1">
-      <w:start w:val="1"/>
-      <w:numFmt w:val="bullet"/>
-      <w:lvlText w:val="o"/>
-      <w:lvlJc w:val="left"/>
-      <w:pPr>
-        <w:tabs>
-          <w:tab w:val="num" w:pos="1440"/>
-        </w:tabs>
-        <w:ind w:left="1440" w:hanging="360"/>
-      </w:pPr>
-      <w:rPr>
-        <w:rFonts w:ascii="Courier New" w:hAnsi="Courier New" w:hint="default"/>
-        <w:sz w:val="20"/>
-      </w:rPr>
-    </w:lvl>
-    <w:lvl w:ilvl="2" w:tentative="1">
-      <w:start w:val="1"/>
-      <w:numFmt w:val="bullet"/>
-      <w:lvlText w:val=""/>
-      <w:lvlJc w:val="left"/>
-      <w:pPr>
-        <w:tabs>
-          <w:tab w:val="num" w:pos="2160"/>
-        </w:tabs>
-        <w:ind w:left="2160" w:hanging="360"/>
-      </w:pPr>
-      <w:rPr>
-        <w:rFonts w:ascii="Wingdings" w:hAnsi="Wingdings" w:hint="default"/>
-        <w:sz w:val="20"/>
-      </w:rPr>
-    </w:lvl>
-    <w:lvl w:ilvl="3" w:tentative="1">
-      <w:start w:val="1"/>
-      <w:numFmt w:val="bullet"/>
-      <w:lvlText w:val=""/>
-      <w:lvlJc w:val="left"/>
-      <w:pPr>
-        <w:tabs>
-          <w:tab w:val="num" w:pos="2880"/>
-        </w:tabs>
-        <w:ind w:left="2880" w:hanging="360"/>
-      </w:pPr>
-      <w:rPr>
-        <w:rFonts w:ascii="Wingdings" w:hAnsi="Wingdings" w:hint="default"/>
-        <w:sz w:val="20"/>
-      </w:rPr>
-    </w:lvl>
-    <w:lvl w:ilvl="4" w:tentative="1">
-      <w:start w:val="1"/>
-      <w:numFmt w:val="bullet"/>
-      <w:lvlText w:val=""/>
-      <w:lvlJc w:val="left"/>
-      <w:pPr>
-        <w:tabs>
-          <w:tab w:val="num" w:pos="3600"/>
-        </w:tabs>
-        <w:ind w:left="3600" w:hanging="360"/>
-      </w:pPr>
-      <w:rPr>
-        <w:rFonts w:ascii="Wingdings" w:hAnsi="Wingdings" w:hint="default"/>
-        <w:sz w:val="20"/>
-      </w:rPr>
-    </w:lvl>
-    <w:lvl w:ilvl="5" w:tentative="1">
-      <w:start w:val="1"/>
-      <w:numFmt w:val="bullet"/>
-      <w:lvlText w:val=""/>
-      <w:lvlJc w:val="left"/>
-      <w:pPr>
-        <w:tabs>
-          <w:tab w:val="num" w:pos="4320"/>
-        </w:tabs>
-        <w:ind w:left="4320" w:hanging="360"/>
-      </w:pPr>
-      <w:rPr>
-        <w:rFonts w:ascii="Wingdings" w:hAnsi="Wingdings" w:hint="default"/>
-        <w:sz w:val="20"/>
-      </w:rPr>
-    </w:lvl>
-    <w:lvl w:ilvl="6" w:tentative="1">
-      <w:start w:val="1"/>
-      <w:numFmt w:val="bullet"/>
-      <w:lvlText w:val=""/>
-      <w:lvlJc w:val="left"/>
-      <w:pPr>
-        <w:tabs>
-          <w:tab w:val="num" w:pos="5040"/>
-        </w:tabs>
-        <w:ind w:left="5040" w:hanging="360"/>
-      </w:pPr>
-      <w:rPr>
-        <w:rFonts w:ascii="Wingdings" w:hAnsi="Wingdings" w:hint="default"/>
-        <w:sz w:val="20"/>
-      </w:rPr>
-    </w:lvl>
-    <w:lvl w:ilvl="7" w:tentative="1">
-      <w:start w:val="1"/>
-      <w:numFmt w:val="bullet"/>
-      <w:lvlText w:val=""/>
-      <w:lvlJc w:val="left"/>
-      <w:pPr>
-        <w:tabs>
-          <w:tab w:val="num" w:pos="5760"/>
-        </w:tabs>
-        <w:ind w:left="5760" w:hanging="360"/>
-      </w:pPr>
-      <w:rPr>
-        <w:rFonts w:ascii="Wingdings" w:hAnsi="Wingdings" w:hint="default"/>
-        <w:sz w:val="20"/>
-      </w:rPr>
-    </w:lvl>
-    <w:lvl w:ilvl="8" w:tentative="1">
-      <w:start w:val="1"/>
-      <w:numFmt w:val="bullet"/>
-      <w:lvlText w:val=""/>
-      <w:lvlJc w:val="left"/>
-      <w:pPr>
-        <w:tabs>
-          <w:tab w:val="num" w:pos="6480"/>
-        </w:tabs>
-        <w:ind w:left="6480" w:hanging="360"/>
-      </w:pPr>
-      <w:rPr>
-        <w:rFonts w:ascii="Wingdings" w:hAnsi="Wingdings" w:hint="default"/>
-        <w:sz w:val="20"/>
-      </w:rPr>
-    </w:lvl>
-  </w:abstractNum>
-  <w:abstractNum w:abstractNumId="41" w15:restartNumberingAfterBreak="0">
+  <w:abstractNum w:abstractNumId="33" w15:restartNumberingAfterBreak="0">
     <w:nsid w:val="78E66C32"/>
     <w:multiLevelType w:val="multilevel"/>
     <w:tmpl w:val="F2F660BE"/>
@@ -11918,254 +12024,109 @@
       </w:pPr>
     </w:lvl>
   </w:abstractNum>
-  <w:abstractNum w:abstractNumId="42" w15:restartNumberingAfterBreak="0">
-    <w:nsid w:val="7D6D239E"/>
-    <w:multiLevelType w:val="hybridMultilevel"/>
-    <w:tmpl w:val="580EA030"/>
-    <w:lvl w:ilvl="0" w:tplc="040E0001">
-      <w:start w:val="1"/>
-      <w:numFmt w:val="bullet"/>
-      <w:lvlText w:val=""/>
-      <w:lvlJc w:val="left"/>
-      <w:pPr>
-        <w:ind w:left="720" w:hanging="360"/>
-      </w:pPr>
-      <w:rPr>
-        <w:rFonts w:ascii="Symbol" w:hAnsi="Symbol" w:hint="default"/>
-      </w:rPr>
-    </w:lvl>
-    <w:lvl w:ilvl="1" w:tplc="040E0003" w:tentative="1">
-      <w:start w:val="1"/>
-      <w:numFmt w:val="bullet"/>
-      <w:lvlText w:val="o"/>
-      <w:lvlJc w:val="left"/>
-      <w:pPr>
-        <w:ind w:left="1440" w:hanging="360"/>
-      </w:pPr>
-      <w:rPr>
-        <w:rFonts w:ascii="Courier New" w:hAnsi="Courier New" w:cs="Courier New" w:hint="default"/>
-      </w:rPr>
-    </w:lvl>
-    <w:lvl w:ilvl="2" w:tplc="040E0005" w:tentative="1">
-      <w:start w:val="1"/>
-      <w:numFmt w:val="bullet"/>
-      <w:lvlText w:val=""/>
-      <w:lvlJc w:val="left"/>
-      <w:pPr>
-        <w:ind w:left="2160" w:hanging="360"/>
-      </w:pPr>
-      <w:rPr>
-        <w:rFonts w:ascii="Wingdings" w:hAnsi="Wingdings" w:hint="default"/>
-      </w:rPr>
-    </w:lvl>
-    <w:lvl w:ilvl="3" w:tplc="040E0001" w:tentative="1">
-      <w:start w:val="1"/>
-      <w:numFmt w:val="bullet"/>
-      <w:lvlText w:val=""/>
-      <w:lvlJc w:val="left"/>
-      <w:pPr>
-        <w:ind w:left="2880" w:hanging="360"/>
-      </w:pPr>
-      <w:rPr>
-        <w:rFonts w:ascii="Symbol" w:hAnsi="Symbol" w:hint="default"/>
-      </w:rPr>
-    </w:lvl>
-    <w:lvl w:ilvl="4" w:tplc="040E0003" w:tentative="1">
-      <w:start w:val="1"/>
-      <w:numFmt w:val="bullet"/>
-      <w:lvlText w:val="o"/>
-      <w:lvlJc w:val="left"/>
-      <w:pPr>
-        <w:ind w:left="3600" w:hanging="360"/>
-      </w:pPr>
-      <w:rPr>
-        <w:rFonts w:ascii="Courier New" w:hAnsi="Courier New" w:cs="Courier New" w:hint="default"/>
-      </w:rPr>
-    </w:lvl>
-    <w:lvl w:ilvl="5" w:tplc="040E0005" w:tentative="1">
-      <w:start w:val="1"/>
-      <w:numFmt w:val="bullet"/>
-      <w:lvlText w:val=""/>
-      <w:lvlJc w:val="left"/>
-      <w:pPr>
-        <w:ind w:left="4320" w:hanging="360"/>
-      </w:pPr>
-      <w:rPr>
-        <w:rFonts w:ascii="Wingdings" w:hAnsi="Wingdings" w:hint="default"/>
-      </w:rPr>
-    </w:lvl>
-    <w:lvl w:ilvl="6" w:tplc="040E0001" w:tentative="1">
-      <w:start w:val="1"/>
-      <w:numFmt w:val="bullet"/>
-      <w:lvlText w:val=""/>
-      <w:lvlJc w:val="left"/>
-      <w:pPr>
-        <w:ind w:left="5040" w:hanging="360"/>
-      </w:pPr>
-      <w:rPr>
-        <w:rFonts w:ascii="Symbol" w:hAnsi="Symbol" w:hint="default"/>
-      </w:rPr>
-    </w:lvl>
-    <w:lvl w:ilvl="7" w:tplc="040E0003" w:tentative="1">
-      <w:start w:val="1"/>
-      <w:numFmt w:val="bullet"/>
-      <w:lvlText w:val="o"/>
-      <w:lvlJc w:val="left"/>
-      <w:pPr>
-        <w:ind w:left="5760" w:hanging="360"/>
-      </w:pPr>
-      <w:rPr>
-        <w:rFonts w:ascii="Courier New" w:hAnsi="Courier New" w:cs="Courier New" w:hint="default"/>
-      </w:rPr>
-    </w:lvl>
-    <w:lvl w:ilvl="8" w:tplc="040E0005" w:tentative="1">
-      <w:start w:val="1"/>
-      <w:numFmt w:val="bullet"/>
-      <w:lvlText w:val=""/>
-      <w:lvlJc w:val="left"/>
-      <w:pPr>
-        <w:ind w:left="6480" w:hanging="360"/>
-      </w:pPr>
-      <w:rPr>
-        <w:rFonts w:ascii="Wingdings" w:hAnsi="Wingdings" w:hint="default"/>
-      </w:rPr>
-    </w:lvl>
-  </w:abstractNum>
   <w:num w:numId="1">
-    <w:abstractNumId w:val="16"/>
+    <w:abstractNumId w:val="24"/>
   </w:num>
   <w:num w:numId="2">
-    <w:abstractNumId w:val="32"/>
+    <w:abstractNumId w:val="7"/>
   </w:num>
   <w:num w:numId="3">
-    <w:abstractNumId w:val="16"/>
+    <w:abstractNumId w:val="21"/>
   </w:num>
   <w:num w:numId="4">
+    <w:abstractNumId w:val="9"/>
+  </w:num>
+  <w:num w:numId="5">
+    <w:abstractNumId w:val="19"/>
+  </w:num>
+  <w:num w:numId="6">
     <w:abstractNumId w:val="29"/>
   </w:num>
-  <w:num w:numId="5">
-    <w:abstractNumId w:val="12"/>
+  <w:num w:numId="7">
+    <w:abstractNumId w:val="30"/>
   </w:num>
-  <w:num w:numId="6">
-    <w:abstractNumId w:val="1"/>
+  <w:num w:numId="8">
+    <w:abstractNumId w:val="28"/>
   </w:num>
-  <w:num w:numId="7">
+  <w:num w:numId="9">
     <w:abstractNumId w:val="31"/>
   </w:num>
-  <w:num w:numId="8">
-    <w:abstractNumId w:val="8"/>
-  </w:num>
-  <w:num w:numId="9">
-    <w:abstractNumId w:val="7"/>
-  </w:num>
   <w:num w:numId="10">
-    <w:abstractNumId w:val="27"/>
+    <w:abstractNumId w:val="5"/>
   </w:num>
   <w:num w:numId="11">
     <w:abstractNumId w:val="10"/>
   </w:num>
   <w:num w:numId="12">
-    <w:abstractNumId w:val="29"/>
+    <w:abstractNumId w:val="12"/>
   </w:num>
   <w:num w:numId="13">
-    <w:abstractNumId w:val="26"/>
+    <w:abstractNumId w:val="22"/>
   </w:num>
   <w:num w:numId="14">
-    <w:abstractNumId w:val="40"/>
+    <w:abstractNumId w:val="33"/>
   </w:num>
   <w:num w:numId="15">
-    <w:abstractNumId w:val="36"/>
+    <w:abstractNumId w:val="0"/>
   </w:num>
   <w:num w:numId="16">
-    <w:abstractNumId w:val="21"/>
+    <w:abstractNumId w:val="14"/>
   </w:num>
   <w:num w:numId="17">
-    <w:abstractNumId w:val="24"/>
+    <w:abstractNumId w:val="1"/>
   </w:num>
   <w:num w:numId="18">
-    <w:abstractNumId w:val="23"/>
+    <w:abstractNumId w:val="13"/>
   </w:num>
   <w:num w:numId="19">
     <w:abstractNumId w:val="25"/>
   </w:num>
   <w:num w:numId="20">
-    <w:abstractNumId w:val="33"/>
+    <w:abstractNumId w:val="17"/>
   </w:num>
   <w:num w:numId="21">
+    <w:abstractNumId w:val="11"/>
+  </w:num>
+  <w:num w:numId="22">
+    <w:abstractNumId w:val="18"/>
+  </w:num>
+  <w:num w:numId="23">
+    <w:abstractNumId w:val="4"/>
+  </w:num>
+  <w:num w:numId="24">
+    <w:abstractNumId w:val="32"/>
+  </w:num>
+  <w:num w:numId="25">
+    <w:abstractNumId w:val="27"/>
+  </w:num>
+  <w:num w:numId="26">
+    <w:abstractNumId w:val="20"/>
+  </w:num>
+  <w:num w:numId="27">
+    <w:abstractNumId w:val="23"/>
+  </w:num>
+  <w:num w:numId="28">
     <w:abstractNumId w:val="15"/>
   </w:num>
-  <w:num w:numId="22">
-    <w:abstractNumId w:val="4"/>
+  <w:num w:numId="29">
+    <w:abstractNumId w:val="3"/>
   </w:num>
-  <w:num w:numId="23">
+  <w:num w:numId="30">
+    <w:abstractNumId w:val="16"/>
+  </w:num>
+  <w:num w:numId="31">
+    <w:abstractNumId w:val="8"/>
+  </w:num>
+  <w:num w:numId="32">
     <w:abstractNumId w:val="2"/>
   </w:num>
-  <w:num w:numId="24">
-    <w:abstractNumId w:val="35"/>
+  <w:num w:numId="33">
+    <w:abstractNumId w:val="26"/>
   </w:num>
-  <w:num w:numId="25">
-    <w:abstractNumId w:val="37"/>
-  </w:num>
-  <w:num w:numId="26">
-    <w:abstractNumId w:val="34"/>
-  </w:num>
-  <w:num w:numId="27">
-    <w:abstractNumId w:val="38"/>
-  </w:num>
-  <w:num w:numId="28">
+  <w:num w:numId="34">
     <w:abstractNumId w:val="6"/>
   </w:num>
-  <w:num w:numId="29">
-    <w:abstractNumId w:val="11"/>
-  </w:num>
-  <w:num w:numId="30">
-    <w:abstractNumId w:val="17"/>
-  </w:num>
-  <w:num w:numId="31">
-    <w:abstractNumId w:val="13"/>
-  </w:num>
-  <w:num w:numId="32">
-    <w:abstractNumId w:val="9"/>
-  </w:num>
-  <w:num w:numId="33">
-    <w:abstractNumId w:val="42"/>
-  </w:num>
-  <w:num w:numId="34">
-    <w:abstractNumId w:val="28"/>
-  </w:num>
-  <w:num w:numId="35">
-    <w:abstractNumId w:val="41"/>
-  </w:num>
-  <w:num w:numId="36">
-    <w:abstractNumId w:val="0"/>
-  </w:num>
-  <w:num w:numId="37">
-    <w:abstractNumId w:val="19"/>
-  </w:num>
-  <w:num w:numId="38">
-    <w:abstractNumId w:val="3"/>
-  </w:num>
-  <w:num w:numId="39">
-    <w:abstractNumId w:val="18"/>
-  </w:num>
-  <w:num w:numId="40">
-    <w:abstractNumId w:val="30"/>
-  </w:num>
-  <w:num w:numId="41">
-    <w:abstractNumId w:val="20"/>
-  </w:num>
-  <w:num w:numId="42">
-    <w:abstractNumId w:val="14"/>
-  </w:num>
-  <w:num w:numId="43">
-    <w:abstractNumId w:val="22"/>
-  </w:num>
-  <w:num w:numId="44">
-    <w:abstractNumId w:val="5"/>
-  </w:num>
-  <w:num w:numId="45">
-    <w:abstractNumId w:val="39"/>
-  </w:num>
+  <w:numIdMacAtCleanup w:val="34"/>
 </w:numbering>
 </file>
 
@@ -12583,7 +12544,7 @@
       <w:keepLines/>
       <w:pageBreakBefore/>
       <w:numPr>
-        <w:numId w:val="4"/>
+        <w:numId w:val="1"/>
       </w:numPr>
       <w:spacing w:before="480"/>
       <w:outlineLvl w:val="0"/>
@@ -12612,7 +12573,7 @@
       <w:keepLines/>
       <w:numPr>
         <w:ilvl w:val="1"/>
-        <w:numId w:val="4"/>
+        <w:numId w:val="1"/>
       </w:numPr>
       <w:spacing w:before="200"/>
       <w:outlineLvl w:val="1"/>
@@ -12640,7 +12601,7 @@
       <w:keepLines/>
       <w:numPr>
         <w:ilvl w:val="2"/>
-        <w:numId w:val="4"/>
+        <w:numId w:val="1"/>
       </w:numPr>
       <w:spacing w:before="200"/>
       <w:outlineLvl w:val="2"/>
@@ -12667,7 +12628,7 @@
       <w:keepLines/>
       <w:numPr>
         <w:ilvl w:val="3"/>
-        <w:numId w:val="4"/>
+        <w:numId w:val="1"/>
       </w:numPr>
       <w:spacing w:before="40" w:after="0"/>
       <w:outlineLvl w:val="3"/>
@@ -12694,7 +12655,7 @@
       <w:keepLines/>
       <w:numPr>
         <w:ilvl w:val="4"/>
-        <w:numId w:val="4"/>
+        <w:numId w:val="1"/>
       </w:numPr>
       <w:spacing w:before="40" w:after="0"/>
       <w:outlineLvl w:val="4"/>
@@ -12719,7 +12680,7 @@
       <w:keepLines/>
       <w:numPr>
         <w:ilvl w:val="5"/>
-        <w:numId w:val="4"/>
+        <w:numId w:val="1"/>
       </w:numPr>
       <w:spacing w:before="40" w:after="0"/>
       <w:outlineLvl w:val="5"/>
@@ -12744,7 +12705,7 @@
       <w:keepLines/>
       <w:numPr>
         <w:ilvl w:val="6"/>
-        <w:numId w:val="4"/>
+        <w:numId w:val="1"/>
       </w:numPr>
       <w:spacing w:before="40" w:after="0"/>
       <w:outlineLvl w:val="6"/>
@@ -12771,7 +12732,7 @@
       <w:keepLines/>
       <w:numPr>
         <w:ilvl w:val="7"/>
-        <w:numId w:val="4"/>
+        <w:numId w:val="1"/>
       </w:numPr>
       <w:spacing w:before="40" w:after="0"/>
       <w:outlineLvl w:val="7"/>
@@ -12798,7 +12759,7 @@
       <w:keepLines/>
       <w:numPr>
         <w:ilvl w:val="8"/>
-        <w:numId w:val="4"/>
+        <w:numId w:val="1"/>
       </w:numPr>
       <w:spacing w:before="40" w:after="0"/>
       <w:outlineLvl w:val="8"/>
@@ -13662,25 +13623,16 @@
 </file>
 
 <file path=customXml/item1.xml><?xml version="1.0" encoding="utf-8"?>
-<b:Sources xmlns:b="http://schemas.openxmlformats.org/officeDocument/2006/bibliography" xmlns="http://schemas.openxmlformats.org/officeDocument/2006/bibliography" SelectedStyle="\APA.XSL" StyleName="APA"/>
-</file>
-
-<file path=customXml/item2.xml><?xml version="1.0" encoding="utf-8"?>
 <p:properties xmlns:p="http://schemas.microsoft.com/office/2006/metadata/properties" xmlns:xsi="http://www.w3.org/2001/XMLSchema-instance" xmlns:pc="http://schemas.microsoft.com/office/infopath/2007/PartnerControls">
   <documentManagement/>
 </p:properties>
 </file>
 
-<file path=customXml/item3.xml><?xml version="1.0" encoding="utf-8"?>
-<?mso-contentType ?>
-<FormTemplates xmlns="http://schemas.microsoft.com/sharepoint/v3/contenttype/forms">
-  <Display>DocumentLibraryForm</Display>
-  <Edit>DocumentLibraryForm</Edit>
-  <New>DocumentLibraryForm</New>
-</FormTemplates>
+<file path=customXml/item2.xml><?xml version="1.0" encoding="utf-8"?>
+<b:Sources xmlns:b="http://schemas.openxmlformats.org/officeDocument/2006/bibliography" xmlns="http://schemas.openxmlformats.org/officeDocument/2006/bibliography" SelectedStyle="\APA.XSL" StyleName="APA"/>
 </file>
 
-<file path=customXml/item4.xml><?xml version="1.0" encoding="utf-8"?>
+<file path=customXml/item3.xml><?xml version="1.0" encoding="utf-8"?>
 <ct:contentTypeSchema xmlns:ct="http://schemas.microsoft.com/office/2006/metadata/contentType" xmlns:ma="http://schemas.microsoft.com/office/2006/metadata/properties/metaAttributes" ct:_="" ma:_="" ma:contentTypeName="Dokumentum" ma:contentTypeID="0x0101004AD40832F052A44985CF0BB7E4CC5CE6" ma:contentTypeVersion="3" ma:contentTypeDescription="Új dokumentum létrehozása." ma:contentTypeScope="" ma:versionID="4f645cc22e4e8a025bd08f7a284c6328">
   <xsd:schema xmlns:xsd="http://www.w3.org/2001/XMLSchema" xmlns:xs="http://www.w3.org/2001/XMLSchema" xmlns:p="http://schemas.microsoft.com/office/2006/metadata/properties" xmlns:ns2="61fcff8d-3f70-4849-8ae2-5fe1b28dc513" targetNamespace="http://schemas.microsoft.com/office/2006/metadata/properties" ma:root="true" ma:fieldsID="ce15b709a1860217d3b77958b410e9d8" ns2:_="">
     <xsd:import namespace="61fcff8d-3f70-4849-8ae2-5fe1b28dc513"/>
@@ -13818,15 +13770,16 @@
 </ct:contentTypeSchema>
 </file>
 
-<file path=customXml/itemProps1.xml><?xml version="1.0" encoding="utf-8"?>
-<ds:datastoreItem xmlns:ds="http://schemas.openxmlformats.org/officeDocument/2006/customXml" ds:itemID="{31D8A198-B5FD-41D1-8F98-20D226CAF475}">
-  <ds:schemaRefs>
-    <ds:schemaRef ds:uri="http://schemas.openxmlformats.org/officeDocument/2006/bibliography"/>
-  </ds:schemaRefs>
-</ds:datastoreItem>
+<file path=customXml/item4.xml><?xml version="1.0" encoding="utf-8"?>
+<?mso-contentType ?>
+<FormTemplates xmlns="http://schemas.microsoft.com/sharepoint/v3/contenttype/forms">
+  <Display>DocumentLibraryForm</Display>
+  <Edit>DocumentLibraryForm</Edit>
+  <New>DocumentLibraryForm</New>
+</FormTemplates>
 </file>
 
-<file path=customXml/itemProps2.xml><?xml version="1.0" encoding="utf-8"?>
+<file path=customXml/itemProps1.xml><?xml version="1.0" encoding="utf-8"?>
 <ds:datastoreItem xmlns:ds="http://schemas.openxmlformats.org/officeDocument/2006/customXml" ds:itemID="{4683CF39-CBC1-469A-88EA-F31417A0D119}">
   <ds:schemaRefs>
     <ds:schemaRef ds:uri="http://schemas.microsoft.com/office/2006/metadata/properties"/>
@@ -13835,15 +13788,15 @@
 </ds:datastoreItem>
 </file>
 
-<file path=customXml/itemProps3.xml><?xml version="1.0" encoding="utf-8"?>
-<ds:datastoreItem xmlns:ds="http://schemas.openxmlformats.org/officeDocument/2006/customXml" ds:itemID="{49E9CE2F-4863-430F-A73B-CD3063AB172E}">
+<file path=customXml/itemProps2.xml><?xml version="1.0" encoding="utf-8"?>
+<ds:datastoreItem xmlns:ds="http://schemas.openxmlformats.org/officeDocument/2006/customXml" ds:itemID="{31D8A198-B5FD-41D1-8F98-20D226CAF475}">
   <ds:schemaRefs>
-    <ds:schemaRef ds:uri="http://schemas.microsoft.com/sharepoint/v3/contenttype/forms"/>
+    <ds:schemaRef ds:uri="http://schemas.openxmlformats.org/officeDocument/2006/bibliography"/>
   </ds:schemaRefs>
 </ds:datastoreItem>
 </file>
 
-<file path=customXml/itemProps4.xml><?xml version="1.0" encoding="utf-8"?>
+<file path=customXml/itemProps3.xml><?xml version="1.0" encoding="utf-8"?>
 <ds:datastoreItem xmlns:ds="http://schemas.openxmlformats.org/officeDocument/2006/customXml" ds:itemID="{14969299-495B-4585-A759-CF6FCF6243D8}">
   <ds:schemaRefs>
     <ds:schemaRef ds:uri="http://schemas.microsoft.com/office/2006/metadata/contentType"/>
@@ -13859,4 +13812,12 @@
     <ds:schemaRef ds:uri="http://schemas.microsoft.com/internal/obd"/>
   </ds:schemaRefs>
 </ds:datastoreItem>
+</file>
+
+<file path=customXml/itemProps4.xml><?xml version="1.0" encoding="utf-8"?>
+<ds:datastoreItem xmlns:ds="http://schemas.openxmlformats.org/officeDocument/2006/customXml" ds:itemID="{49E9CE2F-4863-430F-A73B-CD3063AB172E}">
+  <ds:schemaRefs>
+    <ds:schemaRef ds:uri="http://schemas.microsoft.com/sharepoint/v3/contenttype/forms"/>
+  </ds:schemaRefs>
+</ds:datastoreItem>
 </file>